--- a/1-运维服务目录/HFSJ-ITSS-0101-运维服务目录管理制度.docx
+++ b/1-运维服务目录/HFSJ-ITSS-0101-运维服务目录管理制度.docx
@@ -1,11 +1,10 @@
 
 <file path=word/document.xml><?xml version="1.0" encoding="utf-8"?>
-<w:document xmlns:wpc="http://schemas.microsoft.com/office/word/2010/wordprocessingCanvas" xmlns:mc="http://schemas.openxmlformats.org/markup-compatibility/2006" xmlns:o="urn:schemas-microsoft-com:office:office" xmlns:r="http://schemas.openxmlformats.org/officeDocument/2006/relationships" xmlns:m="http://schemas.openxmlformats.org/officeDocument/2006/math" xmlns:v="urn:schemas-microsoft-com:vml" xmlns:wp14="http://schemas.microsoft.com/office/word/2010/wordprocessingDrawing" xmlns:wp="http://schemas.openxmlformats.org/drawingml/2006/wordprocessingDrawing" xmlns:w10="urn:schemas-microsoft-com:office:word" xmlns:w="http://schemas.openxmlformats.org/wordprocessingml/2006/main" xmlns:w14="http://schemas.microsoft.com/office/word/2010/wordml" xmlns:w15="http://schemas.microsoft.com/office/word/2012/wordml" xmlns:wne="http://schemas.microsoft.com/office/word/2006/wordml" xmlns:wpg="http://schemas.microsoft.com/office/word/2010/wordprocessingGroup" xmlns:wpi="http://schemas.microsoft.com/office/word/2010/wordprocessingInk" xmlns:wps="http://schemas.microsoft.com/office/word/2010/wordprocessingShape" mc:Ignorable="w14 w15 wp14">
-  <!-- Generated by Aspose.Words for .NET 13.3.0.1 -->
+<w:document xmlns:wpc="http://schemas.microsoft.com/office/word/2010/wordprocessingCanvas" xmlns:mc="http://schemas.openxmlformats.org/markup-compatibility/2006" xmlns:o="urn:schemas-microsoft-com:office:office" xmlns:r="http://schemas.openxmlformats.org/officeDocument/2006/relationships" xmlns:m="http://schemas.openxmlformats.org/officeDocument/2006/math" xmlns:v="urn:schemas-microsoft-com:vml" xmlns:wp14="http://schemas.microsoft.com/office/word/2010/wordprocessingDrawing" xmlns:wp="http://schemas.openxmlformats.org/drawingml/2006/wordprocessingDrawing" xmlns:w="http://schemas.openxmlformats.org/wordprocessingml/2006/main" xmlns:w14="http://schemas.microsoft.com/office/word/2010/wordml" xmlns:w10="urn:schemas-microsoft-com:office:word" xmlns:w15="http://schemas.microsoft.com/office/word/2012/wordml" xmlns:wpg="http://schemas.microsoft.com/office/word/2010/wordprocessingGroup" xmlns:wpi="http://schemas.microsoft.com/office/word/2010/wordprocessingInk" xmlns:wne="http://schemas.microsoft.com/office/word/2006/wordml" xmlns:wps="http://schemas.microsoft.com/office/word/2010/wordprocessingShape" xmlns:wpsCustomData="http://www.wps.cn/officeDocument/2013/wpsCustomData" mc:Ignorable="w14 w15 wp14">
   <w:body>
     <w:p>
       <w:pPr>
-        <w:pStyle w:val="a0"/>
+        <w:pStyle w:val="25"/>
         <w:keepLines w:val="0"/>
         <w:pageBreakBefore w:val="0"/>
         <w:widowControl w:val="0"/>
@@ -37,7 +36,7 @@
     </w:p>
     <w:p>
       <w:pPr>
-        <w:pStyle w:val="a1"/>
+        <w:pStyle w:val="26"/>
         <w:keepLines w:val="0"/>
         <w:pageBreakBefore w:val="0"/>
         <w:widowControl w:val="0"/>
@@ -69,17 +68,18 @@
     </w:p>
     <w:tbl>
       <w:tblPr>
-        <w:tblStyle w:val="TableGrid"/>
+        <w:tblStyle w:val="21"/>
         <w:tblW w:w="8522" w:type="dxa"/>
         <w:jc w:val="center"/>
         <w:tblBorders>
-          <w:top w:val="nil"/>
-          <w:left w:val="nil"/>
-          <w:bottom w:val="nil"/>
-          <w:right w:val="nil"/>
-          <w:insideH w:val="nil"/>
-          <w:insideV w:val="nil"/>
+          <w:top w:val="none" w:color="auto" w:sz="0" w:space="0"/>
+          <w:left w:val="none" w:color="auto" w:sz="0" w:space="0"/>
+          <w:bottom w:val="none" w:color="auto" w:sz="0" w:space="0"/>
+          <w:right w:val="none" w:color="auto" w:sz="0" w:space="0"/>
+          <w:insideH w:val="none" w:color="auto" w:sz="0" w:space="0"/>
+          <w:insideV w:val="none" w:color="auto" w:sz="0" w:space="0"/>
         </w:tblBorders>
+        <w:tblLayout w:type="autofit"/>
         <w:tblCellMar>
           <w:top w:w="0" w:type="dxa"/>
           <w:left w:w="108" w:type="dxa"/>
@@ -95,15 +95,13 @@
       </w:tblGrid>
       <w:tr>
         <w:tblPrEx>
-          <w:tblW w:w="8522" w:type="dxa"/>
-          <w:jc w:val="center"/>
           <w:tblBorders>
-            <w:top w:val="nil"/>
-            <w:left w:val="nil"/>
-            <w:bottom w:val="nil"/>
-            <w:right w:val="nil"/>
-            <w:insideH w:val="nil"/>
-            <w:insideV w:val="nil"/>
+            <w:top w:val="none" w:color="auto" w:sz="0" w:space="0"/>
+            <w:left w:val="none" w:color="auto" w:sz="0" w:space="0"/>
+            <w:bottom w:val="none" w:color="auto" w:sz="0" w:space="0"/>
+            <w:right w:val="none" w:color="auto" w:sz="0" w:space="0"/>
+            <w:insideH w:val="none" w:color="auto" w:sz="0" w:space="0"/>
+            <w:insideV w:val="none" w:color="auto" w:sz="0" w:space="0"/>
           </w:tblBorders>
           <w:tblCellMar>
             <w:top w:w="0" w:type="dxa"/>
@@ -113,7 +111,7 @@
           </w:tblCellMar>
         </w:tblPrEx>
         <w:trPr>
-          <w:trHeight w:val="0"/>
+          <w:trHeight w:val="0" w:hRule="atLeast"/>
           <w:tblHeader/>
           <w:jc w:val="center"/>
         </w:trPr>
@@ -121,8 +119,8 @@
           <w:tcPr>
             <w:tcW w:w="1824" w:type="dxa"/>
             <w:tcBorders>
-              <w:top w:val="single" w:sz="4" w:space="0" w:color="auto"/>
-              <w:left w:val="single" w:sz="4" w:space="0" w:color="auto"/>
+              <w:top w:val="single" w:color="auto" w:sz="4" w:space="0"/>
+              <w:left w:val="single" w:color="auto" w:sz="4" w:space="0"/>
               <w:bottom w:val="nil"/>
               <w:right w:val="nil"/>
             </w:tcBorders>
@@ -167,8 +165,8 @@
           <w:tcPr>
             <w:tcW w:w="3090" w:type="dxa"/>
             <w:tcBorders>
-              <w:top w:val="single" w:sz="4" w:space="0" w:color="auto"/>
-              <w:left w:val="single" w:sz="4" w:space="0" w:color="auto"/>
+              <w:top w:val="single" w:color="auto" w:sz="4" w:space="0"/>
+              <w:left w:val="single" w:color="auto" w:sz="4" w:space="0"/>
               <w:bottom w:val="nil"/>
               <w:right w:val="nil"/>
             </w:tcBorders>
@@ -212,8 +210,8 @@
           <w:tcPr>
             <w:tcW w:w="1824" w:type="dxa"/>
             <w:tcBorders>
-              <w:top w:val="single" w:sz="4" w:space="0" w:color="auto"/>
-              <w:left w:val="single" w:sz="4" w:space="0" w:color="auto"/>
+              <w:top w:val="single" w:color="auto" w:sz="4" w:space="0"/>
+              <w:left w:val="single" w:color="auto" w:sz="4" w:space="0"/>
               <w:bottom w:val="nil"/>
               <w:right w:val="nil"/>
             </w:tcBorders>
@@ -258,10 +256,10 @@
           <w:tcPr>
             <w:tcW w:w="1784" w:type="dxa"/>
             <w:tcBorders>
-              <w:top w:val="single" w:sz="4" w:space="0" w:color="auto"/>
-              <w:left w:val="single" w:sz="4" w:space="0" w:color="auto"/>
+              <w:top w:val="single" w:color="auto" w:sz="4" w:space="0"/>
+              <w:left w:val="single" w:color="auto" w:sz="4" w:space="0"/>
               <w:bottom w:val="nil"/>
-              <w:right w:val="single" w:sz="4" w:space="0" w:color="auto"/>
+              <w:right w:val="single" w:color="auto" w:sz="4" w:space="0"/>
             </w:tcBorders>
             <w:tcMar>
               <w:top w:w="-1" w:type="dxa"/>
@@ -302,8 +300,14 @@
       </w:tr>
       <w:tr>
         <w:tblPrEx>
-          <w:tblW w:w="8522" w:type="dxa"/>
-          <w:jc w:val="center"/>
+          <w:tblBorders>
+            <w:top w:val="none" w:color="auto" w:sz="0" w:space="0"/>
+            <w:left w:val="none" w:color="auto" w:sz="0" w:space="0"/>
+            <w:bottom w:val="none" w:color="auto" w:sz="0" w:space="0"/>
+            <w:right w:val="none" w:color="auto" w:sz="0" w:space="0"/>
+            <w:insideH w:val="none" w:color="auto" w:sz="0" w:space="0"/>
+            <w:insideV w:val="none" w:color="auto" w:sz="0" w:space="0"/>
+          </w:tblBorders>
           <w:tblCellMar>
             <w:top w:w="0" w:type="dxa"/>
             <w:left w:w="108" w:type="dxa"/>
@@ -312,7 +316,7 @@
           </w:tblCellMar>
         </w:tblPrEx>
         <w:trPr>
-          <w:trHeight w:val="0"/>
+          <w:trHeight w:val="0" w:hRule="atLeast"/>
           <w:tblHeader/>
           <w:jc w:val="center"/>
         </w:trPr>
@@ -320,8 +324,8 @@
           <w:tcPr>
             <w:tcW w:w="1824" w:type="dxa"/>
             <w:tcBorders>
-              <w:top w:val="single" w:sz="4" w:space="0" w:color="auto"/>
-              <w:left w:val="single" w:sz="4" w:space="0" w:color="auto"/>
+              <w:top w:val="single" w:color="auto" w:sz="4" w:space="0"/>
+              <w:left w:val="single" w:color="auto" w:sz="4" w:space="0"/>
               <w:bottom w:val="nil"/>
               <w:right w:val="nil"/>
             </w:tcBorders>
@@ -366,8 +370,8 @@
           <w:tcPr>
             <w:tcW w:w="3090" w:type="dxa"/>
             <w:tcBorders>
-              <w:top w:val="single" w:sz="4" w:space="0" w:color="auto"/>
-              <w:left w:val="single" w:sz="4" w:space="0" w:color="auto"/>
+              <w:top w:val="single" w:color="auto" w:sz="4" w:space="0"/>
+              <w:left w:val="single" w:color="auto" w:sz="4" w:space="0"/>
               <w:bottom w:val="nil"/>
               <w:right w:val="nil"/>
             </w:tcBorders>
@@ -411,8 +415,8 @@
           <w:tcPr>
             <w:tcW w:w="1824" w:type="dxa"/>
             <w:tcBorders>
-              <w:top w:val="single" w:sz="4" w:space="0" w:color="auto"/>
-              <w:left w:val="single" w:sz="4" w:space="0" w:color="auto"/>
+              <w:top w:val="single" w:color="auto" w:sz="4" w:space="0"/>
+              <w:left w:val="single" w:color="auto" w:sz="4" w:space="0"/>
               <w:bottom w:val="nil"/>
               <w:right w:val="nil"/>
             </w:tcBorders>
@@ -457,10 +461,10 @@
           <w:tcPr>
             <w:tcW w:w="1784" w:type="dxa"/>
             <w:tcBorders>
-              <w:top w:val="single" w:sz="4" w:space="0" w:color="auto"/>
-              <w:left w:val="single" w:sz="4" w:space="0" w:color="auto"/>
+              <w:top w:val="single" w:color="auto" w:sz="4" w:space="0"/>
+              <w:left w:val="single" w:color="auto" w:sz="4" w:space="0"/>
               <w:bottom w:val="nil"/>
-              <w:right w:val="single" w:sz="4" w:space="0" w:color="auto"/>
+              <w:right w:val="single" w:color="auto" w:sz="4" w:space="0"/>
             </w:tcBorders>
             <w:tcMar>
               <w:top w:w="-1" w:type="dxa"/>
@@ -501,8 +505,14 @@
       </w:tr>
       <w:tr>
         <w:tblPrEx>
-          <w:tblW w:w="8522" w:type="dxa"/>
-          <w:jc w:val="center"/>
+          <w:tblBorders>
+            <w:top w:val="none" w:color="auto" w:sz="0" w:space="0"/>
+            <w:left w:val="none" w:color="auto" w:sz="0" w:space="0"/>
+            <w:bottom w:val="none" w:color="auto" w:sz="0" w:space="0"/>
+            <w:right w:val="none" w:color="auto" w:sz="0" w:space="0"/>
+            <w:insideH w:val="none" w:color="auto" w:sz="0" w:space="0"/>
+            <w:insideV w:val="none" w:color="auto" w:sz="0" w:space="0"/>
+          </w:tblBorders>
           <w:tblCellMar>
             <w:top w:w="0" w:type="dxa"/>
             <w:left w:w="108" w:type="dxa"/>
@@ -511,7 +521,7 @@
           </w:tblCellMar>
         </w:tblPrEx>
         <w:trPr>
-          <w:trHeight w:val="0"/>
+          <w:trHeight w:val="0" w:hRule="atLeast"/>
           <w:tblHeader/>
           <w:jc w:val="center"/>
         </w:trPr>
@@ -519,8 +529,8 @@
           <w:tcPr>
             <w:tcW w:w="1824" w:type="dxa"/>
             <w:tcBorders>
-              <w:top w:val="single" w:sz="4" w:space="0" w:color="auto"/>
-              <w:left w:val="single" w:sz="4" w:space="0" w:color="auto"/>
+              <w:top w:val="single" w:color="auto" w:sz="4" w:space="0"/>
+              <w:left w:val="single" w:color="auto" w:sz="4" w:space="0"/>
               <w:bottom w:val="nil"/>
               <w:right w:val="nil"/>
             </w:tcBorders>
@@ -565,8 +575,8 @@
           <w:tcPr>
             <w:tcW w:w="3090" w:type="dxa"/>
             <w:tcBorders>
-              <w:top w:val="single" w:sz="4" w:space="0" w:color="auto"/>
-              <w:left w:val="single" w:sz="4" w:space="0" w:color="auto"/>
+              <w:top w:val="single" w:color="auto" w:sz="4" w:space="0"/>
+              <w:left w:val="single" w:color="auto" w:sz="4" w:space="0"/>
               <w:bottom w:val="nil"/>
               <w:right w:val="nil"/>
             </w:tcBorders>
@@ -610,8 +620,8 @@
           <w:tcPr>
             <w:tcW w:w="1824" w:type="dxa"/>
             <w:tcBorders>
-              <w:top w:val="single" w:sz="4" w:space="0" w:color="auto"/>
-              <w:left w:val="single" w:sz="4" w:space="0" w:color="auto"/>
+              <w:top w:val="single" w:color="auto" w:sz="4" w:space="0"/>
+              <w:left w:val="single" w:color="auto" w:sz="4" w:space="0"/>
               <w:bottom w:val="nil"/>
               <w:right w:val="nil"/>
             </w:tcBorders>
@@ -656,10 +666,10 @@
           <w:tcPr>
             <w:tcW w:w="1784" w:type="dxa"/>
             <w:tcBorders>
-              <w:top w:val="single" w:sz="4" w:space="0" w:color="auto"/>
-              <w:left w:val="single" w:sz="4" w:space="0" w:color="auto"/>
+              <w:top w:val="single" w:color="auto" w:sz="4" w:space="0"/>
+              <w:left w:val="single" w:color="auto" w:sz="4" w:space="0"/>
               <w:bottom w:val="nil"/>
-              <w:right w:val="single" w:sz="4" w:space="0" w:color="auto"/>
+              <w:right w:val="single" w:color="auto" w:sz="4" w:space="0"/>
             </w:tcBorders>
             <w:tcMar>
               <w:top w:w="-1" w:type="dxa"/>
@@ -700,8 +710,14 @@
       </w:tr>
       <w:tr>
         <w:tblPrEx>
-          <w:tblW w:w="8522" w:type="dxa"/>
-          <w:jc w:val="center"/>
+          <w:tblBorders>
+            <w:top w:val="none" w:color="auto" w:sz="0" w:space="0"/>
+            <w:left w:val="none" w:color="auto" w:sz="0" w:space="0"/>
+            <w:bottom w:val="none" w:color="auto" w:sz="0" w:space="0"/>
+            <w:right w:val="none" w:color="auto" w:sz="0" w:space="0"/>
+            <w:insideH w:val="none" w:color="auto" w:sz="0" w:space="0"/>
+            <w:insideV w:val="none" w:color="auto" w:sz="0" w:space="0"/>
+          </w:tblBorders>
           <w:tblCellMar>
             <w:top w:w="0" w:type="dxa"/>
             <w:left w:w="108" w:type="dxa"/>
@@ -710,7 +726,7 @@
           </w:tblCellMar>
         </w:tblPrEx>
         <w:trPr>
-          <w:trHeight w:val="0"/>
+          <w:trHeight w:val="0" w:hRule="atLeast"/>
           <w:tblHeader/>
           <w:jc w:val="center"/>
         </w:trPr>
@@ -718,8 +734,8 @@
           <w:tcPr>
             <w:tcW w:w="1824" w:type="dxa"/>
             <w:tcBorders>
-              <w:top w:val="single" w:sz="4" w:space="0" w:color="auto"/>
-              <w:left w:val="single" w:sz="4" w:space="0" w:color="auto"/>
+              <w:top w:val="single" w:color="auto" w:sz="4" w:space="0"/>
+              <w:left w:val="single" w:color="auto" w:sz="4" w:space="0"/>
               <w:bottom w:val="nil"/>
               <w:right w:val="nil"/>
             </w:tcBorders>
@@ -764,8 +780,8 @@
           <w:tcPr>
             <w:tcW w:w="3090" w:type="dxa"/>
             <w:tcBorders>
-              <w:top w:val="single" w:sz="4" w:space="0" w:color="auto"/>
-              <w:left w:val="single" w:sz="4" w:space="0" w:color="auto"/>
+              <w:top w:val="single" w:color="auto" w:sz="4" w:space="0"/>
+              <w:left w:val="single" w:color="auto" w:sz="4" w:space="0"/>
               <w:bottom w:val="nil"/>
               <w:right w:val="nil"/>
             </w:tcBorders>
@@ -809,8 +825,8 @@
           <w:tcPr>
             <w:tcW w:w="1824" w:type="dxa"/>
             <w:tcBorders>
-              <w:top w:val="single" w:sz="4" w:space="0" w:color="auto"/>
-              <w:left w:val="single" w:sz="4" w:space="0" w:color="auto"/>
+              <w:top w:val="single" w:color="auto" w:sz="4" w:space="0"/>
+              <w:left w:val="single" w:color="auto" w:sz="4" w:space="0"/>
               <w:bottom w:val="nil"/>
               <w:right w:val="nil"/>
             </w:tcBorders>
@@ -855,10 +871,10 @@
           <w:tcPr>
             <w:tcW w:w="1784" w:type="dxa"/>
             <w:tcBorders>
-              <w:top w:val="single" w:sz="4" w:space="0" w:color="auto"/>
-              <w:left w:val="single" w:sz="4" w:space="0" w:color="auto"/>
+              <w:top w:val="single" w:color="auto" w:sz="4" w:space="0"/>
+              <w:left w:val="single" w:color="auto" w:sz="4" w:space="0"/>
               <w:bottom w:val="nil"/>
-              <w:right w:val="single" w:sz="4" w:space="0" w:color="auto"/>
+              <w:right w:val="single" w:color="auto" w:sz="4" w:space="0"/>
             </w:tcBorders>
             <w:tcMar>
               <w:top w:w="-1" w:type="dxa"/>
@@ -899,8 +915,14 @@
       </w:tr>
       <w:tr>
         <w:tblPrEx>
-          <w:tblW w:w="8522" w:type="dxa"/>
-          <w:jc w:val="center"/>
+          <w:tblBorders>
+            <w:top w:val="none" w:color="auto" w:sz="0" w:space="0"/>
+            <w:left w:val="none" w:color="auto" w:sz="0" w:space="0"/>
+            <w:bottom w:val="none" w:color="auto" w:sz="0" w:space="0"/>
+            <w:right w:val="none" w:color="auto" w:sz="0" w:space="0"/>
+            <w:insideH w:val="none" w:color="auto" w:sz="0" w:space="0"/>
+            <w:insideV w:val="none" w:color="auto" w:sz="0" w:space="0"/>
+          </w:tblBorders>
           <w:tblCellMar>
             <w:top w:w="0" w:type="dxa"/>
             <w:left w:w="108" w:type="dxa"/>
@@ -909,7 +931,7 @@
           </w:tblCellMar>
         </w:tblPrEx>
         <w:trPr>
-          <w:trHeight w:val="0"/>
+          <w:trHeight w:val="0" w:hRule="atLeast"/>
           <w:tblHeader/>
           <w:jc w:val="center"/>
         </w:trPr>
@@ -917,9 +939,9 @@
           <w:tcPr>
             <w:tcW w:w="1824" w:type="dxa"/>
             <w:tcBorders>
-              <w:top w:val="single" w:sz="4" w:space="0" w:color="auto"/>
-              <w:left w:val="single" w:sz="4" w:space="0" w:color="auto"/>
-              <w:bottom w:val="single" w:sz="4" w:space="0" w:color="auto"/>
+              <w:top w:val="single" w:color="auto" w:sz="4" w:space="0"/>
+              <w:left w:val="single" w:color="auto" w:sz="4" w:space="0"/>
+              <w:bottom w:val="single" w:color="auto" w:sz="4" w:space="0"/>
               <w:right w:val="nil"/>
             </w:tcBorders>
             <w:shd w:val="clear" w:color="auto" w:fill="AEAAAA" w:themeFill="background2" w:themeFillShade="BF"/>
@@ -963,9 +985,9 @@
           <w:tcPr>
             <w:tcW w:w="3090" w:type="dxa"/>
             <w:tcBorders>
-              <w:top w:val="single" w:sz="4" w:space="0" w:color="auto"/>
-              <w:left w:val="single" w:sz="4" w:space="0" w:color="auto"/>
-              <w:bottom w:val="single" w:sz="4" w:space="0" w:color="auto"/>
+              <w:top w:val="single" w:color="auto" w:sz="4" w:space="0"/>
+              <w:left w:val="single" w:color="auto" w:sz="4" w:space="0"/>
+              <w:bottom w:val="single" w:color="auto" w:sz="4" w:space="0"/>
               <w:right w:val="nil"/>
             </w:tcBorders>
             <w:tcMar>
@@ -1008,9 +1030,9 @@
           <w:tcPr>
             <w:tcW w:w="1824" w:type="dxa"/>
             <w:tcBorders>
-              <w:top w:val="single" w:sz="4" w:space="0" w:color="auto"/>
-              <w:left w:val="single" w:sz="4" w:space="0" w:color="auto"/>
-              <w:bottom w:val="single" w:sz="4" w:space="0" w:color="auto"/>
+              <w:top w:val="single" w:color="auto" w:sz="4" w:space="0"/>
+              <w:left w:val="single" w:color="auto" w:sz="4" w:space="0"/>
+              <w:bottom w:val="single" w:color="auto" w:sz="4" w:space="0"/>
               <w:right w:val="nil"/>
             </w:tcBorders>
             <w:shd w:val="clear" w:color="auto" w:fill="AEAAAA" w:themeFill="background2" w:themeFillShade="BF"/>
@@ -1054,10 +1076,10 @@
           <w:tcPr>
             <w:tcW w:w="1784" w:type="dxa"/>
             <w:tcBorders>
-              <w:top w:val="single" w:sz="4" w:space="0" w:color="auto"/>
-              <w:left w:val="single" w:sz="4" w:space="0" w:color="auto"/>
-              <w:bottom w:val="single" w:sz="4" w:space="0" w:color="auto"/>
-              <w:right w:val="single" w:sz="4" w:space="0" w:color="auto"/>
+              <w:top w:val="single" w:color="auto" w:sz="4" w:space="0"/>
+              <w:left w:val="single" w:color="auto" w:sz="4" w:space="0"/>
+              <w:bottom w:val="single" w:color="auto" w:sz="4" w:space="0"/>
+              <w:right w:val="single" w:color="auto" w:sz="4" w:space="0"/>
             </w:tcBorders>
             <w:tcMar>
               <w:top w:w="-1" w:type="dxa"/>
@@ -1127,7 +1149,7 @@
     </w:p>
     <w:p>
       <w:pPr>
-        <w:pStyle w:val="a"/>
+        <w:pStyle w:val="24"/>
         <w:bidi w:val="0"/>
         <w:rPr>
           <w:rFonts w:hint="default"/>
@@ -1144,17 +1166,18 @@
     </w:p>
     <w:tbl>
       <w:tblPr>
-        <w:tblStyle w:val="TableGrid"/>
+        <w:tblStyle w:val="21"/>
         <w:tblW w:w="8519" w:type="dxa"/>
         <w:jc w:val="center"/>
         <w:tblBorders>
-          <w:top w:val="nil"/>
-          <w:left w:val="nil"/>
-          <w:bottom w:val="nil"/>
-          <w:right w:val="nil"/>
-          <w:insideH w:val="nil"/>
-          <w:insideV w:val="nil"/>
+          <w:top w:val="none" w:color="auto" w:sz="0" w:space="0"/>
+          <w:left w:val="none" w:color="auto" w:sz="0" w:space="0"/>
+          <w:bottom w:val="none" w:color="auto" w:sz="0" w:space="0"/>
+          <w:right w:val="none" w:color="auto" w:sz="0" w:space="0"/>
+          <w:insideH w:val="none" w:color="auto" w:sz="0" w:space="0"/>
+          <w:insideV w:val="none" w:color="auto" w:sz="0" w:space="0"/>
         </w:tblBorders>
+        <w:tblLayout w:type="autofit"/>
         <w:tblCellMar>
           <w:top w:w="0" w:type="dxa"/>
           <w:left w:w="108" w:type="dxa"/>
@@ -1171,15 +1194,13 @@
       </w:tblGrid>
       <w:tr>
         <w:tblPrEx>
-          <w:tblW w:w="8519" w:type="dxa"/>
-          <w:jc w:val="center"/>
           <w:tblBorders>
-            <w:top w:val="nil"/>
-            <w:left w:val="nil"/>
-            <w:bottom w:val="nil"/>
-            <w:right w:val="nil"/>
-            <w:insideH w:val="nil"/>
-            <w:insideV w:val="nil"/>
+            <w:top w:val="none" w:color="auto" w:sz="0" w:space="0"/>
+            <w:left w:val="none" w:color="auto" w:sz="0" w:space="0"/>
+            <w:bottom w:val="none" w:color="auto" w:sz="0" w:space="0"/>
+            <w:right w:val="none" w:color="auto" w:sz="0" w:space="0"/>
+            <w:insideH w:val="none" w:color="auto" w:sz="0" w:space="0"/>
+            <w:insideV w:val="none" w:color="auto" w:sz="0" w:space="0"/>
           </w:tblBorders>
           <w:tblCellMar>
             <w:top w:w="0" w:type="dxa"/>
@@ -1189,7 +1210,7 @@
           </w:tblCellMar>
         </w:tblPrEx>
         <w:trPr>
-          <w:trHeight w:val="0"/>
+          <w:trHeight w:val="0" w:hRule="atLeast"/>
           <w:tblHeader/>
           <w:jc w:val="center"/>
         </w:trPr>
@@ -1197,8 +1218,8 @@
           <w:tcPr>
             <w:tcW w:w="0" w:type="auto"/>
             <w:tcBorders>
-              <w:top w:val="single" w:sz="12" w:space="0" w:color="auto"/>
-              <w:left w:val="single" w:sz="12" w:space="0" w:color="auto"/>
+              <w:top w:val="single" w:color="auto" w:sz="12" w:space="0"/>
+              <w:left w:val="single" w:color="auto" w:sz="12" w:space="0"/>
               <w:bottom w:val="nil"/>
               <w:right w:val="nil"/>
             </w:tcBorders>
@@ -1225,12 +1246,12 @@
               <w:adjustRightInd w:val="0"/>
               <w:snapToGrid w:val="0"/>
               <w:spacing w:line="240" w:lineRule="auto"/>
-              <w:ind w:left="0" w:right="0" w:firstLine="0" w:leftChars="0" w:rightChars="0" w:firstLineChars="0"/>
+              <w:ind w:left="0" w:leftChars="0" w:right="0" w:rightChars="0" w:firstLine="0" w:firstLineChars="0"/>
               <w:jc w:val="center"/>
               <w:textAlignment w:val="baseline"/>
               <w:rPr>
-                <w:rStyle w:val="Strong"/>
-                <w:rFonts w:ascii="微软雅黑" w:eastAsia="微软雅黑" w:hAnsi="微软雅黑" w:cs="微软雅黑" w:hint="default"/>
+                <w:rStyle w:val="23"/>
+                <w:rFonts w:hint="default" w:ascii="微软雅黑" w:hAnsi="微软雅黑" w:eastAsia="微软雅黑" w:cs="微软雅黑"/>
                 <w:b/>
                 <w:bCs/>
                 <w:i w:val="0"/>
@@ -1248,8 +1269,8 @@
             </w:pPr>
             <w:r>
               <w:rPr>
-                <w:rStyle w:val="Strong"/>
-                <w:rFonts w:ascii="微软雅黑" w:eastAsia="微软雅黑" w:hAnsi="微软雅黑" w:cs="微软雅黑" w:hint="eastAsia"/>
+                <w:rStyle w:val="23"/>
+                <w:rFonts w:hint="eastAsia" w:ascii="微软雅黑" w:hAnsi="微软雅黑" w:eastAsia="微软雅黑" w:cs="微软雅黑"/>
                 <w:b/>
                 <w:bCs/>
                 <w:i w:val="0"/>
@@ -1272,8 +1293,8 @@
           <w:tcPr>
             <w:tcW w:w="0" w:type="auto"/>
             <w:tcBorders>
-              <w:top w:val="single" w:sz="12" w:space="0" w:color="auto"/>
-              <w:left w:val="single" w:sz="4" w:space="0" w:color="auto"/>
+              <w:top w:val="single" w:color="auto" w:sz="12" w:space="0"/>
+              <w:left w:val="single" w:color="auto" w:sz="4" w:space="0"/>
               <w:bottom w:val="nil"/>
               <w:right w:val="nil"/>
             </w:tcBorders>
@@ -1300,12 +1321,12 @@
               <w:adjustRightInd w:val="0"/>
               <w:snapToGrid w:val="0"/>
               <w:spacing w:line="240" w:lineRule="auto"/>
-              <w:ind w:left="0" w:right="0" w:firstLine="0" w:leftChars="0" w:rightChars="0" w:firstLineChars="0"/>
+              <w:ind w:left="0" w:leftChars="0" w:right="0" w:rightChars="0" w:firstLine="0" w:firstLineChars="0"/>
               <w:jc w:val="center"/>
               <w:textAlignment w:val="baseline"/>
               <w:rPr>
-                <w:rStyle w:val="Strong"/>
-                <w:rFonts w:ascii="微软雅黑" w:eastAsia="微软雅黑" w:hAnsi="微软雅黑" w:cs="微软雅黑" w:hint="default"/>
+                <w:rStyle w:val="23"/>
+                <w:rFonts w:hint="default" w:ascii="微软雅黑" w:hAnsi="微软雅黑" w:eastAsia="微软雅黑" w:cs="微软雅黑"/>
                 <w:b/>
                 <w:bCs/>
                 <w:i w:val="0"/>
@@ -1323,8 +1344,8 @@
             </w:pPr>
             <w:r>
               <w:rPr>
-                <w:rStyle w:val="Strong"/>
-                <w:rFonts w:ascii="微软雅黑" w:eastAsia="微软雅黑" w:hAnsi="微软雅黑" w:cs="微软雅黑" w:hint="eastAsia"/>
+                <w:rStyle w:val="23"/>
+                <w:rFonts w:hint="eastAsia" w:ascii="微软雅黑" w:hAnsi="微软雅黑" w:eastAsia="微软雅黑" w:cs="微软雅黑"/>
                 <w:b/>
                 <w:bCs/>
                 <w:i w:val="0"/>
@@ -1347,8 +1368,8 @@
           <w:tcPr>
             <w:tcW w:w="0" w:type="auto"/>
             <w:tcBorders>
-              <w:top w:val="single" w:sz="12" w:space="0" w:color="auto"/>
-              <w:left w:val="single" w:sz="4" w:space="0" w:color="auto"/>
+              <w:top w:val="single" w:color="auto" w:sz="12" w:space="0"/>
+              <w:left w:val="single" w:color="auto" w:sz="4" w:space="0"/>
               <w:bottom w:val="nil"/>
               <w:right w:val="nil"/>
             </w:tcBorders>
@@ -1375,12 +1396,12 @@
               <w:adjustRightInd w:val="0"/>
               <w:snapToGrid w:val="0"/>
               <w:spacing w:line="240" w:lineRule="auto"/>
-              <w:ind w:left="0" w:right="0" w:firstLine="0" w:leftChars="0" w:rightChars="0" w:firstLineChars="0"/>
+              <w:ind w:left="0" w:leftChars="0" w:right="0" w:rightChars="0" w:firstLine="0" w:firstLineChars="0"/>
               <w:jc w:val="center"/>
               <w:textAlignment w:val="baseline"/>
               <w:rPr>
-                <w:rStyle w:val="Strong"/>
-                <w:rFonts w:ascii="微软雅黑" w:eastAsia="微软雅黑" w:hAnsi="微软雅黑" w:cs="微软雅黑" w:hint="default"/>
+                <w:rStyle w:val="23"/>
+                <w:rFonts w:hint="default" w:ascii="微软雅黑" w:hAnsi="微软雅黑" w:eastAsia="微软雅黑" w:cs="微软雅黑"/>
                 <w:b/>
                 <w:bCs/>
                 <w:i w:val="0"/>
@@ -1398,8 +1419,8 @@
             </w:pPr>
             <w:r>
               <w:rPr>
-                <w:rStyle w:val="Strong"/>
-                <w:rFonts w:ascii="微软雅黑" w:eastAsia="微软雅黑" w:hAnsi="微软雅黑" w:cs="微软雅黑" w:hint="eastAsia"/>
+                <w:rStyle w:val="23"/>
+                <w:rFonts w:hint="eastAsia" w:ascii="微软雅黑" w:hAnsi="微软雅黑" w:eastAsia="微软雅黑" w:cs="微软雅黑"/>
                 <w:b/>
                 <w:bCs/>
                 <w:i w:val="0"/>
@@ -1422,8 +1443,8 @@
           <w:tcPr>
             <w:tcW w:w="0" w:type="auto"/>
             <w:tcBorders>
-              <w:top w:val="single" w:sz="12" w:space="0" w:color="auto"/>
-              <w:left w:val="single" w:sz="4" w:space="0" w:color="auto"/>
+              <w:top w:val="single" w:color="auto" w:sz="12" w:space="0"/>
+              <w:left w:val="single" w:color="auto" w:sz="4" w:space="0"/>
               <w:bottom w:val="nil"/>
               <w:right w:val="nil"/>
             </w:tcBorders>
@@ -1450,12 +1471,12 @@
               <w:adjustRightInd w:val="0"/>
               <w:snapToGrid w:val="0"/>
               <w:spacing w:line="240" w:lineRule="auto"/>
-              <w:ind w:left="0" w:right="0" w:firstLine="0" w:leftChars="0" w:rightChars="0" w:firstLineChars="0"/>
+              <w:ind w:left="0" w:leftChars="0" w:right="0" w:rightChars="0" w:firstLine="0" w:firstLineChars="0"/>
               <w:jc w:val="center"/>
               <w:textAlignment w:val="baseline"/>
               <w:rPr>
-                <w:rStyle w:val="Strong"/>
-                <w:rFonts w:ascii="微软雅黑" w:eastAsia="微软雅黑" w:hAnsi="微软雅黑" w:cs="微软雅黑" w:hint="default"/>
+                <w:rStyle w:val="23"/>
+                <w:rFonts w:hint="default" w:ascii="微软雅黑" w:hAnsi="微软雅黑" w:eastAsia="微软雅黑" w:cs="微软雅黑"/>
                 <w:b/>
                 <w:bCs/>
                 <w:i w:val="0"/>
@@ -1473,8 +1494,8 @@
             </w:pPr>
             <w:r>
               <w:rPr>
-                <w:rStyle w:val="Strong"/>
-                <w:rFonts w:ascii="微软雅黑" w:eastAsia="微软雅黑" w:hAnsi="微软雅黑" w:cs="微软雅黑" w:hint="eastAsia"/>
+                <w:rStyle w:val="23"/>
+                <w:rFonts w:hint="eastAsia" w:ascii="微软雅黑" w:hAnsi="微软雅黑" w:eastAsia="微软雅黑" w:cs="微软雅黑"/>
                 <w:b/>
                 <w:bCs/>
                 <w:i w:val="0"/>
@@ -1497,10 +1518,10 @@
           <w:tcPr>
             <w:tcW w:w="1205" w:type="dxa"/>
             <w:tcBorders>
-              <w:top w:val="single" w:sz="12" w:space="0" w:color="auto"/>
-              <w:left w:val="single" w:sz="4" w:space="0" w:color="auto"/>
+              <w:top w:val="single" w:color="auto" w:sz="12" w:space="0"/>
+              <w:left w:val="single" w:color="auto" w:sz="4" w:space="0"/>
               <w:bottom w:val="nil"/>
-              <w:right w:val="single" w:sz="12" w:space="0" w:color="auto"/>
+              <w:right w:val="single" w:color="auto" w:sz="12" w:space="0"/>
             </w:tcBorders>
             <w:tcMar>
               <w:top w:w="-1" w:type="dxa"/>
@@ -1525,12 +1546,12 @@
               <w:adjustRightInd w:val="0"/>
               <w:snapToGrid w:val="0"/>
               <w:spacing w:line="240" w:lineRule="auto"/>
-              <w:ind w:left="0" w:right="0" w:firstLine="0" w:leftChars="0" w:rightChars="0" w:firstLineChars="0"/>
+              <w:ind w:left="0" w:leftChars="0" w:right="0" w:rightChars="0" w:firstLine="0" w:firstLineChars="0"/>
               <w:jc w:val="center"/>
               <w:textAlignment w:val="baseline"/>
               <w:rPr>
-                <w:rStyle w:val="Strong"/>
-                <w:rFonts w:ascii="微软雅黑" w:eastAsia="微软雅黑" w:hAnsi="微软雅黑" w:cs="微软雅黑" w:hint="default"/>
+                <w:rStyle w:val="23"/>
+                <w:rFonts w:hint="default" w:ascii="微软雅黑" w:hAnsi="微软雅黑" w:eastAsia="微软雅黑" w:cs="微软雅黑"/>
                 <w:b/>
                 <w:bCs/>
                 <w:i w:val="0"/>
@@ -1548,8 +1569,8 @@
             </w:pPr>
             <w:r>
               <w:rPr>
-                <w:rStyle w:val="Strong"/>
-                <w:rFonts w:ascii="微软雅黑" w:eastAsia="微软雅黑" w:hAnsi="微软雅黑" w:cs="微软雅黑" w:hint="eastAsia"/>
+                <w:rStyle w:val="23"/>
+                <w:rFonts w:hint="eastAsia" w:ascii="微软雅黑" w:hAnsi="微软雅黑" w:eastAsia="微软雅黑" w:cs="微软雅黑"/>
                 <w:b/>
                 <w:bCs/>
                 <w:i w:val="0"/>
@@ -1571,8 +1592,14 @@
       </w:tr>
       <w:tr>
         <w:tblPrEx>
-          <w:tblW w:w="8519" w:type="dxa"/>
-          <w:jc w:val="center"/>
+          <w:tblBorders>
+            <w:top w:val="none" w:color="auto" w:sz="0" w:space="0"/>
+            <w:left w:val="none" w:color="auto" w:sz="0" w:space="0"/>
+            <w:bottom w:val="none" w:color="auto" w:sz="0" w:space="0"/>
+            <w:right w:val="none" w:color="auto" w:sz="0" w:space="0"/>
+            <w:insideH w:val="none" w:color="auto" w:sz="0" w:space="0"/>
+            <w:insideV w:val="none" w:color="auto" w:sz="0" w:space="0"/>
+          </w:tblBorders>
           <w:tblCellMar>
             <w:top w:w="0" w:type="dxa"/>
             <w:left w:w="108" w:type="dxa"/>
@@ -1581,15 +1608,15 @@
           </w:tblCellMar>
         </w:tblPrEx>
         <w:trPr>
-          <w:trHeight w:val="0"/>
+          <w:trHeight w:val="0" w:hRule="atLeast"/>
           <w:jc w:val="center"/>
         </w:trPr>
         <w:tc>
           <w:tcPr>
             <w:tcW w:w="0" w:type="auto"/>
             <w:tcBorders>
-              <w:top w:val="single" w:sz="4" w:space="0" w:color="auto"/>
-              <w:left w:val="single" w:sz="12" w:space="0" w:color="auto"/>
+              <w:top w:val="single" w:color="auto" w:sz="4" w:space="0"/>
+              <w:left w:val="single" w:color="auto" w:sz="12" w:space="0"/>
               <w:bottom w:val="nil"/>
               <w:right w:val="nil"/>
             </w:tcBorders>
@@ -1616,12 +1643,12 @@
               <w:adjustRightInd w:val="0"/>
               <w:snapToGrid w:val="0"/>
               <w:spacing w:line="240" w:lineRule="auto"/>
-              <w:ind w:left="0" w:right="0" w:firstLine="0" w:leftChars="0" w:rightChars="0" w:firstLineChars="0"/>
+              <w:ind w:left="0" w:leftChars="0" w:right="0" w:rightChars="0" w:firstLine="0" w:firstLineChars="0"/>
               <w:jc w:val="center"/>
               <w:textAlignment w:val="baseline"/>
               <w:rPr>
-                <w:rStyle w:val="Strong"/>
-                <w:rFonts w:ascii="微软雅黑" w:eastAsia="微软雅黑" w:hAnsi="微软雅黑" w:cs="微软雅黑" w:hint="default"/>
+                <w:rStyle w:val="23"/>
+                <w:rFonts w:hint="default" w:ascii="微软雅黑" w:hAnsi="微软雅黑" w:eastAsia="微软雅黑" w:cs="微软雅黑"/>
                 <w:b w:val="0"/>
                 <w:bCs/>
                 <w:i w:val="0"/>
@@ -1639,8 +1666,8 @@
             </w:pPr>
             <w:r>
               <w:rPr>
-                <w:rStyle w:val="Strong"/>
-                <w:rFonts w:ascii="微软雅黑" w:eastAsia="微软雅黑" w:hAnsi="微软雅黑" w:cs="微软雅黑" w:hint="eastAsia"/>
+                <w:rStyle w:val="23"/>
+                <w:rFonts w:hint="eastAsia" w:ascii="微软雅黑" w:hAnsi="微软雅黑" w:eastAsia="微软雅黑" w:cs="微软雅黑"/>
                 <w:b w:val="0"/>
                 <w:bCs/>
                 <w:i w:val="0"/>
@@ -1658,8 +1685,8 @@
             </w:r>
             <w:r>
               <w:rPr>
-                <w:rStyle w:val="Strong"/>
-                <w:rFonts w:ascii="微软雅黑" w:eastAsia="微软雅黑" w:hAnsi="微软雅黑" w:cs="微软雅黑" w:hint="eastAsia"/>
+                <w:rStyle w:val="23"/>
+                <w:rFonts w:hint="eastAsia" w:ascii="微软雅黑" w:hAnsi="微软雅黑" w:eastAsia="微软雅黑" w:cs="微软雅黑"/>
                 <w:b w:val="0"/>
                 <w:bCs/>
                 <w:i w:val="0"/>
@@ -1682,8 +1709,8 @@
           <w:tcPr>
             <w:tcW w:w="0" w:type="auto"/>
             <w:tcBorders>
-              <w:top w:val="single" w:sz="4" w:space="0" w:color="auto"/>
-              <w:left w:val="single" w:sz="4" w:space="0" w:color="auto"/>
+              <w:top w:val="single" w:color="auto" w:sz="4" w:space="0"/>
+              <w:left w:val="single" w:color="auto" w:sz="4" w:space="0"/>
               <w:bottom w:val="nil"/>
               <w:right w:val="nil"/>
             </w:tcBorders>
@@ -1710,12 +1737,12 @@
               <w:adjustRightInd w:val="0"/>
               <w:snapToGrid w:val="0"/>
               <w:spacing w:line="240" w:lineRule="auto"/>
-              <w:ind w:left="0" w:right="0" w:firstLine="0" w:leftChars="0" w:rightChars="0" w:firstLineChars="0"/>
+              <w:ind w:left="0" w:leftChars="0" w:right="0" w:rightChars="0" w:firstLine="0" w:firstLineChars="0"/>
               <w:jc w:val="center"/>
               <w:textAlignment w:val="baseline"/>
               <w:rPr>
-                <w:rStyle w:val="Strong"/>
-                <w:rFonts w:ascii="微软雅黑" w:eastAsia="微软雅黑" w:hAnsi="微软雅黑" w:cs="微软雅黑" w:hint="default"/>
+                <w:rStyle w:val="23"/>
+                <w:rFonts w:hint="default" w:ascii="微软雅黑" w:hAnsi="微软雅黑" w:eastAsia="微软雅黑" w:cs="微软雅黑"/>
                 <w:b w:val="0"/>
                 <w:bCs/>
                 <w:i w:val="0"/>
@@ -1733,8 +1760,8 @@
             </w:pPr>
             <w:r>
               <w:rPr>
-                <w:rStyle w:val="Strong"/>
-                <w:rFonts w:ascii="微软雅黑" w:eastAsia="微软雅黑" w:hAnsi="微软雅黑" w:cs="微软雅黑" w:hint="eastAsia"/>
+                <w:rStyle w:val="23"/>
+                <w:rFonts w:hint="eastAsia" w:ascii="微软雅黑" w:hAnsi="微软雅黑" w:eastAsia="微软雅黑" w:cs="微软雅黑"/>
                 <w:b w:val="0"/>
                 <w:bCs/>
                 <w:i w:val="0"/>
@@ -1757,8 +1784,8 @@
           <w:tcPr>
             <w:tcW w:w="0" w:type="auto"/>
             <w:tcBorders>
-              <w:top w:val="single" w:sz="4" w:space="0" w:color="auto"/>
-              <w:left w:val="single" w:sz="4" w:space="0" w:color="auto"/>
+              <w:top w:val="single" w:color="auto" w:sz="4" w:space="0"/>
+              <w:left w:val="single" w:color="auto" w:sz="4" w:space="0"/>
               <w:bottom w:val="nil"/>
               <w:right w:val="nil"/>
             </w:tcBorders>
@@ -1785,12 +1812,12 @@
               <w:adjustRightInd w:val="0"/>
               <w:snapToGrid w:val="0"/>
               <w:spacing w:line="240" w:lineRule="auto"/>
-              <w:ind w:left="0" w:right="0" w:firstLine="0" w:leftChars="0" w:rightChars="0" w:firstLineChars="0"/>
+              <w:ind w:left="0" w:leftChars="0" w:right="0" w:rightChars="0" w:firstLine="0" w:firstLineChars="0"/>
               <w:jc w:val="center"/>
               <w:textAlignment w:val="baseline"/>
               <w:rPr>
-                <w:rStyle w:val="Strong"/>
-                <w:rFonts w:ascii="微软雅黑" w:eastAsia="微软雅黑" w:hAnsi="微软雅黑" w:cs="微软雅黑" w:hint="default"/>
+                <w:rStyle w:val="23"/>
+                <w:rFonts w:hint="default" w:ascii="微软雅黑" w:hAnsi="微软雅黑" w:eastAsia="微软雅黑" w:cs="微软雅黑"/>
                 <w:b w:val="0"/>
                 <w:bCs/>
                 <w:i w:val="0"/>
@@ -1808,8 +1835,8 @@
             </w:pPr>
             <w:r>
               <w:rPr>
-                <w:rStyle w:val="Strong"/>
-                <w:rFonts w:ascii="微软雅黑" w:eastAsia="微软雅黑" w:hAnsi="微软雅黑" w:cs="微软雅黑" w:hint="eastAsia"/>
+                <w:rStyle w:val="23"/>
+                <w:rFonts w:hint="eastAsia" w:ascii="微软雅黑" w:hAnsi="微软雅黑" w:eastAsia="微软雅黑" w:cs="微软雅黑"/>
                 <w:b w:val="0"/>
                 <w:bCs/>
                 <w:i w:val="0"/>
@@ -1832,8 +1859,8 @@
           <w:tcPr>
             <w:tcW w:w="0" w:type="auto"/>
             <w:tcBorders>
-              <w:top w:val="single" w:sz="4" w:space="0" w:color="auto"/>
-              <w:left w:val="single" w:sz="4" w:space="0" w:color="auto"/>
+              <w:top w:val="single" w:color="auto" w:sz="4" w:space="0"/>
+              <w:left w:val="single" w:color="auto" w:sz="4" w:space="0"/>
               <w:bottom w:val="nil"/>
               <w:right w:val="nil"/>
             </w:tcBorders>
@@ -1860,12 +1887,12 @@
               <w:adjustRightInd w:val="0"/>
               <w:snapToGrid w:val="0"/>
               <w:spacing w:line="240" w:lineRule="auto"/>
-              <w:ind w:left="0" w:right="0" w:firstLine="0" w:leftChars="0" w:rightChars="0" w:firstLineChars="0"/>
+              <w:ind w:left="0" w:leftChars="0" w:right="0" w:rightChars="0" w:firstLine="0" w:firstLineChars="0"/>
               <w:jc w:val="center"/>
               <w:textAlignment w:val="baseline"/>
               <w:rPr>
-                <w:rStyle w:val="Strong"/>
-                <w:rFonts w:ascii="微软雅黑" w:eastAsia="微软雅黑" w:hAnsi="微软雅黑" w:cs="微软雅黑" w:hint="default"/>
+                <w:rStyle w:val="23"/>
+                <w:rFonts w:hint="default" w:ascii="微软雅黑" w:hAnsi="微软雅黑" w:eastAsia="微软雅黑" w:cs="微软雅黑"/>
                 <w:b w:val="0"/>
                 <w:bCs/>
                 <w:i w:val="0"/>
@@ -1883,8 +1910,8 @@
             </w:pPr>
             <w:r>
               <w:rPr>
-                <w:rStyle w:val="Strong"/>
-                <w:rFonts w:ascii="微软雅黑" w:eastAsia="微软雅黑" w:hAnsi="微软雅黑" w:cs="微软雅黑" w:hint="eastAsia"/>
+                <w:rStyle w:val="23"/>
+                <w:rFonts w:hint="eastAsia" w:ascii="微软雅黑" w:hAnsi="微软雅黑" w:eastAsia="微软雅黑" w:cs="微软雅黑"/>
                 <w:b w:val="0"/>
                 <w:bCs/>
                 <w:i w:val="0"/>
@@ -1907,10 +1934,10 @@
           <w:tcPr>
             <w:tcW w:w="1205" w:type="dxa"/>
             <w:tcBorders>
-              <w:top w:val="single" w:sz="4" w:space="0" w:color="auto"/>
-              <w:left w:val="single" w:sz="4" w:space="0" w:color="auto"/>
+              <w:top w:val="single" w:color="auto" w:sz="4" w:space="0"/>
+              <w:left w:val="single" w:color="auto" w:sz="4" w:space="0"/>
               <w:bottom w:val="nil"/>
-              <w:right w:val="single" w:sz="12" w:space="0" w:color="auto"/>
+              <w:right w:val="single" w:color="auto" w:sz="12" w:space="0"/>
             </w:tcBorders>
             <w:tcMar>
               <w:top w:w="-1" w:type="dxa"/>
@@ -1935,12 +1962,12 @@
               <w:adjustRightInd w:val="0"/>
               <w:snapToGrid w:val="0"/>
               <w:spacing w:line="240" w:lineRule="auto"/>
-              <w:ind w:left="0" w:right="0" w:firstLine="0" w:leftChars="0" w:rightChars="0" w:firstLineChars="0"/>
+              <w:ind w:left="0" w:leftChars="0" w:right="0" w:rightChars="0" w:firstLine="0" w:firstLineChars="0"/>
               <w:jc w:val="center"/>
               <w:textAlignment w:val="baseline"/>
               <w:rPr>
-                <w:rStyle w:val="Strong"/>
-                <w:rFonts w:ascii="微软雅黑" w:eastAsia="微软雅黑" w:hAnsi="微软雅黑" w:cs="微软雅黑" w:hint="default"/>
+                <w:rStyle w:val="23"/>
+                <w:rFonts w:hint="default" w:ascii="微软雅黑" w:hAnsi="微软雅黑" w:eastAsia="微软雅黑" w:cs="微软雅黑"/>
                 <w:b w:val="0"/>
                 <w:bCs/>
                 <w:i w:val="0"/>
@@ -1961,8 +1988,14 @@
       </w:tr>
       <w:tr>
         <w:tblPrEx>
-          <w:tblW w:w="8519" w:type="dxa"/>
-          <w:jc w:val="center"/>
+          <w:tblBorders>
+            <w:top w:val="none" w:color="auto" w:sz="0" w:space="0"/>
+            <w:left w:val="none" w:color="auto" w:sz="0" w:space="0"/>
+            <w:bottom w:val="none" w:color="auto" w:sz="0" w:space="0"/>
+            <w:right w:val="none" w:color="auto" w:sz="0" w:space="0"/>
+            <w:insideH w:val="none" w:color="auto" w:sz="0" w:space="0"/>
+            <w:insideV w:val="none" w:color="auto" w:sz="0" w:space="0"/>
+          </w:tblBorders>
           <w:tblCellMar>
             <w:top w:w="0" w:type="dxa"/>
             <w:left w:w="108" w:type="dxa"/>
@@ -1971,15 +2004,15 @@
           </w:tblCellMar>
         </w:tblPrEx>
         <w:trPr>
-          <w:trHeight w:val="0"/>
+          <w:trHeight w:val="0" w:hRule="atLeast"/>
           <w:jc w:val="center"/>
         </w:trPr>
         <w:tc>
           <w:tcPr>
             <w:tcW w:w="0" w:type="auto"/>
             <w:tcBorders>
-              <w:top w:val="single" w:sz="4" w:space="0" w:color="auto"/>
-              <w:left w:val="single" w:sz="12" w:space="0" w:color="auto"/>
+              <w:top w:val="single" w:color="auto" w:sz="4" w:space="0"/>
+              <w:left w:val="single" w:color="auto" w:sz="12" w:space="0"/>
               <w:bottom w:val="nil"/>
               <w:right w:val="nil"/>
             </w:tcBorders>
@@ -2006,12 +2039,12 @@
               <w:adjustRightInd w:val="0"/>
               <w:snapToGrid w:val="0"/>
               <w:spacing w:line="240" w:lineRule="auto"/>
-              <w:ind w:left="0" w:right="0" w:firstLine="0" w:leftChars="0" w:rightChars="0" w:firstLineChars="0"/>
+              <w:ind w:left="0" w:leftChars="0" w:right="0" w:rightChars="0" w:firstLine="0" w:firstLineChars="0"/>
               <w:jc w:val="center"/>
               <w:textAlignment w:val="baseline"/>
               <w:rPr>
-                <w:rStyle w:val="Strong"/>
-                <w:rFonts w:ascii="微软雅黑" w:eastAsia="微软雅黑" w:hAnsi="微软雅黑" w:cs="微软雅黑" w:hint="default"/>
+                <w:rStyle w:val="23"/>
+                <w:rFonts w:hint="default" w:ascii="微软雅黑" w:hAnsi="微软雅黑" w:eastAsia="微软雅黑" w:cs="微软雅黑"/>
                 <w:b w:val="0"/>
                 <w:bCs/>
                 <w:i w:val="0"/>
@@ -2033,8 +2066,8 @@
           <w:tcPr>
             <w:tcW w:w="0" w:type="auto"/>
             <w:tcBorders>
-              <w:top w:val="single" w:sz="4" w:space="0" w:color="auto"/>
-              <w:left w:val="single" w:sz="4" w:space="0" w:color="auto"/>
+              <w:top w:val="single" w:color="auto" w:sz="4" w:space="0"/>
+              <w:left w:val="single" w:color="auto" w:sz="4" w:space="0"/>
               <w:bottom w:val="nil"/>
               <w:right w:val="nil"/>
             </w:tcBorders>
@@ -2061,12 +2094,12 @@
               <w:adjustRightInd w:val="0"/>
               <w:snapToGrid w:val="0"/>
               <w:spacing w:line="240" w:lineRule="auto"/>
-              <w:ind w:left="0" w:right="0" w:firstLine="0" w:leftChars="0" w:rightChars="0" w:firstLineChars="0"/>
+              <w:ind w:left="0" w:leftChars="0" w:right="0" w:rightChars="0" w:firstLine="0" w:firstLineChars="0"/>
               <w:jc w:val="center"/>
               <w:textAlignment w:val="baseline"/>
               <w:rPr>
-                <w:rStyle w:val="Strong"/>
-                <w:rFonts w:ascii="微软雅黑" w:eastAsia="微软雅黑" w:hAnsi="微软雅黑" w:cs="微软雅黑" w:hint="default"/>
+                <w:rStyle w:val="23"/>
+                <w:rFonts w:hint="default" w:ascii="微软雅黑" w:hAnsi="微软雅黑" w:eastAsia="微软雅黑" w:cs="微软雅黑"/>
                 <w:b w:val="0"/>
                 <w:bCs/>
                 <w:i w:val="0"/>
@@ -2088,8 +2121,8 @@
           <w:tcPr>
             <w:tcW w:w="0" w:type="auto"/>
             <w:tcBorders>
-              <w:top w:val="single" w:sz="4" w:space="0" w:color="auto"/>
-              <w:left w:val="single" w:sz="4" w:space="0" w:color="auto"/>
+              <w:top w:val="single" w:color="auto" w:sz="4" w:space="0"/>
+              <w:left w:val="single" w:color="auto" w:sz="4" w:space="0"/>
               <w:bottom w:val="nil"/>
               <w:right w:val="nil"/>
             </w:tcBorders>
@@ -2116,12 +2149,12 @@
               <w:adjustRightInd w:val="0"/>
               <w:snapToGrid w:val="0"/>
               <w:spacing w:line="240" w:lineRule="auto"/>
-              <w:ind w:left="0" w:right="0" w:firstLine="0" w:leftChars="0" w:rightChars="0" w:firstLineChars="0"/>
+              <w:ind w:left="0" w:leftChars="0" w:right="0" w:rightChars="0" w:firstLine="0" w:firstLineChars="0"/>
               <w:jc w:val="center"/>
               <w:textAlignment w:val="baseline"/>
               <w:rPr>
-                <w:rStyle w:val="Strong"/>
-                <w:rFonts w:ascii="微软雅黑" w:eastAsia="微软雅黑" w:hAnsi="微软雅黑" w:cs="微软雅黑" w:hint="default"/>
+                <w:rStyle w:val="23"/>
+                <w:rFonts w:hint="default" w:ascii="微软雅黑" w:hAnsi="微软雅黑" w:eastAsia="微软雅黑" w:cs="微软雅黑"/>
                 <w:b w:val="0"/>
                 <w:bCs/>
                 <w:i w:val="0"/>
@@ -2143,8 +2176,8 @@
           <w:tcPr>
             <w:tcW w:w="0" w:type="auto"/>
             <w:tcBorders>
-              <w:top w:val="single" w:sz="4" w:space="0" w:color="auto"/>
-              <w:left w:val="single" w:sz="4" w:space="0" w:color="auto"/>
+              <w:top w:val="single" w:color="auto" w:sz="4" w:space="0"/>
+              <w:left w:val="single" w:color="auto" w:sz="4" w:space="0"/>
               <w:bottom w:val="nil"/>
               <w:right w:val="nil"/>
             </w:tcBorders>
@@ -2171,12 +2204,12 @@
               <w:adjustRightInd w:val="0"/>
               <w:snapToGrid w:val="0"/>
               <w:spacing w:line="240" w:lineRule="auto"/>
-              <w:ind w:left="0" w:right="0" w:firstLine="0" w:leftChars="0" w:rightChars="0" w:firstLineChars="0"/>
+              <w:ind w:left="0" w:leftChars="0" w:right="0" w:rightChars="0" w:firstLine="0" w:firstLineChars="0"/>
               <w:jc w:val="center"/>
               <w:textAlignment w:val="baseline"/>
               <w:rPr>
-                <w:rStyle w:val="Strong"/>
-                <w:rFonts w:ascii="微软雅黑" w:eastAsia="微软雅黑" w:hAnsi="微软雅黑" w:cs="微软雅黑" w:hint="default"/>
+                <w:rStyle w:val="23"/>
+                <w:rFonts w:hint="default" w:ascii="微软雅黑" w:hAnsi="微软雅黑" w:eastAsia="微软雅黑" w:cs="微软雅黑"/>
                 <w:b w:val="0"/>
                 <w:bCs/>
                 <w:i w:val="0"/>
@@ -2198,10 +2231,10 @@
           <w:tcPr>
             <w:tcW w:w="1205" w:type="dxa"/>
             <w:tcBorders>
-              <w:top w:val="single" w:sz="4" w:space="0" w:color="auto"/>
-              <w:left w:val="single" w:sz="4" w:space="0" w:color="auto"/>
+              <w:top w:val="single" w:color="auto" w:sz="4" w:space="0"/>
+              <w:left w:val="single" w:color="auto" w:sz="4" w:space="0"/>
               <w:bottom w:val="nil"/>
-              <w:right w:val="single" w:sz="12" w:space="0" w:color="auto"/>
+              <w:right w:val="single" w:color="auto" w:sz="12" w:space="0"/>
             </w:tcBorders>
             <w:tcMar>
               <w:top w:w="-1" w:type="dxa"/>
@@ -2226,12 +2259,12 @@
               <w:adjustRightInd w:val="0"/>
               <w:snapToGrid w:val="0"/>
               <w:spacing w:line="240" w:lineRule="auto"/>
-              <w:ind w:left="0" w:right="0" w:firstLine="0" w:leftChars="0" w:rightChars="0" w:firstLineChars="0"/>
+              <w:ind w:left="0" w:leftChars="0" w:right="0" w:rightChars="0" w:firstLine="0" w:firstLineChars="0"/>
               <w:jc w:val="center"/>
               <w:textAlignment w:val="baseline"/>
               <w:rPr>
-                <w:rStyle w:val="Strong"/>
-                <w:rFonts w:ascii="微软雅黑" w:eastAsia="微软雅黑" w:hAnsi="微软雅黑" w:cs="微软雅黑" w:hint="default"/>
+                <w:rStyle w:val="23"/>
+                <w:rFonts w:hint="default" w:ascii="微软雅黑" w:hAnsi="微软雅黑" w:eastAsia="微软雅黑" w:cs="微软雅黑"/>
                 <w:b w:val="0"/>
                 <w:bCs/>
                 <w:i w:val="0"/>
@@ -2252,8 +2285,14 @@
       </w:tr>
       <w:tr>
         <w:tblPrEx>
-          <w:tblW w:w="8519" w:type="dxa"/>
-          <w:jc w:val="center"/>
+          <w:tblBorders>
+            <w:top w:val="none" w:color="auto" w:sz="0" w:space="0"/>
+            <w:left w:val="none" w:color="auto" w:sz="0" w:space="0"/>
+            <w:bottom w:val="none" w:color="auto" w:sz="0" w:space="0"/>
+            <w:right w:val="none" w:color="auto" w:sz="0" w:space="0"/>
+            <w:insideH w:val="none" w:color="auto" w:sz="0" w:space="0"/>
+            <w:insideV w:val="none" w:color="auto" w:sz="0" w:space="0"/>
+          </w:tblBorders>
           <w:tblCellMar>
             <w:top w:w="0" w:type="dxa"/>
             <w:left w:w="108" w:type="dxa"/>
@@ -2262,15 +2301,15 @@
           </w:tblCellMar>
         </w:tblPrEx>
         <w:trPr>
-          <w:trHeight w:val="0"/>
+          <w:trHeight w:val="0" w:hRule="atLeast"/>
           <w:jc w:val="center"/>
         </w:trPr>
         <w:tc>
           <w:tcPr>
             <w:tcW w:w="0" w:type="auto"/>
             <w:tcBorders>
-              <w:top w:val="single" w:sz="4" w:space="0" w:color="auto"/>
-              <w:left w:val="single" w:sz="12" w:space="0" w:color="auto"/>
+              <w:top w:val="single" w:color="auto" w:sz="4" w:space="0"/>
+              <w:left w:val="single" w:color="auto" w:sz="12" w:space="0"/>
               <w:bottom w:val="nil"/>
               <w:right w:val="nil"/>
             </w:tcBorders>
@@ -2297,12 +2336,12 @@
               <w:adjustRightInd w:val="0"/>
               <w:snapToGrid w:val="0"/>
               <w:spacing w:line="240" w:lineRule="auto"/>
-              <w:ind w:left="0" w:right="0" w:firstLine="0" w:leftChars="0" w:rightChars="0" w:firstLineChars="0"/>
+              <w:ind w:left="0" w:leftChars="0" w:right="0" w:rightChars="0" w:firstLine="0" w:firstLineChars="0"/>
               <w:jc w:val="center"/>
               <w:textAlignment w:val="baseline"/>
               <w:rPr>
-                <w:rStyle w:val="Strong"/>
-                <w:rFonts w:ascii="微软雅黑" w:eastAsia="微软雅黑" w:hAnsi="微软雅黑" w:cs="微软雅黑" w:hint="default"/>
+                <w:rStyle w:val="23"/>
+                <w:rFonts w:hint="default" w:ascii="微软雅黑" w:hAnsi="微软雅黑" w:eastAsia="微软雅黑" w:cs="微软雅黑"/>
                 <w:b w:val="0"/>
                 <w:bCs/>
                 <w:i w:val="0"/>
@@ -2324,8 +2363,8 @@
           <w:tcPr>
             <w:tcW w:w="0" w:type="auto"/>
             <w:tcBorders>
-              <w:top w:val="single" w:sz="4" w:space="0" w:color="auto"/>
-              <w:left w:val="single" w:sz="4" w:space="0" w:color="auto"/>
+              <w:top w:val="single" w:color="auto" w:sz="4" w:space="0"/>
+              <w:left w:val="single" w:color="auto" w:sz="4" w:space="0"/>
               <w:bottom w:val="nil"/>
               <w:right w:val="nil"/>
             </w:tcBorders>
@@ -2352,12 +2391,12 @@
               <w:adjustRightInd w:val="0"/>
               <w:snapToGrid w:val="0"/>
               <w:spacing w:line="240" w:lineRule="auto"/>
-              <w:ind w:left="0" w:right="0" w:firstLine="0" w:leftChars="0" w:rightChars="0" w:firstLineChars="0"/>
+              <w:ind w:left="0" w:leftChars="0" w:right="0" w:rightChars="0" w:firstLine="0" w:firstLineChars="0"/>
               <w:jc w:val="center"/>
               <w:textAlignment w:val="baseline"/>
               <w:rPr>
-                <w:rStyle w:val="Strong"/>
-                <w:rFonts w:ascii="微软雅黑" w:eastAsia="微软雅黑" w:hAnsi="微软雅黑" w:cs="微软雅黑" w:hint="default"/>
+                <w:rStyle w:val="23"/>
+                <w:rFonts w:hint="default" w:ascii="微软雅黑" w:hAnsi="微软雅黑" w:eastAsia="微软雅黑" w:cs="微软雅黑"/>
                 <w:b w:val="0"/>
                 <w:bCs/>
                 <w:i w:val="0"/>
@@ -2379,8 +2418,8 @@
           <w:tcPr>
             <w:tcW w:w="0" w:type="auto"/>
             <w:tcBorders>
-              <w:top w:val="single" w:sz="4" w:space="0" w:color="auto"/>
-              <w:left w:val="single" w:sz="4" w:space="0" w:color="auto"/>
+              <w:top w:val="single" w:color="auto" w:sz="4" w:space="0"/>
+              <w:left w:val="single" w:color="auto" w:sz="4" w:space="0"/>
               <w:bottom w:val="nil"/>
               <w:right w:val="nil"/>
             </w:tcBorders>
@@ -2407,12 +2446,12 @@
               <w:adjustRightInd w:val="0"/>
               <w:snapToGrid w:val="0"/>
               <w:spacing w:line="240" w:lineRule="auto"/>
-              <w:ind w:left="0" w:right="0" w:firstLine="0" w:leftChars="0" w:rightChars="0" w:firstLineChars="0"/>
+              <w:ind w:left="0" w:leftChars="0" w:right="0" w:rightChars="0" w:firstLine="0" w:firstLineChars="0"/>
               <w:jc w:val="center"/>
               <w:textAlignment w:val="baseline"/>
               <w:rPr>
-                <w:rStyle w:val="Strong"/>
-                <w:rFonts w:ascii="微软雅黑" w:eastAsia="微软雅黑" w:hAnsi="微软雅黑" w:cs="微软雅黑" w:hint="default"/>
+                <w:rStyle w:val="23"/>
+                <w:rFonts w:hint="default" w:ascii="微软雅黑" w:hAnsi="微软雅黑" w:eastAsia="微软雅黑" w:cs="微软雅黑"/>
                 <w:b w:val="0"/>
                 <w:bCs/>
                 <w:i w:val="0"/>
@@ -2434,8 +2473,8 @@
           <w:tcPr>
             <w:tcW w:w="0" w:type="auto"/>
             <w:tcBorders>
-              <w:top w:val="single" w:sz="4" w:space="0" w:color="auto"/>
-              <w:left w:val="single" w:sz="4" w:space="0" w:color="auto"/>
+              <w:top w:val="single" w:color="auto" w:sz="4" w:space="0"/>
+              <w:left w:val="single" w:color="auto" w:sz="4" w:space="0"/>
               <w:bottom w:val="nil"/>
               <w:right w:val="nil"/>
             </w:tcBorders>
@@ -2462,12 +2501,12 @@
               <w:adjustRightInd w:val="0"/>
               <w:snapToGrid w:val="0"/>
               <w:spacing w:line="240" w:lineRule="auto"/>
-              <w:ind w:left="0" w:right="0" w:firstLine="0" w:leftChars="0" w:rightChars="0" w:firstLineChars="0"/>
+              <w:ind w:left="0" w:leftChars="0" w:right="0" w:rightChars="0" w:firstLine="0" w:firstLineChars="0"/>
               <w:jc w:val="center"/>
               <w:textAlignment w:val="baseline"/>
               <w:rPr>
-                <w:rStyle w:val="Strong"/>
-                <w:rFonts w:ascii="微软雅黑" w:eastAsia="微软雅黑" w:hAnsi="微软雅黑" w:cs="微软雅黑" w:hint="default"/>
+                <w:rStyle w:val="23"/>
+                <w:rFonts w:hint="default" w:ascii="微软雅黑" w:hAnsi="微软雅黑" w:eastAsia="微软雅黑" w:cs="微软雅黑"/>
                 <w:b w:val="0"/>
                 <w:bCs/>
                 <w:i w:val="0"/>
@@ -2489,10 +2528,10 @@
           <w:tcPr>
             <w:tcW w:w="1205" w:type="dxa"/>
             <w:tcBorders>
-              <w:top w:val="single" w:sz="4" w:space="0" w:color="auto"/>
-              <w:left w:val="single" w:sz="4" w:space="0" w:color="auto"/>
+              <w:top w:val="single" w:color="auto" w:sz="4" w:space="0"/>
+              <w:left w:val="single" w:color="auto" w:sz="4" w:space="0"/>
               <w:bottom w:val="nil"/>
-              <w:right w:val="single" w:sz="12" w:space="0" w:color="auto"/>
+              <w:right w:val="single" w:color="auto" w:sz="12" w:space="0"/>
             </w:tcBorders>
             <w:tcMar>
               <w:top w:w="-1" w:type="dxa"/>
@@ -2517,12 +2556,12 @@
               <w:adjustRightInd w:val="0"/>
               <w:snapToGrid w:val="0"/>
               <w:spacing w:line="240" w:lineRule="auto"/>
-              <w:ind w:left="0" w:right="0" w:firstLine="0" w:leftChars="0" w:rightChars="0" w:firstLineChars="0"/>
+              <w:ind w:left="0" w:leftChars="0" w:right="0" w:rightChars="0" w:firstLine="0" w:firstLineChars="0"/>
               <w:jc w:val="center"/>
               <w:textAlignment w:val="baseline"/>
               <w:rPr>
-                <w:rStyle w:val="Strong"/>
-                <w:rFonts w:ascii="微软雅黑" w:eastAsia="微软雅黑" w:hAnsi="微软雅黑" w:cs="微软雅黑" w:hint="default"/>
+                <w:rStyle w:val="23"/>
+                <w:rFonts w:hint="default" w:ascii="微软雅黑" w:hAnsi="微软雅黑" w:eastAsia="微软雅黑" w:cs="微软雅黑"/>
                 <w:b w:val="0"/>
                 <w:bCs/>
                 <w:i w:val="0"/>
@@ -2543,8 +2582,14 @@
       </w:tr>
       <w:tr>
         <w:tblPrEx>
-          <w:tblW w:w="8519" w:type="dxa"/>
-          <w:jc w:val="center"/>
+          <w:tblBorders>
+            <w:top w:val="none" w:color="auto" w:sz="0" w:space="0"/>
+            <w:left w:val="none" w:color="auto" w:sz="0" w:space="0"/>
+            <w:bottom w:val="none" w:color="auto" w:sz="0" w:space="0"/>
+            <w:right w:val="none" w:color="auto" w:sz="0" w:space="0"/>
+            <w:insideH w:val="none" w:color="auto" w:sz="0" w:space="0"/>
+            <w:insideV w:val="none" w:color="auto" w:sz="0" w:space="0"/>
+          </w:tblBorders>
           <w:tblCellMar>
             <w:top w:w="0" w:type="dxa"/>
             <w:left w:w="108" w:type="dxa"/>
@@ -2553,16 +2598,16 @@
           </w:tblCellMar>
         </w:tblPrEx>
         <w:trPr>
-          <w:trHeight w:val="0"/>
+          <w:trHeight w:val="0" w:hRule="atLeast"/>
           <w:jc w:val="center"/>
         </w:trPr>
         <w:tc>
           <w:tcPr>
             <w:tcW w:w="1621" w:type="dxa"/>
             <w:tcBorders>
-              <w:top w:val="single" w:sz="4" w:space="0" w:color="auto"/>
-              <w:left w:val="single" w:sz="12" w:space="0" w:color="auto"/>
-              <w:bottom w:val="single" w:sz="12" w:space="0" w:color="auto"/>
+              <w:top w:val="single" w:color="auto" w:sz="4" w:space="0"/>
+              <w:left w:val="single" w:color="auto" w:sz="12" w:space="0"/>
+              <w:bottom w:val="single" w:color="auto" w:sz="12" w:space="0"/>
               <w:right w:val="nil"/>
             </w:tcBorders>
             <w:tcMar>
@@ -2588,12 +2633,12 @@
               <w:adjustRightInd w:val="0"/>
               <w:snapToGrid w:val="0"/>
               <w:spacing w:line="240" w:lineRule="auto"/>
-              <w:ind w:left="0" w:right="0" w:firstLine="0" w:leftChars="0" w:rightChars="0" w:firstLineChars="0"/>
+              <w:ind w:left="0" w:leftChars="0" w:right="0" w:rightChars="0" w:firstLine="0" w:firstLineChars="0"/>
               <w:jc w:val="center"/>
               <w:textAlignment w:val="baseline"/>
               <w:rPr>
-                <w:rStyle w:val="Strong"/>
-                <w:rFonts w:ascii="微软雅黑" w:eastAsia="微软雅黑" w:hAnsi="微软雅黑" w:cs="微软雅黑" w:hint="default"/>
+                <w:rStyle w:val="23"/>
+                <w:rFonts w:hint="default" w:ascii="微软雅黑" w:hAnsi="微软雅黑" w:eastAsia="微软雅黑" w:cs="微软雅黑"/>
                 <w:b w:val="0"/>
                 <w:bCs/>
                 <w:i w:val="0"/>
@@ -2615,9 +2660,9 @@
           <w:tcPr>
             <w:tcW w:w="2036" w:type="dxa"/>
             <w:tcBorders>
-              <w:top w:val="single" w:sz="4" w:space="0" w:color="auto"/>
-              <w:left w:val="single" w:sz="4" w:space="0" w:color="auto"/>
-              <w:bottom w:val="single" w:sz="12" w:space="0" w:color="auto"/>
+              <w:top w:val="single" w:color="auto" w:sz="4" w:space="0"/>
+              <w:left w:val="single" w:color="auto" w:sz="4" w:space="0"/>
+              <w:bottom w:val="single" w:color="auto" w:sz="12" w:space="0"/>
               <w:right w:val="nil"/>
             </w:tcBorders>
             <w:tcMar>
@@ -2643,12 +2688,12 @@
               <w:adjustRightInd w:val="0"/>
               <w:snapToGrid w:val="0"/>
               <w:spacing w:line="240" w:lineRule="auto"/>
-              <w:ind w:left="0" w:right="0" w:firstLine="0" w:leftChars="0" w:rightChars="0" w:firstLineChars="0"/>
+              <w:ind w:left="0" w:leftChars="0" w:right="0" w:rightChars="0" w:firstLine="0" w:firstLineChars="0"/>
               <w:jc w:val="center"/>
               <w:textAlignment w:val="baseline"/>
               <w:rPr>
-                <w:rStyle w:val="Strong"/>
-                <w:rFonts w:ascii="微软雅黑" w:eastAsia="微软雅黑" w:hAnsi="微软雅黑" w:cs="微软雅黑" w:hint="default"/>
+                <w:rStyle w:val="23"/>
+                <w:rFonts w:hint="default" w:ascii="微软雅黑" w:hAnsi="微软雅黑" w:eastAsia="微软雅黑" w:cs="微软雅黑"/>
                 <w:b w:val="0"/>
                 <w:bCs/>
                 <w:i w:val="0"/>
@@ -2670,9 +2715,9 @@
           <w:tcPr>
             <w:tcW w:w="1621" w:type="dxa"/>
             <w:tcBorders>
-              <w:top w:val="single" w:sz="4" w:space="0" w:color="auto"/>
-              <w:left w:val="single" w:sz="4" w:space="0" w:color="auto"/>
-              <w:bottom w:val="single" w:sz="12" w:space="0" w:color="auto"/>
+              <w:top w:val="single" w:color="auto" w:sz="4" w:space="0"/>
+              <w:left w:val="single" w:color="auto" w:sz="4" w:space="0"/>
+              <w:bottom w:val="single" w:color="auto" w:sz="12" w:space="0"/>
               <w:right w:val="nil"/>
             </w:tcBorders>
             <w:tcMar>
@@ -2698,12 +2743,12 @@
               <w:adjustRightInd w:val="0"/>
               <w:snapToGrid w:val="0"/>
               <w:spacing w:line="240" w:lineRule="auto"/>
-              <w:ind w:left="0" w:right="0" w:firstLine="0" w:leftChars="0" w:rightChars="0" w:firstLineChars="0"/>
+              <w:ind w:left="0" w:leftChars="0" w:right="0" w:rightChars="0" w:firstLine="0" w:firstLineChars="0"/>
               <w:jc w:val="center"/>
               <w:textAlignment w:val="baseline"/>
               <w:rPr>
-                <w:rStyle w:val="Strong"/>
-                <w:rFonts w:ascii="微软雅黑" w:eastAsia="微软雅黑" w:hAnsi="微软雅黑" w:cs="微软雅黑" w:hint="default"/>
+                <w:rStyle w:val="23"/>
+                <w:rFonts w:hint="default" w:ascii="微软雅黑" w:hAnsi="微软雅黑" w:eastAsia="微软雅黑" w:cs="微软雅黑"/>
                 <w:b w:val="0"/>
                 <w:bCs/>
                 <w:i w:val="0"/>
@@ -2725,9 +2770,9 @@
           <w:tcPr>
             <w:tcW w:w="2036" w:type="dxa"/>
             <w:tcBorders>
-              <w:top w:val="single" w:sz="4" w:space="0" w:color="auto"/>
-              <w:left w:val="single" w:sz="4" w:space="0" w:color="auto"/>
-              <w:bottom w:val="single" w:sz="12" w:space="0" w:color="auto"/>
+              <w:top w:val="single" w:color="auto" w:sz="4" w:space="0"/>
+              <w:left w:val="single" w:color="auto" w:sz="4" w:space="0"/>
+              <w:bottom w:val="single" w:color="auto" w:sz="12" w:space="0"/>
               <w:right w:val="nil"/>
             </w:tcBorders>
             <w:tcMar>
@@ -2753,12 +2798,12 @@
               <w:adjustRightInd w:val="0"/>
               <w:snapToGrid w:val="0"/>
               <w:spacing w:line="240" w:lineRule="auto"/>
-              <w:ind w:left="0" w:right="0" w:firstLine="0" w:leftChars="0" w:rightChars="0" w:firstLineChars="0"/>
+              <w:ind w:left="0" w:leftChars="0" w:right="0" w:rightChars="0" w:firstLine="0" w:firstLineChars="0"/>
               <w:jc w:val="center"/>
               <w:textAlignment w:val="baseline"/>
               <w:rPr>
-                <w:rStyle w:val="Strong"/>
-                <w:rFonts w:ascii="微软雅黑" w:eastAsia="微软雅黑" w:hAnsi="微软雅黑" w:cs="微软雅黑" w:hint="default"/>
+                <w:rStyle w:val="23"/>
+                <w:rFonts w:hint="default" w:ascii="微软雅黑" w:hAnsi="微软雅黑" w:eastAsia="微软雅黑" w:cs="微软雅黑"/>
                 <w:b w:val="0"/>
                 <w:bCs/>
                 <w:i w:val="0"/>
@@ -2780,10 +2825,10 @@
           <w:tcPr>
             <w:tcW w:w="1205" w:type="dxa"/>
             <w:tcBorders>
-              <w:top w:val="single" w:sz="4" w:space="0" w:color="auto"/>
-              <w:left w:val="single" w:sz="4" w:space="0" w:color="auto"/>
-              <w:bottom w:val="single" w:sz="12" w:space="0" w:color="auto"/>
-              <w:right w:val="single" w:sz="12" w:space="0" w:color="auto"/>
+              <w:top w:val="single" w:color="auto" w:sz="4" w:space="0"/>
+              <w:left w:val="single" w:color="auto" w:sz="4" w:space="0"/>
+              <w:bottom w:val="single" w:color="auto" w:sz="12" w:space="0"/>
+              <w:right w:val="single" w:color="auto" w:sz="12" w:space="0"/>
             </w:tcBorders>
             <w:tcMar>
               <w:top w:w="-1" w:type="dxa"/>
@@ -2808,12 +2853,12 @@
               <w:adjustRightInd w:val="0"/>
               <w:snapToGrid w:val="0"/>
               <w:spacing w:line="240" w:lineRule="auto"/>
-              <w:ind w:left="0" w:right="0" w:firstLine="0" w:leftChars="0" w:rightChars="0" w:firstLineChars="0"/>
+              <w:ind w:left="0" w:leftChars="0" w:right="0" w:rightChars="0" w:firstLine="0" w:firstLineChars="0"/>
               <w:jc w:val="center"/>
               <w:textAlignment w:val="baseline"/>
               <w:rPr>
-                <w:rStyle w:val="Strong"/>
-                <w:rFonts w:ascii="微软雅黑" w:eastAsia="微软雅黑" w:hAnsi="微软雅黑" w:cs="微软雅黑" w:hint="default"/>
+                <w:rStyle w:val="23"/>
+                <w:rFonts w:hint="default" w:ascii="微软雅黑" w:hAnsi="微软雅黑" w:eastAsia="微软雅黑" w:cs="微软雅黑"/>
                 <w:b w:val="0"/>
                 <w:bCs/>
                 <w:i w:val="0"/>
@@ -2851,8 +2896,8 @@
       </w:pPr>
       <w:r>
         <w:rPr>
-          <w:rStyle w:val="Strong"/>
-          <w:rFonts w:ascii="微软雅黑" w:eastAsia="微软雅黑" w:hAnsi="微软雅黑" w:cs="微软雅黑" w:hint="default"/>
+          <w:rStyle w:val="23"/>
+          <w:rFonts w:hint="default" w:ascii="微软雅黑" w:hAnsi="微软雅黑" w:eastAsia="微软雅黑" w:cs="微软雅黑"/>
           <w:b w:val="0"/>
           <w:bCs/>
           <w:i w:val="0"/>
@@ -2872,7 +2917,7 @@
     <w:sdt>
       <w:sdtPr>
         <w:rPr>
-          <w:rFonts w:ascii="宋体" w:eastAsia="宋体" w:hAnsi="宋体" w:cs="Arial"/>
+          <w:rFonts w:ascii="宋体" w:hAnsi="宋体" w:eastAsia="宋体" w:cs="Arial"/>
           <w:snapToGrid w:val="0"/>
           <w:color w:val="000000"/>
           <w:kern w:val="0"/>
@@ -2888,7 +2933,7 @@
       </w:sdtPr>
       <w:sdtEndPr>
         <w:rPr>
-          <w:rFonts w:ascii="宋体" w:eastAsia="宋体" w:hAnsi="宋体" w:cs="Arial"/>
+          <w:rFonts w:ascii="宋体" w:hAnsi="宋体" w:eastAsia="宋体" w:cs="Arial"/>
           <w:snapToGrid w:val="0"/>
           <w:color w:val="000000"/>
           <w:kern w:val="0"/>
@@ -2901,13 +2946,13 @@
         <w:p>
           <w:pPr>
             <w:spacing w:before="0" w:beforeLines="0" w:after="0" w:afterLines="0" w:line="240" w:lineRule="auto"/>
-            <w:ind w:left="0" w:right="0" w:firstLine="0" w:leftChars="0" w:rightChars="0" w:firstLineChars="0"/>
+            <w:ind w:left="0" w:leftChars="0" w:right="0" w:rightChars="0" w:firstLine="0" w:firstLineChars="0"/>
             <w:jc w:val="center"/>
           </w:pPr>
           <w:bookmarkStart w:id="2" w:name="_Toc4510"/>
           <w:r>
             <w:rPr>
-              <w:rFonts w:ascii="宋体" w:eastAsia="宋体" w:hAnsi="宋体"/>
+              <w:rFonts w:ascii="宋体" w:hAnsi="宋体" w:eastAsia="宋体"/>
               <w:sz w:val="21"/>
             </w:rPr>
             <w:t>目录</w:t>
@@ -2915,11 +2960,13 @@
         </w:p>
         <w:p>
           <w:pPr>
-            <w:pStyle w:val="TOC1"/>
+            <w:pStyle w:val="16"/>
             <w:tabs>
               <w:tab w:val="right" w:leader="dot" w:pos="8306"/>
             </w:tabs>
           </w:pPr>
+          <w:bookmarkStart w:id="64" w:name="_GoBack"/>
+          <w:bookmarkEnd w:id="64"/>
           <w:r>
             <w:fldChar w:fldCharType="begin"/>
           </w:r>
@@ -2933,7 +2980,7 @@
             <w:fldChar w:fldCharType="begin"/>
           </w:r>
           <w:r>
-            <w:instrText xml:space="preserve"> HYPERLINK \l _Toc13337 </w:instrText>
+            <w:instrText xml:space="preserve"> HYPERLINK \l _Toc524 </w:instrText>
           </w:r>
           <w:r>
             <w:fldChar w:fldCharType="separate"/>
@@ -2952,7 +2999,7 @@
             <w:fldChar w:fldCharType="begin"/>
           </w:r>
           <w:r>
-            <w:instrText xml:space="preserve"> PAGEREF _Toc13337 \h </w:instrText>
+            <w:instrText xml:space="preserve"> PAGEREF _Toc524 \h </w:instrText>
           </w:r>
           <w:r>
             <w:fldChar w:fldCharType="separate"/>
@@ -2969,7 +3016,7 @@
         </w:p>
         <w:p>
           <w:pPr>
-            <w:pStyle w:val="TOC1"/>
+            <w:pStyle w:val="16"/>
             <w:tabs>
               <w:tab w:val="right" w:leader="dot" w:pos="8306"/>
             </w:tabs>
@@ -2978,7 +3025,7 @@
             <w:fldChar w:fldCharType="begin"/>
           </w:r>
           <w:r>
-            <w:instrText xml:space="preserve"> HYPERLINK \l _Toc30896 </w:instrText>
+            <w:instrText xml:space="preserve"> HYPERLINK \l _Toc23700 </w:instrText>
           </w:r>
           <w:r>
             <w:fldChar w:fldCharType="separate"/>
@@ -2997,7 +3044,7 @@
             <w:fldChar w:fldCharType="begin"/>
           </w:r>
           <w:r>
-            <w:instrText xml:space="preserve"> PAGEREF _Toc30896 \h </w:instrText>
+            <w:instrText xml:space="preserve"> PAGEREF _Toc23700 \h </w:instrText>
           </w:r>
           <w:r>
             <w:fldChar w:fldCharType="separate"/>
@@ -3014,7 +3061,7 @@
         </w:p>
         <w:p>
           <w:pPr>
-            <w:pStyle w:val="TOC1"/>
+            <w:pStyle w:val="16"/>
             <w:tabs>
               <w:tab w:val="right" w:leader="dot" w:pos="8306"/>
             </w:tabs>
@@ -3023,7 +3070,7 @@
             <w:fldChar w:fldCharType="begin"/>
           </w:r>
           <w:r>
-            <w:instrText xml:space="preserve"> HYPERLINK \l _Toc22676 </w:instrText>
+            <w:instrText xml:space="preserve"> HYPERLINK \l _Toc18595 </w:instrText>
           </w:r>
           <w:r>
             <w:fldChar w:fldCharType="separate"/>
@@ -3042,7 +3089,7 @@
             <w:fldChar w:fldCharType="begin"/>
           </w:r>
           <w:r>
-            <w:instrText xml:space="preserve"> PAGEREF _Toc22676 \h </w:instrText>
+            <w:instrText xml:space="preserve"> PAGEREF _Toc18595 \h </w:instrText>
           </w:r>
           <w:r>
             <w:fldChar w:fldCharType="separate"/>
@@ -3059,7 +3106,7 @@
         </w:p>
         <w:p>
           <w:pPr>
-            <w:pStyle w:val="TOC2"/>
+            <w:pStyle w:val="17"/>
             <w:tabs>
               <w:tab w:val="right" w:leader="dot" w:pos="8306"/>
             </w:tabs>
@@ -3068,7 +3115,7 @@
             <w:fldChar w:fldCharType="begin"/>
           </w:r>
           <w:r>
-            <w:instrText xml:space="preserve"> HYPERLINK \l _Toc20450 </w:instrText>
+            <w:instrText xml:space="preserve"> HYPERLINK \l _Toc23988 </w:instrText>
           </w:r>
           <w:r>
             <w:fldChar w:fldCharType="separate"/>
@@ -3087,7 +3134,7 @@
             <w:fldChar w:fldCharType="begin"/>
           </w:r>
           <w:r>
-            <w:instrText xml:space="preserve"> PAGEREF _Toc20450 \h </w:instrText>
+            <w:instrText xml:space="preserve"> PAGEREF _Toc23988 \h </w:instrText>
           </w:r>
           <w:r>
             <w:fldChar w:fldCharType="separate"/>
@@ -3104,7 +3151,7 @@
         </w:p>
         <w:p>
           <w:pPr>
-            <w:pStyle w:val="TOC2"/>
+            <w:pStyle w:val="17"/>
             <w:tabs>
               <w:tab w:val="right" w:leader="dot" w:pos="8306"/>
             </w:tabs>
@@ -3113,7 +3160,7 @@
             <w:fldChar w:fldCharType="begin"/>
           </w:r>
           <w:r>
-            <w:instrText xml:space="preserve"> HYPERLINK \l _Toc1336 </w:instrText>
+            <w:instrText xml:space="preserve"> HYPERLINK \l _Toc28209 </w:instrText>
           </w:r>
           <w:r>
             <w:fldChar w:fldCharType="separate"/>
@@ -3132,7 +3179,7 @@
             <w:fldChar w:fldCharType="begin"/>
           </w:r>
           <w:r>
-            <w:instrText xml:space="preserve"> PAGEREF _Toc1336 \h </w:instrText>
+            <w:instrText xml:space="preserve"> PAGEREF _Toc28209 \h </w:instrText>
           </w:r>
           <w:r>
             <w:fldChar w:fldCharType="separate"/>
@@ -3149,7 +3196,7 @@
         </w:p>
         <w:p>
           <w:pPr>
-            <w:pStyle w:val="TOC2"/>
+            <w:pStyle w:val="17"/>
             <w:tabs>
               <w:tab w:val="right" w:leader="dot" w:pos="8306"/>
             </w:tabs>
@@ -3158,7 +3205,7 @@
             <w:fldChar w:fldCharType="begin"/>
           </w:r>
           <w:r>
-            <w:instrText xml:space="preserve"> HYPERLINK \l _Toc13026 </w:instrText>
+            <w:instrText xml:space="preserve"> HYPERLINK \l _Toc31579 </w:instrText>
           </w:r>
           <w:r>
             <w:fldChar w:fldCharType="separate"/>
@@ -3177,7 +3224,7 @@
             <w:fldChar w:fldCharType="begin"/>
           </w:r>
           <w:r>
-            <w:instrText xml:space="preserve"> PAGEREF _Toc13026 \h </w:instrText>
+            <w:instrText xml:space="preserve"> PAGEREF _Toc31579 \h </w:instrText>
           </w:r>
           <w:r>
             <w:fldChar w:fldCharType="separate"/>
@@ -3194,7 +3241,7 @@
         </w:p>
         <w:p>
           <w:pPr>
-            <w:pStyle w:val="TOC2"/>
+            <w:pStyle w:val="17"/>
             <w:tabs>
               <w:tab w:val="right" w:leader="dot" w:pos="8306"/>
             </w:tabs>
@@ -3203,7 +3250,7 @@
             <w:fldChar w:fldCharType="begin"/>
           </w:r>
           <w:r>
-            <w:instrText xml:space="preserve"> HYPERLINK \l _Toc8847 </w:instrText>
+            <w:instrText xml:space="preserve"> HYPERLINK \l _Toc20201 </w:instrText>
           </w:r>
           <w:r>
             <w:fldChar w:fldCharType="separate"/>
@@ -3222,7 +3269,7 @@
             <w:fldChar w:fldCharType="begin"/>
           </w:r>
           <w:r>
-            <w:instrText xml:space="preserve"> PAGEREF _Toc8847 \h </w:instrText>
+            <w:instrText xml:space="preserve"> PAGEREF _Toc20201 \h </w:instrText>
           </w:r>
           <w:r>
             <w:fldChar w:fldCharType="separate"/>
@@ -3239,7 +3286,7 @@
         </w:p>
         <w:p>
           <w:pPr>
-            <w:pStyle w:val="TOC2"/>
+            <w:pStyle w:val="17"/>
             <w:tabs>
               <w:tab w:val="right" w:leader="dot" w:pos="8306"/>
             </w:tabs>
@@ -3248,7 +3295,7 @@
             <w:fldChar w:fldCharType="begin"/>
           </w:r>
           <w:r>
-            <w:instrText xml:space="preserve"> HYPERLINK \l _Toc1147 </w:instrText>
+            <w:instrText xml:space="preserve"> HYPERLINK \l _Toc32329 </w:instrText>
           </w:r>
           <w:r>
             <w:fldChar w:fldCharType="separate"/>
@@ -3267,7 +3314,7 @@
             <w:fldChar w:fldCharType="begin"/>
           </w:r>
           <w:r>
-            <w:instrText xml:space="preserve"> PAGEREF _Toc1147 \h </w:instrText>
+            <w:instrText xml:space="preserve"> PAGEREF _Toc32329 \h </w:instrText>
           </w:r>
           <w:r>
             <w:fldChar w:fldCharType="separate"/>
@@ -3284,7 +3331,7 @@
         </w:p>
         <w:p>
           <w:pPr>
-            <w:pStyle w:val="TOC2"/>
+            <w:pStyle w:val="17"/>
             <w:tabs>
               <w:tab w:val="right" w:leader="dot" w:pos="8306"/>
             </w:tabs>
@@ -3293,7 +3340,7 @@
             <w:fldChar w:fldCharType="begin"/>
           </w:r>
           <w:r>
-            <w:instrText xml:space="preserve"> HYPERLINK \l _Toc15120 </w:instrText>
+            <w:instrText xml:space="preserve"> HYPERLINK \l _Toc24704 </w:instrText>
           </w:r>
           <w:r>
             <w:fldChar w:fldCharType="separate"/>
@@ -3303,7 +3350,7 @@
               <w:rFonts w:hint="default"/>
               <w:lang w:val="en-US" w:eastAsia="zh-CN"/>
             </w:rPr>
-            <w:t>3.6. 产品产品质量部</w:t>
+            <w:t>3.6. 产品质量部</w:t>
           </w:r>
           <w:r>
             <w:tab/>
@@ -3312,7 +3359,7 @@
             <w:fldChar w:fldCharType="begin"/>
           </w:r>
           <w:r>
-            <w:instrText xml:space="preserve"> PAGEREF _Toc15120 \h </w:instrText>
+            <w:instrText xml:space="preserve"> PAGEREF _Toc24704 \h </w:instrText>
           </w:r>
           <w:r>
             <w:fldChar w:fldCharType="separate"/>
@@ -3329,7 +3376,7 @@
         </w:p>
         <w:p>
           <w:pPr>
-            <w:pStyle w:val="TOC1"/>
+            <w:pStyle w:val="16"/>
             <w:tabs>
               <w:tab w:val="right" w:leader="dot" w:pos="8306"/>
             </w:tabs>
@@ -3338,7 +3385,7 @@
             <w:fldChar w:fldCharType="begin"/>
           </w:r>
           <w:r>
-            <w:instrText xml:space="preserve"> HYPERLINK \l _Toc29875 </w:instrText>
+            <w:instrText xml:space="preserve"> HYPERLINK \l _Toc23946 </w:instrText>
           </w:r>
           <w:r>
             <w:fldChar w:fldCharType="separate"/>
@@ -3357,7 +3404,7 @@
             <w:fldChar w:fldCharType="begin"/>
           </w:r>
           <w:r>
-            <w:instrText xml:space="preserve"> PAGEREF _Toc29875 \h </w:instrText>
+            <w:instrText xml:space="preserve"> PAGEREF _Toc23946 \h </w:instrText>
           </w:r>
           <w:r>
             <w:fldChar w:fldCharType="separate"/>
@@ -3374,7 +3421,7 @@
         </w:p>
         <w:p>
           <w:pPr>
-            <w:pStyle w:val="TOC1"/>
+            <w:pStyle w:val="16"/>
             <w:tabs>
               <w:tab w:val="right" w:leader="dot" w:pos="8306"/>
             </w:tabs>
@@ -3383,7 +3430,7 @@
             <w:fldChar w:fldCharType="begin"/>
           </w:r>
           <w:r>
-            <w:instrText xml:space="preserve"> HYPERLINK \l _Toc6228 </w:instrText>
+            <w:instrText xml:space="preserve"> HYPERLINK \l _Toc23885 </w:instrText>
           </w:r>
           <w:r>
             <w:fldChar w:fldCharType="separate"/>
@@ -3402,13 +3449,13 @@
             <w:fldChar w:fldCharType="begin"/>
           </w:r>
           <w:r>
-            <w:instrText xml:space="preserve"> PAGEREF _Toc6228 \h </w:instrText>
+            <w:instrText xml:space="preserve"> PAGEREF _Toc23885 \h </w:instrText>
           </w:r>
           <w:r>
             <w:fldChar w:fldCharType="separate"/>
           </w:r>
           <w:r>
-            <w:t>8</w:t>
+            <w:t>7</w:t>
           </w:r>
           <w:r>
             <w:fldChar w:fldCharType="end"/>
@@ -3419,7 +3466,7 @@
         </w:p>
         <w:p>
           <w:pPr>
-            <w:pStyle w:val="TOC2"/>
+            <w:pStyle w:val="17"/>
             <w:tabs>
               <w:tab w:val="right" w:leader="dot" w:pos="8306"/>
             </w:tabs>
@@ -3428,7 +3475,7 @@
             <w:fldChar w:fldCharType="begin"/>
           </w:r>
           <w:r>
-            <w:instrText xml:space="preserve"> HYPERLINK \l _Toc16839 </w:instrText>
+            <w:instrText xml:space="preserve"> HYPERLINK \l _Toc5008 </w:instrText>
           </w:r>
           <w:r>
             <w:fldChar w:fldCharType="separate"/>
@@ -3447,13 +3494,13 @@
             <w:fldChar w:fldCharType="begin"/>
           </w:r>
           <w:r>
-            <w:instrText xml:space="preserve"> PAGEREF _Toc16839 \h </w:instrText>
+            <w:instrText xml:space="preserve"> PAGEREF _Toc5008 \h </w:instrText>
           </w:r>
           <w:r>
             <w:fldChar w:fldCharType="separate"/>
           </w:r>
           <w:r>
-            <w:t>8</w:t>
+            <w:t>7</w:t>
           </w:r>
           <w:r>
             <w:fldChar w:fldCharType="end"/>
@@ -3464,7 +3511,7 @@
         </w:p>
         <w:p>
           <w:pPr>
-            <w:pStyle w:val="TOC2"/>
+            <w:pStyle w:val="17"/>
             <w:tabs>
               <w:tab w:val="right" w:leader="dot" w:pos="8306"/>
             </w:tabs>
@@ -3473,7 +3520,7 @@
             <w:fldChar w:fldCharType="begin"/>
           </w:r>
           <w:r>
-            <w:instrText xml:space="preserve"> HYPERLINK \l _Toc13978 </w:instrText>
+            <w:instrText xml:space="preserve"> HYPERLINK \l _Toc16782 </w:instrText>
           </w:r>
           <w:r>
             <w:fldChar w:fldCharType="separate"/>
@@ -3492,13 +3539,13 @@
             <w:fldChar w:fldCharType="begin"/>
           </w:r>
           <w:r>
-            <w:instrText xml:space="preserve"> PAGEREF _Toc13978 \h </w:instrText>
+            <w:instrText xml:space="preserve"> PAGEREF _Toc16782 \h </w:instrText>
           </w:r>
           <w:r>
             <w:fldChar w:fldCharType="separate"/>
           </w:r>
           <w:r>
-            <w:t>9</w:t>
+            <w:t>8</w:t>
           </w:r>
           <w:r>
             <w:fldChar w:fldCharType="end"/>
@@ -3509,7 +3556,7 @@
         </w:p>
         <w:p>
           <w:pPr>
-            <w:pStyle w:val="TOC3"/>
+            <w:pStyle w:val="13"/>
             <w:tabs>
               <w:tab w:val="right" w:leader="dot" w:pos="8306"/>
             </w:tabs>
@@ -3518,7 +3565,7 @@
             <w:fldChar w:fldCharType="begin"/>
           </w:r>
           <w:r>
-            <w:instrText xml:space="preserve"> HYPERLINK \l _Toc14854 </w:instrText>
+            <w:instrText xml:space="preserve"> HYPERLINK \l _Toc12529 </w:instrText>
           </w:r>
           <w:r>
             <w:fldChar w:fldCharType="separate"/>
@@ -3537,13 +3584,13 @@
             <w:fldChar w:fldCharType="begin"/>
           </w:r>
           <w:r>
-            <w:instrText xml:space="preserve"> PAGEREF _Toc14854 \h </w:instrText>
+            <w:instrText xml:space="preserve"> PAGEREF _Toc12529 \h </w:instrText>
           </w:r>
           <w:r>
             <w:fldChar w:fldCharType="separate"/>
           </w:r>
           <w:r>
-            <w:t>9</w:t>
+            <w:t>8</w:t>
           </w:r>
           <w:r>
             <w:fldChar w:fldCharType="end"/>
@@ -3554,7 +3601,7 @@
         </w:p>
         <w:p>
           <w:pPr>
-            <w:pStyle w:val="TOC3"/>
+            <w:pStyle w:val="13"/>
             <w:tabs>
               <w:tab w:val="right" w:leader="dot" w:pos="8306"/>
             </w:tabs>
@@ -3563,7 +3610,7 @@
             <w:fldChar w:fldCharType="begin"/>
           </w:r>
           <w:r>
-            <w:instrText xml:space="preserve"> HYPERLINK \l _Toc10695 </w:instrText>
+            <w:instrText xml:space="preserve"> HYPERLINK \l _Toc29609 </w:instrText>
           </w:r>
           <w:r>
             <w:fldChar w:fldCharType="separate"/>
@@ -3582,13 +3629,13 @@
             <w:fldChar w:fldCharType="begin"/>
           </w:r>
           <w:r>
-            <w:instrText xml:space="preserve"> PAGEREF _Toc10695 \h </w:instrText>
+            <w:instrText xml:space="preserve"> PAGEREF _Toc29609 \h </w:instrText>
           </w:r>
           <w:r>
             <w:fldChar w:fldCharType="separate"/>
           </w:r>
           <w:r>
-            <w:t>9</w:t>
+            <w:t>8</w:t>
           </w:r>
           <w:r>
             <w:fldChar w:fldCharType="end"/>
@@ -3599,7 +3646,7 @@
         </w:p>
         <w:p>
           <w:pPr>
-            <w:pStyle w:val="TOC3"/>
+            <w:pStyle w:val="13"/>
             <w:tabs>
               <w:tab w:val="right" w:leader="dot" w:pos="8306"/>
             </w:tabs>
@@ -3608,7 +3655,7 @@
             <w:fldChar w:fldCharType="begin"/>
           </w:r>
           <w:r>
-            <w:instrText xml:space="preserve"> HYPERLINK \l _Toc19816 </w:instrText>
+            <w:instrText xml:space="preserve"> HYPERLINK \l _Toc16910 </w:instrText>
           </w:r>
           <w:r>
             <w:fldChar w:fldCharType="separate"/>
@@ -3627,13 +3674,13 @@
             <w:fldChar w:fldCharType="begin"/>
           </w:r>
           <w:r>
-            <w:instrText xml:space="preserve"> PAGEREF _Toc19816 \h </w:instrText>
+            <w:instrText xml:space="preserve"> PAGEREF _Toc16910 \h </w:instrText>
           </w:r>
           <w:r>
             <w:fldChar w:fldCharType="separate"/>
           </w:r>
           <w:r>
-            <w:t>9</w:t>
+            <w:t>8</w:t>
           </w:r>
           <w:r>
             <w:fldChar w:fldCharType="end"/>
@@ -3644,7 +3691,7 @@
         </w:p>
         <w:p>
           <w:pPr>
-            <w:pStyle w:val="TOC3"/>
+            <w:pStyle w:val="13"/>
             <w:tabs>
               <w:tab w:val="right" w:leader="dot" w:pos="8306"/>
             </w:tabs>
@@ -3653,7 +3700,7 @@
             <w:fldChar w:fldCharType="begin"/>
           </w:r>
           <w:r>
-            <w:instrText xml:space="preserve"> HYPERLINK \l _Toc9989 </w:instrText>
+            <w:instrText xml:space="preserve"> HYPERLINK \l _Toc30626 </w:instrText>
           </w:r>
           <w:r>
             <w:fldChar w:fldCharType="separate"/>
@@ -3672,13 +3719,13 @@
             <w:fldChar w:fldCharType="begin"/>
           </w:r>
           <w:r>
-            <w:instrText xml:space="preserve"> PAGEREF _Toc9989 \h </w:instrText>
+            <w:instrText xml:space="preserve"> PAGEREF _Toc30626 \h </w:instrText>
           </w:r>
           <w:r>
             <w:fldChar w:fldCharType="separate"/>
           </w:r>
           <w:r>
-            <w:t>9</w:t>
+            <w:t>8</w:t>
           </w:r>
           <w:r>
             <w:fldChar w:fldCharType="end"/>
@@ -3689,7 +3736,7 @@
         </w:p>
         <w:p>
           <w:pPr>
-            <w:pStyle w:val="TOC3"/>
+            <w:pStyle w:val="13"/>
             <w:tabs>
               <w:tab w:val="right" w:leader="dot" w:pos="8306"/>
             </w:tabs>
@@ -3698,7 +3745,7 @@
             <w:fldChar w:fldCharType="begin"/>
           </w:r>
           <w:r>
-            <w:instrText xml:space="preserve"> HYPERLINK \l _Toc13601 </w:instrText>
+            <w:instrText xml:space="preserve"> HYPERLINK \l _Toc1864 </w:instrText>
           </w:r>
           <w:r>
             <w:fldChar w:fldCharType="separate"/>
@@ -3717,13 +3764,13 @@
             <w:fldChar w:fldCharType="begin"/>
           </w:r>
           <w:r>
-            <w:instrText xml:space="preserve"> PAGEREF _Toc13601 \h </w:instrText>
+            <w:instrText xml:space="preserve"> PAGEREF _Toc1864 \h </w:instrText>
           </w:r>
           <w:r>
             <w:fldChar w:fldCharType="separate"/>
           </w:r>
           <w:r>
-            <w:t>10</w:t>
+            <w:t>9</w:t>
           </w:r>
           <w:r>
             <w:fldChar w:fldCharType="end"/>
@@ -3734,7 +3781,7 @@
         </w:p>
         <w:p>
           <w:pPr>
-            <w:pStyle w:val="TOC3"/>
+            <w:pStyle w:val="13"/>
             <w:tabs>
               <w:tab w:val="right" w:leader="dot" w:pos="8306"/>
             </w:tabs>
@@ -3743,7 +3790,7 @@
             <w:fldChar w:fldCharType="begin"/>
           </w:r>
           <w:r>
-            <w:instrText xml:space="preserve"> HYPERLINK \l _Toc16549 </w:instrText>
+            <w:instrText xml:space="preserve"> HYPERLINK \l _Toc20259 </w:instrText>
           </w:r>
           <w:r>
             <w:fldChar w:fldCharType="separate"/>
@@ -3762,13 +3809,13 @@
             <w:fldChar w:fldCharType="begin"/>
           </w:r>
           <w:r>
-            <w:instrText xml:space="preserve"> PAGEREF _Toc16549 \h </w:instrText>
+            <w:instrText xml:space="preserve"> PAGEREF _Toc20259 \h </w:instrText>
           </w:r>
           <w:r>
             <w:fldChar w:fldCharType="separate"/>
           </w:r>
           <w:r>
-            <w:t>10</w:t>
+            <w:t>9</w:t>
           </w:r>
           <w:r>
             <w:fldChar w:fldCharType="end"/>
@@ -3779,7 +3826,7 @@
         </w:p>
         <w:p>
           <w:pPr>
-            <w:pStyle w:val="TOC1"/>
+            <w:pStyle w:val="16"/>
             <w:tabs>
               <w:tab w:val="right" w:leader="dot" w:pos="8306"/>
             </w:tabs>
@@ -3788,7 +3835,7 @@
             <w:fldChar w:fldCharType="begin"/>
           </w:r>
           <w:r>
-            <w:instrText xml:space="preserve"> HYPERLINK \l _Toc10363 </w:instrText>
+            <w:instrText xml:space="preserve"> HYPERLINK \l _Toc15197 </w:instrText>
           </w:r>
           <w:r>
             <w:fldChar w:fldCharType="separate"/>
@@ -3807,13 +3854,13 @@
             <w:fldChar w:fldCharType="begin"/>
           </w:r>
           <w:r>
-            <w:instrText xml:space="preserve"> PAGEREF _Toc10363 \h </w:instrText>
+            <w:instrText xml:space="preserve"> PAGEREF _Toc15197 \h </w:instrText>
           </w:r>
           <w:r>
             <w:fldChar w:fldCharType="separate"/>
           </w:r>
           <w:r>
-            <w:t>10</w:t>
+            <w:t>9</w:t>
           </w:r>
           <w:r>
             <w:fldChar w:fldCharType="end"/>
@@ -3824,7 +3871,7 @@
         </w:p>
         <w:p>
           <w:pPr>
-            <w:pStyle w:val="TOC2"/>
+            <w:pStyle w:val="17"/>
             <w:tabs>
               <w:tab w:val="right" w:leader="dot" w:pos="8306"/>
             </w:tabs>
@@ -3833,7 +3880,7 @@
             <w:fldChar w:fldCharType="begin"/>
           </w:r>
           <w:r>
-            <w:instrText xml:space="preserve"> HYPERLINK \l _Toc3589 </w:instrText>
+            <w:instrText xml:space="preserve"> HYPERLINK \l _Toc29373 </w:instrText>
           </w:r>
           <w:r>
             <w:fldChar w:fldCharType="separate"/>
@@ -3852,13 +3899,13 @@
             <w:fldChar w:fldCharType="begin"/>
           </w:r>
           <w:r>
-            <w:instrText xml:space="preserve"> PAGEREF _Toc3589 \h </w:instrText>
+            <w:instrText xml:space="preserve"> PAGEREF _Toc29373 \h </w:instrText>
           </w:r>
           <w:r>
             <w:fldChar w:fldCharType="separate"/>
           </w:r>
           <w:r>
-            <w:t>10</w:t>
+            <w:t>9</w:t>
           </w:r>
           <w:r>
             <w:fldChar w:fldCharType="end"/>
@@ -3869,7 +3916,7 @@
         </w:p>
         <w:p>
           <w:pPr>
-            <w:pStyle w:val="TOC2"/>
+            <w:pStyle w:val="17"/>
             <w:tabs>
               <w:tab w:val="right" w:leader="dot" w:pos="8306"/>
             </w:tabs>
@@ -3878,7 +3925,7 @@
             <w:fldChar w:fldCharType="begin"/>
           </w:r>
           <w:r>
-            <w:instrText xml:space="preserve"> HYPERLINK \l _Toc4532 </w:instrText>
+            <w:instrText xml:space="preserve"> HYPERLINK \l _Toc16931 </w:instrText>
           </w:r>
           <w:r>
             <w:fldChar w:fldCharType="separate"/>
@@ -3897,13 +3944,13 @@
             <w:fldChar w:fldCharType="begin"/>
           </w:r>
           <w:r>
-            <w:instrText xml:space="preserve"> PAGEREF _Toc4532 \h </w:instrText>
+            <w:instrText xml:space="preserve"> PAGEREF _Toc16931 \h </w:instrText>
           </w:r>
           <w:r>
             <w:fldChar w:fldCharType="separate"/>
           </w:r>
           <w:r>
-            <w:t>11</w:t>
+            <w:t>10</w:t>
           </w:r>
           <w:r>
             <w:fldChar w:fldCharType="end"/>
@@ -3914,7 +3961,7 @@
         </w:p>
         <w:p>
           <w:pPr>
-            <w:pStyle w:val="TOC2"/>
+            <w:pStyle w:val="17"/>
             <w:tabs>
               <w:tab w:val="right" w:leader="dot" w:pos="8306"/>
             </w:tabs>
@@ -3923,7 +3970,7 @@
             <w:fldChar w:fldCharType="begin"/>
           </w:r>
           <w:r>
-            <w:instrText xml:space="preserve"> HYPERLINK \l _Toc1907 </w:instrText>
+            <w:instrText xml:space="preserve"> HYPERLINK \l _Toc30292 </w:instrText>
           </w:r>
           <w:r>
             <w:fldChar w:fldCharType="separate"/>
@@ -3942,13 +3989,13 @@
             <w:fldChar w:fldCharType="begin"/>
           </w:r>
           <w:r>
-            <w:instrText xml:space="preserve"> PAGEREF _Toc1907 \h </w:instrText>
+            <w:instrText xml:space="preserve"> PAGEREF _Toc30292 \h </w:instrText>
           </w:r>
           <w:r>
             <w:fldChar w:fldCharType="separate"/>
           </w:r>
           <w:r>
-            <w:t>11</w:t>
+            <w:t>10</w:t>
           </w:r>
           <w:r>
             <w:fldChar w:fldCharType="end"/>
@@ -3959,7 +4006,7 @@
         </w:p>
         <w:p>
           <w:pPr>
-            <w:pStyle w:val="TOC1"/>
+            <w:pStyle w:val="16"/>
             <w:tabs>
               <w:tab w:val="right" w:leader="dot" w:pos="8306"/>
             </w:tabs>
@@ -3968,7 +4015,7 @@
             <w:fldChar w:fldCharType="begin"/>
           </w:r>
           <w:r>
-            <w:instrText xml:space="preserve"> HYPERLINK \l _Toc2752 </w:instrText>
+            <w:instrText xml:space="preserve"> HYPERLINK \l _Toc10693 </w:instrText>
           </w:r>
           <w:r>
             <w:fldChar w:fldCharType="separate"/>
@@ -3987,7 +4034,7 @@
             <w:fldChar w:fldCharType="begin"/>
           </w:r>
           <w:r>
-            <w:instrText xml:space="preserve"> PAGEREF _Toc2752 \h </w:instrText>
+            <w:instrText xml:space="preserve"> PAGEREF _Toc10693 \h </w:instrText>
           </w:r>
           <w:r>
             <w:fldChar w:fldCharType="separate"/>
@@ -4004,7 +4051,7 @@
         </w:p>
         <w:p>
           <w:pPr>
-            <w:pStyle w:val="TOC1"/>
+            <w:pStyle w:val="16"/>
             <w:tabs>
               <w:tab w:val="right" w:leader="dot" w:pos="8306"/>
             </w:tabs>
@@ -4013,7 +4060,7 @@
             <w:fldChar w:fldCharType="begin"/>
           </w:r>
           <w:r>
-            <w:instrText xml:space="preserve"> HYPERLINK \l _Toc24173 </w:instrText>
+            <w:instrText xml:space="preserve"> HYPERLINK \l _Toc14807 </w:instrText>
           </w:r>
           <w:r>
             <w:fldChar w:fldCharType="separate"/>
@@ -4032,13 +4079,13 @@
             <w:fldChar w:fldCharType="begin"/>
           </w:r>
           <w:r>
-            <w:instrText xml:space="preserve"> PAGEREF _Toc24173 \h </w:instrText>
+            <w:instrText xml:space="preserve"> PAGEREF _Toc14807 \h </w:instrText>
           </w:r>
           <w:r>
             <w:fldChar w:fldCharType="separate"/>
           </w:r>
           <w:r>
-            <w:t>12</w:t>
+            <w:t>11</w:t>
           </w:r>
           <w:r>
             <w:fldChar w:fldCharType="end"/>
@@ -4049,7 +4096,7 @@
         </w:p>
         <w:p>
           <w:pPr>
-            <w:pStyle w:val="TOC2"/>
+            <w:pStyle w:val="17"/>
             <w:tabs>
               <w:tab w:val="right" w:leader="dot" w:pos="8306"/>
             </w:tabs>
@@ -4058,7 +4105,7 @@
             <w:fldChar w:fldCharType="begin"/>
           </w:r>
           <w:r>
-            <w:instrText xml:space="preserve"> HYPERLINK \l _Toc26903 </w:instrText>
+            <w:instrText xml:space="preserve"> HYPERLINK \l _Toc31522 </w:instrText>
           </w:r>
           <w:r>
             <w:fldChar w:fldCharType="separate"/>
@@ -4077,13 +4124,13 @@
             <w:fldChar w:fldCharType="begin"/>
           </w:r>
           <w:r>
-            <w:instrText xml:space="preserve"> PAGEREF _Toc26903 \h </w:instrText>
+            <w:instrText xml:space="preserve"> PAGEREF _Toc31522 \h </w:instrText>
           </w:r>
           <w:r>
             <w:fldChar w:fldCharType="separate"/>
           </w:r>
           <w:r>
-            <w:t>12</w:t>
+            <w:t>11</w:t>
           </w:r>
           <w:r>
             <w:fldChar w:fldCharType="end"/>
@@ -4094,7 +4141,7 @@
         </w:p>
         <w:p>
           <w:pPr>
-            <w:pStyle w:val="TOC2"/>
+            <w:pStyle w:val="17"/>
             <w:tabs>
               <w:tab w:val="right" w:leader="dot" w:pos="8306"/>
             </w:tabs>
@@ -4103,7 +4150,7 @@
             <w:fldChar w:fldCharType="begin"/>
           </w:r>
           <w:r>
-            <w:instrText xml:space="preserve"> HYPERLINK \l _Toc7348 </w:instrText>
+            <w:instrText xml:space="preserve"> HYPERLINK \l _Toc20650 </w:instrText>
           </w:r>
           <w:r>
             <w:fldChar w:fldCharType="separate"/>
@@ -4122,13 +4169,13 @@
             <w:fldChar w:fldCharType="begin"/>
           </w:r>
           <w:r>
-            <w:instrText xml:space="preserve"> PAGEREF _Toc7348 \h </w:instrText>
+            <w:instrText xml:space="preserve"> PAGEREF _Toc20650 \h </w:instrText>
           </w:r>
           <w:r>
             <w:fldChar w:fldCharType="separate"/>
           </w:r>
           <w:r>
-            <w:t>12</w:t>
+            <w:t>11</w:t>
           </w:r>
           <w:r>
             <w:fldChar w:fldCharType="end"/>
@@ -4139,7 +4186,7 @@
         </w:p>
         <w:p>
           <w:pPr>
-            <w:pStyle w:val="TOC2"/>
+            <w:pStyle w:val="17"/>
             <w:tabs>
               <w:tab w:val="right" w:leader="dot" w:pos="8306"/>
             </w:tabs>
@@ -4148,7 +4195,7 @@
             <w:fldChar w:fldCharType="begin"/>
           </w:r>
           <w:r>
-            <w:instrText xml:space="preserve"> HYPERLINK \l _Toc6395 </w:instrText>
+            <w:instrText xml:space="preserve"> HYPERLINK \l _Toc31244 </w:instrText>
           </w:r>
           <w:r>
             <w:fldChar w:fldCharType="separate"/>
@@ -4167,7 +4214,7 @@
             <w:fldChar w:fldCharType="begin"/>
           </w:r>
           <w:r>
-            <w:instrText xml:space="preserve"> PAGEREF _Toc6395 \h </w:instrText>
+            <w:instrText xml:space="preserve"> PAGEREF _Toc31244 \h </w:instrText>
           </w:r>
           <w:r>
             <w:fldChar w:fldCharType="separate"/>
@@ -4184,7 +4231,7 @@
         </w:p>
         <w:p>
           <w:pPr>
-            <w:pStyle w:val="TOC2"/>
+            <w:pStyle w:val="17"/>
             <w:tabs>
               <w:tab w:val="right" w:leader="dot" w:pos="8306"/>
             </w:tabs>
@@ -4193,7 +4240,7 @@
             <w:fldChar w:fldCharType="begin"/>
           </w:r>
           <w:r>
-            <w:instrText xml:space="preserve"> HYPERLINK \l _Toc26880 </w:instrText>
+            <w:instrText xml:space="preserve"> HYPERLINK \l _Toc23916 </w:instrText>
           </w:r>
           <w:r>
             <w:fldChar w:fldCharType="separate"/>
@@ -4212,13 +4259,13 @@
             <w:fldChar w:fldCharType="begin"/>
           </w:r>
           <w:r>
-            <w:instrText xml:space="preserve"> PAGEREF _Toc26880 \h </w:instrText>
+            <w:instrText xml:space="preserve"> PAGEREF _Toc23916 \h </w:instrText>
           </w:r>
           <w:r>
             <w:fldChar w:fldCharType="separate"/>
           </w:r>
           <w:r>
-            <w:t>13</w:t>
+            <w:t>12</w:t>
           </w:r>
           <w:r>
             <w:fldChar w:fldCharType="end"/>
@@ -4229,7 +4276,7 @@
         </w:p>
         <w:p>
           <w:pPr>
-            <w:pStyle w:val="TOC1"/>
+            <w:pStyle w:val="16"/>
             <w:tabs>
               <w:tab w:val="right" w:leader="dot" w:pos="8306"/>
             </w:tabs>
@@ -4238,7 +4285,7 @@
             <w:fldChar w:fldCharType="begin"/>
           </w:r>
           <w:r>
-            <w:instrText xml:space="preserve"> HYPERLINK \l _Toc19412 </w:instrText>
+            <w:instrText xml:space="preserve"> HYPERLINK \l _Toc15464 </w:instrText>
           </w:r>
           <w:r>
             <w:fldChar w:fldCharType="separate"/>
@@ -4257,13 +4304,13 @@
             <w:fldChar w:fldCharType="begin"/>
           </w:r>
           <w:r>
-            <w:instrText xml:space="preserve"> PAGEREF _Toc19412 \h </w:instrText>
+            <w:instrText xml:space="preserve"> PAGEREF _Toc15464 \h </w:instrText>
           </w:r>
           <w:r>
             <w:fldChar w:fldCharType="separate"/>
           </w:r>
           <w:r>
-            <w:t>13</w:t>
+            <w:t>12</w:t>
           </w:r>
           <w:r>
             <w:fldChar w:fldCharType="end"/>
@@ -4274,7 +4321,7 @@
         </w:p>
         <w:p>
           <w:pPr>
-            <w:pStyle w:val="TOC1"/>
+            <w:pStyle w:val="16"/>
             <w:tabs>
               <w:tab w:val="right" w:leader="dot" w:pos="8306"/>
             </w:tabs>
@@ -4283,7 +4330,7 @@
             <w:fldChar w:fldCharType="begin"/>
           </w:r>
           <w:r>
-            <w:instrText xml:space="preserve"> HYPERLINK \l _Toc1631 </w:instrText>
+            <w:instrText xml:space="preserve"> HYPERLINK \l _Toc19722 </w:instrText>
           </w:r>
           <w:r>
             <w:fldChar w:fldCharType="separate"/>
@@ -4302,13 +4349,13 @@
             <w:fldChar w:fldCharType="begin"/>
           </w:r>
           <w:r>
-            <w:instrText xml:space="preserve"> PAGEREF _Toc1631 \h </w:instrText>
+            <w:instrText xml:space="preserve"> PAGEREF _Toc19722 \h </w:instrText>
           </w:r>
           <w:r>
             <w:fldChar w:fldCharType="separate"/>
           </w:r>
           <w:r>
-            <w:t>13</w:t>
+            <w:t>12</w:t>
           </w:r>
           <w:r>
             <w:fldChar w:fldCharType="end"/>
@@ -4342,14 +4389,14 @@
     </w:p>
     <w:p>
       <w:pPr>
-        <w:pStyle w:val="1"/>
-        <w:bidi w:val="0"/>
-        <w:rPr>
-          <w:rFonts w:hint="default"/>
-          <w:lang w:val="en-US" w:eastAsia="zh-CN"/>
-        </w:rPr>
-      </w:pPr>
-      <w:bookmarkStart w:id="3" w:name="_Toc13337"/>
+        <w:pStyle w:val="29"/>
+        <w:bidi w:val="0"/>
+        <w:rPr>
+          <w:rFonts w:hint="default"/>
+          <w:lang w:val="en-US" w:eastAsia="zh-CN"/>
+        </w:rPr>
+      </w:pPr>
+      <w:bookmarkStart w:id="3" w:name="_Toc524"/>
       <w:r>
         <w:rPr>
           <w:rFonts w:hint="default"/>
@@ -4362,7 +4409,7 @@
     </w:p>
     <w:p>
       <w:pPr>
-        <w:pStyle w:val="a2"/>
+        <w:pStyle w:val="30"/>
         <w:keepLines w:val="0"/>
         <w:pageBreakBefore w:val="0"/>
         <w:widowControl w:val="0"/>
@@ -4391,27 +4438,27 @@
     </w:p>
     <w:p>
       <w:pPr>
-        <w:pStyle w:val="1"/>
-        <w:keepLines w:val="0"/>
-        <w:pageBreakBefore w:val="0"/>
-        <w:widowControl w:val="0"/>
-        <w:kinsoku w:val="0"/>
-        <w:wordWrap/>
-        <w:overflowPunct/>
-        <w:topLinePunct w:val="0"/>
-        <w:autoSpaceDE w:val="0"/>
-        <w:autoSpaceDN w:val="0"/>
-        <w:bidi w:val="0"/>
-        <w:adjustRightInd w:val="0"/>
-        <w:snapToGrid w:val="0"/>
-        <w:textAlignment w:val="baseline"/>
-        <w:rPr>
-          <w:rFonts w:hint="default"/>
-          <w:lang w:val="en-US" w:eastAsia="zh-CN"/>
-        </w:rPr>
-      </w:pPr>
-      <w:bookmarkStart w:id="4" w:name="_Toc30896"/>
-      <w:bookmarkStart w:id="5" w:name="_Toc5657"/>
+        <w:pStyle w:val="29"/>
+        <w:keepLines w:val="0"/>
+        <w:pageBreakBefore w:val="0"/>
+        <w:widowControl w:val="0"/>
+        <w:kinsoku w:val="0"/>
+        <w:wordWrap/>
+        <w:overflowPunct/>
+        <w:topLinePunct w:val="0"/>
+        <w:autoSpaceDE w:val="0"/>
+        <w:autoSpaceDN w:val="0"/>
+        <w:bidi w:val="0"/>
+        <w:adjustRightInd w:val="0"/>
+        <w:snapToGrid w:val="0"/>
+        <w:textAlignment w:val="baseline"/>
+        <w:rPr>
+          <w:rFonts w:hint="default"/>
+          <w:lang w:val="en-US" w:eastAsia="zh-CN"/>
+        </w:rPr>
+      </w:pPr>
+      <w:bookmarkStart w:id="4" w:name="_Toc5657"/>
+      <w:bookmarkStart w:id="5" w:name="_Toc23700"/>
       <w:r>
         <w:rPr>
           <w:rFonts w:hint="default"/>
@@ -4424,7 +4471,7 @@
     </w:p>
     <w:p>
       <w:pPr>
-        <w:pStyle w:val="a2"/>
+        <w:pStyle w:val="30"/>
         <w:keepLines w:val="0"/>
         <w:pageBreakBefore w:val="0"/>
         <w:widowControl w:val="0"/>
@@ -4453,7 +4500,7 @@
     </w:p>
     <w:p>
       <w:pPr>
-        <w:pStyle w:val="1"/>
+        <w:pStyle w:val="29"/>
         <w:keepLines w:val="0"/>
         <w:pageBreakBefore w:val="0"/>
         <w:widowControl w:val="0"/>
@@ -4473,7 +4520,7 @@
         </w:rPr>
       </w:pPr>
       <w:bookmarkStart w:id="6" w:name="_Toc7940"/>
-      <w:bookmarkStart w:id="7" w:name="_Toc22676"/>
+      <w:bookmarkStart w:id="7" w:name="_Toc18595"/>
       <w:r>
         <w:rPr>
           <w:rFonts w:hint="default"/>
@@ -4486,27 +4533,27 @@
     </w:p>
     <w:p>
       <w:pPr>
-        <w:pStyle w:val="2"/>
-        <w:keepLines w:val="0"/>
-        <w:pageBreakBefore w:val="0"/>
-        <w:widowControl w:val="0"/>
-        <w:kinsoku w:val="0"/>
-        <w:wordWrap/>
-        <w:overflowPunct/>
-        <w:topLinePunct w:val="0"/>
-        <w:autoSpaceDE w:val="0"/>
-        <w:autoSpaceDN w:val="0"/>
-        <w:bidi w:val="0"/>
-        <w:adjustRightInd w:val="0"/>
-        <w:snapToGrid w:val="0"/>
-        <w:textAlignment w:val="baseline"/>
-        <w:rPr>
-          <w:rFonts w:hint="default"/>
-          <w:lang w:val="en-US" w:eastAsia="zh-CN"/>
-        </w:rPr>
-      </w:pPr>
-      <w:bookmarkStart w:id="8" w:name="_Toc20450"/>
-      <w:bookmarkStart w:id="9" w:name="_Toc7902"/>
+        <w:pStyle w:val="31"/>
+        <w:keepLines w:val="0"/>
+        <w:pageBreakBefore w:val="0"/>
+        <w:widowControl w:val="0"/>
+        <w:kinsoku w:val="0"/>
+        <w:wordWrap/>
+        <w:overflowPunct/>
+        <w:topLinePunct w:val="0"/>
+        <w:autoSpaceDE w:val="0"/>
+        <w:autoSpaceDN w:val="0"/>
+        <w:bidi w:val="0"/>
+        <w:adjustRightInd w:val="0"/>
+        <w:snapToGrid w:val="0"/>
+        <w:textAlignment w:val="baseline"/>
+        <w:rPr>
+          <w:rFonts w:hint="default"/>
+          <w:lang w:val="en-US" w:eastAsia="zh-CN"/>
+        </w:rPr>
+      </w:pPr>
+      <w:bookmarkStart w:id="8" w:name="_Toc7902"/>
+      <w:bookmarkStart w:id="9" w:name="_Toc23988"/>
       <w:r>
         <w:rPr>
           <w:rFonts w:hint="default"/>
@@ -4519,7 +4566,7 @@
     </w:p>
     <w:p>
       <w:pPr>
-        <w:pStyle w:val="a2"/>
+        <w:pStyle w:val="30"/>
         <w:keepLines w:val="0"/>
         <w:pageBreakBefore w:val="0"/>
         <w:widowControl w:val="0"/>
@@ -4548,7 +4595,7 @@
     </w:p>
     <w:p>
       <w:pPr>
-        <w:pStyle w:val="a2"/>
+        <w:pStyle w:val="30"/>
         <w:keepLines w:val="0"/>
         <w:pageBreakBefore w:val="0"/>
         <w:widowControl w:val="0"/>
@@ -4577,7 +4624,7 @@
     </w:p>
     <w:p>
       <w:pPr>
-        <w:pStyle w:val="2"/>
+        <w:pStyle w:val="31"/>
         <w:keepLines w:val="0"/>
         <w:pageBreakBefore w:val="0"/>
         <w:widowControl w:val="0"/>
@@ -4597,7 +4644,7 @@
         </w:rPr>
       </w:pPr>
       <w:bookmarkStart w:id="10" w:name="_Toc30313"/>
-      <w:bookmarkStart w:id="11" w:name="_Toc1336"/>
+      <w:bookmarkStart w:id="11" w:name="_Toc28209"/>
       <w:r>
         <w:rPr>
           <w:rFonts w:hint="default"/>
@@ -4610,7 +4657,7 @@
     </w:p>
     <w:p>
       <w:pPr>
-        <w:pStyle w:val="a2"/>
+        <w:pStyle w:val="30"/>
         <w:keepLines w:val="0"/>
         <w:pageBreakBefore w:val="0"/>
         <w:widowControl w:val="0"/>
@@ -4639,7 +4686,7 @@
     </w:p>
     <w:p>
       <w:pPr>
-        <w:pStyle w:val="a2"/>
+        <w:pStyle w:val="30"/>
         <w:keepLines w:val="0"/>
         <w:pageBreakBefore w:val="0"/>
         <w:widowControl w:val="0"/>
@@ -4668,27 +4715,27 @@
     </w:p>
     <w:p>
       <w:pPr>
-        <w:pStyle w:val="2"/>
-        <w:keepLines w:val="0"/>
-        <w:pageBreakBefore w:val="0"/>
-        <w:widowControl w:val="0"/>
-        <w:kinsoku w:val="0"/>
-        <w:wordWrap/>
-        <w:overflowPunct/>
-        <w:topLinePunct w:val="0"/>
-        <w:autoSpaceDE w:val="0"/>
-        <w:autoSpaceDN w:val="0"/>
-        <w:bidi w:val="0"/>
-        <w:adjustRightInd w:val="0"/>
-        <w:snapToGrid w:val="0"/>
-        <w:textAlignment w:val="baseline"/>
-        <w:rPr>
-          <w:rFonts w:hint="default"/>
-          <w:lang w:val="en-US" w:eastAsia="zh-CN"/>
-        </w:rPr>
-      </w:pPr>
-      <w:bookmarkStart w:id="12" w:name="_Toc13026"/>
-      <w:bookmarkStart w:id="13" w:name="_Toc13741"/>
+        <w:pStyle w:val="31"/>
+        <w:keepLines w:val="0"/>
+        <w:pageBreakBefore w:val="0"/>
+        <w:widowControl w:val="0"/>
+        <w:kinsoku w:val="0"/>
+        <w:wordWrap/>
+        <w:overflowPunct/>
+        <w:topLinePunct w:val="0"/>
+        <w:autoSpaceDE w:val="0"/>
+        <w:autoSpaceDN w:val="0"/>
+        <w:bidi w:val="0"/>
+        <w:adjustRightInd w:val="0"/>
+        <w:snapToGrid w:val="0"/>
+        <w:textAlignment w:val="baseline"/>
+        <w:rPr>
+          <w:rFonts w:hint="default"/>
+          <w:lang w:val="en-US" w:eastAsia="zh-CN"/>
+        </w:rPr>
+      </w:pPr>
+      <w:bookmarkStart w:id="12" w:name="_Toc13741"/>
+      <w:bookmarkStart w:id="13" w:name="_Toc31579"/>
       <w:r>
         <w:rPr>
           <w:rFonts w:hint="default"/>
@@ -4701,7 +4748,7 @@
     </w:p>
     <w:p>
       <w:pPr>
-        <w:pStyle w:val="a2"/>
+        <w:pStyle w:val="30"/>
         <w:keepLines w:val="0"/>
         <w:pageBreakBefore w:val="0"/>
         <w:widowControl w:val="0"/>
@@ -4730,7 +4777,7 @@
     </w:p>
     <w:p>
       <w:pPr>
-        <w:pStyle w:val="a2"/>
+        <w:pStyle w:val="30"/>
         <w:keepLines w:val="0"/>
         <w:pageBreakBefore w:val="0"/>
         <w:widowControl w:val="0"/>
@@ -4759,7 +4806,7 @@
     </w:p>
     <w:p>
       <w:pPr>
-        <w:pStyle w:val="a2"/>
+        <w:pStyle w:val="30"/>
         <w:keepLines w:val="0"/>
         <w:pageBreakBefore w:val="0"/>
         <w:widowControl w:val="0"/>
@@ -4788,7 +4835,7 @@
     </w:p>
     <w:p>
       <w:pPr>
-        <w:pStyle w:val="a2"/>
+        <w:pStyle w:val="30"/>
         <w:keepLines w:val="0"/>
         <w:pageBreakBefore w:val="0"/>
         <w:widowControl w:val="0"/>
@@ -4817,7 +4864,7 @@
     </w:p>
     <w:p>
       <w:pPr>
-        <w:pStyle w:val="a2"/>
+        <w:pStyle w:val="30"/>
         <w:keepLines w:val="0"/>
         <w:pageBreakBefore w:val="0"/>
         <w:widowControl w:val="0"/>
@@ -4846,7 +4893,7 @@
     </w:p>
     <w:p>
       <w:pPr>
-        <w:pStyle w:val="a2"/>
+        <w:pStyle w:val="30"/>
         <w:keepLines w:val="0"/>
         <w:pageBreakBefore w:val="0"/>
         <w:widowControl w:val="0"/>
@@ -4875,7 +4922,7 @@
     </w:p>
     <w:p>
       <w:pPr>
-        <w:pStyle w:val="2"/>
+        <w:pStyle w:val="31"/>
         <w:keepLines w:val="0"/>
         <w:pageBreakBefore w:val="0"/>
         <w:widowControl w:val="0"/>
@@ -4895,7 +4942,7 @@
         </w:rPr>
       </w:pPr>
       <w:bookmarkStart w:id="14" w:name="_Toc1188"/>
-      <w:bookmarkStart w:id="15" w:name="_Toc8847"/>
+      <w:bookmarkStart w:id="15" w:name="_Toc20201"/>
       <w:r>
         <w:rPr>
           <w:rFonts w:hint="default"/>
@@ -4908,7 +4955,7 @@
     </w:p>
     <w:p>
       <w:pPr>
-        <w:pStyle w:val="a2"/>
+        <w:pStyle w:val="30"/>
         <w:keepLines w:val="0"/>
         <w:pageBreakBefore w:val="0"/>
         <w:widowControl w:val="0"/>
@@ -4937,7 +4984,7 @@
     </w:p>
     <w:p>
       <w:pPr>
-        <w:pStyle w:val="a2"/>
+        <w:pStyle w:val="30"/>
         <w:keepLines w:val="0"/>
         <w:pageBreakBefore w:val="0"/>
         <w:widowControl w:val="0"/>
@@ -4966,27 +5013,27 @@
     </w:p>
     <w:p>
       <w:pPr>
-        <w:pStyle w:val="2"/>
-        <w:keepLines w:val="0"/>
-        <w:pageBreakBefore w:val="0"/>
-        <w:widowControl w:val="0"/>
-        <w:kinsoku w:val="0"/>
-        <w:wordWrap/>
-        <w:overflowPunct/>
-        <w:topLinePunct w:val="0"/>
-        <w:autoSpaceDE w:val="0"/>
-        <w:autoSpaceDN w:val="0"/>
-        <w:bidi w:val="0"/>
-        <w:adjustRightInd w:val="0"/>
-        <w:snapToGrid w:val="0"/>
-        <w:textAlignment w:val="baseline"/>
-        <w:rPr>
-          <w:rFonts w:hint="default"/>
-          <w:lang w:val="en-US" w:eastAsia="zh-CN"/>
-        </w:rPr>
-      </w:pPr>
-      <w:bookmarkStart w:id="16" w:name="_Toc1147"/>
-      <w:bookmarkStart w:id="17" w:name="_Toc5675"/>
+        <w:pStyle w:val="31"/>
+        <w:keepLines w:val="0"/>
+        <w:pageBreakBefore w:val="0"/>
+        <w:widowControl w:val="0"/>
+        <w:kinsoku w:val="0"/>
+        <w:wordWrap/>
+        <w:overflowPunct/>
+        <w:topLinePunct w:val="0"/>
+        <w:autoSpaceDE w:val="0"/>
+        <w:autoSpaceDN w:val="0"/>
+        <w:bidi w:val="0"/>
+        <w:adjustRightInd w:val="0"/>
+        <w:snapToGrid w:val="0"/>
+        <w:textAlignment w:val="baseline"/>
+        <w:rPr>
+          <w:rFonts w:hint="default"/>
+          <w:lang w:val="en-US" w:eastAsia="zh-CN"/>
+        </w:rPr>
+      </w:pPr>
+      <w:bookmarkStart w:id="16" w:name="_Toc5675"/>
+      <w:bookmarkStart w:id="17" w:name="_Toc32329"/>
       <w:r>
         <w:rPr>
           <w:rFonts w:hint="default"/>
@@ -4999,7 +5046,7 @@
     </w:p>
     <w:p>
       <w:pPr>
-        <w:pStyle w:val="a2"/>
+        <w:pStyle w:val="30"/>
         <w:keepLines w:val="0"/>
         <w:pageBreakBefore w:val="0"/>
         <w:widowControl w:val="0"/>
@@ -5028,7 +5075,7 @@
     </w:p>
     <w:p>
       <w:pPr>
-        <w:pStyle w:val="a2"/>
+        <w:pStyle w:val="30"/>
         <w:keepLines w:val="0"/>
         <w:pageBreakBefore w:val="0"/>
         <w:widowControl w:val="0"/>
@@ -5057,7 +5104,7 @@
     </w:p>
     <w:p>
       <w:pPr>
-        <w:pStyle w:val="2"/>
+        <w:pStyle w:val="31"/>
         <w:keepLines w:val="0"/>
         <w:pageBreakBefore w:val="0"/>
         <w:widowControl w:val="0"/>
@@ -5077,20 +5124,20 @@
         </w:rPr>
       </w:pPr>
       <w:bookmarkStart w:id="18" w:name="_Toc14402"/>
-      <w:bookmarkStart w:id="19" w:name="_Toc15120"/>
-      <w:r>
-        <w:rPr>
-          <w:rFonts w:hint="default"/>
-          <w:lang w:val="en-US" w:eastAsia="zh-CN"/>
-        </w:rPr>
-        <w:t>产品产品质量部</w:t>
+      <w:bookmarkStart w:id="19" w:name="_Toc24704"/>
+      <w:r>
+        <w:rPr>
+          <w:rFonts w:hint="default"/>
+          <w:lang w:val="en-US" w:eastAsia="zh-CN"/>
+        </w:rPr>
+        <w:t>产品质量部</w:t>
       </w:r>
       <w:bookmarkEnd w:id="18"/>
       <w:bookmarkEnd w:id="19"/>
     </w:p>
     <w:p>
       <w:pPr>
-        <w:pStyle w:val="a2"/>
+        <w:pStyle w:val="30"/>
         <w:keepLines w:val="0"/>
         <w:pageBreakBefore w:val="0"/>
         <w:widowControl w:val="0"/>
@@ -5119,7 +5166,7 @@
     </w:p>
     <w:p>
       <w:pPr>
-        <w:pStyle w:val="a2"/>
+        <w:pStyle w:val="30"/>
         <w:keepLines w:val="0"/>
         <w:pageBreakBefore w:val="0"/>
         <w:widowControl w:val="0"/>
@@ -5148,7 +5195,7 @@
     </w:p>
     <w:p>
       <w:pPr>
-        <w:pStyle w:val="a2"/>
+        <w:pStyle w:val="30"/>
         <w:keepLines w:val="0"/>
         <w:pageBreakBefore w:val="0"/>
         <w:widowControl w:val="0"/>
@@ -5177,7 +5224,7 @@
     </w:p>
     <w:p>
       <w:pPr>
-        <w:pStyle w:val="a2"/>
+        <w:pStyle w:val="30"/>
         <w:keepLines w:val="0"/>
         <w:pageBreakBefore w:val="0"/>
         <w:widowControl w:val="0"/>
@@ -5206,27 +5253,27 @@
     </w:p>
     <w:p>
       <w:pPr>
-        <w:pStyle w:val="1"/>
-        <w:keepLines w:val="0"/>
-        <w:pageBreakBefore w:val="0"/>
-        <w:widowControl w:val="0"/>
-        <w:kinsoku w:val="0"/>
-        <w:wordWrap/>
-        <w:overflowPunct/>
-        <w:topLinePunct w:val="0"/>
-        <w:autoSpaceDE w:val="0"/>
-        <w:autoSpaceDN w:val="0"/>
-        <w:bidi w:val="0"/>
-        <w:adjustRightInd w:val="0"/>
-        <w:snapToGrid w:val="0"/>
-        <w:textAlignment w:val="baseline"/>
-        <w:rPr>
-          <w:rFonts w:hint="default"/>
-          <w:lang w:val="en-US" w:eastAsia="zh-CN"/>
-        </w:rPr>
-      </w:pPr>
-      <w:bookmarkStart w:id="20" w:name="_Toc29875"/>
-      <w:bookmarkStart w:id="21" w:name="_Toc6183"/>
+        <w:pStyle w:val="29"/>
+        <w:keepLines w:val="0"/>
+        <w:pageBreakBefore w:val="0"/>
+        <w:widowControl w:val="0"/>
+        <w:kinsoku w:val="0"/>
+        <w:wordWrap/>
+        <w:overflowPunct/>
+        <w:topLinePunct w:val="0"/>
+        <w:autoSpaceDE w:val="0"/>
+        <w:autoSpaceDN w:val="0"/>
+        <w:bidi w:val="0"/>
+        <w:adjustRightInd w:val="0"/>
+        <w:snapToGrid w:val="0"/>
+        <w:textAlignment w:val="baseline"/>
+        <w:rPr>
+          <w:rFonts w:hint="default"/>
+          <w:lang w:val="en-US" w:eastAsia="zh-CN"/>
+        </w:rPr>
+      </w:pPr>
+      <w:bookmarkStart w:id="20" w:name="_Toc6183"/>
+      <w:bookmarkStart w:id="21" w:name="_Toc23946"/>
       <w:r>
         <w:rPr>
           <w:rFonts w:hint="default"/>
@@ -5239,7 +5286,7 @@
     </w:p>
     <w:p>
       <w:pPr>
-        <w:pStyle w:val="a2"/>
+        <w:pStyle w:val="30"/>
         <w:keepLines w:val="0"/>
         <w:pageBreakBefore w:val="0"/>
         <w:widowControl w:val="0"/>
@@ -5256,7 +5303,7 @@
         <w:bidi w:val="0"/>
         <w:adjustRightInd w:val="0"/>
         <w:snapToGrid w:val="0"/>
-        <w:ind w:left="425" w:hanging="425" w:leftChars="0" w:firstLineChars="0"/>
+        <w:ind w:left="425" w:leftChars="0" w:hanging="425" w:firstLineChars="0"/>
         <w:textAlignment w:val="baseline"/>
         <w:rPr>
           <w:rFonts w:hint="default"/>
@@ -5273,7 +5320,7 @@
     </w:p>
     <w:p>
       <w:pPr>
-        <w:pStyle w:val="a2"/>
+        <w:pStyle w:val="30"/>
         <w:keepLines w:val="0"/>
         <w:pageBreakBefore w:val="0"/>
         <w:widowControl w:val="0"/>
@@ -5290,7 +5337,7 @@
         <w:bidi w:val="0"/>
         <w:adjustRightInd w:val="0"/>
         <w:snapToGrid w:val="0"/>
-        <w:ind w:left="425" w:hanging="425" w:leftChars="0" w:firstLineChars="0"/>
+        <w:ind w:left="425" w:leftChars="0" w:hanging="425" w:firstLineChars="0"/>
         <w:textAlignment w:val="baseline"/>
         <w:rPr>
           <w:rFonts w:hint="default"/>
@@ -5307,7 +5354,7 @@
     </w:p>
     <w:p>
       <w:pPr>
-        <w:pStyle w:val="a2"/>
+        <w:pStyle w:val="30"/>
         <w:keepLines w:val="0"/>
         <w:pageBreakBefore w:val="0"/>
         <w:widowControl w:val="0"/>
@@ -5324,7 +5371,7 @@
         <w:bidi w:val="0"/>
         <w:adjustRightInd w:val="0"/>
         <w:snapToGrid w:val="0"/>
-        <w:ind w:left="425" w:hanging="425" w:leftChars="0" w:firstLineChars="0"/>
+        <w:ind w:left="425" w:leftChars="0" w:hanging="425" w:firstLineChars="0"/>
         <w:textAlignment w:val="baseline"/>
         <w:rPr>
           <w:rFonts w:hint="default"/>
@@ -5341,7 +5388,7 @@
     </w:p>
     <w:p>
       <w:pPr>
-        <w:pStyle w:val="a2"/>
+        <w:pStyle w:val="30"/>
         <w:keepLines w:val="0"/>
         <w:pageBreakBefore w:val="0"/>
         <w:widowControl w:val="0"/>
@@ -5358,7 +5405,7 @@
         <w:bidi w:val="0"/>
         <w:adjustRightInd w:val="0"/>
         <w:snapToGrid w:val="0"/>
-        <w:ind w:left="425" w:hanging="425" w:leftChars="0" w:firstLineChars="0"/>
+        <w:ind w:left="425" w:leftChars="0" w:hanging="425" w:firstLineChars="0"/>
         <w:textAlignment w:val="baseline"/>
         <w:rPr>
           <w:rFonts w:hint="default"/>
@@ -5375,7 +5422,7 @@
     </w:p>
     <w:p>
       <w:pPr>
-        <w:pStyle w:val="a2"/>
+        <w:pStyle w:val="30"/>
         <w:keepLines w:val="0"/>
         <w:pageBreakBefore w:val="0"/>
         <w:widowControl w:val="0"/>
@@ -5392,7 +5439,7 @@
         <w:bidi w:val="0"/>
         <w:adjustRightInd w:val="0"/>
         <w:snapToGrid w:val="0"/>
-        <w:ind w:left="425" w:hanging="425" w:leftChars="0" w:firstLineChars="0"/>
+        <w:ind w:left="425" w:leftChars="0" w:hanging="425" w:firstLineChars="0"/>
         <w:textAlignment w:val="baseline"/>
         <w:rPr>
           <w:rFonts w:hint="default"/>
@@ -5409,7 +5456,7 @@
     </w:p>
     <w:p>
       <w:pPr>
-        <w:pStyle w:val="a2"/>
+        <w:pStyle w:val="30"/>
         <w:keepLines w:val="0"/>
         <w:pageBreakBefore w:val="0"/>
         <w:widowControl w:val="0"/>
@@ -5426,7 +5473,7 @@
         <w:bidi w:val="0"/>
         <w:adjustRightInd w:val="0"/>
         <w:snapToGrid w:val="0"/>
-        <w:ind w:left="845" w:hanging="425" w:leftChars="0" w:firstLineChars="0"/>
+        <w:ind w:left="845" w:leftChars="0" w:hanging="425" w:firstLineChars="0"/>
         <w:textAlignment w:val="baseline"/>
         <w:rPr>
           <w:rFonts w:hint="default"/>
@@ -5443,7 +5490,7 @@
     </w:p>
     <w:p>
       <w:pPr>
-        <w:pStyle w:val="a2"/>
+        <w:pStyle w:val="30"/>
         <w:keepLines w:val="0"/>
         <w:pageBreakBefore w:val="0"/>
         <w:widowControl w:val="0"/>
@@ -5460,7 +5507,7 @@
         <w:bidi w:val="0"/>
         <w:adjustRightInd w:val="0"/>
         <w:snapToGrid w:val="0"/>
-        <w:ind w:left="845" w:hanging="425" w:leftChars="0" w:firstLineChars="0"/>
+        <w:ind w:left="845" w:leftChars="0" w:hanging="425" w:firstLineChars="0"/>
         <w:textAlignment w:val="baseline"/>
         <w:rPr>
           <w:rFonts w:hint="default"/>
@@ -5477,7 +5524,7 @@
     </w:p>
     <w:p>
       <w:pPr>
-        <w:pStyle w:val="a2"/>
+        <w:pStyle w:val="30"/>
         <w:keepLines w:val="0"/>
         <w:pageBreakBefore w:val="0"/>
         <w:widowControl w:val="0"/>
@@ -5494,7 +5541,7 @@
         <w:bidi w:val="0"/>
         <w:adjustRightInd w:val="0"/>
         <w:snapToGrid w:val="0"/>
-        <w:ind w:left="845" w:hanging="425" w:leftChars="0" w:firstLineChars="0"/>
+        <w:ind w:left="845" w:leftChars="0" w:hanging="425" w:firstLineChars="0"/>
         <w:textAlignment w:val="baseline"/>
         <w:rPr>
           <w:rFonts w:hint="default"/>
@@ -5511,7 +5558,7 @@
     </w:p>
     <w:p>
       <w:pPr>
-        <w:pStyle w:val="a2"/>
+        <w:pStyle w:val="30"/>
         <w:keepLines w:val="0"/>
         <w:pageBreakBefore w:val="0"/>
         <w:widowControl w:val="0"/>
@@ -5528,7 +5575,7 @@
         <w:bidi w:val="0"/>
         <w:adjustRightInd w:val="0"/>
         <w:snapToGrid w:val="0"/>
-        <w:ind w:left="845" w:hanging="425" w:leftChars="0" w:firstLineChars="0"/>
+        <w:ind w:left="845" w:leftChars="0" w:hanging="425" w:firstLineChars="0"/>
         <w:textAlignment w:val="baseline"/>
         <w:rPr>
           <w:rFonts w:hint="default"/>
@@ -5545,7 +5592,7 @@
     </w:p>
     <w:p>
       <w:pPr>
-        <w:pStyle w:val="a2"/>
+        <w:pStyle w:val="30"/>
         <w:keepLines w:val="0"/>
         <w:pageBreakBefore w:val="0"/>
         <w:widowControl w:val="0"/>
@@ -5562,7 +5609,7 @@
         <w:bidi w:val="0"/>
         <w:adjustRightInd w:val="0"/>
         <w:snapToGrid w:val="0"/>
-        <w:ind w:left="845" w:hanging="425" w:leftChars="0" w:firstLineChars="0"/>
+        <w:ind w:left="845" w:leftChars="0" w:hanging="425" w:firstLineChars="0"/>
         <w:textAlignment w:val="baseline"/>
         <w:rPr>
           <w:rFonts w:hint="default"/>
@@ -5579,7 +5626,7 @@
     </w:p>
     <w:p>
       <w:pPr>
-        <w:pStyle w:val="a2"/>
+        <w:pStyle w:val="30"/>
         <w:keepLines w:val="0"/>
         <w:pageBreakBefore w:val="0"/>
         <w:widowControl w:val="0"/>
@@ -5596,7 +5643,7 @@
         <w:bidi w:val="0"/>
         <w:adjustRightInd w:val="0"/>
         <w:snapToGrid w:val="0"/>
-        <w:ind w:left="845" w:hanging="425" w:leftChars="0" w:firstLineChars="0"/>
+        <w:ind w:left="845" w:leftChars="0" w:hanging="425" w:firstLineChars="0"/>
         <w:textAlignment w:val="baseline"/>
         <w:rPr>
           <w:rFonts w:hint="default"/>
@@ -5613,7 +5660,7 @@
     </w:p>
     <w:p>
       <w:pPr>
-        <w:pStyle w:val="a2"/>
+        <w:pStyle w:val="30"/>
         <w:keepLines w:val="0"/>
         <w:pageBreakBefore w:val="0"/>
         <w:widowControl w:val="0"/>
@@ -5630,7 +5677,7 @@
         <w:bidi w:val="0"/>
         <w:adjustRightInd w:val="0"/>
         <w:snapToGrid w:val="0"/>
-        <w:ind w:left="845" w:hanging="425" w:leftChars="0" w:firstLineChars="0"/>
+        <w:ind w:left="845" w:leftChars="0" w:hanging="425" w:firstLineChars="0"/>
         <w:textAlignment w:val="baseline"/>
         <w:rPr>
           <w:rFonts w:hint="default"/>
@@ -5647,7 +5694,7 @@
     </w:p>
     <w:p>
       <w:pPr>
-        <w:pStyle w:val="a2"/>
+        <w:pStyle w:val="30"/>
         <w:keepLines w:val="0"/>
         <w:pageBreakBefore w:val="0"/>
         <w:widowControl w:val="0"/>
@@ -5664,7 +5711,7 @@
         <w:bidi w:val="0"/>
         <w:adjustRightInd w:val="0"/>
         <w:snapToGrid w:val="0"/>
-        <w:ind w:left="845" w:hanging="425" w:leftChars="0" w:firstLineChars="0"/>
+        <w:ind w:left="845" w:leftChars="0" w:hanging="425" w:firstLineChars="0"/>
         <w:textAlignment w:val="baseline"/>
         <w:rPr>
           <w:rFonts w:hint="default"/>
@@ -5681,7 +5728,7 @@
     </w:p>
     <w:p>
       <w:pPr>
-        <w:pStyle w:val="a2"/>
+        <w:pStyle w:val="30"/>
         <w:keepLines w:val="0"/>
         <w:pageBreakBefore w:val="0"/>
         <w:widowControl w:val="0"/>
@@ -5698,7 +5745,7 @@
         <w:bidi w:val="0"/>
         <w:adjustRightInd w:val="0"/>
         <w:snapToGrid w:val="0"/>
-        <w:ind w:left="845" w:hanging="425" w:leftChars="0" w:firstLineChars="0"/>
+        <w:ind w:left="845" w:leftChars="0" w:hanging="425" w:firstLineChars="0"/>
         <w:textAlignment w:val="baseline"/>
         <w:rPr>
           <w:rFonts w:hint="default"/>
@@ -5715,7 +5762,7 @@
     </w:p>
     <w:p>
       <w:pPr>
-        <w:pStyle w:val="a2"/>
+        <w:pStyle w:val="30"/>
         <w:keepLines w:val="0"/>
         <w:pageBreakBefore w:val="0"/>
         <w:widowControl w:val="0"/>
@@ -5732,7 +5779,7 @@
         <w:bidi w:val="0"/>
         <w:adjustRightInd w:val="0"/>
         <w:snapToGrid w:val="0"/>
-        <w:ind w:left="845" w:hanging="425" w:leftChars="0" w:firstLineChars="0"/>
+        <w:ind w:left="845" w:leftChars="0" w:hanging="425" w:firstLineChars="0"/>
         <w:textAlignment w:val="baseline"/>
         <w:rPr>
           <w:rFonts w:hint="default"/>
@@ -5749,7 +5796,7 @@
     </w:p>
     <w:p>
       <w:pPr>
-        <w:pStyle w:val="a2"/>
+        <w:pStyle w:val="30"/>
         <w:keepLines w:val="0"/>
         <w:pageBreakBefore w:val="0"/>
         <w:widowControl w:val="0"/>
@@ -5766,7 +5813,7 @@
         <w:bidi w:val="0"/>
         <w:adjustRightInd w:val="0"/>
         <w:snapToGrid w:val="0"/>
-        <w:ind w:left="845" w:hanging="425" w:leftChars="0" w:firstLineChars="0"/>
+        <w:ind w:left="845" w:leftChars="0" w:hanging="425" w:firstLineChars="0"/>
         <w:textAlignment w:val="baseline"/>
         <w:rPr>
           <w:rFonts w:hint="default"/>
@@ -5783,7 +5830,7 @@
     </w:p>
     <w:p>
       <w:pPr>
-        <w:pStyle w:val="a2"/>
+        <w:pStyle w:val="30"/>
         <w:keepLines w:val="0"/>
         <w:pageBreakBefore w:val="0"/>
         <w:widowControl w:val="0"/>
@@ -5800,7 +5847,7 @@
         <w:bidi w:val="0"/>
         <w:adjustRightInd w:val="0"/>
         <w:snapToGrid w:val="0"/>
-        <w:ind w:left="845" w:hanging="425" w:leftChars="0" w:firstLineChars="0"/>
+        <w:ind w:left="845" w:leftChars="0" w:hanging="425" w:firstLineChars="0"/>
         <w:textAlignment w:val="baseline"/>
         <w:rPr>
           <w:rFonts w:hint="default"/>
@@ -5817,7 +5864,7 @@
     </w:p>
     <w:p>
       <w:pPr>
-        <w:pStyle w:val="a2"/>
+        <w:pStyle w:val="30"/>
         <w:keepLines w:val="0"/>
         <w:pageBreakBefore w:val="0"/>
         <w:widowControl w:val="0"/>
@@ -5834,7 +5881,7 @@
         <w:bidi w:val="0"/>
         <w:adjustRightInd w:val="0"/>
         <w:snapToGrid w:val="0"/>
-        <w:ind w:left="845" w:hanging="425" w:leftChars="0" w:firstLineChars="0"/>
+        <w:ind w:left="845" w:leftChars="0" w:hanging="425" w:firstLineChars="0"/>
         <w:textAlignment w:val="baseline"/>
         <w:rPr>
           <w:rFonts w:hint="default"/>
@@ -5851,7 +5898,7 @@
     </w:p>
     <w:p>
       <w:pPr>
-        <w:pStyle w:val="a2"/>
+        <w:pStyle w:val="30"/>
         <w:keepLines w:val="0"/>
         <w:pageBreakBefore w:val="0"/>
         <w:widowControl w:val="0"/>
@@ -5868,7 +5915,7 @@
         <w:bidi w:val="0"/>
         <w:adjustRightInd w:val="0"/>
         <w:snapToGrid w:val="0"/>
-        <w:ind w:left="845" w:hanging="425" w:leftChars="0" w:firstLineChars="0"/>
+        <w:ind w:left="845" w:leftChars="0" w:hanging="425" w:firstLineChars="0"/>
         <w:textAlignment w:val="baseline"/>
         <w:rPr>
           <w:rFonts w:hint="default"/>
@@ -5885,7 +5932,7 @@
     </w:p>
     <w:p>
       <w:pPr>
-        <w:pStyle w:val="a2"/>
+        <w:pStyle w:val="30"/>
         <w:keepLines w:val="0"/>
         <w:pageBreakBefore w:val="0"/>
         <w:widowControl w:val="0"/>
@@ -5902,7 +5949,7 @@
         <w:bidi w:val="0"/>
         <w:adjustRightInd w:val="0"/>
         <w:snapToGrid w:val="0"/>
-        <w:ind w:left="845" w:hanging="425" w:leftChars="0" w:firstLineChars="0"/>
+        <w:ind w:left="845" w:leftChars="0" w:hanging="425" w:firstLineChars="0"/>
         <w:textAlignment w:val="baseline"/>
         <w:rPr>
           <w:rFonts w:hint="default"/>
@@ -5919,7 +5966,7 @@
     </w:p>
     <w:p>
       <w:pPr>
-        <w:pStyle w:val="1"/>
+        <w:pStyle w:val="29"/>
         <w:keepLines w:val="0"/>
         <w:pageBreakBefore w:val="0"/>
         <w:widowControl w:val="0"/>
@@ -5939,7 +5986,7 @@
         </w:rPr>
       </w:pPr>
       <w:bookmarkStart w:id="22" w:name="_Toc1899"/>
-      <w:bookmarkStart w:id="23" w:name="_Toc6228"/>
+      <w:bookmarkStart w:id="23" w:name="_Toc23885"/>
       <w:r>
         <w:rPr>
           <w:rFonts w:hint="default"/>
@@ -5952,27 +5999,27 @@
     </w:p>
     <w:p>
       <w:pPr>
-        <w:pStyle w:val="2"/>
-        <w:keepLines w:val="0"/>
-        <w:pageBreakBefore w:val="0"/>
-        <w:widowControl w:val="0"/>
-        <w:kinsoku w:val="0"/>
-        <w:wordWrap/>
-        <w:overflowPunct/>
-        <w:topLinePunct w:val="0"/>
-        <w:autoSpaceDE w:val="0"/>
-        <w:autoSpaceDN w:val="0"/>
-        <w:bidi w:val="0"/>
-        <w:adjustRightInd w:val="0"/>
-        <w:snapToGrid w:val="0"/>
-        <w:textAlignment w:val="baseline"/>
-        <w:rPr>
-          <w:rFonts w:hint="default"/>
-          <w:lang w:val="en-US" w:eastAsia="zh-CN"/>
-        </w:rPr>
-      </w:pPr>
-      <w:bookmarkStart w:id="24" w:name="_Toc16839"/>
-      <w:bookmarkStart w:id="25" w:name="_Toc10357"/>
+        <w:pStyle w:val="31"/>
+        <w:keepLines w:val="0"/>
+        <w:pageBreakBefore w:val="0"/>
+        <w:widowControl w:val="0"/>
+        <w:kinsoku w:val="0"/>
+        <w:wordWrap/>
+        <w:overflowPunct/>
+        <w:topLinePunct w:val="0"/>
+        <w:autoSpaceDE w:val="0"/>
+        <w:autoSpaceDN w:val="0"/>
+        <w:bidi w:val="0"/>
+        <w:adjustRightInd w:val="0"/>
+        <w:snapToGrid w:val="0"/>
+        <w:textAlignment w:val="baseline"/>
+        <w:rPr>
+          <w:rFonts w:hint="default"/>
+          <w:lang w:val="en-US" w:eastAsia="zh-CN"/>
+        </w:rPr>
+      </w:pPr>
+      <w:bookmarkStart w:id="24" w:name="_Toc10357"/>
+      <w:bookmarkStart w:id="25" w:name="_Toc5008"/>
       <w:r>
         <w:rPr>
           <w:rFonts w:hint="default"/>
@@ -5982,25 +6029,23 @@
       </w:r>
       <w:bookmarkEnd w:id="24"/>
       <w:bookmarkEnd w:id="25"/>
-      <w:bookmarkStart w:id="26" w:name="_GoBack"/>
-      <w:bookmarkEnd w:id="26"/>
-    </w:p>
-    <w:p>
-      <w:pPr>
-        <w:pStyle w:val="a2"/>
-        <w:keepLines w:val="0"/>
-        <w:pageBreakBefore w:val="0"/>
-        <w:widowControl w:val="0"/>
-        <w:kinsoku w:val="0"/>
-        <w:wordWrap/>
-        <w:overflowPunct/>
-        <w:topLinePunct w:val="0"/>
-        <w:autoSpaceDE w:val="0"/>
-        <w:autoSpaceDN w:val="0"/>
-        <w:bidi w:val="0"/>
-        <w:adjustRightInd w:val="0"/>
-        <w:snapToGrid w:val="0"/>
-        <w:ind w:left="0" w:firstLine="0" w:leftChars="0" w:firstLineChars="0"/>
+    </w:p>
+    <w:p>
+      <w:pPr>
+        <w:pStyle w:val="30"/>
+        <w:keepLines w:val="0"/>
+        <w:pageBreakBefore w:val="0"/>
+        <w:widowControl w:val="0"/>
+        <w:kinsoku w:val="0"/>
+        <w:wordWrap/>
+        <w:overflowPunct/>
+        <w:topLinePunct w:val="0"/>
+        <w:autoSpaceDE w:val="0"/>
+        <w:autoSpaceDN w:val="0"/>
+        <w:bidi w:val="0"/>
+        <w:adjustRightInd w:val="0"/>
+        <w:snapToGrid w:val="0"/>
+        <w:ind w:left="0" w:leftChars="0" w:firstLine="0" w:firstLineChars="0"/>
         <w:jc w:val="center"/>
         <w:textAlignment w:val="baseline"/>
         <w:rPr>
@@ -6027,7 +6072,7 @@
                     </pic:cNvPicPr>
                   </pic:nvPicPr>
                   <pic:blipFill>
-                    <a:blip xmlns:r="http://schemas.openxmlformats.org/officeDocument/2006/relationships" r:embed="rId4"/>
+                    <a:blip r:embed="rId6"/>
                     <a:stretch>
                       <a:fillRect/>
                     </a:stretch>
@@ -6054,27 +6099,27 @@
     </w:p>
     <w:p>
       <w:pPr>
-        <w:pStyle w:val="2"/>
-        <w:keepLines w:val="0"/>
-        <w:pageBreakBefore w:val="0"/>
-        <w:widowControl w:val="0"/>
-        <w:kinsoku w:val="0"/>
-        <w:wordWrap/>
-        <w:overflowPunct/>
-        <w:topLinePunct w:val="0"/>
-        <w:autoSpaceDE w:val="0"/>
-        <w:autoSpaceDN w:val="0"/>
-        <w:bidi w:val="0"/>
-        <w:adjustRightInd w:val="0"/>
-        <w:snapToGrid w:val="0"/>
-        <w:textAlignment w:val="baseline"/>
-        <w:rPr>
-          <w:rFonts w:hint="default"/>
-          <w:lang w:val="en-US" w:eastAsia="zh-CN"/>
-        </w:rPr>
-      </w:pPr>
-      <w:bookmarkStart w:id="27" w:name="_Toc26053"/>
-      <w:bookmarkStart w:id="28" w:name="_Toc13978"/>
+        <w:pStyle w:val="31"/>
+        <w:keepLines w:val="0"/>
+        <w:pageBreakBefore w:val="0"/>
+        <w:widowControl w:val="0"/>
+        <w:kinsoku w:val="0"/>
+        <w:wordWrap/>
+        <w:overflowPunct/>
+        <w:topLinePunct w:val="0"/>
+        <w:autoSpaceDE w:val="0"/>
+        <w:autoSpaceDN w:val="0"/>
+        <w:bidi w:val="0"/>
+        <w:adjustRightInd w:val="0"/>
+        <w:snapToGrid w:val="0"/>
+        <w:textAlignment w:val="baseline"/>
+        <w:rPr>
+          <w:rFonts w:hint="default"/>
+          <w:lang w:val="en-US" w:eastAsia="zh-CN"/>
+        </w:rPr>
+      </w:pPr>
+      <w:bookmarkStart w:id="26" w:name="_Toc26053"/>
+      <w:bookmarkStart w:id="27" w:name="_Toc16782"/>
       <w:r>
         <w:rPr>
           <w:rFonts w:hint="default"/>
@@ -6082,33 +6127,199 @@
         </w:rPr>
         <w:t>流程描述</w:t>
       </w:r>
+      <w:bookmarkEnd w:id="26"/>
       <w:bookmarkEnd w:id="27"/>
+    </w:p>
+    <w:p>
+      <w:pPr>
+        <w:pStyle w:val="32"/>
+        <w:bidi w:val="0"/>
+        <w:rPr>
+          <w:rFonts w:hint="default"/>
+          <w:lang w:val="en-US" w:eastAsia="zh-CN"/>
+        </w:rPr>
+      </w:pPr>
+      <w:bookmarkStart w:id="28" w:name="_Toc17853"/>
+      <w:bookmarkStart w:id="29" w:name="_Toc12529"/>
+      <w:r>
+        <w:rPr>
+          <w:rFonts w:hint="default"/>
+          <w:lang w:val="en-US" w:eastAsia="zh-CN"/>
+        </w:rPr>
+        <w:t>收集需求</w:t>
+      </w:r>
       <w:bookmarkEnd w:id="28"/>
-    </w:p>
-    <w:p>
-      <w:pPr>
-        <w:pStyle w:val="3"/>
-        <w:bidi w:val="0"/>
-        <w:rPr>
-          <w:rFonts w:hint="default"/>
-          <w:lang w:val="en-US" w:eastAsia="zh-CN"/>
-        </w:rPr>
-      </w:pPr>
-      <w:bookmarkStart w:id="29" w:name="_Toc17853"/>
-      <w:bookmarkStart w:id="30" w:name="_Toc14854"/>
-      <w:r>
-        <w:rPr>
-          <w:rFonts w:hint="default"/>
-          <w:lang w:val="en-US" w:eastAsia="zh-CN"/>
-        </w:rPr>
-        <w:t>收集需求</w:t>
-      </w:r>
       <w:bookmarkEnd w:id="29"/>
+    </w:p>
+    <w:p>
+      <w:pPr>
+        <w:pStyle w:val="30"/>
+        <w:keepLines w:val="0"/>
+        <w:pageBreakBefore w:val="0"/>
+        <w:widowControl w:val="0"/>
+        <w:kinsoku w:val="0"/>
+        <w:wordWrap/>
+        <w:overflowPunct/>
+        <w:topLinePunct w:val="0"/>
+        <w:autoSpaceDE w:val="0"/>
+        <w:autoSpaceDN w:val="0"/>
+        <w:bidi w:val="0"/>
+        <w:adjustRightInd w:val="0"/>
+        <w:snapToGrid w:val="0"/>
+        <w:textAlignment w:val="baseline"/>
+        <w:rPr>
+          <w:rFonts w:hint="default"/>
+          <w:lang w:val="en-US" w:eastAsia="zh-CN"/>
+        </w:rPr>
+      </w:pPr>
+      <w:r>
+        <w:rPr>
+          <w:rFonts w:hint="default"/>
+          <w:lang w:val="en-US" w:eastAsia="zh-CN"/>
+        </w:rPr>
+        <w:t>责任部门：运维部</w:t>
+      </w:r>
+    </w:p>
+    <w:p>
+      <w:pPr>
+        <w:pStyle w:val="30"/>
+        <w:keepLines w:val="0"/>
+        <w:pageBreakBefore w:val="0"/>
+        <w:widowControl w:val="0"/>
+        <w:kinsoku w:val="0"/>
+        <w:wordWrap/>
+        <w:overflowPunct/>
+        <w:topLinePunct w:val="0"/>
+        <w:autoSpaceDE w:val="0"/>
+        <w:autoSpaceDN w:val="0"/>
+        <w:bidi w:val="0"/>
+        <w:adjustRightInd w:val="0"/>
+        <w:snapToGrid w:val="0"/>
+        <w:textAlignment w:val="baseline"/>
+        <w:rPr>
+          <w:rFonts w:hint="default"/>
+          <w:lang w:val="en-US" w:eastAsia="zh-CN"/>
+        </w:rPr>
+      </w:pPr>
+      <w:r>
+        <w:rPr>
+          <w:rFonts w:hint="default"/>
+          <w:lang w:val="en-US" w:eastAsia="zh-CN"/>
+        </w:rPr>
+        <w:t>运维部经理收集来自项目中反馈的有关服务目录的相关需求，包括：</w:t>
+      </w:r>
+    </w:p>
+    <w:p>
+      <w:pPr>
+        <w:pStyle w:val="30"/>
+        <w:keepLines w:val="0"/>
+        <w:pageBreakBefore w:val="0"/>
+        <w:widowControl w:val="0"/>
+        <w:kinsoku w:val="0"/>
+        <w:wordWrap/>
+        <w:overflowPunct/>
+        <w:topLinePunct w:val="0"/>
+        <w:autoSpaceDE w:val="0"/>
+        <w:autoSpaceDN w:val="0"/>
+        <w:bidi w:val="0"/>
+        <w:adjustRightInd w:val="0"/>
+        <w:snapToGrid w:val="0"/>
+        <w:textAlignment w:val="baseline"/>
+        <w:rPr>
+          <w:rFonts w:hint="default"/>
+          <w:lang w:val="en-US" w:eastAsia="zh-CN"/>
+        </w:rPr>
+      </w:pPr>
+      <w:r>
+        <w:rPr>
+          <w:rFonts w:hint="default"/>
+          <w:lang w:val="en-US" w:eastAsia="zh-CN"/>
+        </w:rPr>
+        <w:t>运维过程中客户提出的超过服务目录范围的需求；</w:t>
+      </w:r>
+    </w:p>
+    <w:p>
+      <w:pPr>
+        <w:pStyle w:val="30"/>
+        <w:keepLines w:val="0"/>
+        <w:pageBreakBefore w:val="0"/>
+        <w:widowControl w:val="0"/>
+        <w:kinsoku w:val="0"/>
+        <w:wordWrap/>
+        <w:overflowPunct/>
+        <w:topLinePunct w:val="0"/>
+        <w:autoSpaceDE w:val="0"/>
+        <w:autoSpaceDN w:val="0"/>
+        <w:bidi w:val="0"/>
+        <w:adjustRightInd w:val="0"/>
+        <w:snapToGrid w:val="0"/>
+        <w:textAlignment w:val="baseline"/>
+        <w:rPr>
+          <w:rFonts w:hint="default"/>
+          <w:lang w:val="en-US" w:eastAsia="zh-CN"/>
+        </w:rPr>
+      </w:pPr>
+      <w:r>
+        <w:rPr>
+          <w:rFonts w:hint="default"/>
+          <w:lang w:val="en-US" w:eastAsia="zh-CN"/>
+        </w:rPr>
+        <w:t>市场服务需求的变化；</w:t>
+      </w:r>
+    </w:p>
+    <w:p>
+      <w:pPr>
+        <w:pStyle w:val="30"/>
+        <w:keepLines w:val="0"/>
+        <w:pageBreakBefore w:val="0"/>
+        <w:widowControl w:val="0"/>
+        <w:kinsoku w:val="0"/>
+        <w:wordWrap/>
+        <w:overflowPunct/>
+        <w:topLinePunct w:val="0"/>
+        <w:autoSpaceDE w:val="0"/>
+        <w:autoSpaceDN w:val="0"/>
+        <w:bidi w:val="0"/>
+        <w:adjustRightInd w:val="0"/>
+        <w:snapToGrid w:val="0"/>
+        <w:textAlignment w:val="baseline"/>
+        <w:rPr>
+          <w:rFonts w:hint="default"/>
+          <w:lang w:val="en-US" w:eastAsia="zh-CN"/>
+        </w:rPr>
+      </w:pPr>
+      <w:r>
+        <w:rPr>
+          <w:rFonts w:hint="default"/>
+          <w:lang w:val="en-US" w:eastAsia="zh-CN"/>
+        </w:rPr>
+        <w:t>各部门定期收集的客户建议和运维过程中存在的问题。</w:t>
+      </w:r>
+    </w:p>
+    <w:p>
+      <w:pPr>
+        <w:pStyle w:val="32"/>
+        <w:bidi w:val="0"/>
+        <w:rPr>
+          <w:rFonts w:hint="default"/>
+          <w:lang w:val="en-US" w:eastAsia="zh-CN"/>
+        </w:rPr>
+      </w:pPr>
+      <w:bookmarkStart w:id="30" w:name="_Toc12935"/>
+      <w:bookmarkStart w:id="31" w:name="_Toc29609"/>
+      <w:r>
+        <w:rPr>
+          <w:rFonts w:hint="default"/>
+          <w:lang w:val="en-US" w:eastAsia="zh-CN"/>
+        </w:rPr>
+        <w:t>汇总需求</w:t>
+      </w:r>
       <w:bookmarkEnd w:id="30"/>
-    </w:p>
-    <w:p>
-      <w:pPr>
-        <w:pStyle w:val="a2"/>
+      <w:bookmarkEnd w:id="31"/>
+    </w:p>
+    <w:p>
+      <w:pPr>
+        <w:pStyle w:val="30"/>
         <w:keepLines w:val="0"/>
         <w:pageBreakBefore w:val="0"/>
         <w:widowControl w:val="0"/>
@@ -6137,144 +6348,136 @@
     </w:p>
     <w:p>
       <w:pPr>
-        <w:pStyle w:val="a2"/>
-        <w:keepLines w:val="0"/>
-        <w:pageBreakBefore w:val="0"/>
-        <w:widowControl w:val="0"/>
-        <w:kinsoku w:val="0"/>
-        <w:wordWrap/>
-        <w:overflowPunct/>
-        <w:topLinePunct w:val="0"/>
-        <w:autoSpaceDE w:val="0"/>
-        <w:autoSpaceDN w:val="0"/>
-        <w:bidi w:val="0"/>
-        <w:adjustRightInd w:val="0"/>
-        <w:snapToGrid w:val="0"/>
-        <w:textAlignment w:val="baseline"/>
-        <w:rPr>
-          <w:rFonts w:hint="default"/>
-          <w:lang w:val="en-US" w:eastAsia="zh-CN"/>
-        </w:rPr>
-      </w:pPr>
-      <w:r>
-        <w:rPr>
-          <w:rFonts w:hint="default"/>
-          <w:lang w:val="en-US" w:eastAsia="zh-CN"/>
-        </w:rPr>
-        <w:t>运维部经理收集来自项目中反馈的有关服务目录的相关需求，包括：</w:t>
-      </w:r>
-    </w:p>
-    <w:p>
-      <w:pPr>
-        <w:pStyle w:val="a2"/>
-        <w:keepLines w:val="0"/>
-        <w:pageBreakBefore w:val="0"/>
-        <w:widowControl w:val="0"/>
-        <w:kinsoku w:val="0"/>
-        <w:wordWrap/>
-        <w:overflowPunct/>
-        <w:topLinePunct w:val="0"/>
-        <w:autoSpaceDE w:val="0"/>
-        <w:autoSpaceDN w:val="0"/>
-        <w:bidi w:val="0"/>
-        <w:adjustRightInd w:val="0"/>
-        <w:snapToGrid w:val="0"/>
-        <w:textAlignment w:val="baseline"/>
-        <w:rPr>
-          <w:rFonts w:hint="default"/>
-          <w:lang w:val="en-US" w:eastAsia="zh-CN"/>
-        </w:rPr>
-      </w:pPr>
-      <w:r>
-        <w:rPr>
-          <w:rFonts w:hint="default"/>
-          <w:lang w:val="en-US" w:eastAsia="zh-CN"/>
-        </w:rPr>
-        <w:t>运维过程中客户提出的超过服务目录范围的需求；</w:t>
-      </w:r>
-    </w:p>
-    <w:p>
-      <w:pPr>
-        <w:pStyle w:val="a2"/>
-        <w:keepLines w:val="0"/>
-        <w:pageBreakBefore w:val="0"/>
-        <w:widowControl w:val="0"/>
-        <w:kinsoku w:val="0"/>
-        <w:wordWrap/>
-        <w:overflowPunct/>
-        <w:topLinePunct w:val="0"/>
-        <w:autoSpaceDE w:val="0"/>
-        <w:autoSpaceDN w:val="0"/>
-        <w:bidi w:val="0"/>
-        <w:adjustRightInd w:val="0"/>
-        <w:snapToGrid w:val="0"/>
-        <w:textAlignment w:val="baseline"/>
-        <w:rPr>
-          <w:rFonts w:hint="default"/>
-          <w:lang w:val="en-US" w:eastAsia="zh-CN"/>
-        </w:rPr>
-      </w:pPr>
-      <w:r>
-        <w:rPr>
-          <w:rFonts w:hint="default"/>
-          <w:lang w:val="en-US" w:eastAsia="zh-CN"/>
-        </w:rPr>
-        <w:t>市场服务需求的变化；</w:t>
-      </w:r>
-    </w:p>
-    <w:p>
-      <w:pPr>
-        <w:pStyle w:val="a2"/>
-        <w:keepLines w:val="0"/>
-        <w:pageBreakBefore w:val="0"/>
-        <w:widowControl w:val="0"/>
-        <w:kinsoku w:val="0"/>
-        <w:wordWrap/>
-        <w:overflowPunct/>
-        <w:topLinePunct w:val="0"/>
-        <w:autoSpaceDE w:val="0"/>
-        <w:autoSpaceDN w:val="0"/>
-        <w:bidi w:val="0"/>
-        <w:adjustRightInd w:val="0"/>
-        <w:snapToGrid w:val="0"/>
-        <w:textAlignment w:val="baseline"/>
-        <w:rPr>
-          <w:rFonts w:hint="default"/>
-          <w:lang w:val="en-US" w:eastAsia="zh-CN"/>
-        </w:rPr>
-      </w:pPr>
-      <w:r>
-        <w:rPr>
-          <w:rFonts w:hint="default"/>
-          <w:lang w:val="en-US" w:eastAsia="zh-CN"/>
-        </w:rPr>
-        <w:t>各部门定期收集的客户建议和运维过程中存在的问题。</w:t>
-      </w:r>
-    </w:p>
-    <w:p>
-      <w:pPr>
-        <w:pStyle w:val="3"/>
-        <w:bidi w:val="0"/>
-        <w:rPr>
-          <w:rFonts w:hint="default"/>
-          <w:lang w:val="en-US" w:eastAsia="zh-CN"/>
-        </w:rPr>
-      </w:pPr>
-      <w:bookmarkStart w:id="31" w:name="_Toc12935"/>
-      <w:bookmarkStart w:id="32" w:name="_Toc10695"/>
-      <w:r>
-        <w:rPr>
-          <w:rFonts w:hint="default"/>
-          <w:lang w:val="en-US" w:eastAsia="zh-CN"/>
-        </w:rPr>
-        <w:t>汇总需求</w:t>
-      </w:r>
-      <w:bookmarkEnd w:id="31"/>
+        <w:pStyle w:val="30"/>
+        <w:keepLines w:val="0"/>
+        <w:pageBreakBefore w:val="0"/>
+        <w:widowControl w:val="0"/>
+        <w:kinsoku w:val="0"/>
+        <w:wordWrap/>
+        <w:overflowPunct/>
+        <w:topLinePunct w:val="0"/>
+        <w:autoSpaceDE w:val="0"/>
+        <w:autoSpaceDN w:val="0"/>
+        <w:bidi w:val="0"/>
+        <w:adjustRightInd w:val="0"/>
+        <w:snapToGrid w:val="0"/>
+        <w:textAlignment w:val="baseline"/>
+        <w:rPr>
+          <w:rFonts w:hint="default"/>
+          <w:lang w:val="en-US" w:eastAsia="zh-CN"/>
+        </w:rPr>
+      </w:pPr>
+      <w:r>
+        <w:rPr>
+          <w:rFonts w:hint="default"/>
+          <w:lang w:val="en-US" w:eastAsia="zh-CN"/>
+        </w:rPr>
+        <w:t>运维部经理定期汇总收集到的有关服务目录的相关需求，识别出涉及服务目录的修订/新增内容，整理提交至产品质量部进行评审。</w:t>
+      </w:r>
+    </w:p>
+    <w:p>
+      <w:pPr>
+        <w:pStyle w:val="32"/>
+        <w:bidi w:val="0"/>
+        <w:rPr>
+          <w:rFonts w:hint="default"/>
+          <w:lang w:val="en-US" w:eastAsia="zh-CN"/>
+        </w:rPr>
+      </w:pPr>
+      <w:bookmarkStart w:id="32" w:name="_Toc2247"/>
+      <w:bookmarkStart w:id="33" w:name="_Toc16910"/>
+      <w:r>
+        <w:rPr>
+          <w:rFonts w:hint="default"/>
+          <w:lang w:val="en-US" w:eastAsia="zh-CN"/>
+        </w:rPr>
+        <w:t>评审需求</w:t>
+      </w:r>
       <w:bookmarkEnd w:id="32"/>
-    </w:p>
-    <w:p>
-      <w:pPr>
-        <w:pStyle w:val="a2"/>
+      <w:bookmarkEnd w:id="33"/>
+    </w:p>
+    <w:p>
+      <w:pPr>
+        <w:pStyle w:val="30"/>
+        <w:keepLines w:val="0"/>
+        <w:pageBreakBefore w:val="0"/>
+        <w:widowControl w:val="0"/>
+        <w:kinsoku w:val="0"/>
+        <w:wordWrap/>
+        <w:overflowPunct/>
+        <w:topLinePunct w:val="0"/>
+        <w:autoSpaceDE w:val="0"/>
+        <w:autoSpaceDN w:val="0"/>
+        <w:bidi w:val="0"/>
+        <w:adjustRightInd w:val="0"/>
+        <w:snapToGrid w:val="0"/>
+        <w:textAlignment w:val="baseline"/>
+        <w:rPr>
+          <w:rFonts w:hint="default"/>
+          <w:lang w:val="en-US" w:eastAsia="zh-CN"/>
+        </w:rPr>
+      </w:pPr>
+      <w:r>
+        <w:rPr>
+          <w:rFonts w:hint="default"/>
+          <w:lang w:val="en-US" w:eastAsia="zh-CN"/>
+        </w:rPr>
+        <w:t>责任部门：产品质量部</w:t>
+      </w:r>
+    </w:p>
+    <w:p>
+      <w:pPr>
+        <w:pStyle w:val="30"/>
+        <w:keepLines w:val="0"/>
+        <w:pageBreakBefore w:val="0"/>
+        <w:widowControl w:val="0"/>
+        <w:kinsoku w:val="0"/>
+        <w:wordWrap/>
+        <w:overflowPunct/>
+        <w:topLinePunct w:val="0"/>
+        <w:autoSpaceDE w:val="0"/>
+        <w:autoSpaceDN w:val="0"/>
+        <w:bidi w:val="0"/>
+        <w:adjustRightInd w:val="0"/>
+        <w:snapToGrid w:val="0"/>
+        <w:textAlignment w:val="baseline"/>
+        <w:rPr>
+          <w:rFonts w:hint="default"/>
+          <w:lang w:val="en-US" w:eastAsia="zh-CN"/>
+        </w:rPr>
+      </w:pPr>
+      <w:r>
+        <w:rPr>
+          <w:rFonts w:hint="default"/>
+          <w:lang w:val="en-US" w:eastAsia="zh-CN"/>
+        </w:rPr>
+        <w:t>产品质量部经理组织运维部经理、研发部经理、综合部经理等相关负责人对服务需求进行评审，评审通过后启动服务目录修订流程。服务需求评审不通过，则关闭流程。</w:t>
+      </w:r>
+    </w:p>
+    <w:p>
+      <w:pPr>
+        <w:pStyle w:val="32"/>
+        <w:bidi w:val="0"/>
+        <w:rPr>
+          <w:rFonts w:hint="default"/>
+          <w:lang w:val="en-US" w:eastAsia="zh-CN"/>
+        </w:rPr>
+      </w:pPr>
+      <w:bookmarkStart w:id="34" w:name="_Toc10271"/>
+      <w:bookmarkStart w:id="35" w:name="_Toc30626"/>
+      <w:r>
+        <w:rPr>
+          <w:rFonts w:hint="default"/>
+          <w:lang w:val="en-US" w:eastAsia="zh-CN"/>
+        </w:rPr>
+        <w:t>制定/修订服务目录</w:t>
+      </w:r>
+      <w:bookmarkEnd w:id="34"/>
+      <w:bookmarkEnd w:id="35"/>
+    </w:p>
+    <w:p>
+      <w:pPr>
+        <w:pStyle w:val="30"/>
         <w:keepLines w:val="0"/>
         <w:pageBreakBefore w:val="0"/>
         <w:widowControl w:val="0"/>
@@ -6303,442 +6506,284 @@
     </w:p>
     <w:p>
       <w:pPr>
-        <w:pStyle w:val="a2"/>
-        <w:keepLines w:val="0"/>
-        <w:pageBreakBefore w:val="0"/>
-        <w:widowControl w:val="0"/>
-        <w:kinsoku w:val="0"/>
-        <w:wordWrap/>
-        <w:overflowPunct/>
-        <w:topLinePunct w:val="0"/>
-        <w:autoSpaceDE w:val="0"/>
-        <w:autoSpaceDN w:val="0"/>
-        <w:bidi w:val="0"/>
-        <w:adjustRightInd w:val="0"/>
-        <w:snapToGrid w:val="0"/>
-        <w:textAlignment w:val="baseline"/>
-        <w:rPr>
-          <w:rFonts w:hint="default"/>
-          <w:lang w:val="en-US" w:eastAsia="zh-CN"/>
-        </w:rPr>
-      </w:pPr>
-      <w:r>
-        <w:rPr>
-          <w:rFonts w:hint="default"/>
-          <w:lang w:val="en-US" w:eastAsia="zh-CN"/>
-        </w:rPr>
-        <w:t>运维部经理定期汇总收集到的有关服务目录的相关需求，识别出涉及服务目录的修订/新增内容，整理提交至产品产品质量部进行评审。</w:t>
-      </w:r>
-    </w:p>
-    <w:p>
-      <w:pPr>
-        <w:pStyle w:val="3"/>
-        <w:bidi w:val="0"/>
-        <w:rPr>
-          <w:rFonts w:hint="default"/>
-          <w:lang w:val="en-US" w:eastAsia="zh-CN"/>
-        </w:rPr>
-      </w:pPr>
-      <w:bookmarkStart w:id="33" w:name="_Toc19816"/>
-      <w:bookmarkStart w:id="34" w:name="_Toc2247"/>
-      <w:r>
-        <w:rPr>
-          <w:rFonts w:hint="default"/>
-          <w:lang w:val="en-US" w:eastAsia="zh-CN"/>
-        </w:rPr>
-        <w:t>评审需求</w:t>
-      </w:r>
-      <w:bookmarkEnd w:id="33"/>
-      <w:bookmarkEnd w:id="34"/>
-    </w:p>
-    <w:p>
-      <w:pPr>
-        <w:pStyle w:val="a2"/>
-        <w:keepLines w:val="0"/>
-        <w:pageBreakBefore w:val="0"/>
-        <w:widowControl w:val="0"/>
-        <w:kinsoku w:val="0"/>
-        <w:wordWrap/>
-        <w:overflowPunct/>
-        <w:topLinePunct w:val="0"/>
-        <w:autoSpaceDE w:val="0"/>
-        <w:autoSpaceDN w:val="0"/>
-        <w:bidi w:val="0"/>
-        <w:adjustRightInd w:val="0"/>
-        <w:snapToGrid w:val="0"/>
-        <w:textAlignment w:val="baseline"/>
-        <w:rPr>
-          <w:rFonts w:hint="default"/>
-          <w:lang w:val="en-US" w:eastAsia="zh-CN"/>
-        </w:rPr>
-      </w:pPr>
-      <w:r>
-        <w:rPr>
-          <w:rFonts w:hint="default"/>
-          <w:lang w:val="en-US" w:eastAsia="zh-CN"/>
-        </w:rPr>
-        <w:t>责任部门：产品产品质量部</w:t>
-      </w:r>
-    </w:p>
-    <w:p>
-      <w:pPr>
-        <w:pStyle w:val="a2"/>
-        <w:keepLines w:val="0"/>
-        <w:pageBreakBefore w:val="0"/>
-        <w:widowControl w:val="0"/>
-        <w:kinsoku w:val="0"/>
-        <w:wordWrap/>
-        <w:overflowPunct/>
-        <w:topLinePunct w:val="0"/>
-        <w:autoSpaceDE w:val="0"/>
-        <w:autoSpaceDN w:val="0"/>
-        <w:bidi w:val="0"/>
-        <w:adjustRightInd w:val="0"/>
-        <w:snapToGrid w:val="0"/>
-        <w:textAlignment w:val="baseline"/>
-        <w:rPr>
-          <w:rFonts w:hint="default"/>
-          <w:lang w:val="en-US" w:eastAsia="zh-CN"/>
-        </w:rPr>
-      </w:pPr>
-      <w:r>
-        <w:rPr>
-          <w:rFonts w:hint="default"/>
-          <w:lang w:val="en-US" w:eastAsia="zh-CN"/>
-        </w:rPr>
-        <w:t>产品产品质量部经理组织运维部经理、研发部经理、综合部经理等相关负责人对服务需求进行评审，评审通过后启动服务目录修订流程。服务需求评审不通过，则关闭流程。</w:t>
-      </w:r>
-    </w:p>
-    <w:p>
-      <w:pPr>
-        <w:pStyle w:val="3"/>
-        <w:bidi w:val="0"/>
-        <w:rPr>
-          <w:rFonts w:hint="default"/>
-          <w:lang w:val="en-US" w:eastAsia="zh-CN"/>
-        </w:rPr>
-      </w:pPr>
-      <w:bookmarkStart w:id="35" w:name="_Toc9989"/>
-      <w:bookmarkStart w:id="36" w:name="_Toc10271"/>
-      <w:r>
-        <w:rPr>
-          <w:rFonts w:hint="default"/>
-          <w:lang w:val="en-US" w:eastAsia="zh-CN"/>
-        </w:rPr>
-        <w:t>制定/修订服务目录</w:t>
-      </w:r>
-      <w:bookmarkEnd w:id="35"/>
+        <w:pStyle w:val="30"/>
+        <w:keepLines w:val="0"/>
+        <w:pageBreakBefore w:val="0"/>
+        <w:widowControl w:val="0"/>
+        <w:kinsoku w:val="0"/>
+        <w:wordWrap/>
+        <w:overflowPunct/>
+        <w:topLinePunct w:val="0"/>
+        <w:autoSpaceDE w:val="0"/>
+        <w:autoSpaceDN w:val="0"/>
+        <w:bidi w:val="0"/>
+        <w:adjustRightInd w:val="0"/>
+        <w:snapToGrid w:val="0"/>
+        <w:textAlignment w:val="baseline"/>
+        <w:rPr>
+          <w:rFonts w:hint="default"/>
+          <w:lang w:val="en-US" w:eastAsia="zh-CN"/>
+        </w:rPr>
+      </w:pPr>
+      <w:r>
+        <w:rPr>
+          <w:rFonts w:hint="default"/>
+          <w:lang w:val="en-US" w:eastAsia="zh-CN"/>
+        </w:rPr>
+        <w:t>运维部经理根据评审通过的服务需求，制定或修订服务目录。修订内容应包括：</w:t>
+      </w:r>
+    </w:p>
+    <w:p>
+      <w:pPr>
+        <w:pStyle w:val="30"/>
+        <w:keepLines w:val="0"/>
+        <w:pageBreakBefore w:val="0"/>
+        <w:widowControl w:val="0"/>
+        <w:kinsoku w:val="0"/>
+        <w:wordWrap/>
+        <w:overflowPunct/>
+        <w:topLinePunct w:val="0"/>
+        <w:autoSpaceDE w:val="0"/>
+        <w:autoSpaceDN w:val="0"/>
+        <w:bidi w:val="0"/>
+        <w:adjustRightInd w:val="0"/>
+        <w:snapToGrid w:val="0"/>
+        <w:textAlignment w:val="baseline"/>
+        <w:rPr>
+          <w:rFonts w:hint="default"/>
+          <w:lang w:val="en-US" w:eastAsia="zh-CN"/>
+        </w:rPr>
+      </w:pPr>
+      <w:r>
+        <w:rPr>
+          <w:rFonts w:hint="default"/>
+          <w:lang w:val="en-US" w:eastAsia="zh-CN"/>
+        </w:rPr>
+        <w:t>运维服务的分类</w:t>
+      </w:r>
+    </w:p>
+    <w:p>
+      <w:pPr>
+        <w:pStyle w:val="30"/>
+        <w:keepLines w:val="0"/>
+        <w:pageBreakBefore w:val="0"/>
+        <w:widowControl w:val="0"/>
+        <w:kinsoku w:val="0"/>
+        <w:wordWrap/>
+        <w:overflowPunct/>
+        <w:topLinePunct w:val="0"/>
+        <w:autoSpaceDE w:val="0"/>
+        <w:autoSpaceDN w:val="0"/>
+        <w:bidi w:val="0"/>
+        <w:adjustRightInd w:val="0"/>
+        <w:snapToGrid w:val="0"/>
+        <w:textAlignment w:val="baseline"/>
+        <w:rPr>
+          <w:rFonts w:hint="default"/>
+          <w:lang w:val="en-US" w:eastAsia="zh-CN"/>
+        </w:rPr>
+      </w:pPr>
+      <w:r>
+        <w:rPr>
+          <w:rFonts w:hint="default"/>
+          <w:lang w:val="en-US" w:eastAsia="zh-CN"/>
+        </w:rPr>
+        <w:t>运维服务名称</w:t>
+      </w:r>
+    </w:p>
+    <w:p>
+      <w:pPr>
+        <w:pStyle w:val="30"/>
+        <w:keepLines w:val="0"/>
+        <w:pageBreakBefore w:val="0"/>
+        <w:widowControl w:val="0"/>
+        <w:kinsoku w:val="0"/>
+        <w:wordWrap/>
+        <w:overflowPunct/>
+        <w:topLinePunct w:val="0"/>
+        <w:autoSpaceDE w:val="0"/>
+        <w:autoSpaceDN w:val="0"/>
+        <w:bidi w:val="0"/>
+        <w:adjustRightInd w:val="0"/>
+        <w:snapToGrid w:val="0"/>
+        <w:textAlignment w:val="baseline"/>
+        <w:rPr>
+          <w:rFonts w:hint="default"/>
+          <w:lang w:val="en-US" w:eastAsia="zh-CN"/>
+        </w:rPr>
+      </w:pPr>
+      <w:r>
+        <w:rPr>
+          <w:rFonts w:hint="default"/>
+          <w:lang w:val="en-US" w:eastAsia="zh-CN"/>
+        </w:rPr>
+        <w:t>运维服务目标或标准（服务指标和质量标准）</w:t>
+      </w:r>
+    </w:p>
+    <w:p>
+      <w:pPr>
+        <w:pStyle w:val="30"/>
+        <w:keepLines w:val="0"/>
+        <w:pageBreakBefore w:val="0"/>
+        <w:widowControl w:val="0"/>
+        <w:kinsoku w:val="0"/>
+        <w:wordWrap/>
+        <w:overflowPunct/>
+        <w:topLinePunct w:val="0"/>
+        <w:autoSpaceDE w:val="0"/>
+        <w:autoSpaceDN w:val="0"/>
+        <w:bidi w:val="0"/>
+        <w:adjustRightInd w:val="0"/>
+        <w:snapToGrid w:val="0"/>
+        <w:textAlignment w:val="baseline"/>
+        <w:rPr>
+          <w:rFonts w:hint="default"/>
+          <w:lang w:val="en-US" w:eastAsia="zh-CN"/>
+        </w:rPr>
+      </w:pPr>
+      <w:r>
+        <w:rPr>
+          <w:rFonts w:hint="default"/>
+          <w:lang w:val="en-US" w:eastAsia="zh-CN"/>
+        </w:rPr>
+        <w:t>运维服务提供时间</w:t>
+      </w:r>
+    </w:p>
+    <w:p>
+      <w:pPr>
+        <w:pStyle w:val="30"/>
+        <w:keepLines w:val="0"/>
+        <w:pageBreakBefore w:val="0"/>
+        <w:widowControl w:val="0"/>
+        <w:kinsoku w:val="0"/>
+        <w:wordWrap/>
+        <w:overflowPunct/>
+        <w:topLinePunct w:val="0"/>
+        <w:autoSpaceDE w:val="0"/>
+        <w:autoSpaceDN w:val="0"/>
+        <w:bidi w:val="0"/>
+        <w:adjustRightInd w:val="0"/>
+        <w:snapToGrid w:val="0"/>
+        <w:textAlignment w:val="baseline"/>
+        <w:rPr>
+          <w:rFonts w:hint="default"/>
+          <w:lang w:val="en-US" w:eastAsia="zh-CN"/>
+        </w:rPr>
+      </w:pPr>
+      <w:r>
+        <w:rPr>
+          <w:rFonts w:hint="default"/>
+          <w:lang w:val="en-US" w:eastAsia="zh-CN"/>
+        </w:rPr>
+        <w:t>交付内容和交付周期</w:t>
+      </w:r>
+    </w:p>
+    <w:p>
+      <w:pPr>
+        <w:pStyle w:val="30"/>
+        <w:keepLines w:val="0"/>
+        <w:pageBreakBefore w:val="0"/>
+        <w:widowControl w:val="0"/>
+        <w:kinsoku w:val="0"/>
+        <w:wordWrap/>
+        <w:overflowPunct/>
+        <w:topLinePunct w:val="0"/>
+        <w:autoSpaceDE w:val="0"/>
+        <w:autoSpaceDN w:val="0"/>
+        <w:bidi w:val="0"/>
+        <w:adjustRightInd w:val="0"/>
+        <w:snapToGrid w:val="0"/>
+        <w:textAlignment w:val="baseline"/>
+        <w:rPr>
+          <w:rFonts w:hint="default"/>
+          <w:lang w:val="en-US" w:eastAsia="zh-CN"/>
+        </w:rPr>
+      </w:pPr>
+      <w:r>
+        <w:rPr>
+          <w:rFonts w:hint="default"/>
+          <w:lang w:val="en-US" w:eastAsia="zh-CN"/>
+        </w:rPr>
+        <w:t>服务内容、频次</w:t>
+      </w:r>
+    </w:p>
+    <w:p>
+      <w:pPr>
+        <w:pStyle w:val="30"/>
+        <w:keepLines w:val="0"/>
+        <w:pageBreakBefore w:val="0"/>
+        <w:widowControl w:val="0"/>
+        <w:kinsoku w:val="0"/>
+        <w:wordWrap/>
+        <w:overflowPunct/>
+        <w:topLinePunct w:val="0"/>
+        <w:autoSpaceDE w:val="0"/>
+        <w:autoSpaceDN w:val="0"/>
+        <w:bidi w:val="0"/>
+        <w:adjustRightInd w:val="0"/>
+        <w:snapToGrid w:val="0"/>
+        <w:textAlignment w:val="baseline"/>
+        <w:rPr>
+          <w:rFonts w:hint="default"/>
+          <w:lang w:val="en-US" w:eastAsia="zh-CN"/>
+        </w:rPr>
+      </w:pPr>
+      <w:r>
+        <w:rPr>
+          <w:rFonts w:hint="default"/>
+          <w:lang w:val="en-US" w:eastAsia="zh-CN"/>
+        </w:rPr>
+        <w:t>交付成果和响应时间</w:t>
+      </w:r>
+    </w:p>
+    <w:p>
+      <w:pPr>
+        <w:pStyle w:val="32"/>
+        <w:bidi w:val="0"/>
+        <w:rPr>
+          <w:rFonts w:hint="default"/>
+          <w:lang w:val="en-US" w:eastAsia="zh-CN"/>
+        </w:rPr>
+      </w:pPr>
+      <w:bookmarkStart w:id="36" w:name="_Toc15359"/>
+      <w:bookmarkStart w:id="37" w:name="_Toc1864"/>
+      <w:r>
+        <w:rPr>
+          <w:rFonts w:hint="default"/>
+          <w:lang w:val="en-US" w:eastAsia="zh-CN"/>
+        </w:rPr>
+        <w:t>评审服务目录</w:t>
+      </w:r>
       <w:bookmarkEnd w:id="36"/>
-    </w:p>
-    <w:p>
-      <w:pPr>
-        <w:pStyle w:val="a2"/>
-        <w:keepLines w:val="0"/>
-        <w:pageBreakBefore w:val="0"/>
-        <w:widowControl w:val="0"/>
-        <w:kinsoku w:val="0"/>
-        <w:wordWrap/>
-        <w:overflowPunct/>
-        <w:topLinePunct w:val="0"/>
-        <w:autoSpaceDE w:val="0"/>
-        <w:autoSpaceDN w:val="0"/>
-        <w:bidi w:val="0"/>
-        <w:adjustRightInd w:val="0"/>
-        <w:snapToGrid w:val="0"/>
-        <w:textAlignment w:val="baseline"/>
-        <w:rPr>
-          <w:rFonts w:hint="default"/>
-          <w:lang w:val="en-US" w:eastAsia="zh-CN"/>
-        </w:rPr>
-      </w:pPr>
-      <w:r>
-        <w:rPr>
-          <w:rFonts w:hint="default"/>
-          <w:lang w:val="en-US" w:eastAsia="zh-CN"/>
-        </w:rPr>
-        <w:t>责任部门：运维部</w:t>
-      </w:r>
-    </w:p>
-    <w:p>
-      <w:pPr>
-        <w:pStyle w:val="a2"/>
-        <w:keepLines w:val="0"/>
-        <w:pageBreakBefore w:val="0"/>
-        <w:widowControl w:val="0"/>
-        <w:kinsoku w:val="0"/>
-        <w:wordWrap/>
-        <w:overflowPunct/>
-        <w:topLinePunct w:val="0"/>
-        <w:autoSpaceDE w:val="0"/>
-        <w:autoSpaceDN w:val="0"/>
-        <w:bidi w:val="0"/>
-        <w:adjustRightInd w:val="0"/>
-        <w:snapToGrid w:val="0"/>
-        <w:textAlignment w:val="baseline"/>
-        <w:rPr>
-          <w:rFonts w:hint="default"/>
-          <w:lang w:val="en-US" w:eastAsia="zh-CN"/>
-        </w:rPr>
-      </w:pPr>
-      <w:r>
-        <w:rPr>
-          <w:rFonts w:hint="default"/>
-          <w:lang w:val="en-US" w:eastAsia="zh-CN"/>
-        </w:rPr>
-        <w:t>运维部经理根据评审通过的服务需求，制定或修订服务目录。修订内容应包括：</w:t>
-      </w:r>
-    </w:p>
-    <w:p>
-      <w:pPr>
-        <w:pStyle w:val="a2"/>
-        <w:keepLines w:val="0"/>
-        <w:pageBreakBefore w:val="0"/>
-        <w:widowControl w:val="0"/>
-        <w:kinsoku w:val="0"/>
-        <w:wordWrap/>
-        <w:overflowPunct/>
-        <w:topLinePunct w:val="0"/>
-        <w:autoSpaceDE w:val="0"/>
-        <w:autoSpaceDN w:val="0"/>
-        <w:bidi w:val="0"/>
-        <w:adjustRightInd w:val="0"/>
-        <w:snapToGrid w:val="0"/>
-        <w:textAlignment w:val="baseline"/>
-        <w:rPr>
-          <w:rFonts w:hint="default"/>
-          <w:lang w:val="en-US" w:eastAsia="zh-CN"/>
-        </w:rPr>
-      </w:pPr>
-      <w:r>
-        <w:rPr>
-          <w:rFonts w:hint="default"/>
-          <w:lang w:val="en-US" w:eastAsia="zh-CN"/>
-        </w:rPr>
-        <w:t>运维服务的分类</w:t>
-      </w:r>
-    </w:p>
-    <w:p>
-      <w:pPr>
-        <w:pStyle w:val="a2"/>
-        <w:keepLines w:val="0"/>
-        <w:pageBreakBefore w:val="0"/>
-        <w:widowControl w:val="0"/>
-        <w:kinsoku w:val="0"/>
-        <w:wordWrap/>
-        <w:overflowPunct/>
-        <w:topLinePunct w:val="0"/>
-        <w:autoSpaceDE w:val="0"/>
-        <w:autoSpaceDN w:val="0"/>
-        <w:bidi w:val="0"/>
-        <w:adjustRightInd w:val="0"/>
-        <w:snapToGrid w:val="0"/>
-        <w:textAlignment w:val="baseline"/>
-        <w:rPr>
-          <w:rFonts w:hint="default"/>
-          <w:lang w:val="en-US" w:eastAsia="zh-CN"/>
-        </w:rPr>
-      </w:pPr>
-      <w:r>
-        <w:rPr>
-          <w:rFonts w:hint="default"/>
-          <w:lang w:val="en-US" w:eastAsia="zh-CN"/>
-        </w:rPr>
-        <w:t>运维服务名称</w:t>
-      </w:r>
-    </w:p>
-    <w:p>
-      <w:pPr>
-        <w:pStyle w:val="a2"/>
-        <w:keepLines w:val="0"/>
-        <w:pageBreakBefore w:val="0"/>
-        <w:widowControl w:val="0"/>
-        <w:kinsoku w:val="0"/>
-        <w:wordWrap/>
-        <w:overflowPunct/>
-        <w:topLinePunct w:val="0"/>
-        <w:autoSpaceDE w:val="0"/>
-        <w:autoSpaceDN w:val="0"/>
-        <w:bidi w:val="0"/>
-        <w:adjustRightInd w:val="0"/>
-        <w:snapToGrid w:val="0"/>
-        <w:textAlignment w:val="baseline"/>
-        <w:rPr>
-          <w:rFonts w:hint="default"/>
-          <w:lang w:val="en-US" w:eastAsia="zh-CN"/>
-        </w:rPr>
-      </w:pPr>
-      <w:r>
-        <w:rPr>
-          <w:rFonts w:hint="default"/>
-          <w:lang w:val="en-US" w:eastAsia="zh-CN"/>
-        </w:rPr>
-        <w:t>运维服务目标或标准（服务指标和质量标准）</w:t>
-      </w:r>
-    </w:p>
-    <w:p>
-      <w:pPr>
-        <w:pStyle w:val="a2"/>
-        <w:keepLines w:val="0"/>
-        <w:pageBreakBefore w:val="0"/>
-        <w:widowControl w:val="0"/>
-        <w:kinsoku w:val="0"/>
-        <w:wordWrap/>
-        <w:overflowPunct/>
-        <w:topLinePunct w:val="0"/>
-        <w:autoSpaceDE w:val="0"/>
-        <w:autoSpaceDN w:val="0"/>
-        <w:bidi w:val="0"/>
-        <w:adjustRightInd w:val="0"/>
-        <w:snapToGrid w:val="0"/>
-        <w:textAlignment w:val="baseline"/>
-        <w:rPr>
-          <w:rFonts w:hint="default"/>
-          <w:lang w:val="en-US" w:eastAsia="zh-CN"/>
-        </w:rPr>
-      </w:pPr>
-      <w:r>
-        <w:rPr>
-          <w:rFonts w:hint="default"/>
-          <w:lang w:val="en-US" w:eastAsia="zh-CN"/>
-        </w:rPr>
-        <w:t>运维服务提供时间</w:t>
-      </w:r>
-    </w:p>
-    <w:p>
-      <w:pPr>
-        <w:pStyle w:val="a2"/>
-        <w:keepLines w:val="0"/>
-        <w:pageBreakBefore w:val="0"/>
-        <w:widowControl w:val="0"/>
-        <w:kinsoku w:val="0"/>
-        <w:wordWrap/>
-        <w:overflowPunct/>
-        <w:topLinePunct w:val="0"/>
-        <w:autoSpaceDE w:val="0"/>
-        <w:autoSpaceDN w:val="0"/>
-        <w:bidi w:val="0"/>
-        <w:adjustRightInd w:val="0"/>
-        <w:snapToGrid w:val="0"/>
-        <w:textAlignment w:val="baseline"/>
-        <w:rPr>
-          <w:rFonts w:hint="default"/>
-          <w:lang w:val="en-US" w:eastAsia="zh-CN"/>
-        </w:rPr>
-      </w:pPr>
-      <w:r>
-        <w:rPr>
-          <w:rFonts w:hint="default"/>
-          <w:lang w:val="en-US" w:eastAsia="zh-CN"/>
-        </w:rPr>
-        <w:t>交付内容和交付周期</w:t>
-      </w:r>
-    </w:p>
-    <w:p>
-      <w:pPr>
-        <w:pStyle w:val="a2"/>
-        <w:keepLines w:val="0"/>
-        <w:pageBreakBefore w:val="0"/>
-        <w:widowControl w:val="0"/>
-        <w:kinsoku w:val="0"/>
-        <w:wordWrap/>
-        <w:overflowPunct/>
-        <w:topLinePunct w:val="0"/>
-        <w:autoSpaceDE w:val="0"/>
-        <w:autoSpaceDN w:val="0"/>
-        <w:bidi w:val="0"/>
-        <w:adjustRightInd w:val="0"/>
-        <w:snapToGrid w:val="0"/>
-        <w:textAlignment w:val="baseline"/>
-        <w:rPr>
-          <w:rFonts w:hint="default"/>
-          <w:lang w:val="en-US" w:eastAsia="zh-CN"/>
-        </w:rPr>
-      </w:pPr>
-      <w:r>
-        <w:rPr>
-          <w:rFonts w:hint="default"/>
-          <w:lang w:val="en-US" w:eastAsia="zh-CN"/>
-        </w:rPr>
-        <w:t>服务内容、频次</w:t>
-      </w:r>
-    </w:p>
-    <w:p>
-      <w:pPr>
-        <w:pStyle w:val="a2"/>
-        <w:keepLines w:val="0"/>
-        <w:pageBreakBefore w:val="0"/>
-        <w:widowControl w:val="0"/>
-        <w:kinsoku w:val="0"/>
-        <w:wordWrap/>
-        <w:overflowPunct/>
-        <w:topLinePunct w:val="0"/>
-        <w:autoSpaceDE w:val="0"/>
-        <w:autoSpaceDN w:val="0"/>
-        <w:bidi w:val="0"/>
-        <w:adjustRightInd w:val="0"/>
-        <w:snapToGrid w:val="0"/>
-        <w:textAlignment w:val="baseline"/>
-        <w:rPr>
-          <w:rFonts w:hint="default"/>
-          <w:lang w:val="en-US" w:eastAsia="zh-CN"/>
-        </w:rPr>
-      </w:pPr>
-      <w:r>
-        <w:rPr>
-          <w:rFonts w:hint="default"/>
-          <w:lang w:val="en-US" w:eastAsia="zh-CN"/>
-        </w:rPr>
-        <w:t>交付成果和响应时间</w:t>
-      </w:r>
-    </w:p>
-    <w:p>
-      <w:pPr>
-        <w:pStyle w:val="3"/>
-        <w:bidi w:val="0"/>
-        <w:rPr>
-          <w:rFonts w:hint="default"/>
-          <w:lang w:val="en-US" w:eastAsia="zh-CN"/>
-        </w:rPr>
-      </w:pPr>
-      <w:bookmarkStart w:id="37" w:name="_Toc13601"/>
-      <w:bookmarkStart w:id="38" w:name="_Toc15359"/>
-      <w:r>
-        <w:rPr>
-          <w:rFonts w:hint="default"/>
-          <w:lang w:val="en-US" w:eastAsia="zh-CN"/>
-        </w:rPr>
-        <w:t>评审服务目录</w:t>
-      </w:r>
       <w:bookmarkEnd w:id="37"/>
-      <w:bookmarkEnd w:id="38"/>
-    </w:p>
-    <w:p>
-      <w:pPr>
-        <w:pStyle w:val="a2"/>
-        <w:keepLines w:val="0"/>
-        <w:pageBreakBefore w:val="0"/>
-        <w:widowControl w:val="0"/>
-        <w:kinsoku w:val="0"/>
-        <w:wordWrap/>
-        <w:overflowPunct/>
-        <w:topLinePunct w:val="0"/>
-        <w:autoSpaceDE w:val="0"/>
-        <w:autoSpaceDN w:val="0"/>
-        <w:bidi w:val="0"/>
-        <w:adjustRightInd w:val="0"/>
-        <w:snapToGrid w:val="0"/>
-        <w:textAlignment w:val="baseline"/>
-        <w:rPr>
-          <w:rFonts w:hint="default"/>
-          <w:lang w:val="en-US" w:eastAsia="zh-CN"/>
-        </w:rPr>
-      </w:pPr>
-      <w:r>
-        <w:rPr>
-          <w:rFonts w:hint="default"/>
-          <w:lang w:val="en-US" w:eastAsia="zh-CN"/>
-        </w:rPr>
-        <w:t>责任部门：产品产品质量部</w:t>
+    </w:p>
+    <w:p>
+      <w:pPr>
+        <w:pStyle w:val="30"/>
+        <w:keepLines w:val="0"/>
+        <w:pageBreakBefore w:val="0"/>
+        <w:widowControl w:val="0"/>
+        <w:kinsoku w:val="0"/>
+        <w:wordWrap/>
+        <w:overflowPunct/>
+        <w:topLinePunct w:val="0"/>
+        <w:autoSpaceDE w:val="0"/>
+        <w:autoSpaceDN w:val="0"/>
+        <w:bidi w:val="0"/>
+        <w:adjustRightInd w:val="0"/>
+        <w:snapToGrid w:val="0"/>
+        <w:textAlignment w:val="baseline"/>
+        <w:rPr>
+          <w:rFonts w:hint="default"/>
+          <w:lang w:val="en-US" w:eastAsia="zh-CN"/>
+        </w:rPr>
+      </w:pPr>
+      <w:r>
+        <w:rPr>
+          <w:rFonts w:hint="default"/>
+          <w:lang w:val="en-US" w:eastAsia="zh-CN"/>
+        </w:rPr>
+        <w:t>责任部门：产品质量部</w:t>
       </w:r>
       <w:r>
         <w:rPr>
@@ -6750,36 +6795,36 @@
     </w:p>
     <w:p>
       <w:pPr>
-        <w:pStyle w:val="a2"/>
-        <w:keepLines w:val="0"/>
-        <w:pageBreakBefore w:val="0"/>
-        <w:widowControl w:val="0"/>
-        <w:kinsoku w:val="0"/>
-        <w:wordWrap/>
-        <w:overflowPunct/>
-        <w:topLinePunct w:val="0"/>
-        <w:autoSpaceDE w:val="0"/>
-        <w:autoSpaceDN w:val="0"/>
-        <w:bidi w:val="0"/>
-        <w:adjustRightInd w:val="0"/>
-        <w:snapToGrid w:val="0"/>
-        <w:textAlignment w:val="baseline"/>
-        <w:rPr>
-          <w:rFonts w:hint="default"/>
-          <w:lang w:val="en-US" w:eastAsia="zh-CN"/>
-        </w:rPr>
-      </w:pPr>
-      <w:r>
-        <w:rPr>
-          <w:rFonts w:hint="default"/>
-          <w:lang w:val="en-US" w:eastAsia="zh-CN"/>
-        </w:rPr>
-        <w:t>服务目录制定/修订完毕后，由产品产品质量部经理组织评审会议，会议由产品产品质量部经理主持，运维部经理、研发部经理、综合部经理参加进行评审，并填写《运维服务目录评审表》。</w:t>
-      </w:r>
-    </w:p>
-    <w:p>
-      <w:pPr>
-        <w:pStyle w:val="a2"/>
+        <w:pStyle w:val="30"/>
+        <w:keepLines w:val="0"/>
+        <w:pageBreakBefore w:val="0"/>
+        <w:widowControl w:val="0"/>
+        <w:kinsoku w:val="0"/>
+        <w:wordWrap/>
+        <w:overflowPunct/>
+        <w:topLinePunct w:val="0"/>
+        <w:autoSpaceDE w:val="0"/>
+        <w:autoSpaceDN w:val="0"/>
+        <w:bidi w:val="0"/>
+        <w:adjustRightInd w:val="0"/>
+        <w:snapToGrid w:val="0"/>
+        <w:textAlignment w:val="baseline"/>
+        <w:rPr>
+          <w:rFonts w:hint="default"/>
+          <w:lang w:val="en-US" w:eastAsia="zh-CN"/>
+        </w:rPr>
+      </w:pPr>
+      <w:r>
+        <w:rPr>
+          <w:rFonts w:hint="default"/>
+          <w:lang w:val="en-US" w:eastAsia="zh-CN"/>
+        </w:rPr>
+        <w:t>服务目录制定/修订完毕后，由产品质量部经理组织评审会议，会议由产品质量部经理主持，运维部经理、研发部经理、综合部经理参加进行评审，并填写《运维服务目录评审表》。</w:t>
+      </w:r>
+    </w:p>
+    <w:p>
+      <w:pPr>
+        <w:pStyle w:val="30"/>
         <w:keepLines w:val="0"/>
         <w:pageBreakBefore w:val="0"/>
         <w:widowControl w:val="0"/>
@@ -6808,7 +6853,7 @@
     </w:p>
     <w:p>
       <w:pPr>
-        <w:pStyle w:val="a2"/>
+        <w:pStyle w:val="30"/>
         <w:keepLines w:val="0"/>
         <w:pageBreakBefore w:val="0"/>
         <w:widowControl w:val="0"/>
@@ -6825,7 +6870,7 @@
         <w:bidi w:val="0"/>
         <w:adjustRightInd w:val="0"/>
         <w:snapToGrid w:val="0"/>
-        <w:ind w:left="425" w:hanging="425" w:leftChars="0" w:firstLineChars="0"/>
+        <w:ind w:left="425" w:leftChars="0" w:hanging="425" w:firstLineChars="0"/>
         <w:textAlignment w:val="baseline"/>
         <w:rPr>
           <w:rFonts w:hint="default"/>
@@ -6842,7 +6887,7 @@
     </w:p>
     <w:p>
       <w:pPr>
-        <w:pStyle w:val="a2"/>
+        <w:pStyle w:val="30"/>
         <w:keepLines w:val="0"/>
         <w:pageBreakBefore w:val="0"/>
         <w:widowControl w:val="0"/>
@@ -6859,7 +6904,7 @@
         <w:bidi w:val="0"/>
         <w:adjustRightInd w:val="0"/>
         <w:snapToGrid w:val="0"/>
-        <w:ind w:left="425" w:hanging="425" w:leftChars="0" w:firstLineChars="0"/>
+        <w:ind w:left="425" w:leftChars="0" w:hanging="425" w:firstLineChars="0"/>
         <w:textAlignment w:val="baseline"/>
         <w:rPr>
           <w:rFonts w:hint="default"/>
@@ -6876,7 +6921,7 @@
     </w:p>
     <w:p>
       <w:pPr>
-        <w:pStyle w:val="a2"/>
+        <w:pStyle w:val="30"/>
         <w:keepLines w:val="0"/>
         <w:pageBreakBefore w:val="0"/>
         <w:widowControl w:val="0"/>
@@ -6893,7 +6938,7 @@
         <w:bidi w:val="0"/>
         <w:adjustRightInd w:val="0"/>
         <w:snapToGrid w:val="0"/>
-        <w:ind w:left="425" w:hanging="425" w:leftChars="0" w:firstLineChars="0"/>
+        <w:ind w:left="425" w:leftChars="0" w:hanging="425" w:firstLineChars="0"/>
         <w:textAlignment w:val="baseline"/>
         <w:rPr>
           <w:rFonts w:hint="default"/>
@@ -6910,7 +6955,7 @@
     </w:p>
     <w:p>
       <w:pPr>
-        <w:pStyle w:val="a2"/>
+        <w:pStyle w:val="30"/>
         <w:keepLines w:val="0"/>
         <w:pageBreakBefore w:val="0"/>
         <w:widowControl w:val="0"/>
@@ -6927,7 +6972,7 @@
         <w:bidi w:val="0"/>
         <w:adjustRightInd w:val="0"/>
         <w:snapToGrid w:val="0"/>
-        <w:ind w:left="425" w:hanging="425" w:leftChars="0" w:firstLineChars="0"/>
+        <w:ind w:left="425" w:leftChars="0" w:hanging="425" w:firstLineChars="0"/>
         <w:textAlignment w:val="baseline"/>
         <w:rPr>
           <w:rFonts w:hint="default"/>
@@ -6944,7 +6989,7 @@
     </w:p>
     <w:p>
       <w:pPr>
-        <w:pStyle w:val="a2"/>
+        <w:pStyle w:val="30"/>
         <w:keepLines w:val="0"/>
         <w:pageBreakBefore w:val="0"/>
         <w:widowControl w:val="0"/>
@@ -6973,15 +7018,15 @@
     </w:p>
     <w:p>
       <w:pPr>
-        <w:pStyle w:val="3"/>
-        <w:bidi w:val="0"/>
-        <w:rPr>
-          <w:rFonts w:hint="default"/>
-          <w:lang w:val="en-US" w:eastAsia="zh-CN"/>
-        </w:rPr>
-      </w:pPr>
-      <w:bookmarkStart w:id="39" w:name="_Toc16549"/>
-      <w:bookmarkStart w:id="40" w:name="_Toc25114"/>
+        <w:pStyle w:val="32"/>
+        <w:bidi w:val="0"/>
+        <w:rPr>
+          <w:rFonts w:hint="default"/>
+          <w:lang w:val="en-US" w:eastAsia="zh-CN"/>
+        </w:rPr>
+      </w:pPr>
+      <w:bookmarkStart w:id="38" w:name="_Toc25114"/>
+      <w:bookmarkStart w:id="39" w:name="_Toc20259"/>
       <w:r>
         <w:rPr>
           <w:rFonts w:hint="default"/>
@@ -6989,194 +7034,194 @@
         </w:rPr>
         <w:t>发布服务目录</w:t>
       </w:r>
+      <w:bookmarkEnd w:id="38"/>
       <w:bookmarkEnd w:id="39"/>
+    </w:p>
+    <w:p>
+      <w:pPr>
+        <w:pStyle w:val="30"/>
+        <w:keepLines w:val="0"/>
+        <w:pageBreakBefore w:val="0"/>
+        <w:widowControl w:val="0"/>
+        <w:kinsoku w:val="0"/>
+        <w:wordWrap/>
+        <w:overflowPunct/>
+        <w:topLinePunct w:val="0"/>
+        <w:autoSpaceDE w:val="0"/>
+        <w:autoSpaceDN w:val="0"/>
+        <w:bidi w:val="0"/>
+        <w:adjustRightInd w:val="0"/>
+        <w:snapToGrid w:val="0"/>
+        <w:textAlignment w:val="baseline"/>
+        <w:rPr>
+          <w:rFonts w:hint="default"/>
+          <w:lang w:val="en-US" w:eastAsia="zh-CN"/>
+        </w:rPr>
+      </w:pPr>
+      <w:r>
+        <w:rPr>
+          <w:rFonts w:hint="default"/>
+          <w:lang w:val="en-US" w:eastAsia="zh-CN"/>
+        </w:rPr>
+        <w:t>责任部门：产品质量部</w:t>
+      </w:r>
+    </w:p>
+    <w:p>
+      <w:pPr>
+        <w:pStyle w:val="30"/>
+        <w:keepLines w:val="0"/>
+        <w:pageBreakBefore w:val="0"/>
+        <w:widowControl w:val="0"/>
+        <w:kinsoku w:val="0"/>
+        <w:wordWrap/>
+        <w:overflowPunct/>
+        <w:topLinePunct w:val="0"/>
+        <w:autoSpaceDE w:val="0"/>
+        <w:autoSpaceDN w:val="0"/>
+        <w:bidi w:val="0"/>
+        <w:adjustRightInd w:val="0"/>
+        <w:snapToGrid w:val="0"/>
+        <w:textAlignment w:val="baseline"/>
+        <w:rPr>
+          <w:rFonts w:hint="default"/>
+          <w:lang w:val="en-US" w:eastAsia="zh-CN"/>
+        </w:rPr>
+      </w:pPr>
+      <w:r>
+        <w:rPr>
+          <w:rFonts w:hint="default"/>
+          <w:lang w:val="en-US" w:eastAsia="zh-CN"/>
+        </w:rPr>
+        <w:t>运维服务目录经管理者代表审核、总经理审批后，由产品质量部经理正式发布。</w:t>
+      </w:r>
+    </w:p>
+    <w:p>
+      <w:pPr>
+        <w:pStyle w:val="30"/>
+        <w:keepLines w:val="0"/>
+        <w:pageBreakBefore w:val="0"/>
+        <w:widowControl w:val="0"/>
+        <w:kinsoku w:val="0"/>
+        <w:wordWrap/>
+        <w:overflowPunct/>
+        <w:topLinePunct w:val="0"/>
+        <w:autoSpaceDE w:val="0"/>
+        <w:autoSpaceDN w:val="0"/>
+        <w:bidi w:val="0"/>
+        <w:adjustRightInd w:val="0"/>
+        <w:snapToGrid w:val="0"/>
+        <w:textAlignment w:val="baseline"/>
+        <w:rPr>
+          <w:rFonts w:hint="default"/>
+          <w:lang w:val="en-US" w:eastAsia="zh-CN"/>
+        </w:rPr>
+      </w:pPr>
+      <w:r>
+        <w:rPr>
+          <w:rFonts w:hint="default"/>
+          <w:lang w:val="en-US" w:eastAsia="zh-CN"/>
+        </w:rPr>
+        <w:t>运维服务目录向运维部、研发部、综合部、产品质量部等相关部门及公司管理人员发布，并提交产品质量部归档保存。</w:t>
+      </w:r>
+    </w:p>
+    <w:p>
+      <w:pPr>
+        <w:pStyle w:val="29"/>
+        <w:keepLines w:val="0"/>
+        <w:pageBreakBefore w:val="0"/>
+        <w:widowControl w:val="0"/>
+        <w:kinsoku w:val="0"/>
+        <w:wordWrap/>
+        <w:overflowPunct/>
+        <w:topLinePunct w:val="0"/>
+        <w:autoSpaceDE w:val="0"/>
+        <w:autoSpaceDN w:val="0"/>
+        <w:bidi w:val="0"/>
+        <w:adjustRightInd w:val="0"/>
+        <w:snapToGrid w:val="0"/>
+        <w:textAlignment w:val="baseline"/>
+        <w:rPr>
+          <w:rFonts w:hint="default"/>
+          <w:lang w:val="en-US" w:eastAsia="zh-CN"/>
+        </w:rPr>
+      </w:pPr>
+      <w:bookmarkStart w:id="40" w:name="_Toc25673"/>
+      <w:bookmarkStart w:id="41" w:name="_Toc15197"/>
+      <w:r>
+        <w:rPr>
+          <w:rFonts w:hint="default"/>
+          <w:lang w:val="en-US" w:eastAsia="zh-CN"/>
+        </w:rPr>
+        <w:t>服务目录的持续改进</w:t>
+      </w:r>
       <w:bookmarkEnd w:id="40"/>
-    </w:p>
-    <w:p>
-      <w:pPr>
-        <w:pStyle w:val="a2"/>
-        <w:keepLines w:val="0"/>
-        <w:pageBreakBefore w:val="0"/>
-        <w:widowControl w:val="0"/>
-        <w:kinsoku w:val="0"/>
-        <w:wordWrap/>
-        <w:overflowPunct/>
-        <w:topLinePunct w:val="0"/>
-        <w:autoSpaceDE w:val="0"/>
-        <w:autoSpaceDN w:val="0"/>
-        <w:bidi w:val="0"/>
-        <w:adjustRightInd w:val="0"/>
-        <w:snapToGrid w:val="0"/>
-        <w:textAlignment w:val="baseline"/>
-        <w:rPr>
-          <w:rFonts w:hint="default"/>
-          <w:lang w:val="en-US" w:eastAsia="zh-CN"/>
-        </w:rPr>
-      </w:pPr>
-      <w:r>
-        <w:rPr>
-          <w:rFonts w:hint="default"/>
-          <w:lang w:val="en-US" w:eastAsia="zh-CN"/>
-        </w:rPr>
-        <w:t>责任部门：产品产品质量部</w:t>
-      </w:r>
-    </w:p>
-    <w:p>
-      <w:pPr>
-        <w:pStyle w:val="a2"/>
-        <w:keepLines w:val="0"/>
-        <w:pageBreakBefore w:val="0"/>
-        <w:widowControl w:val="0"/>
-        <w:kinsoku w:val="0"/>
-        <w:wordWrap/>
-        <w:overflowPunct/>
-        <w:topLinePunct w:val="0"/>
-        <w:autoSpaceDE w:val="0"/>
-        <w:autoSpaceDN w:val="0"/>
-        <w:bidi w:val="0"/>
-        <w:adjustRightInd w:val="0"/>
-        <w:snapToGrid w:val="0"/>
-        <w:textAlignment w:val="baseline"/>
-        <w:rPr>
-          <w:rFonts w:hint="default"/>
-          <w:lang w:val="en-US" w:eastAsia="zh-CN"/>
-        </w:rPr>
-      </w:pPr>
-      <w:r>
-        <w:rPr>
-          <w:rFonts w:hint="default"/>
-          <w:lang w:val="en-US" w:eastAsia="zh-CN"/>
-        </w:rPr>
-        <w:t>运维服务目录经管理者代表审核、总经理审批后，由产品产品质量部经理正式发布。</w:t>
-      </w:r>
-    </w:p>
-    <w:p>
-      <w:pPr>
-        <w:pStyle w:val="a2"/>
-        <w:keepLines w:val="0"/>
-        <w:pageBreakBefore w:val="0"/>
-        <w:widowControl w:val="0"/>
-        <w:kinsoku w:val="0"/>
-        <w:wordWrap/>
-        <w:overflowPunct/>
-        <w:topLinePunct w:val="0"/>
-        <w:autoSpaceDE w:val="0"/>
-        <w:autoSpaceDN w:val="0"/>
-        <w:bidi w:val="0"/>
-        <w:adjustRightInd w:val="0"/>
-        <w:snapToGrid w:val="0"/>
-        <w:textAlignment w:val="baseline"/>
-        <w:rPr>
-          <w:rFonts w:hint="default"/>
-          <w:lang w:val="en-US" w:eastAsia="zh-CN"/>
-        </w:rPr>
-      </w:pPr>
-      <w:r>
-        <w:rPr>
-          <w:rFonts w:hint="default"/>
-          <w:lang w:val="en-US" w:eastAsia="zh-CN"/>
-        </w:rPr>
-        <w:t>运维服务目录向运维部、研发部、综合部、产品产品质量部等相关部门及公司管理人员发布，并提交产品产品质量部归档保存。</w:t>
-      </w:r>
-    </w:p>
-    <w:p>
-      <w:pPr>
-        <w:pStyle w:val="1"/>
-        <w:keepLines w:val="0"/>
-        <w:pageBreakBefore w:val="0"/>
-        <w:widowControl w:val="0"/>
-        <w:kinsoku w:val="0"/>
-        <w:wordWrap/>
-        <w:overflowPunct/>
-        <w:topLinePunct w:val="0"/>
-        <w:autoSpaceDE w:val="0"/>
-        <w:autoSpaceDN w:val="0"/>
-        <w:bidi w:val="0"/>
-        <w:adjustRightInd w:val="0"/>
-        <w:snapToGrid w:val="0"/>
-        <w:textAlignment w:val="baseline"/>
-        <w:rPr>
-          <w:rFonts w:hint="default"/>
-          <w:lang w:val="en-US" w:eastAsia="zh-CN"/>
-        </w:rPr>
-      </w:pPr>
-      <w:bookmarkStart w:id="41" w:name="_Toc10363"/>
-      <w:bookmarkStart w:id="42" w:name="_Toc25673"/>
-      <w:r>
-        <w:rPr>
-          <w:rFonts w:hint="default"/>
-          <w:lang w:val="en-US" w:eastAsia="zh-CN"/>
-        </w:rPr>
-        <w:t>服务目录的持续改进</w:t>
-      </w:r>
       <w:bookmarkEnd w:id="41"/>
+    </w:p>
+    <w:p>
+      <w:pPr>
+        <w:pStyle w:val="30"/>
+        <w:keepLines w:val="0"/>
+        <w:pageBreakBefore w:val="0"/>
+        <w:widowControl w:val="0"/>
+        <w:kinsoku w:val="0"/>
+        <w:wordWrap/>
+        <w:overflowPunct/>
+        <w:topLinePunct w:val="0"/>
+        <w:autoSpaceDE w:val="0"/>
+        <w:autoSpaceDN w:val="0"/>
+        <w:bidi w:val="0"/>
+        <w:adjustRightInd w:val="0"/>
+        <w:snapToGrid w:val="0"/>
+        <w:textAlignment w:val="baseline"/>
+        <w:rPr>
+          <w:rFonts w:hint="default"/>
+          <w:lang w:val="en-US" w:eastAsia="zh-CN"/>
+        </w:rPr>
+      </w:pPr>
+      <w:r>
+        <w:rPr>
+          <w:rFonts w:hint="default"/>
+          <w:lang w:val="en-US" w:eastAsia="zh-CN"/>
+        </w:rPr>
+        <w:t>为确保服务目录持续契合公司战略、市场需求与客户期望，建立常态化的服务目录持续改进机制。</w:t>
+      </w:r>
+    </w:p>
+    <w:p>
+      <w:pPr>
+        <w:pStyle w:val="31"/>
+        <w:keepLines w:val="0"/>
+        <w:pageBreakBefore w:val="0"/>
+        <w:widowControl w:val="0"/>
+        <w:kinsoku w:val="0"/>
+        <w:wordWrap/>
+        <w:overflowPunct/>
+        <w:topLinePunct w:val="0"/>
+        <w:autoSpaceDE w:val="0"/>
+        <w:autoSpaceDN w:val="0"/>
+        <w:bidi w:val="0"/>
+        <w:adjustRightInd w:val="0"/>
+        <w:snapToGrid w:val="0"/>
+        <w:textAlignment w:val="baseline"/>
+        <w:rPr>
+          <w:rFonts w:hint="default"/>
+          <w:lang w:val="en-US" w:eastAsia="zh-CN"/>
+        </w:rPr>
+      </w:pPr>
+      <w:bookmarkStart w:id="42" w:name="_Toc29482"/>
+      <w:bookmarkStart w:id="43" w:name="_Toc29373"/>
+      <w:r>
+        <w:rPr>
+          <w:rFonts w:hint="default"/>
+          <w:lang w:val="en-US" w:eastAsia="zh-CN"/>
+        </w:rPr>
+        <w:t>改进信息来源</w:t>
+      </w:r>
       <w:bookmarkEnd w:id="42"/>
-    </w:p>
-    <w:p>
-      <w:pPr>
-        <w:pStyle w:val="a2"/>
-        <w:keepLines w:val="0"/>
-        <w:pageBreakBefore w:val="0"/>
-        <w:widowControl w:val="0"/>
-        <w:kinsoku w:val="0"/>
-        <w:wordWrap/>
-        <w:overflowPunct/>
-        <w:topLinePunct w:val="0"/>
-        <w:autoSpaceDE w:val="0"/>
-        <w:autoSpaceDN w:val="0"/>
-        <w:bidi w:val="0"/>
-        <w:adjustRightInd w:val="0"/>
-        <w:snapToGrid w:val="0"/>
-        <w:textAlignment w:val="baseline"/>
-        <w:rPr>
-          <w:rFonts w:hint="default"/>
-          <w:lang w:val="en-US" w:eastAsia="zh-CN"/>
-        </w:rPr>
-      </w:pPr>
-      <w:r>
-        <w:rPr>
-          <w:rFonts w:hint="default"/>
-          <w:lang w:val="en-US" w:eastAsia="zh-CN"/>
-        </w:rPr>
-        <w:t>为确保服务目录持续契合公司战略、市场需求与客户期望，建立常态化的服务目录持续改进机制。</w:t>
-      </w:r>
-    </w:p>
-    <w:p>
-      <w:pPr>
-        <w:pStyle w:val="2"/>
-        <w:keepLines w:val="0"/>
-        <w:pageBreakBefore w:val="0"/>
-        <w:widowControl w:val="0"/>
-        <w:kinsoku w:val="0"/>
-        <w:wordWrap/>
-        <w:overflowPunct/>
-        <w:topLinePunct w:val="0"/>
-        <w:autoSpaceDE w:val="0"/>
-        <w:autoSpaceDN w:val="0"/>
-        <w:bidi w:val="0"/>
-        <w:adjustRightInd w:val="0"/>
-        <w:snapToGrid w:val="0"/>
-        <w:textAlignment w:val="baseline"/>
-        <w:rPr>
-          <w:rFonts w:hint="default"/>
-          <w:lang w:val="en-US" w:eastAsia="zh-CN"/>
-        </w:rPr>
-      </w:pPr>
-      <w:bookmarkStart w:id="43" w:name="_Toc3589"/>
-      <w:bookmarkStart w:id="44" w:name="_Toc29482"/>
-      <w:r>
-        <w:rPr>
-          <w:rFonts w:hint="default"/>
-          <w:lang w:val="en-US" w:eastAsia="zh-CN"/>
-        </w:rPr>
-        <w:t>改进信息来源</w:t>
-      </w:r>
       <w:bookmarkEnd w:id="43"/>
-      <w:bookmarkEnd w:id="44"/>
-    </w:p>
-    <w:p>
-      <w:pPr>
-        <w:pStyle w:val="a2"/>
+    </w:p>
+    <w:p>
+      <w:pPr>
+        <w:pStyle w:val="30"/>
         <w:keepLines w:val="0"/>
         <w:pageBreakBefore w:val="0"/>
         <w:widowControl w:val="0"/>
@@ -7205,7 +7250,7 @@
     </w:p>
     <w:p>
       <w:pPr>
-        <w:pStyle w:val="a2"/>
+        <w:pStyle w:val="30"/>
         <w:keepLines w:val="0"/>
         <w:pageBreakBefore w:val="0"/>
         <w:widowControl w:val="0"/>
@@ -7222,7 +7267,7 @@
         <w:bidi w:val="0"/>
         <w:adjustRightInd w:val="0"/>
         <w:snapToGrid w:val="0"/>
-        <w:ind w:left="425" w:hanging="425" w:leftChars="0" w:firstLineChars="0"/>
+        <w:ind w:left="425" w:leftChars="0" w:hanging="425" w:firstLineChars="0"/>
         <w:textAlignment w:val="baseline"/>
         <w:rPr>
           <w:rFonts w:hint="default"/>
@@ -7239,7 +7284,7 @@
     </w:p>
     <w:p>
       <w:pPr>
-        <w:pStyle w:val="a2"/>
+        <w:pStyle w:val="30"/>
         <w:keepLines w:val="0"/>
         <w:pageBreakBefore w:val="0"/>
         <w:widowControl w:val="0"/>
@@ -7256,7 +7301,7 @@
         <w:bidi w:val="0"/>
         <w:adjustRightInd w:val="0"/>
         <w:snapToGrid w:val="0"/>
-        <w:ind w:left="425" w:hanging="425" w:leftChars="0" w:firstLineChars="0"/>
+        <w:ind w:left="425" w:leftChars="0" w:hanging="425" w:firstLineChars="0"/>
         <w:textAlignment w:val="baseline"/>
         <w:rPr>
           <w:rFonts w:hint="default"/>
@@ -7273,7 +7318,7 @@
     </w:p>
     <w:p>
       <w:pPr>
-        <w:pStyle w:val="a2"/>
+        <w:pStyle w:val="30"/>
         <w:keepLines w:val="0"/>
         <w:pageBreakBefore w:val="0"/>
         <w:widowControl w:val="0"/>
@@ -7290,7 +7335,7 @@
         <w:bidi w:val="0"/>
         <w:adjustRightInd w:val="0"/>
         <w:snapToGrid w:val="0"/>
-        <w:ind w:left="425" w:hanging="425" w:leftChars="0" w:firstLineChars="0"/>
+        <w:ind w:left="425" w:leftChars="0" w:hanging="425" w:firstLineChars="0"/>
         <w:textAlignment w:val="baseline"/>
         <w:rPr>
           <w:rFonts w:hint="default"/>
@@ -7307,7 +7352,7 @@
     </w:p>
     <w:p>
       <w:pPr>
-        <w:pStyle w:val="a2"/>
+        <w:pStyle w:val="30"/>
         <w:keepLines w:val="0"/>
         <w:pageBreakBefore w:val="0"/>
         <w:widowControl w:val="0"/>
@@ -7324,7 +7369,7 @@
         <w:bidi w:val="0"/>
         <w:adjustRightInd w:val="0"/>
         <w:snapToGrid w:val="0"/>
-        <w:ind w:left="425" w:hanging="425" w:leftChars="0" w:firstLineChars="0"/>
+        <w:ind w:left="425" w:leftChars="0" w:hanging="425" w:firstLineChars="0"/>
         <w:textAlignment w:val="baseline"/>
         <w:rPr>
           <w:rFonts w:hint="default"/>
@@ -7341,7 +7386,7 @@
     </w:p>
     <w:p>
       <w:pPr>
-        <w:pStyle w:val="a2"/>
+        <w:pStyle w:val="30"/>
         <w:keepLines w:val="0"/>
         <w:pageBreakBefore w:val="0"/>
         <w:widowControl w:val="0"/>
@@ -7358,7 +7403,7 @@
         <w:bidi w:val="0"/>
         <w:adjustRightInd w:val="0"/>
         <w:snapToGrid w:val="0"/>
-        <w:ind w:left="425" w:hanging="425" w:leftChars="0" w:firstLineChars="0"/>
+        <w:ind w:left="425" w:leftChars="0" w:hanging="425" w:firstLineChars="0"/>
         <w:textAlignment w:val="baseline"/>
         <w:rPr>
           <w:rFonts w:hint="default"/>
@@ -7375,7 +7420,7 @@
     </w:p>
     <w:p>
       <w:pPr>
-        <w:pStyle w:val="a2"/>
+        <w:pStyle w:val="30"/>
         <w:keepLines w:val="0"/>
         <w:pageBreakBefore w:val="0"/>
         <w:widowControl w:val="0"/>
@@ -7392,7 +7437,7 @@
         <w:bidi w:val="0"/>
         <w:adjustRightInd w:val="0"/>
         <w:snapToGrid w:val="0"/>
-        <w:ind w:left="425" w:hanging="425" w:leftChars="0" w:firstLineChars="0"/>
+        <w:ind w:left="425" w:leftChars="0" w:hanging="425" w:firstLineChars="0"/>
         <w:textAlignment w:val="baseline"/>
         <w:rPr>
           <w:rFonts w:hint="default"/>
@@ -7409,27 +7454,27 @@
     </w:p>
     <w:p>
       <w:pPr>
-        <w:pStyle w:val="2"/>
-        <w:keepLines w:val="0"/>
-        <w:pageBreakBefore w:val="0"/>
-        <w:widowControl w:val="0"/>
-        <w:kinsoku w:val="0"/>
-        <w:wordWrap/>
-        <w:overflowPunct/>
-        <w:topLinePunct w:val="0"/>
-        <w:autoSpaceDE w:val="0"/>
-        <w:autoSpaceDN w:val="0"/>
-        <w:bidi w:val="0"/>
-        <w:adjustRightInd w:val="0"/>
-        <w:snapToGrid w:val="0"/>
-        <w:textAlignment w:val="baseline"/>
-        <w:rPr>
-          <w:rFonts w:hint="default"/>
-          <w:lang w:val="en-US" w:eastAsia="zh-CN"/>
-        </w:rPr>
-      </w:pPr>
-      <w:bookmarkStart w:id="45" w:name="_Toc28007"/>
-      <w:bookmarkStart w:id="46" w:name="_Toc4532"/>
+        <w:pStyle w:val="31"/>
+        <w:keepLines w:val="0"/>
+        <w:pageBreakBefore w:val="0"/>
+        <w:widowControl w:val="0"/>
+        <w:kinsoku w:val="0"/>
+        <w:wordWrap/>
+        <w:overflowPunct/>
+        <w:topLinePunct w:val="0"/>
+        <w:autoSpaceDE w:val="0"/>
+        <w:autoSpaceDN w:val="0"/>
+        <w:bidi w:val="0"/>
+        <w:adjustRightInd w:val="0"/>
+        <w:snapToGrid w:val="0"/>
+        <w:textAlignment w:val="baseline"/>
+        <w:rPr>
+          <w:rFonts w:hint="default"/>
+          <w:lang w:val="en-US" w:eastAsia="zh-CN"/>
+        </w:rPr>
+      </w:pPr>
+      <w:bookmarkStart w:id="44" w:name="_Toc28007"/>
+      <w:bookmarkStart w:id="45" w:name="_Toc16931"/>
       <w:r>
         <w:rPr>
           <w:rFonts w:hint="default"/>
@@ -7437,12 +7482,12 @@
         </w:rPr>
         <w:t>改进触发条件</w:t>
       </w:r>
+      <w:bookmarkEnd w:id="44"/>
       <w:bookmarkEnd w:id="45"/>
-      <w:bookmarkEnd w:id="46"/>
-    </w:p>
-    <w:p>
-      <w:pPr>
-        <w:pStyle w:val="a2"/>
+    </w:p>
+    <w:p>
+      <w:pPr>
+        <w:pStyle w:val="30"/>
         <w:keepLines w:val="0"/>
         <w:pageBreakBefore w:val="0"/>
         <w:widowControl w:val="0"/>
@@ -7471,7 +7516,7 @@
     </w:p>
     <w:p>
       <w:pPr>
-        <w:pStyle w:val="a2"/>
+        <w:pStyle w:val="30"/>
         <w:keepLines w:val="0"/>
         <w:pageBreakBefore w:val="0"/>
         <w:widowControl w:val="0"/>
@@ -7488,7 +7533,7 @@
         <w:bidi w:val="0"/>
         <w:adjustRightInd w:val="0"/>
         <w:snapToGrid w:val="0"/>
-        <w:ind w:left="425" w:hanging="425" w:leftChars="0" w:firstLineChars="0"/>
+        <w:ind w:left="425" w:leftChars="0" w:hanging="425" w:firstLineChars="0"/>
         <w:textAlignment w:val="baseline"/>
         <w:rPr>
           <w:rFonts w:hint="default"/>
@@ -7505,7 +7550,7 @@
     </w:p>
     <w:p>
       <w:pPr>
-        <w:pStyle w:val="a2"/>
+        <w:pStyle w:val="30"/>
         <w:keepLines w:val="0"/>
         <w:pageBreakBefore w:val="0"/>
         <w:widowControl w:val="0"/>
@@ -7522,24 +7567,24 @@
         <w:bidi w:val="0"/>
         <w:adjustRightInd w:val="0"/>
         <w:snapToGrid w:val="0"/>
-        <w:ind w:left="425" w:hanging="425" w:leftChars="0" w:firstLineChars="0"/>
-        <w:textAlignment w:val="baseline"/>
-        <w:rPr>
-          <w:rFonts w:hint="default"/>
-          <w:lang w:val="en-US" w:eastAsia="zh-CN"/>
-        </w:rPr>
-      </w:pPr>
-      <w:r>
-        <w:rPr>
-          <w:rFonts w:hint="default"/>
-          <w:lang w:val="en-US" w:eastAsia="zh-CN"/>
-        </w:rPr>
-        <w:t>客户新需求：客户提出新的服务需求时，运维部经理应予以记录，提交产品产品质量部评审是否需要增加；</w:t>
-      </w:r>
-    </w:p>
-    <w:p>
-      <w:pPr>
-        <w:pStyle w:val="a2"/>
+        <w:ind w:left="425" w:leftChars="0" w:hanging="425" w:firstLineChars="0"/>
+        <w:textAlignment w:val="baseline"/>
+        <w:rPr>
+          <w:rFonts w:hint="default"/>
+          <w:lang w:val="en-US" w:eastAsia="zh-CN"/>
+        </w:rPr>
+      </w:pPr>
+      <w:r>
+        <w:rPr>
+          <w:rFonts w:hint="default"/>
+          <w:lang w:val="en-US" w:eastAsia="zh-CN"/>
+        </w:rPr>
+        <w:t>客户新需求：客户提出新的服务需求时，运维部经理应予以记录，提交产品质量部评审是否需要增加；</w:t>
+      </w:r>
+    </w:p>
+    <w:p>
+      <w:pPr>
+        <w:pStyle w:val="30"/>
         <w:keepLines w:val="0"/>
         <w:pageBreakBefore w:val="0"/>
         <w:widowControl w:val="0"/>
@@ -7556,7 +7601,7 @@
         <w:bidi w:val="0"/>
         <w:adjustRightInd w:val="0"/>
         <w:snapToGrid w:val="0"/>
-        <w:ind w:left="425" w:hanging="425" w:leftChars="0" w:firstLineChars="0"/>
+        <w:ind w:left="425" w:leftChars="0" w:hanging="425" w:firstLineChars="0"/>
         <w:textAlignment w:val="baseline"/>
         <w:rPr>
           <w:rFonts w:hint="default"/>
@@ -7573,7 +7618,7 @@
     </w:p>
     <w:p>
       <w:pPr>
-        <w:pStyle w:val="a2"/>
+        <w:pStyle w:val="30"/>
         <w:keepLines w:val="0"/>
         <w:pageBreakBefore w:val="0"/>
         <w:widowControl w:val="0"/>
@@ -7590,44 +7635,44 @@
         <w:bidi w:val="0"/>
         <w:adjustRightInd w:val="0"/>
         <w:snapToGrid w:val="0"/>
-        <w:ind w:left="425" w:hanging="425" w:leftChars="0" w:firstLineChars="0"/>
-        <w:textAlignment w:val="baseline"/>
-        <w:rPr>
-          <w:rFonts w:hint="default"/>
-          <w:lang w:val="en-US" w:eastAsia="zh-CN"/>
-        </w:rPr>
-      </w:pPr>
-      <w:r>
-        <w:rPr>
-          <w:rFonts w:hint="default"/>
-          <w:lang w:val="en-US" w:eastAsia="zh-CN"/>
-        </w:rPr>
-        <w:t>定期评审：无上述条件的，应每年评审一次，由产品产品质量部经理组织评审，决定是否更新服务目录，淘汰或更新过时服务。</w:t>
-      </w:r>
-    </w:p>
-    <w:p>
-      <w:pPr>
-        <w:pStyle w:val="2"/>
-        <w:keepLines w:val="0"/>
-        <w:pageBreakBefore w:val="0"/>
-        <w:widowControl w:val="0"/>
-        <w:kinsoku w:val="0"/>
-        <w:wordWrap/>
-        <w:overflowPunct/>
-        <w:topLinePunct w:val="0"/>
-        <w:autoSpaceDE w:val="0"/>
-        <w:autoSpaceDN w:val="0"/>
-        <w:bidi w:val="0"/>
-        <w:adjustRightInd w:val="0"/>
-        <w:snapToGrid w:val="0"/>
-        <w:textAlignment w:val="baseline"/>
-        <w:rPr>
-          <w:rFonts w:hint="default"/>
-          <w:lang w:val="en-US" w:eastAsia="zh-CN"/>
-        </w:rPr>
-      </w:pPr>
-      <w:bookmarkStart w:id="47" w:name="_Toc5250"/>
-      <w:bookmarkStart w:id="48" w:name="_Toc1907"/>
+        <w:ind w:left="425" w:leftChars="0" w:hanging="425" w:firstLineChars="0"/>
+        <w:textAlignment w:val="baseline"/>
+        <w:rPr>
+          <w:rFonts w:hint="default"/>
+          <w:lang w:val="en-US" w:eastAsia="zh-CN"/>
+        </w:rPr>
+      </w:pPr>
+      <w:r>
+        <w:rPr>
+          <w:rFonts w:hint="default"/>
+          <w:lang w:val="en-US" w:eastAsia="zh-CN"/>
+        </w:rPr>
+        <w:t>定期评审：无上述条件的，应每年评审一次，由产品质量部经理组织评审，决定是否更新服务目录，淘汰或更新过时服务。</w:t>
+      </w:r>
+    </w:p>
+    <w:p>
+      <w:pPr>
+        <w:pStyle w:val="31"/>
+        <w:keepLines w:val="0"/>
+        <w:pageBreakBefore w:val="0"/>
+        <w:widowControl w:val="0"/>
+        <w:kinsoku w:val="0"/>
+        <w:wordWrap/>
+        <w:overflowPunct/>
+        <w:topLinePunct w:val="0"/>
+        <w:autoSpaceDE w:val="0"/>
+        <w:autoSpaceDN w:val="0"/>
+        <w:bidi w:val="0"/>
+        <w:adjustRightInd w:val="0"/>
+        <w:snapToGrid w:val="0"/>
+        <w:textAlignment w:val="baseline"/>
+        <w:rPr>
+          <w:rFonts w:hint="default"/>
+          <w:lang w:val="en-US" w:eastAsia="zh-CN"/>
+        </w:rPr>
+      </w:pPr>
+      <w:bookmarkStart w:id="46" w:name="_Toc5250"/>
+      <w:bookmarkStart w:id="47" w:name="_Toc30292"/>
       <w:r>
         <w:rPr>
           <w:rFonts w:hint="default"/>
@@ -7635,12 +7680,12 @@
         </w:rPr>
         <w:t>改进内容</w:t>
       </w:r>
+      <w:bookmarkEnd w:id="46"/>
       <w:bookmarkEnd w:id="47"/>
-      <w:bookmarkEnd w:id="48"/>
-    </w:p>
-    <w:p>
-      <w:pPr>
-        <w:pStyle w:val="a2"/>
+    </w:p>
+    <w:p>
+      <w:pPr>
+        <w:pStyle w:val="30"/>
         <w:keepLines w:val="0"/>
         <w:pageBreakBefore w:val="0"/>
         <w:widowControl w:val="0"/>
@@ -7669,7 +7714,7 @@
     </w:p>
     <w:p>
       <w:pPr>
-        <w:pStyle w:val="a2"/>
+        <w:pStyle w:val="30"/>
         <w:keepLines w:val="0"/>
         <w:pageBreakBefore w:val="0"/>
         <w:widowControl w:val="0"/>
@@ -7686,7 +7731,7 @@
         <w:bidi w:val="0"/>
         <w:adjustRightInd w:val="0"/>
         <w:snapToGrid w:val="0"/>
-        <w:ind w:left="425" w:hanging="425" w:leftChars="0" w:firstLineChars="0"/>
+        <w:ind w:left="425" w:leftChars="0" w:hanging="425" w:firstLineChars="0"/>
         <w:textAlignment w:val="baseline"/>
         <w:rPr>
           <w:rFonts w:hint="default"/>
@@ -7703,7 +7748,7 @@
     </w:p>
     <w:p>
       <w:pPr>
-        <w:pStyle w:val="a2"/>
+        <w:pStyle w:val="30"/>
         <w:keepLines w:val="0"/>
         <w:pageBreakBefore w:val="0"/>
         <w:widowControl w:val="0"/>
@@ -7720,7 +7765,7 @@
         <w:bidi w:val="0"/>
         <w:adjustRightInd w:val="0"/>
         <w:snapToGrid w:val="0"/>
-        <w:ind w:left="425" w:hanging="425" w:leftChars="0" w:firstLineChars="0"/>
+        <w:ind w:left="425" w:leftChars="0" w:hanging="425" w:firstLineChars="0"/>
         <w:textAlignment w:val="baseline"/>
         <w:rPr>
           <w:rFonts w:hint="default"/>
@@ -7737,7 +7782,7 @@
     </w:p>
     <w:p>
       <w:pPr>
-        <w:pStyle w:val="a2"/>
+        <w:pStyle w:val="30"/>
         <w:keepLines w:val="0"/>
         <w:pageBreakBefore w:val="0"/>
         <w:widowControl w:val="0"/>
@@ -7754,7 +7799,7 @@
         <w:bidi w:val="0"/>
         <w:adjustRightInd w:val="0"/>
         <w:snapToGrid w:val="0"/>
-        <w:ind w:left="425" w:hanging="425" w:leftChars="0" w:firstLineChars="0"/>
+        <w:ind w:left="425" w:leftChars="0" w:hanging="425" w:firstLineChars="0"/>
         <w:textAlignment w:val="baseline"/>
         <w:rPr>
           <w:rFonts w:hint="default"/>
@@ -7771,7 +7816,7 @@
     </w:p>
     <w:p>
       <w:pPr>
-        <w:pStyle w:val="a2"/>
+        <w:pStyle w:val="30"/>
         <w:keepLines w:val="0"/>
         <w:pageBreakBefore w:val="0"/>
         <w:widowControl w:val="0"/>
@@ -7788,7 +7833,7 @@
         <w:bidi w:val="0"/>
         <w:adjustRightInd w:val="0"/>
         <w:snapToGrid w:val="0"/>
-        <w:ind w:left="425" w:hanging="425" w:leftChars="0" w:firstLineChars="0"/>
+        <w:ind w:left="425" w:leftChars="0" w:hanging="425" w:firstLineChars="0"/>
         <w:textAlignment w:val="baseline"/>
         <w:rPr>
           <w:rFonts w:hint="default"/>
@@ -7805,7 +7850,7 @@
     </w:p>
     <w:p>
       <w:pPr>
-        <w:pStyle w:val="a2"/>
+        <w:pStyle w:val="30"/>
         <w:keepLines w:val="0"/>
         <w:pageBreakBefore w:val="0"/>
         <w:widowControl w:val="0"/>
@@ -7822,7 +7867,7 @@
         <w:bidi w:val="0"/>
         <w:adjustRightInd w:val="0"/>
         <w:snapToGrid w:val="0"/>
-        <w:ind w:left="425" w:hanging="425" w:leftChars="0" w:firstLineChars="0"/>
+        <w:ind w:left="425" w:leftChars="0" w:hanging="425" w:firstLineChars="0"/>
         <w:textAlignment w:val="baseline"/>
         <w:rPr>
           <w:rFonts w:hint="default"/>
@@ -7839,7 +7884,7 @@
     </w:p>
     <w:p>
       <w:pPr>
-        <w:pStyle w:val="a2"/>
+        <w:pStyle w:val="30"/>
         <w:keepLines w:val="0"/>
         <w:pageBreakBefore w:val="0"/>
         <w:widowControl w:val="0"/>
@@ -7856,7 +7901,7 @@
         <w:bidi w:val="0"/>
         <w:adjustRightInd w:val="0"/>
         <w:snapToGrid w:val="0"/>
-        <w:ind w:left="425" w:hanging="425" w:leftChars="0" w:firstLineChars="0"/>
+        <w:ind w:left="425" w:leftChars="0" w:hanging="425" w:firstLineChars="0"/>
         <w:textAlignment w:val="baseline"/>
         <w:rPr>
           <w:rFonts w:hint="default"/>
@@ -7873,7 +7918,7 @@
     </w:p>
     <w:p>
       <w:pPr>
-        <w:pStyle w:val="a2"/>
+        <w:pStyle w:val="30"/>
         <w:keepLines w:val="0"/>
         <w:pageBreakBefore w:val="0"/>
         <w:widowControl w:val="0"/>
@@ -7890,7 +7935,7 @@
         <w:bidi w:val="0"/>
         <w:adjustRightInd w:val="0"/>
         <w:snapToGrid w:val="0"/>
-        <w:ind w:left="425" w:hanging="425" w:leftChars="0" w:firstLineChars="0"/>
+        <w:ind w:left="425" w:leftChars="0" w:hanging="425" w:firstLineChars="0"/>
         <w:textAlignment w:val="baseline"/>
         <w:rPr>
           <w:rFonts w:hint="default"/>
@@ -7907,7 +7952,7 @@
     </w:p>
     <w:p>
       <w:pPr>
-        <w:pStyle w:val="a2"/>
+        <w:pStyle w:val="30"/>
         <w:keepLines w:val="0"/>
         <w:pageBreakBefore w:val="0"/>
         <w:widowControl w:val="0"/>
@@ -7924,7 +7969,7 @@
         <w:bidi w:val="0"/>
         <w:adjustRightInd w:val="0"/>
         <w:snapToGrid w:val="0"/>
-        <w:ind w:left="425" w:hanging="425" w:leftChars="0" w:firstLineChars="0"/>
+        <w:ind w:left="425" w:leftChars="0" w:hanging="425" w:firstLineChars="0"/>
         <w:textAlignment w:val="baseline"/>
         <w:rPr>
           <w:rFonts w:hint="default"/>
@@ -7941,7 +7986,7 @@
     </w:p>
     <w:p>
       <w:pPr>
-        <w:pStyle w:val="a2"/>
+        <w:pStyle w:val="30"/>
         <w:keepLines w:val="0"/>
         <w:pageBreakBefore w:val="0"/>
         <w:widowControl w:val="0"/>
@@ -7958,7 +8003,7 @@
         <w:bidi w:val="0"/>
         <w:adjustRightInd w:val="0"/>
         <w:snapToGrid w:val="0"/>
-        <w:ind w:left="425" w:hanging="425" w:leftChars="0" w:firstLineChars="0"/>
+        <w:ind w:left="425" w:leftChars="0" w:hanging="425" w:firstLineChars="0"/>
         <w:textAlignment w:val="baseline"/>
         <w:rPr>
           <w:rFonts w:hint="default"/>
@@ -7975,27 +8020,27 @@
     </w:p>
     <w:p>
       <w:pPr>
-        <w:pStyle w:val="1"/>
-        <w:keepLines w:val="0"/>
-        <w:pageBreakBefore w:val="0"/>
-        <w:widowControl w:val="0"/>
-        <w:kinsoku w:val="0"/>
-        <w:wordWrap/>
-        <w:overflowPunct/>
-        <w:topLinePunct w:val="0"/>
-        <w:autoSpaceDE w:val="0"/>
-        <w:autoSpaceDN w:val="0"/>
-        <w:bidi w:val="0"/>
-        <w:adjustRightInd w:val="0"/>
-        <w:snapToGrid w:val="0"/>
-        <w:textAlignment w:val="baseline"/>
-        <w:rPr>
-          <w:rFonts w:hint="default"/>
-          <w:lang w:val="en-US" w:eastAsia="zh-CN"/>
-        </w:rPr>
-      </w:pPr>
-      <w:bookmarkStart w:id="49" w:name="_Toc32368"/>
-      <w:bookmarkStart w:id="50" w:name="_Toc2752"/>
+        <w:pStyle w:val="29"/>
+        <w:keepLines w:val="0"/>
+        <w:pageBreakBefore w:val="0"/>
+        <w:widowControl w:val="0"/>
+        <w:kinsoku w:val="0"/>
+        <w:wordWrap/>
+        <w:overflowPunct/>
+        <w:topLinePunct w:val="0"/>
+        <w:autoSpaceDE w:val="0"/>
+        <w:autoSpaceDN w:val="0"/>
+        <w:bidi w:val="0"/>
+        <w:adjustRightInd w:val="0"/>
+        <w:snapToGrid w:val="0"/>
+        <w:textAlignment w:val="baseline"/>
+        <w:rPr>
+          <w:rFonts w:hint="default"/>
+          <w:lang w:val="en-US" w:eastAsia="zh-CN"/>
+        </w:rPr>
+      </w:pPr>
+      <w:bookmarkStart w:id="48" w:name="_Toc32368"/>
+      <w:bookmarkStart w:id="49" w:name="_Toc10693"/>
       <w:r>
         <w:rPr>
           <w:rFonts w:hint="default"/>
@@ -8003,270 +8048,270 @@
         </w:rPr>
         <w:t>服务目录的使用</w:t>
       </w:r>
+      <w:bookmarkEnd w:id="48"/>
       <w:bookmarkEnd w:id="49"/>
+    </w:p>
+    <w:p>
+      <w:pPr>
+        <w:pStyle w:val="30"/>
+        <w:keepLines w:val="0"/>
+        <w:pageBreakBefore w:val="0"/>
+        <w:widowControl w:val="0"/>
+        <w:kinsoku w:val="0"/>
+        <w:wordWrap/>
+        <w:overflowPunct/>
+        <w:topLinePunct w:val="0"/>
+        <w:autoSpaceDE w:val="0"/>
+        <w:autoSpaceDN w:val="0"/>
+        <w:bidi w:val="0"/>
+        <w:adjustRightInd w:val="0"/>
+        <w:snapToGrid w:val="0"/>
+        <w:textAlignment w:val="baseline"/>
+        <w:rPr>
+          <w:rFonts w:hint="default"/>
+          <w:lang w:val="en-US" w:eastAsia="zh-CN"/>
+        </w:rPr>
+      </w:pPr>
+      <w:r>
+        <w:rPr>
+          <w:rFonts w:hint="default"/>
+          <w:lang w:val="en-US" w:eastAsia="zh-CN"/>
+        </w:rPr>
+        <w:t>运维服务目录是运维部与客户的商务谈判和合同签订的依据；</w:t>
+      </w:r>
+    </w:p>
+    <w:p>
+      <w:pPr>
+        <w:pStyle w:val="30"/>
+        <w:keepLines w:val="0"/>
+        <w:pageBreakBefore w:val="0"/>
+        <w:widowControl w:val="0"/>
+        <w:kinsoku w:val="0"/>
+        <w:wordWrap/>
+        <w:overflowPunct/>
+        <w:topLinePunct w:val="0"/>
+        <w:autoSpaceDE w:val="0"/>
+        <w:autoSpaceDN w:val="0"/>
+        <w:bidi w:val="0"/>
+        <w:adjustRightInd w:val="0"/>
+        <w:snapToGrid w:val="0"/>
+        <w:textAlignment w:val="baseline"/>
+        <w:rPr>
+          <w:rFonts w:hint="default"/>
+          <w:lang w:val="en-US" w:eastAsia="zh-CN"/>
+        </w:rPr>
+      </w:pPr>
+      <w:r>
+        <w:rPr>
+          <w:rFonts w:hint="default"/>
+          <w:lang w:val="en-US" w:eastAsia="zh-CN"/>
+        </w:rPr>
+        <w:t>运维服务目录用于产品质量部经理监督和执行服务执行过程中质量保障的参照依据；</w:t>
+      </w:r>
+    </w:p>
+    <w:p>
+      <w:pPr>
+        <w:pStyle w:val="30"/>
+        <w:keepLines w:val="0"/>
+        <w:pageBreakBefore w:val="0"/>
+        <w:widowControl w:val="0"/>
+        <w:kinsoku w:val="0"/>
+        <w:wordWrap/>
+        <w:overflowPunct/>
+        <w:topLinePunct w:val="0"/>
+        <w:autoSpaceDE w:val="0"/>
+        <w:autoSpaceDN w:val="0"/>
+        <w:bidi w:val="0"/>
+        <w:adjustRightInd w:val="0"/>
+        <w:snapToGrid w:val="0"/>
+        <w:textAlignment w:val="baseline"/>
+        <w:rPr>
+          <w:rFonts w:hint="default"/>
+          <w:lang w:val="en-US" w:eastAsia="zh-CN"/>
+        </w:rPr>
+      </w:pPr>
+      <w:r>
+        <w:rPr>
+          <w:rFonts w:hint="default"/>
+          <w:lang w:val="en-US" w:eastAsia="zh-CN"/>
+        </w:rPr>
+        <w:t>任何人员在使用运维服务目录过程中不得随意修改、曲解运维服务目录既定内容、要求、指标等全部内容；</w:t>
+      </w:r>
+    </w:p>
+    <w:p>
+      <w:pPr>
+        <w:pStyle w:val="30"/>
+        <w:keepLines w:val="0"/>
+        <w:pageBreakBefore w:val="0"/>
+        <w:widowControl w:val="0"/>
+        <w:kinsoku w:val="0"/>
+        <w:wordWrap/>
+        <w:overflowPunct/>
+        <w:topLinePunct w:val="0"/>
+        <w:autoSpaceDE w:val="0"/>
+        <w:autoSpaceDN w:val="0"/>
+        <w:bidi w:val="0"/>
+        <w:adjustRightInd w:val="0"/>
+        <w:snapToGrid w:val="0"/>
+        <w:textAlignment w:val="baseline"/>
+        <w:rPr>
+          <w:rFonts w:hint="default"/>
+          <w:lang w:val="en-US" w:eastAsia="zh-CN"/>
+        </w:rPr>
+      </w:pPr>
+      <w:r>
+        <w:rPr>
+          <w:rFonts w:hint="default"/>
+          <w:lang w:val="en-US" w:eastAsia="zh-CN"/>
+        </w:rPr>
+        <w:t>运维项目立项后，由运维部经理参照组织级运维服务目录，制定项目级运维服务目录，并遵照该目录为用户提供服务。</w:t>
+      </w:r>
+    </w:p>
+    <w:p>
+      <w:pPr>
+        <w:pStyle w:val="29"/>
+        <w:keepLines w:val="0"/>
+        <w:pageBreakBefore w:val="0"/>
+        <w:widowControl w:val="0"/>
+        <w:kinsoku w:val="0"/>
+        <w:wordWrap/>
+        <w:overflowPunct/>
+        <w:topLinePunct w:val="0"/>
+        <w:autoSpaceDE w:val="0"/>
+        <w:autoSpaceDN w:val="0"/>
+        <w:bidi w:val="0"/>
+        <w:adjustRightInd w:val="0"/>
+        <w:snapToGrid w:val="0"/>
+        <w:textAlignment w:val="baseline"/>
+        <w:rPr>
+          <w:rFonts w:hint="default"/>
+          <w:lang w:val="en-US" w:eastAsia="zh-CN"/>
+        </w:rPr>
+      </w:pPr>
+      <w:bookmarkStart w:id="50" w:name="_Toc217"/>
+      <w:bookmarkStart w:id="51" w:name="_Toc14807"/>
+      <w:r>
+        <w:rPr>
+          <w:rFonts w:hint="default"/>
+          <w:lang w:val="en-US" w:eastAsia="zh-CN"/>
+        </w:rPr>
+        <w:t>服务目录与其他流程的关系</w:t>
+      </w:r>
       <w:bookmarkEnd w:id="50"/>
-    </w:p>
-    <w:p>
-      <w:pPr>
-        <w:pStyle w:val="a2"/>
-        <w:keepLines w:val="0"/>
-        <w:pageBreakBefore w:val="0"/>
-        <w:widowControl w:val="0"/>
-        <w:kinsoku w:val="0"/>
-        <w:wordWrap/>
-        <w:overflowPunct/>
-        <w:topLinePunct w:val="0"/>
-        <w:autoSpaceDE w:val="0"/>
-        <w:autoSpaceDN w:val="0"/>
-        <w:bidi w:val="0"/>
-        <w:adjustRightInd w:val="0"/>
-        <w:snapToGrid w:val="0"/>
-        <w:textAlignment w:val="baseline"/>
-        <w:rPr>
-          <w:rFonts w:hint="default"/>
-          <w:lang w:val="en-US" w:eastAsia="zh-CN"/>
-        </w:rPr>
-      </w:pPr>
-      <w:r>
-        <w:rPr>
-          <w:rFonts w:hint="default"/>
-          <w:lang w:val="en-US" w:eastAsia="zh-CN"/>
-        </w:rPr>
-        <w:t>运维服务目录是运维部与客户的商务谈判和合同签订的依据；</w:t>
-      </w:r>
-    </w:p>
-    <w:p>
-      <w:pPr>
-        <w:pStyle w:val="a2"/>
-        <w:keepLines w:val="0"/>
-        <w:pageBreakBefore w:val="0"/>
-        <w:widowControl w:val="0"/>
-        <w:kinsoku w:val="0"/>
-        <w:wordWrap/>
-        <w:overflowPunct/>
-        <w:topLinePunct w:val="0"/>
-        <w:autoSpaceDE w:val="0"/>
-        <w:autoSpaceDN w:val="0"/>
-        <w:bidi w:val="0"/>
-        <w:adjustRightInd w:val="0"/>
-        <w:snapToGrid w:val="0"/>
-        <w:textAlignment w:val="baseline"/>
-        <w:rPr>
-          <w:rFonts w:hint="default"/>
-          <w:lang w:val="en-US" w:eastAsia="zh-CN"/>
-        </w:rPr>
-      </w:pPr>
-      <w:r>
-        <w:rPr>
-          <w:rFonts w:hint="default"/>
-          <w:lang w:val="en-US" w:eastAsia="zh-CN"/>
-        </w:rPr>
-        <w:t>运维服务目录用于产品产品质量部经理监督和执行服务执行过程中质量保障的参照依据；</w:t>
-      </w:r>
-    </w:p>
-    <w:p>
-      <w:pPr>
-        <w:pStyle w:val="a2"/>
-        <w:keepLines w:val="0"/>
-        <w:pageBreakBefore w:val="0"/>
-        <w:widowControl w:val="0"/>
-        <w:kinsoku w:val="0"/>
-        <w:wordWrap/>
-        <w:overflowPunct/>
-        <w:topLinePunct w:val="0"/>
-        <w:autoSpaceDE w:val="0"/>
-        <w:autoSpaceDN w:val="0"/>
-        <w:bidi w:val="0"/>
-        <w:adjustRightInd w:val="0"/>
-        <w:snapToGrid w:val="0"/>
-        <w:textAlignment w:val="baseline"/>
-        <w:rPr>
-          <w:rFonts w:hint="default"/>
-          <w:lang w:val="en-US" w:eastAsia="zh-CN"/>
-        </w:rPr>
-      </w:pPr>
-      <w:r>
-        <w:rPr>
-          <w:rFonts w:hint="default"/>
-          <w:lang w:val="en-US" w:eastAsia="zh-CN"/>
-        </w:rPr>
-        <w:t>任何人员在使用运维服务目录过程中不得随意修改、曲解运维服务目录既定内容、要求、指标等全部内容；</w:t>
-      </w:r>
-    </w:p>
-    <w:p>
-      <w:pPr>
-        <w:pStyle w:val="a2"/>
-        <w:keepLines w:val="0"/>
-        <w:pageBreakBefore w:val="0"/>
-        <w:widowControl w:val="0"/>
-        <w:kinsoku w:val="0"/>
-        <w:wordWrap/>
-        <w:overflowPunct/>
-        <w:topLinePunct w:val="0"/>
-        <w:autoSpaceDE w:val="0"/>
-        <w:autoSpaceDN w:val="0"/>
-        <w:bidi w:val="0"/>
-        <w:adjustRightInd w:val="0"/>
-        <w:snapToGrid w:val="0"/>
-        <w:textAlignment w:val="baseline"/>
-        <w:rPr>
-          <w:rFonts w:hint="default"/>
-          <w:lang w:val="en-US" w:eastAsia="zh-CN"/>
-        </w:rPr>
-      </w:pPr>
-      <w:r>
-        <w:rPr>
-          <w:rFonts w:hint="default"/>
-          <w:lang w:val="en-US" w:eastAsia="zh-CN"/>
-        </w:rPr>
-        <w:t>运维项目立项后，由运维部经理参照组织级运维服务目录，制定项目级运维服务目录，并遵照该目录为用户提供服务。</w:t>
-      </w:r>
-    </w:p>
-    <w:p>
-      <w:pPr>
-        <w:pStyle w:val="1"/>
-        <w:keepLines w:val="0"/>
-        <w:pageBreakBefore w:val="0"/>
-        <w:widowControl w:val="0"/>
-        <w:kinsoku w:val="0"/>
-        <w:wordWrap/>
-        <w:overflowPunct/>
-        <w:topLinePunct w:val="0"/>
-        <w:autoSpaceDE w:val="0"/>
-        <w:autoSpaceDN w:val="0"/>
-        <w:bidi w:val="0"/>
-        <w:adjustRightInd w:val="0"/>
-        <w:snapToGrid w:val="0"/>
-        <w:textAlignment w:val="baseline"/>
-        <w:rPr>
-          <w:rFonts w:hint="default"/>
-          <w:lang w:val="en-US" w:eastAsia="zh-CN"/>
-        </w:rPr>
-      </w:pPr>
-      <w:bookmarkStart w:id="51" w:name="_Toc24173"/>
-      <w:bookmarkStart w:id="52" w:name="_Toc217"/>
-      <w:r>
-        <w:rPr>
-          <w:rFonts w:hint="default"/>
-          <w:lang w:val="en-US" w:eastAsia="zh-CN"/>
-        </w:rPr>
-        <w:t>服务目录与其他流程的关系</w:t>
-      </w:r>
       <w:bookmarkEnd w:id="51"/>
+    </w:p>
+    <w:p>
+      <w:pPr>
+        <w:pStyle w:val="31"/>
+        <w:keepLines w:val="0"/>
+        <w:pageBreakBefore w:val="0"/>
+        <w:widowControl w:val="0"/>
+        <w:kinsoku w:val="0"/>
+        <w:wordWrap/>
+        <w:overflowPunct/>
+        <w:topLinePunct w:val="0"/>
+        <w:autoSpaceDE w:val="0"/>
+        <w:autoSpaceDN w:val="0"/>
+        <w:bidi w:val="0"/>
+        <w:adjustRightInd w:val="0"/>
+        <w:snapToGrid w:val="0"/>
+        <w:textAlignment w:val="baseline"/>
+        <w:rPr>
+          <w:rFonts w:hint="default"/>
+          <w:lang w:val="en-US" w:eastAsia="zh-CN"/>
+        </w:rPr>
+      </w:pPr>
+      <w:bookmarkStart w:id="52" w:name="_Toc24369"/>
+      <w:bookmarkStart w:id="53" w:name="_Toc31522"/>
+      <w:r>
+        <w:rPr>
+          <w:rFonts w:hint="default"/>
+          <w:lang w:val="en-US" w:eastAsia="zh-CN"/>
+        </w:rPr>
+        <w:t>与服务能力管理的关系</w:t>
+      </w:r>
       <w:bookmarkEnd w:id="52"/>
-    </w:p>
-    <w:p>
-      <w:pPr>
-        <w:pStyle w:val="2"/>
-        <w:keepLines w:val="0"/>
-        <w:pageBreakBefore w:val="0"/>
-        <w:widowControl w:val="0"/>
-        <w:kinsoku w:val="0"/>
-        <w:wordWrap/>
-        <w:overflowPunct/>
-        <w:topLinePunct w:val="0"/>
-        <w:autoSpaceDE w:val="0"/>
-        <w:autoSpaceDN w:val="0"/>
-        <w:bidi w:val="0"/>
-        <w:adjustRightInd w:val="0"/>
-        <w:snapToGrid w:val="0"/>
-        <w:textAlignment w:val="baseline"/>
-        <w:rPr>
-          <w:rFonts w:hint="default"/>
-          <w:lang w:val="en-US" w:eastAsia="zh-CN"/>
-        </w:rPr>
-      </w:pPr>
-      <w:bookmarkStart w:id="53" w:name="_Toc24369"/>
-      <w:bookmarkStart w:id="54" w:name="_Toc26903"/>
-      <w:r>
-        <w:rPr>
-          <w:rFonts w:hint="default"/>
-          <w:lang w:val="en-US" w:eastAsia="zh-CN"/>
-        </w:rPr>
-        <w:t>与服务能力管理的关系</w:t>
-      </w:r>
       <w:bookmarkEnd w:id="53"/>
+    </w:p>
+    <w:p>
+      <w:pPr>
+        <w:pStyle w:val="30"/>
+        <w:keepLines w:val="0"/>
+        <w:pageBreakBefore w:val="0"/>
+        <w:widowControl w:val="0"/>
+        <w:kinsoku w:val="0"/>
+        <w:wordWrap/>
+        <w:overflowPunct/>
+        <w:topLinePunct w:val="0"/>
+        <w:autoSpaceDE w:val="0"/>
+        <w:autoSpaceDN w:val="0"/>
+        <w:bidi w:val="0"/>
+        <w:adjustRightInd w:val="0"/>
+        <w:snapToGrid w:val="0"/>
+        <w:textAlignment w:val="baseline"/>
+        <w:rPr>
+          <w:rFonts w:hint="default"/>
+          <w:lang w:val="en-US" w:eastAsia="zh-CN"/>
+        </w:rPr>
+      </w:pPr>
+      <w:r>
+        <w:rPr>
+          <w:rFonts w:hint="default"/>
+          <w:lang w:val="en-US" w:eastAsia="zh-CN"/>
+        </w:rPr>
+        <w:t>服务目录对服务业务范围、服务时间、服务频度、响应时间、交付频率、交付成果等有明确要求。公司制定《运维服务能力管理计划》时，服务目录作为其输入，结合上一年度服务执行情况，确定与其匹配的人员、过程、技术、资源</w:t>
+      </w:r>
+      <w:r>
+        <w:rPr>
+          <w:rFonts w:hint="eastAsia"/>
+          <w:lang w:val="en-US" w:eastAsia="zh-CN"/>
+        </w:rPr>
+        <w:t>、交付和应急</w:t>
+      </w:r>
+      <w:r>
+        <w:rPr>
+          <w:rFonts w:hint="default"/>
+          <w:lang w:val="en-US" w:eastAsia="zh-CN"/>
+        </w:rPr>
+        <w:t>能力规划。</w:t>
+      </w:r>
+    </w:p>
+    <w:p>
+      <w:pPr>
+        <w:pStyle w:val="31"/>
+        <w:keepLines w:val="0"/>
+        <w:pageBreakBefore w:val="0"/>
+        <w:widowControl w:val="0"/>
+        <w:kinsoku w:val="0"/>
+        <w:wordWrap/>
+        <w:overflowPunct/>
+        <w:topLinePunct w:val="0"/>
+        <w:autoSpaceDE w:val="0"/>
+        <w:autoSpaceDN w:val="0"/>
+        <w:bidi w:val="0"/>
+        <w:adjustRightInd w:val="0"/>
+        <w:snapToGrid w:val="0"/>
+        <w:textAlignment w:val="baseline"/>
+        <w:rPr>
+          <w:rFonts w:hint="default"/>
+          <w:lang w:val="en-US" w:eastAsia="zh-CN"/>
+        </w:rPr>
+      </w:pPr>
+      <w:bookmarkStart w:id="54" w:name="_Toc24797"/>
+      <w:bookmarkStart w:id="55" w:name="_Toc20650"/>
+      <w:r>
+        <w:rPr>
+          <w:rFonts w:hint="default"/>
+          <w:lang w:val="en-US" w:eastAsia="zh-CN"/>
+        </w:rPr>
+        <w:t>与服务级别管理的关系</w:t>
+      </w:r>
       <w:bookmarkEnd w:id="54"/>
-    </w:p>
-    <w:p>
-      <w:pPr>
-        <w:pStyle w:val="a2"/>
-        <w:keepLines w:val="0"/>
-        <w:pageBreakBefore w:val="0"/>
-        <w:widowControl w:val="0"/>
-        <w:kinsoku w:val="0"/>
-        <w:wordWrap/>
-        <w:overflowPunct/>
-        <w:topLinePunct w:val="0"/>
-        <w:autoSpaceDE w:val="0"/>
-        <w:autoSpaceDN w:val="0"/>
-        <w:bidi w:val="0"/>
-        <w:adjustRightInd w:val="0"/>
-        <w:snapToGrid w:val="0"/>
-        <w:textAlignment w:val="baseline"/>
-        <w:rPr>
-          <w:rFonts w:hint="default"/>
-          <w:lang w:val="en-US" w:eastAsia="zh-CN"/>
-        </w:rPr>
-      </w:pPr>
-      <w:r>
-        <w:rPr>
-          <w:rFonts w:hint="default"/>
-          <w:lang w:val="en-US" w:eastAsia="zh-CN"/>
-        </w:rPr>
-        <w:t>服务目录对服务业务范围、服务时间、服务频度、响应时间、交付频率、交付成果等有明确要求。公司制定《运维服务能力管理计划》时，服务目录作为其输入，结合上一年度服务执行情况，确定与其匹配的人员、过程、技术、资源</w:t>
-      </w:r>
-      <w:r>
-        <w:rPr>
-          <w:rFonts w:hint="eastAsia"/>
-          <w:lang w:val="en-US" w:eastAsia="zh-CN"/>
-        </w:rPr>
-        <w:t>、交付和应急</w:t>
-      </w:r>
-      <w:r>
-        <w:rPr>
-          <w:rFonts w:hint="default"/>
-          <w:lang w:val="en-US" w:eastAsia="zh-CN"/>
-        </w:rPr>
-        <w:t>能力规划。</w:t>
-      </w:r>
-    </w:p>
-    <w:p>
-      <w:pPr>
-        <w:pStyle w:val="2"/>
-        <w:keepLines w:val="0"/>
-        <w:pageBreakBefore w:val="0"/>
-        <w:widowControl w:val="0"/>
-        <w:kinsoku w:val="0"/>
-        <w:wordWrap/>
-        <w:overflowPunct/>
-        <w:topLinePunct w:val="0"/>
-        <w:autoSpaceDE w:val="0"/>
-        <w:autoSpaceDN w:val="0"/>
-        <w:bidi w:val="0"/>
-        <w:adjustRightInd w:val="0"/>
-        <w:snapToGrid w:val="0"/>
-        <w:textAlignment w:val="baseline"/>
-        <w:rPr>
-          <w:rFonts w:hint="default"/>
-          <w:lang w:val="en-US" w:eastAsia="zh-CN"/>
-        </w:rPr>
-      </w:pPr>
-      <w:bookmarkStart w:id="55" w:name="_Toc7348"/>
-      <w:bookmarkStart w:id="56" w:name="_Toc24797"/>
-      <w:r>
-        <w:rPr>
-          <w:rFonts w:hint="default"/>
-          <w:lang w:val="en-US" w:eastAsia="zh-CN"/>
-        </w:rPr>
-        <w:t>与服务级别管理的关系</w:t>
-      </w:r>
       <w:bookmarkEnd w:id="55"/>
-      <w:bookmarkEnd w:id="56"/>
-    </w:p>
-    <w:p>
-      <w:pPr>
-        <w:pStyle w:val="a2"/>
+    </w:p>
+    <w:p>
+      <w:pPr>
+        <w:pStyle w:val="30"/>
         <w:keepLines w:val="0"/>
         <w:pageBreakBefore w:val="0"/>
         <w:widowControl w:val="0"/>
@@ -8295,7 +8340,7 @@
     </w:p>
     <w:p>
       <w:pPr>
-        <w:pStyle w:val="a2"/>
+        <w:pStyle w:val="30"/>
         <w:keepLines w:val="0"/>
         <w:pageBreakBefore w:val="0"/>
         <w:widowControl w:val="0"/>
@@ -8312,7 +8357,7 @@
         <w:bidi w:val="0"/>
         <w:adjustRightInd w:val="0"/>
         <w:snapToGrid w:val="0"/>
-        <w:ind w:left="425" w:hanging="425" w:leftChars="0" w:firstLineChars="0"/>
+        <w:ind w:left="425" w:leftChars="0" w:hanging="425" w:firstLineChars="0"/>
         <w:textAlignment w:val="baseline"/>
         <w:rPr>
           <w:rFonts w:hint="default"/>
@@ -8329,7 +8374,7 @@
     </w:p>
     <w:p>
       <w:pPr>
-        <w:pStyle w:val="a2"/>
+        <w:pStyle w:val="30"/>
         <w:keepLines w:val="0"/>
         <w:pageBreakBefore w:val="0"/>
         <w:widowControl w:val="0"/>
@@ -8346,7 +8391,7 @@
         <w:bidi w:val="0"/>
         <w:adjustRightInd w:val="0"/>
         <w:snapToGrid w:val="0"/>
-        <w:ind w:left="425" w:hanging="425" w:leftChars="0" w:firstLineChars="0"/>
+        <w:ind w:left="425" w:leftChars="0" w:hanging="425" w:firstLineChars="0"/>
         <w:textAlignment w:val="baseline"/>
         <w:rPr>
           <w:rFonts w:hint="default"/>
@@ -8363,7 +8408,7 @@
     </w:p>
     <w:p>
       <w:pPr>
-        <w:pStyle w:val="a2"/>
+        <w:pStyle w:val="30"/>
         <w:keepLines w:val="0"/>
         <w:pageBreakBefore w:val="0"/>
         <w:widowControl w:val="0"/>
@@ -8380,7 +8425,7 @@
         <w:bidi w:val="0"/>
         <w:adjustRightInd w:val="0"/>
         <w:snapToGrid w:val="0"/>
-        <w:ind w:left="425" w:hanging="425" w:leftChars="0" w:firstLineChars="0"/>
+        <w:ind w:left="425" w:leftChars="0" w:hanging="425" w:firstLineChars="0"/>
         <w:textAlignment w:val="baseline"/>
         <w:rPr>
           <w:rFonts w:hint="default"/>
@@ -8397,7 +8442,7 @@
     </w:p>
     <w:p>
       <w:pPr>
-        <w:pStyle w:val="a2"/>
+        <w:pStyle w:val="30"/>
         <w:keepLines w:val="0"/>
         <w:pageBreakBefore w:val="0"/>
         <w:widowControl w:val="0"/>
@@ -8414,7 +8459,7 @@
         <w:bidi w:val="0"/>
         <w:adjustRightInd w:val="0"/>
         <w:snapToGrid w:val="0"/>
-        <w:ind w:left="425" w:hanging="425" w:leftChars="0" w:firstLineChars="0"/>
+        <w:ind w:left="425" w:leftChars="0" w:hanging="425" w:firstLineChars="0"/>
         <w:textAlignment w:val="baseline"/>
         <w:rPr>
           <w:rFonts w:hint="default"/>
@@ -8431,7 +8476,7 @@
     </w:p>
     <w:p>
       <w:pPr>
-        <w:pStyle w:val="a2"/>
+        <w:pStyle w:val="30"/>
         <w:keepLines w:val="0"/>
         <w:pageBreakBefore w:val="0"/>
         <w:widowControl w:val="0"/>
@@ -8460,27 +8505,27 @@
     </w:p>
     <w:p>
       <w:pPr>
-        <w:pStyle w:val="2"/>
-        <w:keepLines w:val="0"/>
-        <w:pageBreakBefore w:val="0"/>
-        <w:widowControl w:val="0"/>
-        <w:kinsoku w:val="0"/>
-        <w:wordWrap/>
-        <w:overflowPunct/>
-        <w:topLinePunct w:val="0"/>
-        <w:autoSpaceDE w:val="0"/>
-        <w:autoSpaceDN w:val="0"/>
-        <w:bidi w:val="0"/>
-        <w:adjustRightInd w:val="0"/>
-        <w:snapToGrid w:val="0"/>
-        <w:textAlignment w:val="baseline"/>
-        <w:rPr>
-          <w:rFonts w:hint="default"/>
-          <w:lang w:val="en-US" w:eastAsia="zh-CN"/>
-        </w:rPr>
-      </w:pPr>
-      <w:bookmarkStart w:id="57" w:name="_Toc23922"/>
-      <w:bookmarkStart w:id="58" w:name="_Toc6395"/>
+        <w:pStyle w:val="31"/>
+        <w:keepLines w:val="0"/>
+        <w:pageBreakBefore w:val="0"/>
+        <w:widowControl w:val="0"/>
+        <w:kinsoku w:val="0"/>
+        <w:wordWrap/>
+        <w:overflowPunct/>
+        <w:topLinePunct w:val="0"/>
+        <w:autoSpaceDE w:val="0"/>
+        <w:autoSpaceDN w:val="0"/>
+        <w:bidi w:val="0"/>
+        <w:adjustRightInd w:val="0"/>
+        <w:snapToGrid w:val="0"/>
+        <w:textAlignment w:val="baseline"/>
+        <w:rPr>
+          <w:rFonts w:hint="default"/>
+          <w:lang w:val="en-US" w:eastAsia="zh-CN"/>
+        </w:rPr>
+      </w:pPr>
+      <w:bookmarkStart w:id="56" w:name="_Toc23922"/>
+      <w:bookmarkStart w:id="57" w:name="_Toc31244"/>
       <w:r>
         <w:rPr>
           <w:rFonts w:hint="default"/>
@@ -8488,401 +8533,401 @@
         </w:rPr>
         <w:t>与人员管理的关系</w:t>
       </w:r>
+      <w:bookmarkEnd w:id="56"/>
       <w:bookmarkEnd w:id="57"/>
+    </w:p>
+    <w:p>
+      <w:pPr>
+        <w:pStyle w:val="30"/>
+        <w:keepLines w:val="0"/>
+        <w:pageBreakBefore w:val="0"/>
+        <w:widowControl w:val="0"/>
+        <w:kinsoku w:val="0"/>
+        <w:wordWrap/>
+        <w:overflowPunct/>
+        <w:topLinePunct w:val="0"/>
+        <w:autoSpaceDE w:val="0"/>
+        <w:autoSpaceDN w:val="0"/>
+        <w:bidi w:val="0"/>
+        <w:adjustRightInd w:val="0"/>
+        <w:snapToGrid w:val="0"/>
+        <w:textAlignment w:val="baseline"/>
+        <w:rPr>
+          <w:rFonts w:hint="default"/>
+          <w:lang w:val="en-US" w:eastAsia="zh-CN"/>
+        </w:rPr>
+      </w:pPr>
+      <w:r>
+        <w:rPr>
+          <w:rFonts w:hint="default"/>
+          <w:lang w:val="en-US" w:eastAsia="zh-CN"/>
+        </w:rPr>
+        <w:t>综合部经理根据服务目录中定义的服务内容和能力要求，负责相关人员的招聘、培训和能力提升，确保人员能力满足服务交付需求。</w:t>
+      </w:r>
+    </w:p>
+    <w:p>
+      <w:pPr>
+        <w:pStyle w:val="31"/>
+        <w:keepLines w:val="0"/>
+        <w:pageBreakBefore w:val="0"/>
+        <w:widowControl w:val="0"/>
+        <w:kinsoku w:val="0"/>
+        <w:wordWrap/>
+        <w:overflowPunct/>
+        <w:topLinePunct w:val="0"/>
+        <w:autoSpaceDE w:val="0"/>
+        <w:autoSpaceDN w:val="0"/>
+        <w:bidi w:val="0"/>
+        <w:adjustRightInd w:val="0"/>
+        <w:snapToGrid w:val="0"/>
+        <w:textAlignment w:val="baseline"/>
+        <w:rPr>
+          <w:rFonts w:hint="default"/>
+          <w:lang w:val="en-US" w:eastAsia="zh-CN"/>
+        </w:rPr>
+      </w:pPr>
+      <w:bookmarkStart w:id="58" w:name="_Toc7127"/>
+      <w:bookmarkStart w:id="59" w:name="_Toc23916"/>
+      <w:r>
+        <w:rPr>
+          <w:rFonts w:hint="default"/>
+          <w:lang w:val="en-US" w:eastAsia="zh-CN"/>
+        </w:rPr>
+        <w:t>与质量管理的关系</w:t>
+      </w:r>
       <w:bookmarkEnd w:id="58"/>
-    </w:p>
-    <w:p>
-      <w:pPr>
-        <w:pStyle w:val="a2"/>
-        <w:keepLines w:val="0"/>
-        <w:pageBreakBefore w:val="0"/>
-        <w:widowControl w:val="0"/>
-        <w:kinsoku w:val="0"/>
-        <w:wordWrap/>
-        <w:overflowPunct/>
-        <w:topLinePunct w:val="0"/>
-        <w:autoSpaceDE w:val="0"/>
-        <w:autoSpaceDN w:val="0"/>
-        <w:bidi w:val="0"/>
-        <w:adjustRightInd w:val="0"/>
-        <w:snapToGrid w:val="0"/>
-        <w:textAlignment w:val="baseline"/>
-        <w:rPr>
-          <w:rFonts w:hint="default"/>
-          <w:lang w:val="en-US" w:eastAsia="zh-CN"/>
-        </w:rPr>
-      </w:pPr>
-      <w:r>
-        <w:rPr>
-          <w:rFonts w:hint="default"/>
-          <w:lang w:val="en-US" w:eastAsia="zh-CN"/>
-        </w:rPr>
-        <w:t>综合部经理根据服务目录中定义的服务内容和能力要求，负责相关人员的招聘、培训和能力提升，确保人员能力满足服务交付需求。</w:t>
-      </w:r>
-    </w:p>
-    <w:p>
-      <w:pPr>
-        <w:pStyle w:val="2"/>
-        <w:keepLines w:val="0"/>
-        <w:pageBreakBefore w:val="0"/>
-        <w:widowControl w:val="0"/>
-        <w:kinsoku w:val="0"/>
-        <w:wordWrap/>
-        <w:overflowPunct/>
-        <w:topLinePunct w:val="0"/>
-        <w:autoSpaceDE w:val="0"/>
-        <w:autoSpaceDN w:val="0"/>
-        <w:bidi w:val="0"/>
-        <w:adjustRightInd w:val="0"/>
-        <w:snapToGrid w:val="0"/>
-        <w:textAlignment w:val="baseline"/>
-        <w:rPr>
-          <w:rFonts w:hint="default"/>
-          <w:lang w:val="en-US" w:eastAsia="zh-CN"/>
-        </w:rPr>
-      </w:pPr>
-      <w:bookmarkStart w:id="59" w:name="_Toc7127"/>
-      <w:bookmarkStart w:id="60" w:name="_Toc26880"/>
-      <w:r>
-        <w:rPr>
-          <w:rFonts w:hint="default"/>
-          <w:lang w:val="en-US" w:eastAsia="zh-CN"/>
-        </w:rPr>
-        <w:t>与质量管理的关系</w:t>
-      </w:r>
       <w:bookmarkEnd w:id="59"/>
+    </w:p>
+    <w:p>
+      <w:pPr>
+        <w:pStyle w:val="30"/>
+        <w:keepLines w:val="0"/>
+        <w:pageBreakBefore w:val="0"/>
+        <w:widowControl w:val="0"/>
+        <w:kinsoku w:val="0"/>
+        <w:wordWrap/>
+        <w:overflowPunct/>
+        <w:topLinePunct w:val="0"/>
+        <w:autoSpaceDE w:val="0"/>
+        <w:autoSpaceDN w:val="0"/>
+        <w:bidi w:val="0"/>
+        <w:adjustRightInd w:val="0"/>
+        <w:snapToGrid w:val="0"/>
+        <w:textAlignment w:val="baseline"/>
+        <w:rPr>
+          <w:rFonts w:hint="default"/>
+          <w:lang w:val="en-US" w:eastAsia="zh-CN"/>
+        </w:rPr>
+      </w:pPr>
+      <w:r>
+        <w:rPr>
+          <w:rFonts w:hint="default"/>
+          <w:lang w:val="en-US" w:eastAsia="zh-CN"/>
+        </w:rPr>
+        <w:t>产品质量部经理依据服务目录中的服务标准和质量要求，对服务执行过程进行监督和检查，确保服务质量符合既定标准。</w:t>
+      </w:r>
+    </w:p>
+    <w:p>
+      <w:pPr>
+        <w:pStyle w:val="29"/>
+        <w:keepLines w:val="0"/>
+        <w:pageBreakBefore w:val="0"/>
+        <w:widowControl w:val="0"/>
+        <w:kinsoku w:val="0"/>
+        <w:wordWrap/>
+        <w:overflowPunct/>
+        <w:topLinePunct w:val="0"/>
+        <w:autoSpaceDE w:val="0"/>
+        <w:autoSpaceDN w:val="0"/>
+        <w:bidi w:val="0"/>
+        <w:adjustRightInd w:val="0"/>
+        <w:snapToGrid w:val="0"/>
+        <w:textAlignment w:val="baseline"/>
+        <w:rPr>
+          <w:rFonts w:hint="default"/>
+          <w:lang w:val="en-US" w:eastAsia="zh-CN"/>
+        </w:rPr>
+      </w:pPr>
+      <w:bookmarkStart w:id="60" w:name="_Toc22892"/>
+      <w:bookmarkStart w:id="61" w:name="_Toc15464"/>
+      <w:r>
+        <w:rPr>
+          <w:rFonts w:hint="default"/>
+          <w:lang w:val="en-US" w:eastAsia="zh-CN"/>
+        </w:rPr>
+        <w:t>输入</w:t>
+      </w:r>
       <w:bookmarkEnd w:id="60"/>
-    </w:p>
-    <w:p>
-      <w:pPr>
-        <w:pStyle w:val="a2"/>
-        <w:keepLines w:val="0"/>
-        <w:pageBreakBefore w:val="0"/>
-        <w:widowControl w:val="0"/>
-        <w:kinsoku w:val="0"/>
-        <w:wordWrap/>
-        <w:overflowPunct/>
-        <w:topLinePunct w:val="0"/>
-        <w:autoSpaceDE w:val="0"/>
-        <w:autoSpaceDN w:val="0"/>
-        <w:bidi w:val="0"/>
-        <w:adjustRightInd w:val="0"/>
-        <w:snapToGrid w:val="0"/>
-        <w:textAlignment w:val="baseline"/>
-        <w:rPr>
-          <w:rFonts w:hint="default"/>
-          <w:lang w:val="en-US" w:eastAsia="zh-CN"/>
-        </w:rPr>
-      </w:pPr>
-      <w:r>
-        <w:rPr>
-          <w:rFonts w:hint="default"/>
-          <w:lang w:val="en-US" w:eastAsia="zh-CN"/>
-        </w:rPr>
-        <w:t>产品产品质量部经理依据服务目录中的服务标准和质量要求，对服务执行过程进行监督和检查，确保服务质量符合既定标准。</w:t>
-      </w:r>
-    </w:p>
-    <w:p>
-      <w:pPr>
-        <w:pStyle w:val="1"/>
-        <w:keepLines w:val="0"/>
-        <w:pageBreakBefore w:val="0"/>
-        <w:widowControl w:val="0"/>
-        <w:kinsoku w:val="0"/>
-        <w:wordWrap/>
-        <w:overflowPunct/>
-        <w:topLinePunct w:val="0"/>
-        <w:autoSpaceDE w:val="0"/>
-        <w:autoSpaceDN w:val="0"/>
-        <w:bidi w:val="0"/>
-        <w:adjustRightInd w:val="0"/>
-        <w:snapToGrid w:val="0"/>
-        <w:textAlignment w:val="baseline"/>
-        <w:rPr>
-          <w:rFonts w:hint="default"/>
-          <w:lang w:val="en-US" w:eastAsia="zh-CN"/>
-        </w:rPr>
-      </w:pPr>
-      <w:bookmarkStart w:id="61" w:name="_Toc19412"/>
-      <w:bookmarkStart w:id="62" w:name="_Toc22892"/>
-      <w:r>
-        <w:rPr>
-          <w:rFonts w:hint="default"/>
-          <w:lang w:val="en-US" w:eastAsia="zh-CN"/>
-        </w:rPr>
-        <w:t>输入</w:t>
-      </w:r>
       <w:bookmarkEnd w:id="61"/>
+    </w:p>
+    <w:p>
+      <w:pPr>
+        <w:pStyle w:val="30"/>
+        <w:keepLines w:val="0"/>
+        <w:pageBreakBefore w:val="0"/>
+        <w:widowControl w:val="0"/>
+        <w:kinsoku w:val="0"/>
+        <w:wordWrap/>
+        <w:overflowPunct/>
+        <w:topLinePunct w:val="0"/>
+        <w:autoSpaceDE w:val="0"/>
+        <w:autoSpaceDN w:val="0"/>
+        <w:bidi w:val="0"/>
+        <w:adjustRightInd w:val="0"/>
+        <w:snapToGrid w:val="0"/>
+        <w:textAlignment w:val="baseline"/>
+        <w:rPr>
+          <w:rFonts w:hint="default"/>
+          <w:lang w:val="en-US" w:eastAsia="zh-CN"/>
+        </w:rPr>
+      </w:pPr>
+      <w:r>
+        <w:rPr>
+          <w:rFonts w:hint="default"/>
+          <w:lang w:val="en-US" w:eastAsia="zh-CN"/>
+        </w:rPr>
+        <w:t>公司的业务规划和计划等相关业务信息；</w:t>
+      </w:r>
+    </w:p>
+    <w:p>
+      <w:pPr>
+        <w:pStyle w:val="30"/>
+        <w:keepLines w:val="0"/>
+        <w:pageBreakBefore w:val="0"/>
+        <w:widowControl w:val="0"/>
+        <w:kinsoku w:val="0"/>
+        <w:wordWrap/>
+        <w:overflowPunct/>
+        <w:topLinePunct w:val="0"/>
+        <w:autoSpaceDE w:val="0"/>
+        <w:autoSpaceDN w:val="0"/>
+        <w:bidi w:val="0"/>
+        <w:adjustRightInd w:val="0"/>
+        <w:snapToGrid w:val="0"/>
+        <w:textAlignment w:val="baseline"/>
+        <w:rPr>
+          <w:rFonts w:hint="default"/>
+          <w:lang w:val="en-US" w:eastAsia="zh-CN"/>
+        </w:rPr>
+      </w:pPr>
+      <w:r>
+        <w:rPr>
+          <w:rFonts w:hint="default"/>
+          <w:lang w:val="en-US" w:eastAsia="zh-CN"/>
+        </w:rPr>
+        <w:t>外部信息技术发展趋势；</w:t>
+      </w:r>
+    </w:p>
+    <w:p>
+      <w:pPr>
+        <w:pStyle w:val="30"/>
+        <w:keepLines w:val="0"/>
+        <w:pageBreakBefore w:val="0"/>
+        <w:widowControl w:val="0"/>
+        <w:kinsoku w:val="0"/>
+        <w:wordWrap/>
+        <w:overflowPunct/>
+        <w:topLinePunct w:val="0"/>
+        <w:autoSpaceDE w:val="0"/>
+        <w:autoSpaceDN w:val="0"/>
+        <w:bidi w:val="0"/>
+        <w:adjustRightInd w:val="0"/>
+        <w:snapToGrid w:val="0"/>
+        <w:textAlignment w:val="baseline"/>
+        <w:rPr>
+          <w:rFonts w:hint="default"/>
+          <w:lang w:val="en-US" w:eastAsia="zh-CN"/>
+        </w:rPr>
+      </w:pPr>
+      <w:r>
+        <w:rPr>
+          <w:rFonts w:hint="default"/>
+          <w:lang w:val="en-US" w:eastAsia="zh-CN"/>
+        </w:rPr>
+        <w:t>业务影响因素；</w:t>
+      </w:r>
+    </w:p>
+    <w:p>
+      <w:pPr>
+        <w:pStyle w:val="30"/>
+        <w:keepLines w:val="0"/>
+        <w:pageBreakBefore w:val="0"/>
+        <w:widowControl w:val="0"/>
+        <w:kinsoku w:val="0"/>
+        <w:wordWrap/>
+        <w:overflowPunct/>
+        <w:topLinePunct w:val="0"/>
+        <w:autoSpaceDE w:val="0"/>
+        <w:autoSpaceDN w:val="0"/>
+        <w:bidi w:val="0"/>
+        <w:adjustRightInd w:val="0"/>
+        <w:snapToGrid w:val="0"/>
+        <w:textAlignment w:val="baseline"/>
+        <w:rPr>
+          <w:rFonts w:hint="default"/>
+          <w:lang w:val="en-US" w:eastAsia="zh-CN"/>
+        </w:rPr>
+      </w:pPr>
+      <w:r>
+        <w:rPr>
+          <w:rFonts w:hint="default"/>
+          <w:lang w:val="en-US" w:eastAsia="zh-CN"/>
+        </w:rPr>
+        <w:t>业务需求；</w:t>
+      </w:r>
+    </w:p>
+    <w:p>
+      <w:pPr>
+        <w:pStyle w:val="30"/>
+        <w:keepLines w:val="0"/>
+        <w:pageBreakBefore w:val="0"/>
+        <w:widowControl w:val="0"/>
+        <w:kinsoku w:val="0"/>
+        <w:wordWrap/>
+        <w:overflowPunct/>
+        <w:topLinePunct w:val="0"/>
+        <w:autoSpaceDE w:val="0"/>
+        <w:autoSpaceDN w:val="0"/>
+        <w:bidi w:val="0"/>
+        <w:adjustRightInd w:val="0"/>
+        <w:snapToGrid w:val="0"/>
+        <w:textAlignment w:val="baseline"/>
+        <w:rPr>
+          <w:rFonts w:hint="default"/>
+          <w:lang w:val="en-US" w:eastAsia="zh-CN"/>
+        </w:rPr>
+      </w:pPr>
+      <w:r>
+        <w:rPr>
+          <w:rFonts w:hint="default"/>
+          <w:lang w:val="en-US" w:eastAsia="zh-CN"/>
+        </w:rPr>
+        <w:t>适用的法律、法规及要求；</w:t>
+      </w:r>
+    </w:p>
+    <w:p>
+      <w:pPr>
+        <w:pStyle w:val="30"/>
+        <w:keepLines w:val="0"/>
+        <w:pageBreakBefore w:val="0"/>
+        <w:widowControl w:val="0"/>
+        <w:kinsoku w:val="0"/>
+        <w:wordWrap/>
+        <w:overflowPunct/>
+        <w:topLinePunct w:val="0"/>
+        <w:autoSpaceDE w:val="0"/>
+        <w:autoSpaceDN w:val="0"/>
+        <w:bidi w:val="0"/>
+        <w:adjustRightInd w:val="0"/>
+        <w:snapToGrid w:val="0"/>
+        <w:textAlignment w:val="baseline"/>
+        <w:rPr>
+          <w:rFonts w:hint="default"/>
+          <w:lang w:val="en-US" w:eastAsia="zh-CN"/>
+        </w:rPr>
+      </w:pPr>
+      <w:r>
+        <w:rPr>
+          <w:rFonts w:hint="default"/>
+          <w:lang w:val="en-US" w:eastAsia="zh-CN"/>
+        </w:rPr>
+        <w:t>技术、业务流程、组织结构现状；</w:t>
+      </w:r>
+    </w:p>
+    <w:p>
+      <w:pPr>
+        <w:pStyle w:val="30"/>
+        <w:keepLines w:val="0"/>
+        <w:pageBreakBefore w:val="0"/>
+        <w:widowControl w:val="0"/>
+        <w:kinsoku w:val="0"/>
+        <w:wordWrap/>
+        <w:overflowPunct/>
+        <w:topLinePunct w:val="0"/>
+        <w:autoSpaceDE w:val="0"/>
+        <w:autoSpaceDN w:val="0"/>
+        <w:bidi w:val="0"/>
+        <w:adjustRightInd w:val="0"/>
+        <w:snapToGrid w:val="0"/>
+        <w:textAlignment w:val="baseline"/>
+        <w:rPr>
+          <w:rFonts w:hint="default"/>
+          <w:lang w:val="en-US" w:eastAsia="zh-CN"/>
+        </w:rPr>
+      </w:pPr>
+      <w:r>
+        <w:rPr>
+          <w:rFonts w:hint="default"/>
+          <w:lang w:val="en-US" w:eastAsia="zh-CN"/>
+        </w:rPr>
+        <w:t>基础条件和资源现状；</w:t>
+      </w:r>
+    </w:p>
+    <w:p>
+      <w:pPr>
+        <w:pStyle w:val="30"/>
+        <w:keepLines w:val="0"/>
+        <w:pageBreakBefore w:val="0"/>
+        <w:widowControl w:val="0"/>
+        <w:kinsoku w:val="0"/>
+        <w:wordWrap/>
+        <w:overflowPunct/>
+        <w:topLinePunct w:val="0"/>
+        <w:autoSpaceDE w:val="0"/>
+        <w:autoSpaceDN w:val="0"/>
+        <w:bidi w:val="0"/>
+        <w:adjustRightInd w:val="0"/>
+        <w:snapToGrid w:val="0"/>
+        <w:textAlignment w:val="baseline"/>
+        <w:rPr>
+          <w:rFonts w:hint="default"/>
+          <w:lang w:val="en-US" w:eastAsia="zh-CN"/>
+        </w:rPr>
+      </w:pPr>
+      <w:r>
+        <w:rPr>
+          <w:rFonts w:hint="default"/>
+          <w:lang w:val="en-US" w:eastAsia="zh-CN"/>
+        </w:rPr>
+        <w:t>资源的获得和优先供给。</w:t>
+      </w:r>
+    </w:p>
+    <w:p>
+      <w:pPr>
+        <w:pStyle w:val="29"/>
+        <w:keepLines w:val="0"/>
+        <w:pageBreakBefore w:val="0"/>
+        <w:widowControl w:val="0"/>
+        <w:kinsoku w:val="0"/>
+        <w:wordWrap/>
+        <w:overflowPunct/>
+        <w:topLinePunct w:val="0"/>
+        <w:autoSpaceDE w:val="0"/>
+        <w:autoSpaceDN w:val="0"/>
+        <w:bidi w:val="0"/>
+        <w:adjustRightInd w:val="0"/>
+        <w:snapToGrid w:val="0"/>
+        <w:textAlignment w:val="baseline"/>
+        <w:rPr>
+          <w:rFonts w:hint="default"/>
+          <w:lang w:val="en-US" w:eastAsia="zh-CN"/>
+        </w:rPr>
+      </w:pPr>
+      <w:bookmarkStart w:id="62" w:name="_Toc14028"/>
+      <w:bookmarkStart w:id="63" w:name="_Toc19722"/>
+      <w:r>
+        <w:rPr>
+          <w:rFonts w:hint="default"/>
+          <w:lang w:val="en-US" w:eastAsia="zh-CN"/>
+        </w:rPr>
+        <w:t>输出的文件和记录</w:t>
+      </w:r>
       <w:bookmarkEnd w:id="62"/>
-    </w:p>
-    <w:p>
-      <w:pPr>
-        <w:pStyle w:val="a2"/>
-        <w:keepLines w:val="0"/>
-        <w:pageBreakBefore w:val="0"/>
-        <w:widowControl w:val="0"/>
-        <w:kinsoku w:val="0"/>
-        <w:wordWrap/>
-        <w:overflowPunct/>
-        <w:topLinePunct w:val="0"/>
-        <w:autoSpaceDE w:val="0"/>
-        <w:autoSpaceDN w:val="0"/>
-        <w:bidi w:val="0"/>
-        <w:adjustRightInd w:val="0"/>
-        <w:snapToGrid w:val="0"/>
-        <w:textAlignment w:val="baseline"/>
-        <w:rPr>
-          <w:rFonts w:hint="default"/>
-          <w:lang w:val="en-US" w:eastAsia="zh-CN"/>
-        </w:rPr>
-      </w:pPr>
-      <w:r>
-        <w:rPr>
-          <w:rFonts w:hint="default"/>
-          <w:lang w:val="en-US" w:eastAsia="zh-CN"/>
-        </w:rPr>
-        <w:t>公司的业务规划和计划等相关业务信息；</w:t>
-      </w:r>
-    </w:p>
-    <w:p>
-      <w:pPr>
-        <w:pStyle w:val="a2"/>
-        <w:keepLines w:val="0"/>
-        <w:pageBreakBefore w:val="0"/>
-        <w:widowControl w:val="0"/>
-        <w:kinsoku w:val="0"/>
-        <w:wordWrap/>
-        <w:overflowPunct/>
-        <w:topLinePunct w:val="0"/>
-        <w:autoSpaceDE w:val="0"/>
-        <w:autoSpaceDN w:val="0"/>
-        <w:bidi w:val="0"/>
-        <w:adjustRightInd w:val="0"/>
-        <w:snapToGrid w:val="0"/>
-        <w:textAlignment w:val="baseline"/>
-        <w:rPr>
-          <w:rFonts w:hint="default"/>
-          <w:lang w:val="en-US" w:eastAsia="zh-CN"/>
-        </w:rPr>
-      </w:pPr>
-      <w:r>
-        <w:rPr>
-          <w:rFonts w:hint="default"/>
-          <w:lang w:val="en-US" w:eastAsia="zh-CN"/>
-        </w:rPr>
-        <w:t>外部信息技术发展趋势；</w:t>
-      </w:r>
-    </w:p>
-    <w:p>
-      <w:pPr>
-        <w:pStyle w:val="a2"/>
-        <w:keepLines w:val="0"/>
-        <w:pageBreakBefore w:val="0"/>
-        <w:widowControl w:val="0"/>
-        <w:kinsoku w:val="0"/>
-        <w:wordWrap/>
-        <w:overflowPunct/>
-        <w:topLinePunct w:val="0"/>
-        <w:autoSpaceDE w:val="0"/>
-        <w:autoSpaceDN w:val="0"/>
-        <w:bidi w:val="0"/>
-        <w:adjustRightInd w:val="0"/>
-        <w:snapToGrid w:val="0"/>
-        <w:textAlignment w:val="baseline"/>
-        <w:rPr>
-          <w:rFonts w:hint="default"/>
-          <w:lang w:val="en-US" w:eastAsia="zh-CN"/>
-        </w:rPr>
-      </w:pPr>
-      <w:r>
-        <w:rPr>
-          <w:rFonts w:hint="default"/>
-          <w:lang w:val="en-US" w:eastAsia="zh-CN"/>
-        </w:rPr>
-        <w:t>业务影响因素；</w:t>
-      </w:r>
-    </w:p>
-    <w:p>
-      <w:pPr>
-        <w:pStyle w:val="a2"/>
-        <w:keepLines w:val="0"/>
-        <w:pageBreakBefore w:val="0"/>
-        <w:widowControl w:val="0"/>
-        <w:kinsoku w:val="0"/>
-        <w:wordWrap/>
-        <w:overflowPunct/>
-        <w:topLinePunct w:val="0"/>
-        <w:autoSpaceDE w:val="0"/>
-        <w:autoSpaceDN w:val="0"/>
-        <w:bidi w:val="0"/>
-        <w:adjustRightInd w:val="0"/>
-        <w:snapToGrid w:val="0"/>
-        <w:textAlignment w:val="baseline"/>
-        <w:rPr>
-          <w:rFonts w:hint="default"/>
-          <w:lang w:val="en-US" w:eastAsia="zh-CN"/>
-        </w:rPr>
-      </w:pPr>
-      <w:r>
-        <w:rPr>
-          <w:rFonts w:hint="default"/>
-          <w:lang w:val="en-US" w:eastAsia="zh-CN"/>
-        </w:rPr>
-        <w:t>业务需求；</w:t>
-      </w:r>
-    </w:p>
-    <w:p>
-      <w:pPr>
-        <w:pStyle w:val="a2"/>
-        <w:keepLines w:val="0"/>
-        <w:pageBreakBefore w:val="0"/>
-        <w:widowControl w:val="0"/>
-        <w:kinsoku w:val="0"/>
-        <w:wordWrap/>
-        <w:overflowPunct/>
-        <w:topLinePunct w:val="0"/>
-        <w:autoSpaceDE w:val="0"/>
-        <w:autoSpaceDN w:val="0"/>
-        <w:bidi w:val="0"/>
-        <w:adjustRightInd w:val="0"/>
-        <w:snapToGrid w:val="0"/>
-        <w:textAlignment w:val="baseline"/>
-        <w:rPr>
-          <w:rFonts w:hint="default"/>
-          <w:lang w:val="en-US" w:eastAsia="zh-CN"/>
-        </w:rPr>
-      </w:pPr>
-      <w:r>
-        <w:rPr>
-          <w:rFonts w:hint="default"/>
-          <w:lang w:val="en-US" w:eastAsia="zh-CN"/>
-        </w:rPr>
-        <w:t>适用的法律、法规及要求；</w:t>
-      </w:r>
-    </w:p>
-    <w:p>
-      <w:pPr>
-        <w:pStyle w:val="a2"/>
-        <w:keepLines w:val="0"/>
-        <w:pageBreakBefore w:val="0"/>
-        <w:widowControl w:val="0"/>
-        <w:kinsoku w:val="0"/>
-        <w:wordWrap/>
-        <w:overflowPunct/>
-        <w:topLinePunct w:val="0"/>
-        <w:autoSpaceDE w:val="0"/>
-        <w:autoSpaceDN w:val="0"/>
-        <w:bidi w:val="0"/>
-        <w:adjustRightInd w:val="0"/>
-        <w:snapToGrid w:val="0"/>
-        <w:textAlignment w:val="baseline"/>
-        <w:rPr>
-          <w:rFonts w:hint="default"/>
-          <w:lang w:val="en-US" w:eastAsia="zh-CN"/>
-        </w:rPr>
-      </w:pPr>
-      <w:r>
-        <w:rPr>
-          <w:rFonts w:hint="default"/>
-          <w:lang w:val="en-US" w:eastAsia="zh-CN"/>
-        </w:rPr>
-        <w:t>技术、业务流程、组织结构现状；</w:t>
-      </w:r>
-    </w:p>
-    <w:p>
-      <w:pPr>
-        <w:pStyle w:val="a2"/>
-        <w:keepLines w:val="0"/>
-        <w:pageBreakBefore w:val="0"/>
-        <w:widowControl w:val="0"/>
-        <w:kinsoku w:val="0"/>
-        <w:wordWrap/>
-        <w:overflowPunct/>
-        <w:topLinePunct w:val="0"/>
-        <w:autoSpaceDE w:val="0"/>
-        <w:autoSpaceDN w:val="0"/>
-        <w:bidi w:val="0"/>
-        <w:adjustRightInd w:val="0"/>
-        <w:snapToGrid w:val="0"/>
-        <w:textAlignment w:val="baseline"/>
-        <w:rPr>
-          <w:rFonts w:hint="default"/>
-          <w:lang w:val="en-US" w:eastAsia="zh-CN"/>
-        </w:rPr>
-      </w:pPr>
-      <w:r>
-        <w:rPr>
-          <w:rFonts w:hint="default"/>
-          <w:lang w:val="en-US" w:eastAsia="zh-CN"/>
-        </w:rPr>
-        <w:t>基础条件和资源现状；</w:t>
-      </w:r>
-    </w:p>
-    <w:p>
-      <w:pPr>
-        <w:pStyle w:val="a2"/>
-        <w:keepLines w:val="0"/>
-        <w:pageBreakBefore w:val="0"/>
-        <w:widowControl w:val="0"/>
-        <w:kinsoku w:val="0"/>
-        <w:wordWrap/>
-        <w:overflowPunct/>
-        <w:topLinePunct w:val="0"/>
-        <w:autoSpaceDE w:val="0"/>
-        <w:autoSpaceDN w:val="0"/>
-        <w:bidi w:val="0"/>
-        <w:adjustRightInd w:val="0"/>
-        <w:snapToGrid w:val="0"/>
-        <w:textAlignment w:val="baseline"/>
-        <w:rPr>
-          <w:rFonts w:hint="default"/>
-          <w:lang w:val="en-US" w:eastAsia="zh-CN"/>
-        </w:rPr>
-      </w:pPr>
-      <w:r>
-        <w:rPr>
-          <w:rFonts w:hint="default"/>
-          <w:lang w:val="en-US" w:eastAsia="zh-CN"/>
-        </w:rPr>
-        <w:t>资源的获得和优先供给。</w:t>
-      </w:r>
-    </w:p>
-    <w:p>
-      <w:pPr>
-        <w:pStyle w:val="1"/>
-        <w:keepLines w:val="0"/>
-        <w:pageBreakBefore w:val="0"/>
-        <w:widowControl w:val="0"/>
-        <w:kinsoku w:val="0"/>
-        <w:wordWrap/>
-        <w:overflowPunct/>
-        <w:topLinePunct w:val="0"/>
-        <w:autoSpaceDE w:val="0"/>
-        <w:autoSpaceDN w:val="0"/>
-        <w:bidi w:val="0"/>
-        <w:adjustRightInd w:val="0"/>
-        <w:snapToGrid w:val="0"/>
-        <w:textAlignment w:val="baseline"/>
-        <w:rPr>
-          <w:rFonts w:hint="default"/>
-          <w:lang w:val="en-US" w:eastAsia="zh-CN"/>
-        </w:rPr>
-      </w:pPr>
-      <w:bookmarkStart w:id="63" w:name="_Toc14028"/>
-      <w:bookmarkStart w:id="64" w:name="_Toc1631"/>
-      <w:r>
-        <w:rPr>
-          <w:rFonts w:hint="default"/>
-          <w:lang w:val="en-US" w:eastAsia="zh-CN"/>
-        </w:rPr>
-        <w:t>输出的文件和记录</w:t>
-      </w:r>
       <w:bookmarkEnd w:id="63"/>
-      <w:bookmarkEnd w:id="64"/>
-    </w:p>
-    <w:p>
-      <w:pPr>
-        <w:pStyle w:val="a2"/>
+    </w:p>
+    <w:p>
+      <w:pPr>
+        <w:pStyle w:val="30"/>
         <w:keepLines w:val="0"/>
         <w:pageBreakBefore w:val="0"/>
         <w:widowControl w:val="0"/>
@@ -8899,7 +8944,7 @@
         <w:bidi w:val="0"/>
         <w:adjustRightInd w:val="0"/>
         <w:snapToGrid w:val="0"/>
-        <w:ind w:left="425" w:hanging="425" w:leftChars="0" w:firstLineChars="0"/>
+        <w:ind w:left="425" w:leftChars="0" w:hanging="425" w:firstLineChars="0"/>
         <w:textAlignment w:val="baseline"/>
         <w:rPr>
           <w:rFonts w:hint="default"/>
@@ -8916,7 +8961,7 @@
     </w:p>
     <w:p>
       <w:pPr>
-        <w:pStyle w:val="a2"/>
+        <w:pStyle w:val="30"/>
         <w:keepLines w:val="0"/>
         <w:pageBreakBefore w:val="0"/>
         <w:widowControl w:val="0"/>
@@ -8933,7 +8978,7 @@
         <w:bidi w:val="0"/>
         <w:adjustRightInd w:val="0"/>
         <w:snapToGrid w:val="0"/>
-        <w:ind w:left="425" w:hanging="425" w:leftChars="0" w:firstLineChars="0"/>
+        <w:ind w:left="425" w:leftChars="0" w:hanging="425" w:firstLineChars="0"/>
         <w:textAlignment w:val="baseline"/>
         <w:rPr>
           <w:rFonts w:hint="default"/>
@@ -8951,20 +8996,70 @@
     <w:sectPr>
       <w:pgSz w:w="11906" w:h="16838"/>
       <w:pgMar w:top="1440" w:right="1800" w:bottom="1440" w:left="1800" w:header="851" w:footer="992" w:gutter="0"/>
-      <w:cols w:num="1" w:space="425"/>
+      <w:cols w:space="425" w:num="1"/>
       <w:docGrid w:type="lines" w:linePitch="312" w:charSpace="0"/>
     </w:sectPr>
   </w:body>
 </w:document>
 </file>
 
+<file path=word/endnotes.xml><?xml version="1.0" encoding="utf-8"?>
+<w:endnotes xmlns:wpc="http://schemas.microsoft.com/office/word/2010/wordprocessingCanvas" xmlns:mc="http://schemas.openxmlformats.org/markup-compatibility/2006" xmlns:o="urn:schemas-microsoft-com:office:office" xmlns:r="http://schemas.openxmlformats.org/officeDocument/2006/relationships" xmlns:m="http://schemas.openxmlformats.org/officeDocument/2006/math" xmlns:v="urn:schemas-microsoft-com:vml" xmlns:wp14="http://schemas.microsoft.com/office/word/2010/wordprocessingDrawing" xmlns:wp="http://schemas.openxmlformats.org/drawingml/2006/wordprocessingDrawing" xmlns:w="http://schemas.openxmlformats.org/wordprocessingml/2006/main" xmlns:w14="http://schemas.microsoft.com/office/word/2010/wordml" xmlns:w15="http://schemas.microsoft.com/office/word/2012/wordml" xmlns:w10="urn:schemas-microsoft-com:office:word" xmlns:wpg="http://schemas.microsoft.com/office/word/2010/wordprocessingGroup" xmlns:wpi="http://schemas.microsoft.com/office/word/2010/wordprocessingInk" xmlns:wne="http://schemas.microsoft.com/office/word/2006/wordml" xmlns:wps="http://schemas.microsoft.com/office/word/2010/wordprocessingShape" xmlns:wpsCustomData="http://www.wps.cn/officeDocument/2013/wpsCustomData" mc:Ignorable="w14 w15 wp14">
+  <w:endnote w:type="separator" w:id="0">
+    <w:p>
+      <w:pPr>
+        <w:spacing w:line="240" w:lineRule="auto"/>
+      </w:pPr>
+      <w:r>
+        <w:separator/>
+      </w:r>
+    </w:p>
+  </w:endnote>
+  <w:endnote w:type="continuationSeparator" w:id="1">
+    <w:p>
+      <w:pPr>
+        <w:spacing w:line="240" w:lineRule="auto"/>
+      </w:pPr>
+      <w:r>
+        <w:continuationSeparator/>
+      </w:r>
+    </w:p>
+  </w:endnote>
+</w:endnotes>
+</file>
+
+<file path=word/footnotes.xml><?xml version="1.0" encoding="utf-8"?>
+<w:footnotes xmlns:wpc="http://schemas.microsoft.com/office/word/2010/wordprocessingCanvas" xmlns:mc="http://schemas.openxmlformats.org/markup-compatibility/2006" xmlns:o="urn:schemas-microsoft-com:office:office" xmlns:r="http://schemas.openxmlformats.org/officeDocument/2006/relationships" xmlns:m="http://schemas.openxmlformats.org/officeDocument/2006/math" xmlns:v="urn:schemas-microsoft-com:vml" xmlns:wp14="http://schemas.microsoft.com/office/word/2010/wordprocessingDrawing" xmlns:wp="http://schemas.openxmlformats.org/drawingml/2006/wordprocessingDrawing" xmlns:w="http://schemas.openxmlformats.org/wordprocessingml/2006/main" xmlns:w14="http://schemas.microsoft.com/office/word/2010/wordml" xmlns:w15="http://schemas.microsoft.com/office/word/2012/wordml" xmlns:w10="urn:schemas-microsoft-com:office:word" xmlns:wpg="http://schemas.microsoft.com/office/word/2010/wordprocessingGroup" xmlns:wpi="http://schemas.microsoft.com/office/word/2010/wordprocessingInk" xmlns:wne="http://schemas.microsoft.com/office/word/2006/wordml" xmlns:wps="http://schemas.microsoft.com/office/word/2010/wordprocessingShape" xmlns:wpsCustomData="http://www.wps.cn/officeDocument/2013/wpsCustomData" mc:Ignorable="w14 w15 wp14">
+  <w:footnote w:type="separator" w:id="0">
+    <w:p>
+      <w:pPr>
+        <w:spacing w:line="360" w:lineRule="auto"/>
+      </w:pPr>
+      <w:r>
+        <w:separator/>
+      </w:r>
+    </w:p>
+  </w:footnote>
+  <w:footnote w:type="continuationSeparator" w:id="1">
+    <w:p>
+      <w:pPr>
+        <w:spacing w:line="360" w:lineRule="auto"/>
+      </w:pPr>
+      <w:r>
+        <w:continuationSeparator/>
+      </w:r>
+    </w:p>
+  </w:footnote>
+</w:footnotes>
+</file>
+
 <file path=word/numbering.xml><?xml version="1.0" encoding="utf-8"?>
-<w:numbering xmlns:wpc="http://schemas.microsoft.com/office/word/2010/wordprocessingCanvas" xmlns:mc="http://schemas.openxmlformats.org/markup-compatibility/2006" xmlns:o="urn:schemas-microsoft-com:office:office" xmlns:r="http://schemas.openxmlformats.org/officeDocument/2006/relationships" xmlns:m="http://schemas.openxmlformats.org/officeDocument/2006/math" xmlns:v="urn:schemas-microsoft-com:vml" xmlns:wp14="http://schemas.microsoft.com/office/word/2010/wordprocessingDrawing" xmlns:wp="http://schemas.openxmlformats.org/drawingml/2006/wordprocessingDrawing" xmlns:w10="urn:schemas-microsoft-com:office:word" xmlns:w="http://schemas.openxmlformats.org/wordprocessingml/2006/main" xmlns:w14="http://schemas.microsoft.com/office/word/2010/wordml" xmlns:w15="http://schemas.microsoft.com/office/word/2012/wordml" xmlns:wne="http://schemas.microsoft.com/office/word/2006/wordml" xmlns:wpg="http://schemas.microsoft.com/office/word/2010/wordprocessingGroup" xmlns:wpi="http://schemas.microsoft.com/office/word/2010/wordprocessingInk" xmlns:wps="http://schemas.microsoft.com/office/word/2010/wordprocessingShape" mc:Ignorable="w14 w15 wp14">
+<w:numbering xmlns:wpc="http://schemas.microsoft.com/office/word/2010/wordprocessingCanvas" xmlns:mc="http://schemas.openxmlformats.org/markup-compatibility/2006" xmlns:o="urn:schemas-microsoft-com:office:office" xmlns:r="http://schemas.openxmlformats.org/officeDocument/2006/relationships" xmlns:m="http://schemas.openxmlformats.org/officeDocument/2006/math" xmlns:v="urn:schemas-microsoft-com:vml" xmlns:wp14="http://schemas.microsoft.com/office/word/2010/wordprocessingDrawing" xmlns:wp="http://schemas.openxmlformats.org/drawingml/2006/wordprocessingDrawing" xmlns:w10="urn:schemas-microsoft-com:office:word" xmlns:w="http://schemas.openxmlformats.org/wordprocessingml/2006/main" xmlns:w14="http://schemas.microsoft.com/office/word/2010/wordml" xmlns:wpg="http://schemas.microsoft.com/office/word/2010/wordprocessingGroup" xmlns:wpi="http://schemas.microsoft.com/office/word/2010/wordprocessingInk" xmlns:wne="http://schemas.microsoft.com/office/word/2006/wordml" xmlns:wps="http://schemas.microsoft.com/office/word/2010/wordprocessingShape" xmlns:wpsCustomData="http://www.wps.cn/officeDocument/2013/wpsCustomData" mc:Ignorable="w14 wp14">
   <w:abstractNum w:abstractNumId="0">
     <w:nsid w:val="88A1EC0F"/>
     <w:multiLevelType w:val="singleLevel"/>
     <w:tmpl w:val="88A1EC0F"/>
-    <w:lvl w:ilvl="0">
+    <w:lvl w:ilvl="0" w:tentative="0">
       <w:start w:val="1"/>
       <w:numFmt w:val="decimal"/>
       <w:lvlText w:val="(%1)"/>
@@ -8984,7 +9079,7 @@
     <w:nsid w:val="89D0172A"/>
     <w:multiLevelType w:val="singleLevel"/>
     <w:tmpl w:val="89D0172A"/>
-    <w:lvl w:ilvl="0">
+    <w:lvl w:ilvl="0" w:tentative="0">
       <w:start w:val="1"/>
       <w:numFmt w:val="decimal"/>
       <w:lvlText w:val="%1."/>
@@ -9001,10 +9096,10 @@
     <w:nsid w:val="8E964DCE"/>
     <w:multiLevelType w:val="multilevel"/>
     <w:tmpl w:val="8E964DCE"/>
-    <w:lvl w:ilvl="0">
+    <w:lvl w:ilvl="0" w:tentative="0">
       <w:start w:val="1"/>
       <w:numFmt w:val="decimal"/>
-      <w:pStyle w:val="Heading1"/>
+      <w:pStyle w:val="2"/>
       <w:lvlText w:val="%1."/>
       <w:lvlJc w:val="left"/>
       <w:pPr>
@@ -9014,10 +9109,10 @@
         <w:rFonts w:hint="default"/>
       </w:rPr>
     </w:lvl>
-    <w:lvl w:ilvl="1">
+    <w:lvl w:ilvl="1" w:tentative="0">
       <w:start w:val="1"/>
       <w:numFmt w:val="decimal"/>
-      <w:pStyle w:val="Heading2"/>
+      <w:pStyle w:val="3"/>
       <w:lvlText w:val="%1.%2."/>
       <w:lvlJc w:val="left"/>
       <w:pPr>
@@ -9027,10 +9122,10 @@
         <w:rFonts w:hint="default"/>
       </w:rPr>
     </w:lvl>
-    <w:lvl w:ilvl="2">
+    <w:lvl w:ilvl="2" w:tentative="0">
       <w:start w:val="1"/>
       <w:numFmt w:val="decimal"/>
-      <w:pStyle w:val="Heading3"/>
+      <w:pStyle w:val="4"/>
       <w:lvlText w:val="%1.%2.%3."/>
       <w:lvlJc w:val="left"/>
       <w:pPr>
@@ -9040,10 +9135,10 @@
         <w:rFonts w:hint="default"/>
       </w:rPr>
     </w:lvl>
-    <w:lvl w:ilvl="3">
+    <w:lvl w:ilvl="3" w:tentative="0">
       <w:start w:val="1"/>
       <w:numFmt w:val="decimal"/>
-      <w:pStyle w:val="Heading4"/>
+      <w:pStyle w:val="5"/>
       <w:lvlText w:val="%1.%2.%3.%4."/>
       <w:lvlJc w:val="left"/>
       <w:pPr>
@@ -9053,10 +9148,10 @@
         <w:rFonts w:hint="default"/>
       </w:rPr>
     </w:lvl>
-    <w:lvl w:ilvl="4">
+    <w:lvl w:ilvl="4" w:tentative="0">
       <w:start w:val="1"/>
       <w:numFmt w:val="decimal"/>
-      <w:pStyle w:val="Heading5"/>
+      <w:pStyle w:val="6"/>
       <w:lvlText w:val="%1.%2.%3.%4.%5."/>
       <w:lvlJc w:val="left"/>
       <w:pPr>
@@ -9066,10 +9161,10 @@
         <w:rFonts w:hint="default"/>
       </w:rPr>
     </w:lvl>
-    <w:lvl w:ilvl="5">
+    <w:lvl w:ilvl="5" w:tentative="0">
       <w:start w:val="1"/>
       <w:numFmt w:val="decimal"/>
-      <w:pStyle w:val="Heading6"/>
+      <w:pStyle w:val="7"/>
       <w:lvlText w:val="%1.%2.%3.%4.%5.%6."/>
       <w:lvlJc w:val="left"/>
       <w:pPr>
@@ -9079,10 +9174,10 @@
         <w:rFonts w:hint="default"/>
       </w:rPr>
     </w:lvl>
-    <w:lvl w:ilvl="6">
+    <w:lvl w:ilvl="6" w:tentative="0">
       <w:start w:val="1"/>
       <w:numFmt w:val="decimal"/>
-      <w:pStyle w:val="Heading7"/>
+      <w:pStyle w:val="8"/>
       <w:lvlText w:val="%1.%2.%3.%4.%5.%6.%7."/>
       <w:lvlJc w:val="left"/>
       <w:pPr>
@@ -9092,10 +9187,10 @@
         <w:rFonts w:hint="default"/>
       </w:rPr>
     </w:lvl>
-    <w:lvl w:ilvl="7">
+    <w:lvl w:ilvl="7" w:tentative="0">
       <w:start w:val="1"/>
       <w:numFmt w:val="decimal"/>
-      <w:pStyle w:val="Heading8"/>
+      <w:pStyle w:val="9"/>
       <w:lvlText w:val="%1.%2.%3.%4.%5.%6.%7.%8."/>
       <w:lvlJc w:val="left"/>
       <w:pPr>
@@ -9105,10 +9200,10 @@
         <w:rFonts w:hint="default"/>
       </w:rPr>
     </w:lvl>
-    <w:lvl w:ilvl="8">
+    <w:lvl w:ilvl="8" w:tentative="0">
       <w:start w:val="1"/>
       <w:numFmt w:val="decimal"/>
-      <w:pStyle w:val="Heading9"/>
+      <w:pStyle w:val="10"/>
       <w:lvlText w:val="%1.%2.%3.%4.%5.%6.%7.%8.%9."/>
       <w:lvlJc w:val="left"/>
       <w:pPr>
@@ -9123,7 +9218,7 @@
     <w:nsid w:val="BB2A2796"/>
     <w:multiLevelType w:val="singleLevel"/>
     <w:tmpl w:val="BB2A2796"/>
-    <w:lvl w:ilvl="0">
+    <w:lvl w:ilvl="0" w:tentative="0">
       <w:start w:val="1"/>
       <w:numFmt w:val="decimal"/>
       <w:lvlText w:val="%1."/>
@@ -9140,7 +9235,7 @@
     <w:nsid w:val="D091B4A3"/>
     <w:multiLevelType w:val="singleLevel"/>
     <w:tmpl w:val="D091B4A3"/>
-    <w:lvl w:ilvl="0">
+    <w:lvl w:ilvl="0" w:tentative="0">
       <w:start w:val="1"/>
       <w:numFmt w:val="decimal"/>
       <w:lvlText w:val="%1."/>
@@ -9157,7 +9252,7 @@
     <w:nsid w:val="DE26A13F"/>
     <w:multiLevelType w:val="singleLevel"/>
     <w:tmpl w:val="DE26A13F"/>
-    <w:lvl w:ilvl="0">
+    <w:lvl w:ilvl="0" w:tentative="0">
       <w:start w:val="1"/>
       <w:numFmt w:val="decimal"/>
       <w:lvlText w:val="%1."/>
@@ -9174,7 +9269,7 @@
     <w:nsid w:val="F25EF346"/>
     <w:multiLevelType w:val="singleLevel"/>
     <w:tmpl w:val="F25EF346"/>
-    <w:lvl w:ilvl="0">
+    <w:lvl w:ilvl="0" w:tentative="0">
       <w:start w:val="1"/>
       <w:numFmt w:val="decimal"/>
       <w:lvlText w:val="%1."/>
@@ -9191,7 +9286,7 @@
     <w:nsid w:val="F35815CE"/>
     <w:multiLevelType w:val="singleLevel"/>
     <w:tmpl w:val="F35815CE"/>
-    <w:lvl w:ilvl="0">
+    <w:lvl w:ilvl="0" w:tentative="0">
       <w:start w:val="1"/>
       <w:numFmt w:val="decimal"/>
       <w:lvlText w:val="%1."/>
@@ -9208,7 +9303,7 @@
     <w:nsid w:val="71252BC4"/>
     <w:multiLevelType w:val="singleLevel"/>
     <w:tmpl w:val="71252BC4"/>
-    <w:lvl w:ilvl="0">
+    <w:lvl w:ilvl="0" w:tentative="0">
       <w:start w:val="1"/>
       <w:numFmt w:val="decimal"/>
       <w:lvlText w:val="%1."/>
@@ -9252,267 +9347,269 @@
 </file>
 
 <file path=word/styles.xml><?xml version="1.0" encoding="utf-8"?>
-<w:styles xmlns:mc="http://schemas.openxmlformats.org/markup-compatibility/2006" xmlns:r="http://schemas.openxmlformats.org/officeDocument/2006/relationships" xmlns:w="http://schemas.openxmlformats.org/wordprocessingml/2006/main" xmlns:w14="http://schemas.microsoft.com/office/word/2010/wordml" xmlns:w15="http://schemas.microsoft.com/office/word/2012/wordml" mc:Ignorable="w14 w15">
+<w:styles xmlns:mc="http://schemas.openxmlformats.org/markup-compatibility/2006" xmlns:o="urn:schemas-microsoft-com:office:office" xmlns:r="http://schemas.openxmlformats.org/officeDocument/2006/relationships" xmlns:m="http://schemas.openxmlformats.org/officeDocument/2006/math" xmlns:v="urn:schemas-microsoft-com:vml" xmlns:w="http://schemas.openxmlformats.org/wordprocessingml/2006/main" xmlns:w14="http://schemas.microsoft.com/office/word/2010/wordml" xmlns:w10="urn:schemas-microsoft-com:office:word" xmlns:sl="http://schemas.openxmlformats.org/schemaLibrary/2006/main" xmlns:wpsCustomData="http://www.wps.cn/officeDocument/2013/wpsCustomData" mc:Ignorable="w14">
   <w:docDefaults>
     <w:rPrDefault>
       <w:rPr>
-        <w:rFonts w:asciiTheme="minorHAnsi" w:eastAsiaTheme="minorEastAsia" w:hAnsiTheme="minorHAnsi" w:cstheme="minorBidi"/>
+        <w:rFonts w:asciiTheme="minorHAnsi" w:hAnsiTheme="minorHAnsi" w:eastAsiaTheme="minorEastAsia" w:cstheme="minorBidi"/>
       </w:rPr>
     </w:rPrDefault>
     <w:pPrDefault/>
   </w:docDefaults>
-  <w:latentStyles w:defLockedState="0" w:defUIPriority="99" w:defSemiHidden="1" w:defUnhideWhenUsed="1" w:defQFormat="0" w:count="260">
-    <w:lsdException w:name="Normal" w:semiHidden="0" w:uiPriority="0" w:unhideWhenUsed="0" w:qFormat="1"/>
-    <w:lsdException w:name="heading 1" w:semiHidden="0" w:uiPriority="0" w:unhideWhenUsed="0" w:qFormat="1"/>
-    <w:lsdException w:name="heading 2" w:semiHidden="0" w:uiPriority="0" w:qFormat="1"/>
-    <w:lsdException w:name="heading 3" w:uiPriority="0" w:qFormat="1"/>
-    <w:lsdException w:name="heading 4" w:semiHidden="0" w:uiPriority="0" w:qFormat="1"/>
-    <w:lsdException w:name="heading 5" w:uiPriority="0" w:qFormat="1"/>
-    <w:lsdException w:name="heading 6" w:uiPriority="0" w:qFormat="1"/>
-    <w:lsdException w:name="heading 7" w:uiPriority="0" w:qFormat="1"/>
-    <w:lsdException w:name="heading 8" w:uiPriority="0" w:qFormat="1"/>
-    <w:lsdException w:name="heading 9" w:uiPriority="0" w:qFormat="1"/>
-    <w:lsdException w:name="index 1" w:semiHidden="0" w:uiPriority="0" w:unhideWhenUsed="0"/>
-    <w:lsdException w:name="index 2" w:semiHidden="0" w:uiPriority="0" w:unhideWhenUsed="0"/>
-    <w:lsdException w:name="index 3" w:semiHidden="0" w:uiPriority="0" w:unhideWhenUsed="0"/>
-    <w:lsdException w:name="index 4" w:semiHidden="0" w:uiPriority="0" w:unhideWhenUsed="0"/>
-    <w:lsdException w:name="index 5" w:semiHidden="0" w:uiPriority="0" w:unhideWhenUsed="0"/>
-    <w:lsdException w:name="index 6" w:semiHidden="0" w:uiPriority="0" w:unhideWhenUsed="0"/>
-    <w:lsdException w:name="index 7" w:semiHidden="0" w:uiPriority="0" w:unhideWhenUsed="0"/>
-    <w:lsdException w:name="index 8" w:semiHidden="0" w:uiPriority="0" w:unhideWhenUsed="0"/>
-    <w:lsdException w:name="index 9" w:semiHidden="0" w:uiPriority="0" w:unhideWhenUsed="0"/>
-    <w:lsdException w:name="toc 1" w:semiHidden="0" w:uiPriority="0" w:unhideWhenUsed="0" w:qFormat="1"/>
-    <w:lsdException w:name="toc 2" w:semiHidden="0" w:uiPriority="0" w:unhideWhenUsed="0" w:qFormat="1"/>
-    <w:lsdException w:name="toc 3" w:semiHidden="0" w:uiPriority="0" w:unhideWhenUsed="0" w:qFormat="1"/>
-    <w:lsdException w:name="toc 4" w:semiHidden="0" w:uiPriority="0" w:unhideWhenUsed="0"/>
-    <w:lsdException w:name="toc 5" w:semiHidden="0" w:uiPriority="0" w:unhideWhenUsed="0"/>
-    <w:lsdException w:name="toc 6" w:semiHidden="0" w:uiPriority="0" w:unhideWhenUsed="0"/>
-    <w:lsdException w:name="toc 7" w:semiHidden="0" w:uiPriority="0" w:unhideWhenUsed="0"/>
-    <w:lsdException w:name="toc 8" w:semiHidden="0" w:uiPriority="0" w:unhideWhenUsed="0"/>
-    <w:lsdException w:name="toc 9" w:semiHidden="0" w:uiPriority="0" w:unhideWhenUsed="0"/>
-    <w:lsdException w:name="Normal Indent" w:semiHidden="0" w:uiPriority="0" w:unhideWhenUsed="0"/>
-    <w:lsdException w:name="footnote text" w:semiHidden="0" w:uiPriority="0" w:unhideWhenUsed="0"/>
-    <w:lsdException w:name="annotation text" w:semiHidden="0" w:uiPriority="0" w:unhideWhenUsed="0" w:qFormat="1"/>
-    <w:lsdException w:name="header" w:semiHidden="0" w:uiPriority="0" w:unhideWhenUsed="0" w:qFormat="1"/>
-    <w:lsdException w:name="footer" w:semiHidden="0" w:uiPriority="0" w:unhideWhenUsed="0" w:qFormat="1"/>
-    <w:lsdException w:name="index heading" w:semiHidden="0" w:uiPriority="0" w:unhideWhenUsed="0"/>
-    <w:lsdException w:name="caption" w:uiPriority="0" w:qFormat="1"/>
-    <w:lsdException w:name="table of figures" w:semiHidden="0" w:uiPriority="0" w:unhideWhenUsed="0"/>
-    <w:lsdException w:name="envelope address" w:semiHidden="0" w:uiPriority="0" w:unhideWhenUsed="0"/>
-    <w:lsdException w:name="envelope return" w:semiHidden="0" w:uiPriority="0" w:unhideWhenUsed="0"/>
-    <w:lsdException w:name="footnote reference" w:semiHidden="0" w:uiPriority="0" w:unhideWhenUsed="0"/>
-    <w:lsdException w:name="annotation reference" w:semiHidden="0" w:uiPriority="0" w:unhideWhenUsed="0"/>
-    <w:lsdException w:name="line number" w:semiHidden="0" w:uiPriority="0" w:unhideWhenUsed="0"/>
-    <w:lsdException w:name="page number" w:semiHidden="0" w:uiPriority="0" w:unhideWhenUsed="0"/>
-    <w:lsdException w:name="endnote reference" w:semiHidden="0" w:uiPriority="0" w:unhideWhenUsed="0"/>
-    <w:lsdException w:name="endnote text" w:semiHidden="0" w:uiPriority="0" w:unhideWhenUsed="0"/>
-    <w:lsdException w:name="table of authorities" w:semiHidden="0" w:uiPriority="0" w:unhideWhenUsed="0"/>
-    <w:lsdException w:name="macro" w:semiHidden="0" w:uiPriority="0" w:unhideWhenUsed="0"/>
-    <w:lsdException w:name="toa heading" w:semiHidden="0" w:uiPriority="0" w:unhideWhenUsed="0"/>
-    <w:lsdException w:name="List" w:semiHidden="0" w:uiPriority="0" w:unhideWhenUsed="0"/>
-    <w:lsdException w:name="List Bullet" w:semiHidden="0" w:uiPriority="0" w:unhideWhenUsed="0"/>
-    <w:lsdException w:name="List Number" w:semiHidden="0" w:uiPriority="0" w:unhideWhenUsed="0"/>
-    <w:lsdException w:name="List 2" w:semiHidden="0" w:uiPriority="0" w:unhideWhenUsed="0"/>
-    <w:lsdException w:name="List 3" w:semiHidden="0" w:uiPriority="0" w:unhideWhenUsed="0"/>
-    <w:lsdException w:name="List 4" w:semiHidden="0" w:uiPriority="0" w:unhideWhenUsed="0"/>
-    <w:lsdException w:name="List 5" w:semiHidden="0" w:uiPriority="0" w:unhideWhenUsed="0"/>
-    <w:lsdException w:name="List Bullet 2" w:semiHidden="0" w:uiPriority="0" w:unhideWhenUsed="0"/>
-    <w:lsdException w:name="List Bullet 3" w:semiHidden="0" w:uiPriority="0" w:unhideWhenUsed="0"/>
-    <w:lsdException w:name="List Bullet 4" w:semiHidden="0" w:uiPriority="0" w:unhideWhenUsed="0"/>
-    <w:lsdException w:name="List Bullet 5" w:semiHidden="0" w:uiPriority="0" w:unhideWhenUsed="0"/>
-    <w:lsdException w:name="List Number 2" w:semiHidden="0" w:uiPriority="0" w:unhideWhenUsed="0"/>
-    <w:lsdException w:name="List Number 3" w:semiHidden="0" w:uiPriority="0" w:unhideWhenUsed="0"/>
-    <w:lsdException w:name="List Number 4" w:semiHidden="0" w:uiPriority="0" w:unhideWhenUsed="0"/>
-    <w:lsdException w:name="List Number 5" w:semiHidden="0" w:uiPriority="0" w:unhideWhenUsed="0"/>
-    <w:lsdException w:name="Title" w:semiHidden="0" w:uiPriority="0" w:unhideWhenUsed="0" w:qFormat="1"/>
-    <w:lsdException w:name="Closing" w:semiHidden="0" w:uiPriority="0" w:unhideWhenUsed="0"/>
-    <w:lsdException w:name="Signature" w:semiHidden="0" w:uiPriority="0" w:unhideWhenUsed="0"/>
-    <w:lsdException w:name="Default Paragraph Font" w:uiPriority="0" w:unhideWhenUsed="0" w:qFormat="1"/>
-    <w:lsdException w:name="Body Text" w:uiPriority="0" w:unhideWhenUsed="0" w:qFormat="1"/>
-    <w:lsdException w:name="Body Text Indent" w:semiHidden="0" w:uiPriority="0" w:unhideWhenUsed="0"/>
-    <w:lsdException w:name="List Continue" w:semiHidden="0" w:uiPriority="0" w:unhideWhenUsed="0"/>
-    <w:lsdException w:name="List Continue 2" w:semiHidden="0" w:uiPriority="0" w:unhideWhenUsed="0"/>
-    <w:lsdException w:name="List Continue 3" w:semiHidden="0" w:uiPriority="0" w:unhideWhenUsed="0"/>
-    <w:lsdException w:name="List Continue 4" w:semiHidden="0" w:uiPriority="0" w:unhideWhenUsed="0"/>
-    <w:lsdException w:name="List Continue 5" w:semiHidden="0" w:uiPriority="0" w:unhideWhenUsed="0"/>
-    <w:lsdException w:name="Message Header" w:semiHidden="0" w:uiPriority="0" w:unhideWhenUsed="0"/>
-    <w:lsdException w:name="Subtitle" w:semiHidden="0" w:uiPriority="0" w:unhideWhenUsed="0" w:qFormat="1"/>
-    <w:lsdException w:name="Salutation" w:semiHidden="0" w:uiPriority="0" w:unhideWhenUsed="0"/>
-    <w:lsdException w:name="Date" w:semiHidden="0" w:uiPriority="0" w:unhideWhenUsed="0"/>
-    <w:lsdException w:name="Body Text First Indent" w:semiHidden="0" w:uiPriority="0" w:unhideWhenUsed="0"/>
-    <w:lsdException w:name="Body Text First Indent 2" w:semiHidden="0" w:uiPriority="0" w:unhideWhenUsed="0"/>
-    <w:lsdException w:name="Body Text 2" w:semiHidden="0" w:uiPriority="0" w:unhideWhenUsed="0"/>
-    <w:lsdException w:name="Body Text 3" w:semiHidden="0" w:uiPriority="0" w:unhideWhenUsed="0"/>
-    <w:lsdException w:name="Body Text Indent 2" w:semiHidden="0" w:uiPriority="0" w:unhideWhenUsed="0"/>
-    <w:lsdException w:name="Body Text Indent 3" w:semiHidden="0" w:uiPriority="0" w:unhideWhenUsed="0"/>
-    <w:lsdException w:name="Block Text" w:semiHidden="0" w:uiPriority="0" w:unhideWhenUsed="0"/>
-    <w:lsdException w:name="Hyperlink" w:semiHidden="0" w:uiPriority="0" w:unhideWhenUsed="0"/>
-    <w:lsdException w:name="FollowedHyperlink" w:semiHidden="0" w:uiPriority="0" w:unhideWhenUsed="0"/>
-    <w:lsdException w:name="Strong" w:semiHidden="0" w:uiPriority="0" w:unhideWhenUsed="0" w:qFormat="1"/>
-    <w:lsdException w:name="Emphasis" w:semiHidden="0" w:uiPriority="0" w:unhideWhenUsed="0" w:qFormat="1"/>
-    <w:lsdException w:name="Document Map" w:semiHidden="0" w:uiPriority="0" w:unhideWhenUsed="0"/>
-    <w:lsdException w:name="Plain Text" w:semiHidden="0" w:uiPriority="0" w:unhideWhenUsed="0"/>
-    <w:lsdException w:name="E-mail Signature" w:semiHidden="0" w:uiPriority="0" w:unhideWhenUsed="0"/>
-    <w:lsdException w:name="Normal (Web)" w:semiHidden="0" w:uiPriority="0" w:unhideWhenUsed="0" w:qFormat="1"/>
-    <w:lsdException w:name="HTML Acronym" w:semiHidden="0" w:uiPriority="0" w:unhideWhenUsed="0"/>
-    <w:lsdException w:name="HTML Address" w:semiHidden="0" w:uiPriority="0" w:unhideWhenUsed="0"/>
-    <w:lsdException w:name="HTML Cite" w:semiHidden="0" w:uiPriority="0" w:unhideWhenUsed="0"/>
-    <w:lsdException w:name="HTML Code" w:semiHidden="0" w:uiPriority="0" w:unhideWhenUsed="0"/>
-    <w:lsdException w:name="HTML Definition" w:semiHidden="0" w:uiPriority="0" w:unhideWhenUsed="0"/>
-    <w:lsdException w:name="HTML Keyboard" w:semiHidden="0" w:uiPriority="0" w:unhideWhenUsed="0"/>
-    <w:lsdException w:name="HTML Preformatted" w:semiHidden="0" w:uiPriority="0" w:unhideWhenUsed="0"/>
-    <w:lsdException w:name="HTML Sample" w:semiHidden="0" w:uiPriority="0" w:unhideWhenUsed="0"/>
-    <w:lsdException w:name="HTML Typewriter" w:semiHidden="0" w:uiPriority="0" w:unhideWhenUsed="0"/>
-    <w:lsdException w:name="HTML Variable" w:semiHidden="0" w:uiPriority="0" w:unhideWhenUsed="0"/>
-    <w:lsdException w:name="Normal Table" w:uiPriority="0" w:unhideWhenUsed="0" w:qFormat="1"/>
-    <w:lsdException w:name="annotation subject" w:semiHidden="0" w:uiPriority="0" w:unhideWhenUsed="0"/>
-    <w:lsdException w:name="Table Simple 1" w:semiHidden="0" w:uiPriority="0" w:unhideWhenUsed="0"/>
-    <w:lsdException w:name="Table Simple 2" w:semiHidden="0" w:uiPriority="0" w:unhideWhenUsed="0"/>
-    <w:lsdException w:name="Table Simple 3" w:semiHidden="0" w:uiPriority="0" w:unhideWhenUsed="0"/>
-    <w:lsdException w:name="Table Classic 1" w:semiHidden="0" w:uiPriority="0" w:unhideWhenUsed="0"/>
-    <w:lsdException w:name="Table Classic 2" w:semiHidden="0" w:uiPriority="0" w:unhideWhenUsed="0"/>
-    <w:lsdException w:name="Table Classic 3" w:semiHidden="0" w:uiPriority="0" w:unhideWhenUsed="0"/>
-    <w:lsdException w:name="Table Classic 4" w:semiHidden="0" w:uiPriority="0" w:unhideWhenUsed="0"/>
-    <w:lsdException w:name="Table Colorful 1" w:semiHidden="0" w:uiPriority="0" w:unhideWhenUsed="0"/>
-    <w:lsdException w:name="Table Colorful 2" w:semiHidden="0" w:uiPriority="0" w:unhideWhenUsed="0"/>
-    <w:lsdException w:name="Table Colorful 3" w:semiHidden="0" w:uiPriority="0" w:unhideWhenUsed="0"/>
-    <w:lsdException w:name="Table Columns 1" w:semiHidden="0" w:uiPriority="0" w:unhideWhenUsed="0"/>
-    <w:lsdException w:name="Table Columns 2" w:semiHidden="0" w:uiPriority="0" w:unhideWhenUsed="0"/>
-    <w:lsdException w:name="Table Columns 3" w:semiHidden="0" w:uiPriority="0" w:unhideWhenUsed="0"/>
-    <w:lsdException w:name="Table Columns 4" w:semiHidden="0" w:uiPriority="0" w:unhideWhenUsed="0"/>
-    <w:lsdException w:name="Table Columns 5" w:semiHidden="0" w:uiPriority="0" w:unhideWhenUsed="0"/>
-    <w:lsdException w:name="Table Grid 1" w:semiHidden="0" w:uiPriority="0" w:unhideWhenUsed="0"/>
-    <w:lsdException w:name="Table Grid 2" w:semiHidden="0" w:uiPriority="0" w:unhideWhenUsed="0"/>
-    <w:lsdException w:name="Table Grid 3" w:semiHidden="0" w:uiPriority="0" w:unhideWhenUsed="0"/>
-    <w:lsdException w:name="Table Grid 4" w:semiHidden="0" w:uiPriority="0" w:unhideWhenUsed="0"/>
-    <w:lsdException w:name="Table Grid 5" w:semiHidden="0" w:uiPriority="0" w:unhideWhenUsed="0"/>
-    <w:lsdException w:name="Table Grid 6" w:semiHidden="0" w:uiPriority="0" w:unhideWhenUsed="0"/>
-    <w:lsdException w:name="Table Grid 7" w:semiHidden="0" w:uiPriority="0" w:unhideWhenUsed="0"/>
-    <w:lsdException w:name="Table Grid 8" w:semiHidden="0" w:uiPriority="0" w:unhideWhenUsed="0"/>
-    <w:lsdException w:name="Table List 1" w:semiHidden="0" w:uiPriority="0" w:unhideWhenUsed="0"/>
-    <w:lsdException w:name="Table List 2" w:semiHidden="0" w:uiPriority="0" w:unhideWhenUsed="0"/>
-    <w:lsdException w:name="Table List 3" w:semiHidden="0" w:uiPriority="0" w:unhideWhenUsed="0"/>
-    <w:lsdException w:name="Table List 4" w:semiHidden="0" w:uiPriority="0" w:unhideWhenUsed="0"/>
-    <w:lsdException w:name="Table List 5" w:semiHidden="0" w:uiPriority="0" w:unhideWhenUsed="0"/>
-    <w:lsdException w:name="Table List 6" w:semiHidden="0" w:uiPriority="0" w:unhideWhenUsed="0"/>
-    <w:lsdException w:name="Table List 7" w:semiHidden="0" w:uiPriority="0" w:unhideWhenUsed="0"/>
-    <w:lsdException w:name="Table List 8" w:semiHidden="0" w:uiPriority="0" w:unhideWhenUsed="0"/>
-    <w:lsdException w:name="Table 3D effects 1" w:semiHidden="0" w:uiPriority="0" w:unhideWhenUsed="0"/>
-    <w:lsdException w:name="Table 3D effects 2" w:semiHidden="0" w:uiPriority="0" w:unhideWhenUsed="0"/>
-    <w:lsdException w:name="Table 3D effects 3" w:semiHidden="0" w:uiPriority="0" w:unhideWhenUsed="0"/>
-    <w:lsdException w:name="Table Contemporary" w:semiHidden="0" w:uiPriority="0" w:unhideWhenUsed="0"/>
-    <w:lsdException w:name="Table Elegant" w:semiHidden="0" w:uiPriority="0" w:unhideWhenUsed="0"/>
-    <w:lsdException w:name="Table Professional" w:semiHidden="0" w:uiPriority="0" w:unhideWhenUsed="0"/>
-    <w:lsdException w:name="Table Subtle 1" w:semiHidden="0" w:uiPriority="0" w:unhideWhenUsed="0"/>
-    <w:lsdException w:name="Table Subtle 2" w:semiHidden="0" w:uiPriority="0" w:unhideWhenUsed="0"/>
-    <w:lsdException w:name="Table Web 1" w:semiHidden="0" w:uiPriority="0" w:unhideWhenUsed="0"/>
-    <w:lsdException w:name="Table Web 2" w:semiHidden="0" w:uiPriority="0" w:unhideWhenUsed="0"/>
-    <w:lsdException w:name="Table Web 3" w:semiHidden="0" w:uiPriority="0" w:unhideWhenUsed="0"/>
-    <w:lsdException w:name="Balloon Text" w:semiHidden="0" w:uiPriority="0" w:unhideWhenUsed="0"/>
-    <w:lsdException w:name="Table Grid" w:semiHidden="0" w:uiPriority="0" w:unhideWhenUsed="0" w:qFormat="1"/>
-    <w:lsdException w:name="Table Theme" w:semiHidden="0" w:uiPriority="0" w:unhideWhenUsed="0"/>
-    <w:lsdException w:name="Light Shading" w:semiHidden="0" w:uiPriority="60" w:unhideWhenUsed="0"/>
-    <w:lsdException w:name="Light List" w:semiHidden="0" w:uiPriority="61" w:unhideWhenUsed="0"/>
-    <w:lsdException w:name="Light Grid" w:semiHidden="0" w:uiPriority="62" w:unhideWhenUsed="0"/>
-    <w:lsdException w:name="Medium Shading 1" w:semiHidden="0" w:uiPriority="63" w:unhideWhenUsed="0"/>
-    <w:lsdException w:name="Medium Shading 2" w:semiHidden="0" w:uiPriority="64" w:unhideWhenUsed="0"/>
-    <w:lsdException w:name="Medium List 1" w:semiHidden="0" w:uiPriority="65" w:unhideWhenUsed="0"/>
-    <w:lsdException w:name="Medium List 2" w:semiHidden="0" w:uiPriority="66" w:unhideWhenUsed="0"/>
-    <w:lsdException w:name="Medium Grid 1" w:semiHidden="0" w:uiPriority="67" w:unhideWhenUsed="0"/>
-    <w:lsdException w:name="Medium Grid 2" w:semiHidden="0" w:uiPriority="68" w:unhideWhenUsed="0"/>
-    <w:lsdException w:name="Medium Grid 3" w:semiHidden="0" w:uiPriority="69" w:unhideWhenUsed="0"/>
-    <w:lsdException w:name="Dark List" w:semiHidden="0" w:uiPriority="70" w:unhideWhenUsed="0"/>
-    <w:lsdException w:name="Colorful Shading" w:semiHidden="0" w:uiPriority="71" w:unhideWhenUsed="0"/>
-    <w:lsdException w:name="Colorful List" w:semiHidden="0" w:uiPriority="72" w:unhideWhenUsed="0"/>
-    <w:lsdException w:name="Colorful Grid" w:semiHidden="0" w:uiPriority="73" w:unhideWhenUsed="0"/>
-    <w:lsdException w:name="Light Shading Accent 1" w:semiHidden="0" w:uiPriority="60" w:unhideWhenUsed="0"/>
-    <w:lsdException w:name="Light List Accent 1" w:semiHidden="0" w:uiPriority="61" w:unhideWhenUsed="0"/>
-    <w:lsdException w:name="Light Grid Accent 1" w:semiHidden="0" w:uiPriority="62" w:unhideWhenUsed="0"/>
-    <w:lsdException w:name="Medium Shading 1 Accent 1" w:semiHidden="0" w:uiPriority="63" w:unhideWhenUsed="0"/>
-    <w:lsdException w:name="Medium Shading 2 Accent 1" w:semiHidden="0" w:uiPriority="64" w:unhideWhenUsed="0"/>
-    <w:lsdException w:name="Medium List 1 Accent 1" w:semiHidden="0" w:uiPriority="65" w:unhideWhenUsed="0"/>
-    <w:lsdException w:name="Medium List 2 Accent 1" w:semiHidden="0" w:uiPriority="66" w:unhideWhenUsed="0"/>
-    <w:lsdException w:name="Medium Grid 1 Accent 1" w:semiHidden="0" w:uiPriority="67" w:unhideWhenUsed="0"/>
-    <w:lsdException w:name="Medium Grid 2 Accent 1" w:semiHidden="0" w:uiPriority="68" w:unhideWhenUsed="0"/>
-    <w:lsdException w:name="Medium Grid 3 Accent 1" w:semiHidden="0" w:uiPriority="69" w:unhideWhenUsed="0"/>
-    <w:lsdException w:name="Dark List Accent 1" w:semiHidden="0" w:uiPriority="70" w:unhideWhenUsed="0"/>
-    <w:lsdException w:name="Colorful Shading Accent 1" w:semiHidden="0" w:uiPriority="71" w:unhideWhenUsed="0"/>
-    <w:lsdException w:name="Colorful List Accent 1" w:semiHidden="0" w:uiPriority="72" w:unhideWhenUsed="0"/>
-    <w:lsdException w:name="Colorful Grid Accent 1" w:semiHidden="0" w:uiPriority="73" w:unhideWhenUsed="0"/>
-    <w:lsdException w:name="Light Shading Accent 2" w:semiHidden="0" w:uiPriority="60" w:unhideWhenUsed="0"/>
-    <w:lsdException w:name="Light List Accent 2" w:semiHidden="0" w:uiPriority="61" w:unhideWhenUsed="0"/>
-    <w:lsdException w:name="Light Grid Accent 2" w:semiHidden="0" w:uiPriority="62" w:unhideWhenUsed="0"/>
-    <w:lsdException w:name="Medium Shading 1 Accent 2" w:semiHidden="0" w:uiPriority="63" w:unhideWhenUsed="0"/>
-    <w:lsdException w:name="Medium Shading 2 Accent 2" w:semiHidden="0" w:uiPriority="64" w:unhideWhenUsed="0"/>
-    <w:lsdException w:name="Medium List 1 Accent 2" w:semiHidden="0" w:uiPriority="65" w:unhideWhenUsed="0"/>
-    <w:lsdException w:name="Medium List 2 Accent 2" w:semiHidden="0" w:uiPriority="66" w:unhideWhenUsed="0"/>
-    <w:lsdException w:name="Medium Grid 1 Accent 2" w:semiHidden="0" w:uiPriority="67" w:unhideWhenUsed="0"/>
-    <w:lsdException w:name="Medium Grid 2 Accent 2" w:semiHidden="0" w:uiPriority="68" w:unhideWhenUsed="0"/>
-    <w:lsdException w:name="Medium Grid 3 Accent 2" w:semiHidden="0" w:uiPriority="69" w:unhideWhenUsed="0"/>
-    <w:lsdException w:name="Dark List Accent 2" w:semiHidden="0" w:uiPriority="70" w:unhideWhenUsed="0"/>
-    <w:lsdException w:name="Colorful Shading Accent 2" w:semiHidden="0" w:uiPriority="71" w:unhideWhenUsed="0"/>
-    <w:lsdException w:name="Colorful List Accent 2" w:semiHidden="0" w:uiPriority="72" w:unhideWhenUsed="0"/>
-    <w:lsdException w:name="Colorful Grid Accent 2" w:semiHidden="0" w:uiPriority="73" w:unhideWhenUsed="0"/>
-    <w:lsdException w:name="Light Shading Accent 3" w:semiHidden="0" w:uiPriority="60" w:unhideWhenUsed="0"/>
-    <w:lsdException w:name="Light List Accent 3" w:semiHidden="0" w:uiPriority="61" w:unhideWhenUsed="0"/>
-    <w:lsdException w:name="Light Grid Accent 3" w:semiHidden="0" w:uiPriority="62" w:unhideWhenUsed="0"/>
-    <w:lsdException w:name="Medium Shading 1 Accent 3" w:semiHidden="0" w:uiPriority="63" w:unhideWhenUsed="0"/>
-    <w:lsdException w:name="Medium Shading 2 Accent 3" w:semiHidden="0" w:uiPriority="64" w:unhideWhenUsed="0"/>
-    <w:lsdException w:name="Medium List 1 Accent 3" w:semiHidden="0" w:uiPriority="65" w:unhideWhenUsed="0"/>
-    <w:lsdException w:name="Medium List 2 Accent 3" w:semiHidden="0" w:uiPriority="66" w:unhideWhenUsed="0"/>
-    <w:lsdException w:name="Medium Grid 1 Accent 3" w:semiHidden="0" w:uiPriority="67" w:unhideWhenUsed="0"/>
-    <w:lsdException w:name="Medium Grid 2 Accent 3" w:semiHidden="0" w:uiPriority="68" w:unhideWhenUsed="0"/>
-    <w:lsdException w:name="Medium Grid 3 Accent 3" w:semiHidden="0" w:uiPriority="69" w:unhideWhenUsed="0"/>
-    <w:lsdException w:name="Dark List Accent 3" w:semiHidden="0" w:uiPriority="70" w:unhideWhenUsed="0"/>
-    <w:lsdException w:name="Colorful Shading Accent 3" w:semiHidden="0" w:uiPriority="71" w:unhideWhenUsed="0"/>
-    <w:lsdException w:name="Colorful List Accent 3" w:semiHidden="0" w:uiPriority="72" w:unhideWhenUsed="0"/>
-    <w:lsdException w:name="Colorful Grid Accent 3" w:semiHidden="0" w:uiPriority="73" w:unhideWhenUsed="0"/>
-    <w:lsdException w:name="Light Shading Accent 4" w:semiHidden="0" w:uiPriority="60" w:unhideWhenUsed="0"/>
-    <w:lsdException w:name="Light List Accent 4" w:semiHidden="0" w:uiPriority="61" w:unhideWhenUsed="0"/>
-    <w:lsdException w:name="Light Grid Accent 4" w:semiHidden="0" w:uiPriority="62" w:unhideWhenUsed="0"/>
-    <w:lsdException w:name="Medium Shading 1 Accent 4" w:semiHidden="0" w:uiPriority="63" w:unhideWhenUsed="0"/>
-    <w:lsdException w:name="Medium Shading 2 Accent 4" w:semiHidden="0" w:uiPriority="64" w:unhideWhenUsed="0"/>
-    <w:lsdException w:name="Medium List 1 Accent 4" w:semiHidden="0" w:uiPriority="65" w:unhideWhenUsed="0"/>
-    <w:lsdException w:name="Medium List 2 Accent 4" w:semiHidden="0" w:uiPriority="66" w:unhideWhenUsed="0"/>
-    <w:lsdException w:name="Medium Grid 1 Accent 4" w:semiHidden="0" w:uiPriority="67" w:unhideWhenUsed="0"/>
-    <w:lsdException w:name="Medium Grid 2 Accent 4" w:semiHidden="0" w:uiPriority="68" w:unhideWhenUsed="0"/>
-    <w:lsdException w:name="Medium Grid 3 Accent 4" w:semiHidden="0" w:uiPriority="69" w:unhideWhenUsed="0"/>
-    <w:lsdException w:name="Dark List Accent 4" w:semiHidden="0" w:uiPriority="70" w:unhideWhenUsed="0"/>
-    <w:lsdException w:name="Colorful Shading Accent 4" w:semiHidden="0" w:uiPriority="71" w:unhideWhenUsed="0"/>
-    <w:lsdException w:name="Colorful List Accent 4" w:semiHidden="0" w:uiPriority="72" w:unhideWhenUsed="0"/>
-    <w:lsdException w:name="Colorful Grid Accent 4" w:semiHidden="0" w:uiPriority="73" w:unhideWhenUsed="0"/>
-    <w:lsdException w:name="Light Shading Accent 5" w:semiHidden="0" w:uiPriority="60" w:unhideWhenUsed="0"/>
-    <w:lsdException w:name="Light List Accent 5" w:semiHidden="0" w:uiPriority="61" w:unhideWhenUsed="0"/>
-    <w:lsdException w:name="Light Grid Accent 5" w:semiHidden="0" w:uiPriority="62" w:unhideWhenUsed="0"/>
-    <w:lsdException w:name="Medium Shading 1 Accent 5" w:semiHidden="0" w:uiPriority="63" w:unhideWhenUsed="0"/>
-    <w:lsdException w:name="Medium Shading 2 Accent 5" w:semiHidden="0" w:uiPriority="64" w:unhideWhenUsed="0"/>
-    <w:lsdException w:name="Medium List 1 Accent 5" w:semiHidden="0" w:uiPriority="65" w:unhideWhenUsed="0"/>
-    <w:lsdException w:name="Medium List 2 Accent 5" w:semiHidden="0" w:uiPriority="66" w:unhideWhenUsed="0"/>
-    <w:lsdException w:name="Medium Grid 1 Accent 5" w:semiHidden="0" w:uiPriority="67" w:unhideWhenUsed="0"/>
-    <w:lsdException w:name="Medium Grid 2 Accent 5" w:semiHidden="0" w:uiPriority="68" w:unhideWhenUsed="0"/>
-    <w:lsdException w:name="Medium Grid 3 Accent 5" w:semiHidden="0" w:uiPriority="69" w:unhideWhenUsed="0"/>
-    <w:lsdException w:name="Dark List Accent 5" w:semiHidden="0" w:uiPriority="70" w:unhideWhenUsed="0"/>
-    <w:lsdException w:name="Colorful Shading Accent 5" w:semiHidden="0" w:uiPriority="71" w:unhideWhenUsed="0"/>
-    <w:lsdException w:name="Colorful List Accent 5" w:semiHidden="0" w:uiPriority="72" w:unhideWhenUsed="0"/>
-    <w:lsdException w:name="Colorful Grid Accent 5" w:semiHidden="0" w:uiPriority="73" w:unhideWhenUsed="0"/>
-    <w:lsdException w:name="Light Shading Accent 6" w:semiHidden="0" w:uiPriority="60" w:unhideWhenUsed="0"/>
-    <w:lsdException w:name="Light List Accent 6" w:semiHidden="0" w:uiPriority="61" w:unhideWhenUsed="0"/>
-    <w:lsdException w:name="Light Grid Accent 6" w:semiHidden="0" w:uiPriority="62" w:unhideWhenUsed="0"/>
-    <w:lsdException w:name="Medium Shading 1 Accent 6" w:semiHidden="0" w:uiPriority="63" w:unhideWhenUsed="0"/>
-    <w:lsdException w:name="Medium Shading 2 Accent 6" w:semiHidden="0" w:uiPriority="64" w:unhideWhenUsed="0"/>
-    <w:lsdException w:name="Medium List 1 Accent 6" w:semiHidden="0" w:uiPriority="65" w:unhideWhenUsed="0"/>
-    <w:lsdException w:name="Medium List 2 Accent 6" w:semiHidden="0" w:uiPriority="66" w:unhideWhenUsed="0"/>
-    <w:lsdException w:name="Medium Grid 1 Accent 6" w:semiHidden="0" w:uiPriority="67" w:unhideWhenUsed="0"/>
-    <w:lsdException w:name="Medium Grid 2 Accent 6" w:semiHidden="0" w:uiPriority="68" w:unhideWhenUsed="0"/>
-    <w:lsdException w:name="Medium Grid 3 Accent 6" w:semiHidden="0" w:uiPriority="69" w:unhideWhenUsed="0"/>
-    <w:lsdException w:name="Dark List Accent 6" w:semiHidden="0" w:uiPriority="70" w:unhideWhenUsed="0"/>
-    <w:lsdException w:name="Colorful Shading Accent 6" w:semiHidden="0" w:uiPriority="71" w:unhideWhenUsed="0"/>
-    <w:lsdException w:name="Colorful List Accent 6" w:semiHidden="0" w:uiPriority="72" w:unhideWhenUsed="0"/>
-    <w:lsdException w:name="Colorful Grid Accent 6" w:semiHidden="0" w:uiPriority="73" w:unhideWhenUsed="0"/>
+  <w:latentStyles w:count="260" w:defQFormat="0" w:defUnhideWhenUsed="1" w:defSemiHidden="1" w:defUIPriority="99" w:defLockedState="0">
+    <w:lsdException w:qFormat="1" w:unhideWhenUsed="0" w:uiPriority="0" w:semiHidden="0" w:name="Normal"/>
+    <w:lsdException w:qFormat="1" w:unhideWhenUsed="0" w:uiPriority="0" w:semiHidden="0" w:name="heading 1"/>
+    <w:lsdException w:qFormat="1" w:uiPriority="0" w:semiHidden="0" w:name="heading 2"/>
+    <w:lsdException w:qFormat="1" w:uiPriority="0" w:name="heading 3"/>
+    <w:lsdException w:qFormat="1" w:uiPriority="0" w:semiHidden="0" w:name="heading 4"/>
+    <w:lsdException w:qFormat="1" w:uiPriority="0" w:name="heading 5"/>
+    <w:lsdException w:qFormat="1" w:uiPriority="0" w:name="heading 6"/>
+    <w:lsdException w:qFormat="1" w:uiPriority="0" w:name="heading 7"/>
+    <w:lsdException w:qFormat="1" w:uiPriority="0" w:name="heading 8"/>
+    <w:lsdException w:qFormat="1" w:uiPriority="0" w:name="heading 9"/>
+    <w:lsdException w:unhideWhenUsed="0" w:uiPriority="0" w:semiHidden="0" w:name="index 1"/>
+    <w:lsdException w:unhideWhenUsed="0" w:uiPriority="0" w:semiHidden="0" w:name="index 2"/>
+    <w:lsdException w:unhideWhenUsed="0" w:uiPriority="0" w:semiHidden="0" w:name="index 3"/>
+    <w:lsdException w:unhideWhenUsed="0" w:uiPriority="0" w:semiHidden="0" w:name="index 4"/>
+    <w:lsdException w:unhideWhenUsed="0" w:uiPriority="0" w:semiHidden="0" w:name="index 5"/>
+    <w:lsdException w:unhideWhenUsed="0" w:uiPriority="0" w:semiHidden="0" w:name="index 6"/>
+    <w:lsdException w:unhideWhenUsed="0" w:uiPriority="0" w:semiHidden="0" w:name="index 7"/>
+    <w:lsdException w:unhideWhenUsed="0" w:uiPriority="0" w:semiHidden="0" w:name="index 8"/>
+    <w:lsdException w:unhideWhenUsed="0" w:uiPriority="0" w:semiHidden="0" w:name="index 9"/>
+    <w:lsdException w:qFormat="1" w:unhideWhenUsed="0" w:uiPriority="0" w:semiHidden="0" w:name="toc 1"/>
+    <w:lsdException w:qFormat="1" w:unhideWhenUsed="0" w:uiPriority="0" w:semiHidden="0" w:name="toc 2"/>
+    <w:lsdException w:qFormat="1" w:unhideWhenUsed="0" w:uiPriority="0" w:semiHidden="0" w:name="toc 3"/>
+    <w:lsdException w:unhideWhenUsed="0" w:uiPriority="0" w:semiHidden="0" w:name="toc 4"/>
+    <w:lsdException w:unhideWhenUsed="0" w:uiPriority="0" w:semiHidden="0" w:name="toc 5"/>
+    <w:lsdException w:unhideWhenUsed="0" w:uiPriority="0" w:semiHidden="0" w:name="toc 6"/>
+    <w:lsdException w:unhideWhenUsed="0" w:uiPriority="0" w:semiHidden="0" w:name="toc 7"/>
+    <w:lsdException w:unhideWhenUsed="0" w:uiPriority="0" w:semiHidden="0" w:name="toc 8"/>
+    <w:lsdException w:unhideWhenUsed="0" w:uiPriority="0" w:semiHidden="0" w:name="toc 9"/>
+    <w:lsdException w:unhideWhenUsed="0" w:uiPriority="0" w:semiHidden="0" w:name="Normal Indent"/>
+    <w:lsdException w:unhideWhenUsed="0" w:uiPriority="0" w:semiHidden="0" w:name="footnote text"/>
+    <w:lsdException w:qFormat="1" w:unhideWhenUsed="0" w:uiPriority="0" w:semiHidden="0" w:name="annotation text"/>
+    <w:lsdException w:qFormat="1" w:unhideWhenUsed="0" w:uiPriority="0" w:semiHidden="0" w:name="header"/>
+    <w:lsdException w:qFormat="1" w:unhideWhenUsed="0" w:uiPriority="0" w:semiHidden="0" w:name="footer"/>
+    <w:lsdException w:unhideWhenUsed="0" w:uiPriority="0" w:semiHidden="0" w:name="index heading"/>
+    <w:lsdException w:qFormat="1" w:uiPriority="0" w:name="caption"/>
+    <w:lsdException w:unhideWhenUsed="0" w:uiPriority="0" w:semiHidden="0" w:name="table of figures"/>
+    <w:lsdException w:unhideWhenUsed="0" w:uiPriority="0" w:semiHidden="0" w:name="envelope address"/>
+    <w:lsdException w:unhideWhenUsed="0" w:uiPriority="0" w:semiHidden="0" w:name="envelope return"/>
+    <w:lsdException w:unhideWhenUsed="0" w:uiPriority="0" w:semiHidden="0" w:name="footnote reference"/>
+    <w:lsdException w:unhideWhenUsed="0" w:uiPriority="0" w:semiHidden="0" w:name="annotation reference"/>
+    <w:lsdException w:unhideWhenUsed="0" w:uiPriority="0" w:semiHidden="0" w:name="line number"/>
+    <w:lsdException w:unhideWhenUsed="0" w:uiPriority="0" w:semiHidden="0" w:name="page number"/>
+    <w:lsdException w:unhideWhenUsed="0" w:uiPriority="0" w:semiHidden="0" w:name="endnote reference"/>
+    <w:lsdException w:unhideWhenUsed="0" w:uiPriority="0" w:semiHidden="0" w:name="endnote text"/>
+    <w:lsdException w:unhideWhenUsed="0" w:uiPriority="0" w:semiHidden="0" w:name="table of authorities"/>
+    <w:lsdException w:unhideWhenUsed="0" w:uiPriority="0" w:semiHidden="0" w:name="macro"/>
+    <w:lsdException w:unhideWhenUsed="0" w:uiPriority="0" w:semiHidden="0" w:name="toa heading"/>
+    <w:lsdException w:unhideWhenUsed="0" w:uiPriority="0" w:semiHidden="0" w:name="List"/>
+    <w:lsdException w:unhideWhenUsed="0" w:uiPriority="0" w:semiHidden="0" w:name="List Bullet"/>
+    <w:lsdException w:unhideWhenUsed="0" w:uiPriority="0" w:semiHidden="0" w:name="List Number"/>
+    <w:lsdException w:unhideWhenUsed="0" w:uiPriority="0" w:semiHidden="0" w:name="List 2"/>
+    <w:lsdException w:unhideWhenUsed="0" w:uiPriority="0" w:semiHidden="0" w:name="List 3"/>
+    <w:lsdException w:unhideWhenUsed="0" w:uiPriority="0" w:semiHidden="0" w:name="List 4"/>
+    <w:lsdException w:unhideWhenUsed="0" w:uiPriority="0" w:semiHidden="0" w:name="List 5"/>
+    <w:lsdException w:unhideWhenUsed="0" w:uiPriority="0" w:semiHidden="0" w:name="List Bullet 2"/>
+    <w:lsdException w:unhideWhenUsed="0" w:uiPriority="0" w:semiHidden="0" w:name="List Bullet 3"/>
+    <w:lsdException w:unhideWhenUsed="0" w:uiPriority="0" w:semiHidden="0" w:name="List Bullet 4"/>
+    <w:lsdException w:unhideWhenUsed="0" w:uiPriority="0" w:semiHidden="0" w:name="List Bullet 5"/>
+    <w:lsdException w:unhideWhenUsed="0" w:uiPriority="0" w:semiHidden="0" w:name="List Number 2"/>
+    <w:lsdException w:unhideWhenUsed="0" w:uiPriority="0" w:semiHidden="0" w:name="List Number 3"/>
+    <w:lsdException w:unhideWhenUsed="0" w:uiPriority="0" w:semiHidden="0" w:name="List Number 4"/>
+    <w:lsdException w:unhideWhenUsed="0" w:uiPriority="0" w:semiHidden="0" w:name="List Number 5"/>
+    <w:lsdException w:qFormat="1" w:unhideWhenUsed="0" w:uiPriority="0" w:semiHidden="0" w:name="Title"/>
+    <w:lsdException w:unhideWhenUsed="0" w:uiPriority="0" w:semiHidden="0" w:name="Closing"/>
+    <w:lsdException w:unhideWhenUsed="0" w:uiPriority="0" w:semiHidden="0" w:name="Signature"/>
+    <w:lsdException w:qFormat="1" w:unhideWhenUsed="0" w:uiPriority="0" w:name="Default Paragraph Font"/>
+    <w:lsdException w:qFormat="1" w:unhideWhenUsed="0" w:uiPriority="0" w:name="Body Text"/>
+    <w:lsdException w:unhideWhenUsed="0" w:uiPriority="0" w:semiHidden="0" w:name="Body Text Indent"/>
+    <w:lsdException w:unhideWhenUsed="0" w:uiPriority="0" w:semiHidden="0" w:name="List Continue"/>
+    <w:lsdException w:unhideWhenUsed="0" w:uiPriority="0" w:semiHidden="0" w:name="List Continue 2"/>
+    <w:lsdException w:unhideWhenUsed="0" w:uiPriority="0" w:semiHidden="0" w:name="List Continue 3"/>
+    <w:lsdException w:unhideWhenUsed="0" w:uiPriority="0" w:semiHidden="0" w:name="List Continue 4"/>
+    <w:lsdException w:unhideWhenUsed="0" w:uiPriority="0" w:semiHidden="0" w:name="List Continue 5"/>
+    <w:lsdException w:unhideWhenUsed="0" w:uiPriority="0" w:semiHidden="0" w:name="Message Header"/>
+    <w:lsdException w:qFormat="1" w:unhideWhenUsed="0" w:uiPriority="0" w:semiHidden="0" w:name="Subtitle"/>
+    <w:lsdException w:unhideWhenUsed="0" w:uiPriority="0" w:semiHidden="0" w:name="Salutation"/>
+    <w:lsdException w:unhideWhenUsed="0" w:uiPriority="0" w:semiHidden="0" w:name="Date"/>
+    <w:lsdException w:unhideWhenUsed="0" w:uiPriority="0" w:semiHidden="0" w:name="Body Text First Indent"/>
+    <w:lsdException w:unhideWhenUsed="0" w:uiPriority="0" w:semiHidden="0" w:name="Body Text First Indent 2"/>
+    <w:lsdException w:uiPriority="99" w:name="Note Heading"/>
+    <w:lsdException w:unhideWhenUsed="0" w:uiPriority="0" w:semiHidden="0" w:name="Body Text 2"/>
+    <w:lsdException w:unhideWhenUsed="0" w:uiPriority="0" w:semiHidden="0" w:name="Body Text 3"/>
+    <w:lsdException w:unhideWhenUsed="0" w:uiPriority="0" w:semiHidden="0" w:name="Body Text Indent 2"/>
+    <w:lsdException w:unhideWhenUsed="0" w:uiPriority="0" w:semiHidden="0" w:name="Body Text Indent 3"/>
+    <w:lsdException w:unhideWhenUsed="0" w:uiPriority="0" w:semiHidden="0" w:name="Block Text"/>
+    <w:lsdException w:unhideWhenUsed="0" w:uiPriority="0" w:semiHidden="0" w:name="Hyperlink"/>
+    <w:lsdException w:unhideWhenUsed="0" w:uiPriority="0" w:semiHidden="0" w:name="FollowedHyperlink"/>
+    <w:lsdException w:qFormat="1" w:unhideWhenUsed="0" w:uiPriority="0" w:semiHidden="0" w:name="Strong"/>
+    <w:lsdException w:qFormat="1" w:unhideWhenUsed="0" w:uiPriority="0" w:semiHidden="0" w:name="Emphasis"/>
+    <w:lsdException w:unhideWhenUsed="0" w:uiPriority="0" w:semiHidden="0" w:name="Document Map"/>
+    <w:lsdException w:unhideWhenUsed="0" w:uiPriority="0" w:semiHidden="0" w:name="Plain Text"/>
+    <w:lsdException w:unhideWhenUsed="0" w:uiPriority="0" w:semiHidden="0" w:name="E-mail Signature"/>
+    <w:lsdException w:qFormat="1" w:unhideWhenUsed="0" w:uiPriority="0" w:semiHidden="0" w:name="Normal (Web)"/>
+    <w:lsdException w:unhideWhenUsed="0" w:uiPriority="0" w:semiHidden="0" w:name="HTML Acronym"/>
+    <w:lsdException w:unhideWhenUsed="0" w:uiPriority="0" w:semiHidden="0" w:name="HTML Address"/>
+    <w:lsdException w:unhideWhenUsed="0" w:uiPriority="0" w:semiHidden="0" w:name="HTML Cite"/>
+    <w:lsdException w:unhideWhenUsed="0" w:uiPriority="0" w:semiHidden="0" w:name="HTML Code"/>
+    <w:lsdException w:unhideWhenUsed="0" w:uiPriority="0" w:semiHidden="0" w:name="HTML Definition"/>
+    <w:lsdException w:unhideWhenUsed="0" w:uiPriority="0" w:semiHidden="0" w:name="HTML Keyboard"/>
+    <w:lsdException w:unhideWhenUsed="0" w:uiPriority="0" w:semiHidden="0" w:name="HTML Preformatted"/>
+    <w:lsdException w:unhideWhenUsed="0" w:uiPriority="0" w:semiHidden="0" w:name="HTML Sample"/>
+    <w:lsdException w:unhideWhenUsed="0" w:uiPriority="0" w:semiHidden="0" w:name="HTML Typewriter"/>
+    <w:lsdException w:unhideWhenUsed="0" w:uiPriority="0" w:semiHidden="0" w:name="HTML Variable"/>
+    <w:lsdException w:qFormat="1" w:unhideWhenUsed="0" w:uiPriority="0" w:name="Normal Table"/>
+    <w:lsdException w:unhideWhenUsed="0" w:uiPriority="0" w:semiHidden="0" w:name="annotation subject"/>
+    <w:lsdException w:unhideWhenUsed="0" w:uiPriority="0" w:semiHidden="0" w:name="Table Simple 1"/>
+    <w:lsdException w:unhideWhenUsed="0" w:uiPriority="0" w:semiHidden="0" w:name="Table Simple 2"/>
+    <w:lsdException w:unhideWhenUsed="0" w:uiPriority="0" w:semiHidden="0" w:name="Table Simple 3"/>
+    <w:lsdException w:unhideWhenUsed="0" w:uiPriority="0" w:semiHidden="0" w:name="Table Classic 1"/>
+    <w:lsdException w:unhideWhenUsed="0" w:uiPriority="0" w:semiHidden="0" w:name="Table Classic 2"/>
+    <w:lsdException w:unhideWhenUsed="0" w:uiPriority="0" w:semiHidden="0" w:name="Table Classic 3"/>
+    <w:lsdException w:unhideWhenUsed="0" w:uiPriority="0" w:semiHidden="0" w:name="Table Classic 4"/>
+    <w:lsdException w:unhideWhenUsed="0" w:uiPriority="0" w:semiHidden="0" w:name="Table Colorful 1"/>
+    <w:lsdException w:unhideWhenUsed="0" w:uiPriority="0" w:semiHidden="0" w:name="Table Colorful 2"/>
+    <w:lsdException w:unhideWhenUsed="0" w:uiPriority="0" w:semiHidden="0" w:name="Table Colorful 3"/>
+    <w:lsdException w:unhideWhenUsed="0" w:uiPriority="0" w:semiHidden="0" w:name="Table Columns 1"/>
+    <w:lsdException w:unhideWhenUsed="0" w:uiPriority="0" w:semiHidden="0" w:name="Table Columns 2"/>
+    <w:lsdException w:unhideWhenUsed="0" w:uiPriority="0" w:semiHidden="0" w:name="Table Columns 3"/>
+    <w:lsdException w:unhideWhenUsed="0" w:uiPriority="0" w:semiHidden="0" w:name="Table Columns 4"/>
+    <w:lsdException w:unhideWhenUsed="0" w:uiPriority="0" w:semiHidden="0" w:name="Table Columns 5"/>
+    <w:lsdException w:unhideWhenUsed="0" w:uiPriority="0" w:semiHidden="0" w:name="Table Grid 1"/>
+    <w:lsdException w:unhideWhenUsed="0" w:uiPriority="0" w:semiHidden="0" w:name="Table Grid 2"/>
+    <w:lsdException w:unhideWhenUsed="0" w:uiPriority="0" w:semiHidden="0" w:name="Table Grid 3"/>
+    <w:lsdException w:unhideWhenUsed="0" w:uiPriority="0" w:semiHidden="0" w:name="Table Grid 4"/>
+    <w:lsdException w:unhideWhenUsed="0" w:uiPriority="0" w:semiHidden="0" w:name="Table Grid 5"/>
+    <w:lsdException w:unhideWhenUsed="0" w:uiPriority="0" w:semiHidden="0" w:name="Table Grid 6"/>
+    <w:lsdException w:unhideWhenUsed="0" w:uiPriority="0" w:semiHidden="0" w:name="Table Grid 7"/>
+    <w:lsdException w:unhideWhenUsed="0" w:uiPriority="0" w:semiHidden="0" w:name="Table Grid 8"/>
+    <w:lsdException w:unhideWhenUsed="0" w:uiPriority="0" w:semiHidden="0" w:name="Table List 1"/>
+    <w:lsdException w:unhideWhenUsed="0" w:uiPriority="0" w:semiHidden="0" w:name="Table List 2"/>
+    <w:lsdException w:unhideWhenUsed="0" w:uiPriority="0" w:semiHidden="0" w:name="Table List 3"/>
+    <w:lsdException w:unhideWhenUsed="0" w:uiPriority="0" w:semiHidden="0" w:name="Table List 4"/>
+    <w:lsdException w:unhideWhenUsed="0" w:uiPriority="0" w:semiHidden="0" w:name="Table List 5"/>
+    <w:lsdException w:unhideWhenUsed="0" w:uiPriority="0" w:semiHidden="0" w:name="Table List 6"/>
+    <w:lsdException w:unhideWhenUsed="0" w:uiPriority="0" w:semiHidden="0" w:name="Table List 7"/>
+    <w:lsdException w:unhideWhenUsed="0" w:uiPriority="0" w:semiHidden="0" w:name="Table List 8"/>
+    <w:lsdException w:unhideWhenUsed="0" w:uiPriority="0" w:semiHidden="0" w:name="Table 3D effects 1"/>
+    <w:lsdException w:unhideWhenUsed="0" w:uiPriority="0" w:semiHidden="0" w:name="Table 3D effects 2"/>
+    <w:lsdException w:unhideWhenUsed="0" w:uiPriority="0" w:semiHidden="0" w:name="Table 3D effects 3"/>
+    <w:lsdException w:unhideWhenUsed="0" w:uiPriority="0" w:semiHidden="0" w:name="Table Contemporary"/>
+    <w:lsdException w:unhideWhenUsed="0" w:uiPriority="0" w:semiHidden="0" w:name="Table Elegant"/>
+    <w:lsdException w:unhideWhenUsed="0" w:uiPriority="0" w:semiHidden="0" w:name="Table Professional"/>
+    <w:lsdException w:unhideWhenUsed="0" w:uiPriority="0" w:semiHidden="0" w:name="Table Subtle 1"/>
+    <w:lsdException w:unhideWhenUsed="0" w:uiPriority="0" w:semiHidden="0" w:name="Table Subtle 2"/>
+    <w:lsdException w:unhideWhenUsed="0" w:uiPriority="0" w:semiHidden="0" w:name="Table Web 1"/>
+    <w:lsdException w:unhideWhenUsed="0" w:uiPriority="0" w:semiHidden="0" w:name="Table Web 2"/>
+    <w:lsdException w:unhideWhenUsed="0" w:uiPriority="0" w:semiHidden="0" w:name="Table Web 3"/>
+    <w:lsdException w:unhideWhenUsed="0" w:uiPriority="0" w:semiHidden="0" w:name="Balloon Text"/>
+    <w:lsdException w:qFormat="1" w:unhideWhenUsed="0" w:uiPriority="0" w:semiHidden="0" w:name="Table Grid"/>
+    <w:lsdException w:unhideWhenUsed="0" w:uiPriority="0" w:semiHidden="0" w:name="Table Theme"/>
+    <w:lsdException w:unhideWhenUsed="0" w:uiPriority="60" w:semiHidden="0" w:name="Light Shading"/>
+    <w:lsdException w:unhideWhenUsed="0" w:uiPriority="61" w:semiHidden="0" w:name="Light List"/>
+    <w:lsdException w:unhideWhenUsed="0" w:uiPriority="62" w:semiHidden="0" w:name="Light Grid"/>
+    <w:lsdException w:unhideWhenUsed="0" w:uiPriority="63" w:semiHidden="0" w:name="Medium Shading 1"/>
+    <w:lsdException w:unhideWhenUsed="0" w:uiPriority="64" w:semiHidden="0" w:name="Medium Shading 2"/>
+    <w:lsdException w:unhideWhenUsed="0" w:uiPriority="65" w:semiHidden="0" w:name="Medium List 1"/>
+    <w:lsdException w:unhideWhenUsed="0" w:uiPriority="66" w:semiHidden="0" w:name="Medium List 2"/>
+    <w:lsdException w:unhideWhenUsed="0" w:uiPriority="67" w:semiHidden="0" w:name="Medium Grid 1"/>
+    <w:lsdException w:unhideWhenUsed="0" w:uiPriority="68" w:semiHidden="0" w:name="Medium Grid 2"/>
+    <w:lsdException w:unhideWhenUsed="0" w:uiPriority="69" w:semiHidden="0" w:name="Medium Grid 3"/>
+    <w:lsdException w:unhideWhenUsed="0" w:uiPriority="70" w:semiHidden="0" w:name="Dark List"/>
+    <w:lsdException w:unhideWhenUsed="0" w:uiPriority="71" w:semiHidden="0" w:name="Colorful Shading"/>
+    <w:lsdException w:unhideWhenUsed="0" w:uiPriority="72" w:semiHidden="0" w:name="Colorful List"/>
+    <w:lsdException w:unhideWhenUsed="0" w:uiPriority="73" w:semiHidden="0" w:name="Colorful Grid"/>
+    <w:lsdException w:unhideWhenUsed="0" w:uiPriority="60" w:semiHidden="0" w:name="Light Shading Accent 1"/>
+    <w:lsdException w:unhideWhenUsed="0" w:uiPriority="61" w:semiHidden="0" w:name="Light List Accent 1"/>
+    <w:lsdException w:unhideWhenUsed="0" w:uiPriority="62" w:semiHidden="0" w:name="Light Grid Accent 1"/>
+    <w:lsdException w:unhideWhenUsed="0" w:uiPriority="63" w:semiHidden="0" w:name="Medium Shading 1 Accent 1"/>
+    <w:lsdException w:unhideWhenUsed="0" w:uiPriority="64" w:semiHidden="0" w:name="Medium Shading 2 Accent 1"/>
+    <w:lsdException w:unhideWhenUsed="0" w:uiPriority="65" w:semiHidden="0" w:name="Medium List 1 Accent 1"/>
+    <w:lsdException w:unhideWhenUsed="0" w:uiPriority="66" w:semiHidden="0" w:name="Medium List 2 Accent 1"/>
+    <w:lsdException w:unhideWhenUsed="0" w:uiPriority="67" w:semiHidden="0" w:name="Medium Grid 1 Accent 1"/>
+    <w:lsdException w:unhideWhenUsed="0" w:uiPriority="68" w:semiHidden="0" w:name="Medium Grid 2 Accent 1"/>
+    <w:lsdException w:unhideWhenUsed="0" w:uiPriority="69" w:semiHidden="0" w:name="Medium Grid 3 Accent 1"/>
+    <w:lsdException w:unhideWhenUsed="0" w:uiPriority="70" w:semiHidden="0" w:name="Dark List Accent 1"/>
+    <w:lsdException w:unhideWhenUsed="0" w:uiPriority="71" w:semiHidden="0" w:name="Colorful Shading Accent 1"/>
+    <w:lsdException w:unhideWhenUsed="0" w:uiPriority="72" w:semiHidden="0" w:name="Colorful List Accent 1"/>
+    <w:lsdException w:unhideWhenUsed="0" w:uiPriority="73" w:semiHidden="0" w:name="Colorful Grid Accent 1"/>
+    <w:lsdException w:unhideWhenUsed="0" w:uiPriority="60" w:semiHidden="0" w:name="Light Shading Accent 2"/>
+    <w:lsdException w:unhideWhenUsed="0" w:uiPriority="61" w:semiHidden="0" w:name="Light List Accent 2"/>
+    <w:lsdException w:unhideWhenUsed="0" w:uiPriority="62" w:semiHidden="0" w:name="Light Grid Accent 2"/>
+    <w:lsdException w:unhideWhenUsed="0" w:uiPriority="63" w:semiHidden="0" w:name="Medium Shading 1 Accent 2"/>
+    <w:lsdException w:unhideWhenUsed="0" w:uiPriority="64" w:semiHidden="0" w:name="Medium Shading 2 Accent 2"/>
+    <w:lsdException w:unhideWhenUsed="0" w:uiPriority="65" w:semiHidden="0" w:name="Medium List 1 Accent 2"/>
+    <w:lsdException w:unhideWhenUsed="0" w:uiPriority="66" w:semiHidden="0" w:name="Medium List 2 Accent 2"/>
+    <w:lsdException w:unhideWhenUsed="0" w:uiPriority="67" w:semiHidden="0" w:name="Medium Grid 1 Accent 2"/>
+    <w:lsdException w:unhideWhenUsed="0" w:uiPriority="68" w:semiHidden="0" w:name="Medium Grid 2 Accent 2"/>
+    <w:lsdException w:unhideWhenUsed="0" w:uiPriority="69" w:semiHidden="0" w:name="Medium Grid 3 Accent 2"/>
+    <w:lsdException w:unhideWhenUsed="0" w:uiPriority="70" w:semiHidden="0" w:name="Dark List Accent 2"/>
+    <w:lsdException w:unhideWhenUsed="0" w:uiPriority="71" w:semiHidden="0" w:name="Colorful Shading Accent 2"/>
+    <w:lsdException w:unhideWhenUsed="0" w:uiPriority="72" w:semiHidden="0" w:name="Colorful List Accent 2"/>
+    <w:lsdException w:unhideWhenUsed="0" w:uiPriority="73" w:semiHidden="0" w:name="Colorful Grid Accent 2"/>
+    <w:lsdException w:unhideWhenUsed="0" w:uiPriority="60" w:semiHidden="0" w:name="Light Shading Accent 3"/>
+    <w:lsdException w:unhideWhenUsed="0" w:uiPriority="61" w:semiHidden="0" w:name="Light List Accent 3"/>
+    <w:lsdException w:unhideWhenUsed="0" w:uiPriority="62" w:semiHidden="0" w:name="Light Grid Accent 3"/>
+    <w:lsdException w:unhideWhenUsed="0" w:uiPriority="63" w:semiHidden="0" w:name="Medium Shading 1 Accent 3"/>
+    <w:lsdException w:unhideWhenUsed="0" w:uiPriority="64" w:semiHidden="0" w:name="Medium Shading 2 Accent 3"/>
+    <w:lsdException w:unhideWhenUsed="0" w:uiPriority="65" w:semiHidden="0" w:name="Medium List 1 Accent 3"/>
+    <w:lsdException w:unhideWhenUsed="0" w:uiPriority="66" w:semiHidden="0" w:name="Medium List 2 Accent 3"/>
+    <w:lsdException w:unhideWhenUsed="0" w:uiPriority="67" w:semiHidden="0" w:name="Medium Grid 1 Accent 3"/>
+    <w:lsdException w:unhideWhenUsed="0" w:uiPriority="68" w:semiHidden="0" w:name="Medium Grid 2 Accent 3"/>
+    <w:lsdException w:unhideWhenUsed="0" w:uiPriority="69" w:semiHidden="0" w:name="Medium Grid 3 Accent 3"/>
+    <w:lsdException w:unhideWhenUsed="0" w:uiPriority="70" w:semiHidden="0" w:name="Dark List Accent 3"/>
+    <w:lsdException w:unhideWhenUsed="0" w:uiPriority="71" w:semiHidden="0" w:name="Colorful Shading Accent 3"/>
+    <w:lsdException w:unhideWhenUsed="0" w:uiPriority="72" w:semiHidden="0" w:name="Colorful List Accent 3"/>
+    <w:lsdException w:unhideWhenUsed="0" w:uiPriority="73" w:semiHidden="0" w:name="Colorful Grid Accent 3"/>
+    <w:lsdException w:unhideWhenUsed="0" w:uiPriority="60" w:semiHidden="0" w:name="Light Shading Accent 4"/>
+    <w:lsdException w:unhideWhenUsed="0" w:uiPriority="61" w:semiHidden="0" w:name="Light List Accent 4"/>
+    <w:lsdException w:unhideWhenUsed="0" w:uiPriority="62" w:semiHidden="0" w:name="Light Grid Accent 4"/>
+    <w:lsdException w:unhideWhenUsed="0" w:uiPriority="63" w:semiHidden="0" w:name="Medium Shading 1 Accent 4"/>
+    <w:lsdException w:unhideWhenUsed="0" w:uiPriority="64" w:semiHidden="0" w:name="Medium Shading 2 Accent 4"/>
+    <w:lsdException w:unhideWhenUsed="0" w:uiPriority="65" w:semiHidden="0" w:name="Medium List 1 Accent 4"/>
+    <w:lsdException w:unhideWhenUsed="0" w:uiPriority="66" w:semiHidden="0" w:name="Medium List 2 Accent 4"/>
+    <w:lsdException w:unhideWhenUsed="0" w:uiPriority="67" w:semiHidden="0" w:name="Medium Grid 1 Accent 4"/>
+    <w:lsdException w:unhideWhenUsed="0" w:uiPriority="68" w:semiHidden="0" w:name="Medium Grid 2 Accent 4"/>
+    <w:lsdException w:unhideWhenUsed="0" w:uiPriority="69" w:semiHidden="0" w:name="Medium Grid 3 Accent 4"/>
+    <w:lsdException w:unhideWhenUsed="0" w:uiPriority="70" w:semiHidden="0" w:name="Dark List Accent 4"/>
+    <w:lsdException w:unhideWhenUsed="0" w:uiPriority="71" w:semiHidden="0" w:name="Colorful Shading Accent 4"/>
+    <w:lsdException w:unhideWhenUsed="0" w:uiPriority="72" w:semiHidden="0" w:name="Colorful List Accent 4"/>
+    <w:lsdException w:unhideWhenUsed="0" w:uiPriority="73" w:semiHidden="0" w:name="Colorful Grid Accent 4"/>
+    <w:lsdException w:unhideWhenUsed="0" w:uiPriority="60" w:semiHidden="0" w:name="Light Shading Accent 5"/>
+    <w:lsdException w:unhideWhenUsed="0" w:uiPriority="61" w:semiHidden="0" w:name="Light List Accent 5"/>
+    <w:lsdException w:unhideWhenUsed="0" w:uiPriority="62" w:semiHidden="0" w:name="Light Grid Accent 5"/>
+    <w:lsdException w:unhideWhenUsed="0" w:uiPriority="63" w:semiHidden="0" w:name="Medium Shading 1 Accent 5"/>
+    <w:lsdException w:unhideWhenUsed="0" w:uiPriority="64" w:semiHidden="0" w:name="Medium Shading 2 Accent 5"/>
+    <w:lsdException w:unhideWhenUsed="0" w:uiPriority="65" w:semiHidden="0" w:name="Medium List 1 Accent 5"/>
+    <w:lsdException w:unhideWhenUsed="0" w:uiPriority="66" w:semiHidden="0" w:name="Medium List 2 Accent 5"/>
+    <w:lsdException w:unhideWhenUsed="0" w:uiPriority="67" w:semiHidden="0" w:name="Medium Grid 1 Accent 5"/>
+    <w:lsdException w:unhideWhenUsed="0" w:uiPriority="68" w:semiHidden="0" w:name="Medium Grid 2 Accent 5"/>
+    <w:lsdException w:unhideWhenUsed="0" w:uiPriority="69" w:semiHidden="0" w:name="Medium Grid 3 Accent 5"/>
+    <w:lsdException w:unhideWhenUsed="0" w:uiPriority="70" w:semiHidden="0" w:name="Dark List Accent 5"/>
+    <w:lsdException w:unhideWhenUsed="0" w:uiPriority="71" w:semiHidden="0" w:name="Colorful Shading Accent 5"/>
+    <w:lsdException w:unhideWhenUsed="0" w:uiPriority="72" w:semiHidden="0" w:name="Colorful List Accent 5"/>
+    <w:lsdException w:unhideWhenUsed="0" w:uiPriority="73" w:semiHidden="0" w:name="Colorful Grid Accent 5"/>
+    <w:lsdException w:unhideWhenUsed="0" w:uiPriority="60" w:semiHidden="0" w:name="Light Shading Accent 6"/>
+    <w:lsdException w:unhideWhenUsed="0" w:uiPriority="61" w:semiHidden="0" w:name="Light List Accent 6"/>
+    <w:lsdException w:unhideWhenUsed="0" w:uiPriority="62" w:semiHidden="0" w:name="Light Grid Accent 6"/>
+    <w:lsdException w:unhideWhenUsed="0" w:uiPriority="63" w:semiHidden="0" w:name="Medium Shading 1 Accent 6"/>
+    <w:lsdException w:unhideWhenUsed="0" w:uiPriority="64" w:semiHidden="0" w:name="Medium Shading 2 Accent 6"/>
+    <w:lsdException w:unhideWhenUsed="0" w:uiPriority="65" w:semiHidden="0" w:name="Medium List 1 Accent 6"/>
+    <w:lsdException w:unhideWhenUsed="0" w:uiPriority="66" w:semiHidden="0" w:name="Medium List 2 Accent 6"/>
+    <w:lsdException w:unhideWhenUsed="0" w:uiPriority="67" w:semiHidden="0" w:name="Medium Grid 1 Accent 6"/>
+    <w:lsdException w:unhideWhenUsed="0" w:uiPriority="68" w:semiHidden="0" w:name="Medium Grid 2 Accent 6"/>
+    <w:lsdException w:unhideWhenUsed="0" w:uiPriority="69" w:semiHidden="0" w:name="Medium Grid 3 Accent 6"/>
+    <w:lsdException w:unhideWhenUsed="0" w:uiPriority="70" w:semiHidden="0" w:name="Dark List Accent 6"/>
+    <w:lsdException w:unhideWhenUsed="0" w:uiPriority="71" w:semiHidden="0" w:name="Colorful Shading Accent 6"/>
+    <w:lsdException w:unhideWhenUsed="0" w:uiPriority="72" w:semiHidden="0" w:name="Colorful List Accent 6"/>
+    <w:lsdException w:unhideWhenUsed="0" w:uiPriority="73" w:semiHidden="0" w:name="Colorful Grid Accent 6"/>
   </w:latentStyles>
-  <w:style w:type="paragraph" w:default="1" w:styleId="Normal">
+  <w:style w:type="paragraph" w:default="1" w:styleId="1">
     <w:name w:val="Normal"/>
     <w:qFormat/>
+    <w:uiPriority w:val="0"/>
     <w:pPr>
       <w:kinsoku w:val="0"/>
       <w:autoSpaceDE w:val="0"/>
@@ -9524,7 +9621,7 @@
       <w:textAlignment w:val="baseline"/>
     </w:pPr>
     <w:rPr>
-      <w:rFonts w:ascii="Arial" w:eastAsia="宋体" w:hAnsi="Arial" w:cs="Arial"/>
+      <w:rFonts w:ascii="Arial" w:hAnsi="Arial" w:eastAsia="宋体" w:cs="Arial"/>
       <w:snapToGrid w:val="0"/>
       <w:color w:val="000000"/>
       <w:kern w:val="0"/>
@@ -9533,11 +9630,12 @@
       <w:lang w:val="en-US" w:eastAsia="en-US" w:bidi="ar-SA"/>
     </w:rPr>
   </w:style>
-  <w:style w:type="paragraph" w:styleId="Heading1">
+  <w:style w:type="paragraph" w:styleId="2">
     <w:name w:val="heading 1"/>
-    <w:basedOn w:val="Normal"/>
-    <w:next w:val="Normal"/>
+    <w:basedOn w:val="1"/>
+    <w:next w:val="1"/>
     <w:qFormat/>
+    <w:uiPriority w:val="0"/>
     <w:pPr>
       <w:keepNext/>
       <w:keepLines/>
@@ -9555,12 +9653,13 @@
       <w:sz w:val="44"/>
     </w:rPr>
   </w:style>
-  <w:style w:type="paragraph" w:styleId="Heading2">
+  <w:style w:type="paragraph" w:styleId="3">
     <w:name w:val="heading 2"/>
-    <w:basedOn w:val="Normal"/>
-    <w:next w:val="Normal"/>
+    <w:basedOn w:val="1"/>
+    <w:next w:val="1"/>
     <w:unhideWhenUsed/>
     <w:qFormat/>
+    <w:uiPriority w:val="0"/>
     <w:pPr>
       <w:keepNext/>
       <w:keepLines/>
@@ -9573,18 +9672,19 @@
       <w:outlineLvl w:val="1"/>
     </w:pPr>
     <w:rPr>
-      <w:rFonts w:ascii="Arial" w:eastAsia="黑体" w:hAnsi="Arial"/>
+      <w:rFonts w:ascii="Arial" w:hAnsi="Arial" w:eastAsia="黑体"/>
       <w:b/>
       <w:sz w:val="32"/>
     </w:rPr>
   </w:style>
-  <w:style w:type="paragraph" w:styleId="Heading3">
+  <w:style w:type="paragraph" w:styleId="4">
     <w:name w:val="heading 3"/>
-    <w:basedOn w:val="Normal"/>
-    <w:next w:val="Normal"/>
+    <w:basedOn w:val="1"/>
+    <w:next w:val="1"/>
     <w:semiHidden/>
     <w:unhideWhenUsed/>
     <w:qFormat/>
+    <w:uiPriority w:val="0"/>
     <w:pPr>
       <w:keepNext/>
       <w:keepLines/>
@@ -9601,12 +9701,13 @@
       <w:sz w:val="32"/>
     </w:rPr>
   </w:style>
-  <w:style w:type="paragraph" w:styleId="Heading4">
+  <w:style w:type="paragraph" w:styleId="5">
     <w:name w:val="heading 4"/>
-    <w:basedOn w:val="Normal"/>
-    <w:next w:val="Normal"/>
+    <w:basedOn w:val="1"/>
+    <w:next w:val="1"/>
     <w:unhideWhenUsed/>
     <w:qFormat/>
+    <w:uiPriority w:val="0"/>
     <w:pPr>
       <w:keepNext/>
       <w:keepLines/>
@@ -9619,18 +9720,19 @@
       <w:outlineLvl w:val="3"/>
     </w:pPr>
     <w:rPr>
-      <w:rFonts w:ascii="Arial" w:eastAsia="黑体" w:hAnsi="Arial"/>
+      <w:rFonts w:ascii="Arial" w:hAnsi="Arial" w:eastAsia="黑体"/>
       <w:b/>
       <w:sz w:val="28"/>
     </w:rPr>
   </w:style>
-  <w:style w:type="paragraph" w:styleId="Heading5">
+  <w:style w:type="paragraph" w:styleId="6">
     <w:name w:val="heading 5"/>
-    <w:basedOn w:val="Normal"/>
-    <w:next w:val="Normal"/>
+    <w:basedOn w:val="1"/>
+    <w:next w:val="1"/>
     <w:semiHidden/>
     <w:unhideWhenUsed/>
     <w:qFormat/>
+    <w:uiPriority w:val="0"/>
     <w:pPr>
       <w:keepNext/>
       <w:keepLines/>
@@ -9647,13 +9749,14 @@
       <w:sz w:val="28"/>
     </w:rPr>
   </w:style>
-  <w:style w:type="paragraph" w:styleId="Heading6">
+  <w:style w:type="paragraph" w:styleId="7">
     <w:name w:val="heading 6"/>
-    <w:basedOn w:val="Normal"/>
-    <w:next w:val="Normal"/>
+    <w:basedOn w:val="1"/>
+    <w:next w:val="1"/>
     <w:semiHidden/>
     <w:unhideWhenUsed/>
     <w:qFormat/>
+    <w:uiPriority w:val="0"/>
     <w:pPr>
       <w:keepNext/>
       <w:keepLines/>
@@ -9666,18 +9769,19 @@
       <w:outlineLvl w:val="5"/>
     </w:pPr>
     <w:rPr>
-      <w:rFonts w:ascii="Arial" w:eastAsia="黑体" w:hAnsi="Arial"/>
+      <w:rFonts w:ascii="Arial" w:hAnsi="Arial" w:eastAsia="黑体"/>
       <w:b/>
       <w:sz w:val="24"/>
     </w:rPr>
   </w:style>
-  <w:style w:type="paragraph" w:styleId="Heading7">
+  <w:style w:type="paragraph" w:styleId="8">
     <w:name w:val="heading 7"/>
-    <w:basedOn w:val="Normal"/>
-    <w:next w:val="Normal"/>
+    <w:basedOn w:val="1"/>
+    <w:next w:val="1"/>
     <w:semiHidden/>
     <w:unhideWhenUsed/>
     <w:qFormat/>
+    <w:uiPriority w:val="0"/>
     <w:pPr>
       <w:keepNext/>
       <w:keepLines/>
@@ -9694,13 +9798,14 @@
       <w:sz w:val="24"/>
     </w:rPr>
   </w:style>
-  <w:style w:type="paragraph" w:styleId="Heading8">
+  <w:style w:type="paragraph" w:styleId="9">
     <w:name w:val="heading 8"/>
-    <w:basedOn w:val="Normal"/>
-    <w:next w:val="Normal"/>
+    <w:basedOn w:val="1"/>
+    <w:next w:val="1"/>
     <w:semiHidden/>
     <w:unhideWhenUsed/>
     <w:qFormat/>
+    <w:uiPriority w:val="0"/>
     <w:pPr>
       <w:keepNext/>
       <w:keepLines/>
@@ -9713,17 +9818,18 @@
       <w:outlineLvl w:val="7"/>
     </w:pPr>
     <w:rPr>
-      <w:rFonts w:ascii="Arial" w:eastAsia="黑体" w:hAnsi="Arial"/>
+      <w:rFonts w:ascii="Arial" w:hAnsi="Arial" w:eastAsia="黑体"/>
       <w:sz w:val="24"/>
     </w:rPr>
   </w:style>
-  <w:style w:type="paragraph" w:styleId="Heading9">
+  <w:style w:type="paragraph" w:styleId="10">
     <w:name w:val="heading 9"/>
-    <w:basedOn w:val="Normal"/>
-    <w:next w:val="Normal"/>
+    <w:basedOn w:val="1"/>
+    <w:next w:val="1"/>
     <w:semiHidden/>
     <w:unhideWhenUsed/>
     <w:qFormat/>
+    <w:uiPriority w:val="0"/>
     <w:pPr>
       <w:keepNext/>
       <w:keepLines/>
@@ -9736,19 +9842,21 @@
       <w:outlineLvl w:val="8"/>
     </w:pPr>
     <w:rPr>
-      <w:rFonts w:ascii="Arial" w:eastAsia="黑体" w:hAnsi="Arial"/>
+      <w:rFonts w:ascii="Arial" w:hAnsi="Arial" w:eastAsia="黑体"/>
       <w:sz w:val="21"/>
     </w:rPr>
   </w:style>
-  <w:style w:type="character" w:default="1" w:styleId="DefaultParagraphFont">
+  <w:style w:type="character" w:default="1" w:styleId="22">
     <w:name w:val="Default Paragraph Font"/>
     <w:semiHidden/>
     <w:qFormat/>
+    <w:uiPriority w:val="0"/>
   </w:style>
-  <w:style w:type="table" w:default="1" w:styleId="TableNormal">
+  <w:style w:type="table" w:default="1" w:styleId="20">
     <w:name w:val="Normal Table"/>
     <w:semiHidden/>
     <w:qFormat/>
+    <w:uiPriority w:val="0"/>
     <w:tblPr>
       <w:tblCellMar>
         <w:top w:w="0" w:type="dxa"/>
@@ -9758,39 +9866,43 @@
       </w:tblCellMar>
     </w:tblPr>
   </w:style>
-  <w:style w:type="paragraph" w:styleId="CommentText">
+  <w:style w:type="paragraph" w:styleId="11">
     <w:name w:val="annotation text"/>
-    <w:basedOn w:val="Normal"/>
+    <w:basedOn w:val="1"/>
     <w:qFormat/>
+    <w:uiPriority w:val="0"/>
     <w:pPr>
       <w:jc w:val="left"/>
     </w:pPr>
   </w:style>
-  <w:style w:type="paragraph" w:styleId="BodyText">
+  <w:style w:type="paragraph" w:styleId="12">
     <w:name w:val="Body Text"/>
-    <w:basedOn w:val="Normal"/>
+    <w:basedOn w:val="1"/>
     <w:semiHidden/>
     <w:qFormat/>
+    <w:uiPriority w:val="0"/>
     <w:rPr>
-      <w:rFonts w:ascii="Arial" w:eastAsia="Arial" w:hAnsi="Arial" w:cs="Arial"/>
+      <w:rFonts w:ascii="Arial" w:hAnsi="Arial" w:eastAsia="Arial" w:cs="Arial"/>
       <w:sz w:val="21"/>
       <w:szCs w:val="21"/>
       <w:lang w:val="en-US" w:eastAsia="en-US" w:bidi="ar-SA"/>
     </w:rPr>
   </w:style>
-  <w:style w:type="paragraph" w:styleId="TOC3">
+  <w:style w:type="paragraph" w:styleId="13">
     <w:name w:val="toc 3"/>
-    <w:basedOn w:val="Normal"/>
-    <w:next w:val="Normal"/>
+    <w:basedOn w:val="1"/>
+    <w:next w:val="1"/>
     <w:qFormat/>
+    <w:uiPriority w:val="0"/>
     <w:pPr>
       <w:ind w:left="840" w:leftChars="400"/>
     </w:pPr>
   </w:style>
-  <w:style w:type="paragraph" w:styleId="Footer">
+  <w:style w:type="paragraph" w:styleId="14">
     <w:name w:val="footer"/>
-    <w:basedOn w:val="Normal"/>
+    <w:basedOn w:val="1"/>
     <w:qFormat/>
+    <w:uiPriority w:val="0"/>
     <w:pPr>
       <w:tabs>
         <w:tab w:val="center" w:pos="4153"/>
@@ -9803,16 +9915,17 @@
       <w:sz w:val="18"/>
     </w:rPr>
   </w:style>
-  <w:style w:type="paragraph" w:styleId="Header">
+  <w:style w:type="paragraph" w:styleId="15">
     <w:name w:val="header"/>
-    <w:basedOn w:val="Normal"/>
+    <w:basedOn w:val="1"/>
     <w:qFormat/>
+    <w:uiPriority w:val="0"/>
     <w:pPr>
       <w:pBdr>
-        <w:top w:val="nil"/>
-        <w:left w:val="nil"/>
-        <w:bottom w:val="nil"/>
-        <w:right w:val="nil"/>
+        <w:top w:val="none" w:color="auto" w:sz="0" w:space="0"/>
+        <w:left w:val="none" w:color="auto" w:sz="0" w:space="0"/>
+        <w:bottom w:val="none" w:color="auto" w:sz="0" w:space="0"/>
+        <w:right w:val="none" w:color="auto" w:sz="0" w:space="0"/>
       </w:pBdr>
       <w:tabs>
         <w:tab w:val="center" w:pos="4153"/>
@@ -9827,37 +9940,41 @@
       <w:sz w:val="18"/>
     </w:rPr>
   </w:style>
-  <w:style w:type="paragraph" w:styleId="TOC1">
+  <w:style w:type="paragraph" w:styleId="16">
     <w:name w:val="toc 1"/>
-    <w:basedOn w:val="Normal"/>
-    <w:next w:val="Normal"/>
+    <w:basedOn w:val="1"/>
+    <w:next w:val="1"/>
     <w:qFormat/>
+    <w:uiPriority w:val="0"/>
     <w:rPr>
-      <w:rFonts w:ascii="Arial" w:eastAsia="Microsoft JhengHei" w:hAnsi="Arial"/>
+      <w:rFonts w:ascii="Arial" w:hAnsi="Arial" w:eastAsia="Microsoft JhengHei"/>
       <w:sz w:val="24"/>
     </w:rPr>
   </w:style>
-  <w:style w:type="paragraph" w:styleId="TOC2">
+  <w:style w:type="paragraph" w:styleId="17">
     <w:name w:val="toc 2"/>
-    <w:basedOn w:val="Normal"/>
-    <w:next w:val="Normal"/>
+    <w:basedOn w:val="1"/>
+    <w:next w:val="1"/>
     <w:qFormat/>
+    <w:uiPriority w:val="0"/>
     <w:pPr>
       <w:ind w:left="420" w:leftChars="200"/>
     </w:pPr>
   </w:style>
-  <w:style w:type="paragraph" w:styleId="NormalWeb">
+  <w:style w:type="paragraph" w:styleId="18">
     <w:name w:val="Normal (Web)"/>
-    <w:basedOn w:val="Normal"/>
+    <w:basedOn w:val="1"/>
     <w:qFormat/>
+    <w:uiPriority w:val="0"/>
     <w:rPr>
       <w:sz w:val="24"/>
     </w:rPr>
   </w:style>
-  <w:style w:type="paragraph" w:styleId="Title">
+  <w:style w:type="paragraph" w:styleId="19">
     <w:name w:val="Title"/>
-    <w:basedOn w:val="Normal"/>
+    <w:basedOn w:val="1"/>
     <w:qFormat/>
+    <w:uiPriority w:val="0"/>
     <w:pPr>
       <w:spacing w:before="240" w:beforeLines="0" w:beforeAutospacing="0" w:after="60" w:afterLines="0" w:afterAutospacing="0"/>
       <w:jc w:val="center"/>
@@ -9869,85 +9986,91 @@
       <w:sz w:val="32"/>
     </w:rPr>
   </w:style>
-  <w:style w:type="table" w:styleId="TableGrid">
+  <w:style w:type="table" w:styleId="21">
     <w:name w:val="Table Grid"/>
-    <w:basedOn w:val="TableNormal"/>
+    <w:basedOn w:val="20"/>
     <w:qFormat/>
+    <w:uiPriority w:val="0"/>
     <w:pPr>
       <w:widowControl w:val="0"/>
       <w:jc w:val="both"/>
     </w:pPr>
     <w:tblPr>
       <w:tblBorders>
-        <w:top w:val="single" w:sz="4" w:space="0" w:color="auto"/>
-        <w:left w:val="single" w:sz="4" w:space="0" w:color="auto"/>
-        <w:bottom w:val="single" w:sz="4" w:space="0" w:color="auto"/>
-        <w:right w:val="single" w:sz="4" w:space="0" w:color="auto"/>
-        <w:insideH w:val="single" w:sz="4" w:space="0" w:color="auto"/>
-        <w:insideV w:val="single" w:sz="4" w:space="0" w:color="auto"/>
+        <w:top w:val="single" w:color="auto" w:sz="4" w:space="0"/>
+        <w:left w:val="single" w:color="auto" w:sz="4" w:space="0"/>
+        <w:bottom w:val="single" w:color="auto" w:sz="4" w:space="0"/>
+        <w:right w:val="single" w:color="auto" w:sz="4" w:space="0"/>
+        <w:insideH w:val="single" w:color="auto" w:sz="4" w:space="0"/>
+        <w:insideV w:val="single" w:color="auto" w:sz="4" w:space="0"/>
       </w:tblBorders>
     </w:tblPr>
   </w:style>
-  <w:style w:type="character" w:styleId="Strong">
+  <w:style w:type="character" w:styleId="23">
     <w:name w:val="Strong"/>
-    <w:basedOn w:val="DefaultParagraphFont"/>
+    <w:basedOn w:val="22"/>
     <w:qFormat/>
+    <w:uiPriority w:val="0"/>
     <w:rPr>
       <w:b/>
     </w:rPr>
   </w:style>
-  <w:style w:type="paragraph" w:customStyle="1" w:styleId="a">
+  <w:style w:type="paragraph" w:customStyle="1" w:styleId="24">
     <w:name w:val="柴_文档修订信息"/>
-    <w:basedOn w:val="Normal"/>
+    <w:basedOn w:val="1"/>
     <w:qFormat/>
+    <w:uiPriority w:val="0"/>
     <w:pPr>
       <w:widowControl w:val="0"/>
       <w:ind w:firstLine="470" w:firstLineChars="200"/>
       <w:jc w:val="center"/>
     </w:pPr>
     <w:rPr>
-      <w:rFonts w:ascii="Arial" w:hAnsi="Arial" w:hint="eastAsia"/>
+      <w:rFonts w:hint="eastAsia" w:ascii="Arial" w:hAnsi="Arial"/>
       <w:b/>
       <w:bCs/>
       <w:sz w:val="24"/>
       <w:lang w:eastAsia="zh-CN"/>
     </w:rPr>
   </w:style>
-  <w:style w:type="paragraph" w:customStyle="1" w:styleId="a0">
+  <w:style w:type="paragraph" w:customStyle="1" w:styleId="25">
     <w:name w:val="柴_公司名"/>
-    <w:basedOn w:val="Title"/>
+    <w:basedOn w:val="19"/>
     <w:qFormat/>
+    <w:uiPriority w:val="0"/>
     <w:pPr>
       <w:spacing w:after="600" w:afterLines="600"/>
     </w:pPr>
     <w:rPr>
-      <w:rFonts w:ascii="宋体" w:eastAsia="宋体" w:hAnsi="宋体" w:cs="宋体" w:hint="eastAsia"/>
+      <w:rFonts w:hint="eastAsia" w:ascii="宋体" w:hAnsi="宋体" w:eastAsia="宋体" w:cs="宋体"/>
       <w:bCs/>
       <w:spacing w:val="-6"/>
       <w:sz w:val="52"/>
       <w:szCs w:val="52"/>
     </w:rPr>
   </w:style>
-  <w:style w:type="paragraph" w:customStyle="1" w:styleId="a1">
+  <w:style w:type="paragraph" w:customStyle="1" w:styleId="26">
     <w:name w:val="柴_文档名"/>
-    <w:basedOn w:val="Title"/>
+    <w:basedOn w:val="19"/>
     <w:qFormat/>
+    <w:uiPriority w:val="0"/>
     <w:pPr>
       <w:spacing w:after="900" w:afterLines="900"/>
     </w:pPr>
     <w:rPr>
-      <w:rFonts w:ascii="黑体" w:eastAsia="黑体" w:hAnsi="黑体" w:cs="黑体"/>
+      <w:rFonts w:ascii="黑体" w:hAnsi="黑体" w:eastAsia="黑体" w:cs="黑体"/>
       <w:bCs/>
       <w:spacing w:val="-7"/>
       <w:sz w:val="52"/>
       <w:szCs w:val="52"/>
     </w:rPr>
   </w:style>
-  <w:style w:type="table" w:customStyle="1" w:styleId="TableNormal0">
+  <w:style w:type="table" w:customStyle="1" w:styleId="27">
     <w:name w:val="Table Normal_0"/>
     <w:semiHidden/>
     <w:unhideWhenUsed/>
     <w:qFormat/>
+    <w:uiPriority w:val="0"/>
     <w:tblPr>
       <w:tblCellMar>
         <w:top w:w="0" w:type="dxa"/>
@@ -9957,82 +10080,88 @@
       </w:tblCellMar>
     </w:tblPr>
   </w:style>
-  <w:style w:type="paragraph" w:customStyle="1" w:styleId="TableText">
+  <w:style w:type="paragraph" w:customStyle="1" w:styleId="28">
     <w:name w:val="Table Text"/>
-    <w:basedOn w:val="Normal"/>
+    <w:basedOn w:val="1"/>
     <w:semiHidden/>
     <w:qFormat/>
+    <w:uiPriority w:val="0"/>
     <w:rPr>
-      <w:rFonts w:ascii="宋体" w:eastAsia="宋体" w:hAnsi="宋体" w:cs="宋体"/>
+      <w:rFonts w:ascii="宋体" w:hAnsi="宋体" w:eastAsia="宋体" w:cs="宋体"/>
       <w:sz w:val="21"/>
       <w:szCs w:val="21"/>
       <w:lang w:val="en-US" w:eastAsia="en-US" w:bidi="ar-SA"/>
     </w:rPr>
   </w:style>
-  <w:style w:type="paragraph" w:customStyle="1" w:styleId="1">
+  <w:style w:type="paragraph" w:customStyle="1" w:styleId="29">
     <w:name w:val="柴_标题1"/>
-    <w:basedOn w:val="Heading1"/>
-    <w:next w:val="a2"/>
-    <w:link w:val="1Char"/>
+    <w:basedOn w:val="2"/>
+    <w:next w:val="30"/>
+    <w:link w:val="39"/>
     <w:qFormat/>
+    <w:uiPriority w:val="0"/>
     <w:pPr>
       <w:spacing w:before="100" w:after="90" w:line="360" w:lineRule="auto"/>
     </w:pPr>
     <w:rPr>
-      <w:rFonts w:ascii="Arial" w:eastAsia="宋体" w:hAnsi="Arial"/>
+      <w:rFonts w:ascii="Arial" w:hAnsi="Arial" w:eastAsia="宋体"/>
       <w:sz w:val="32"/>
     </w:rPr>
   </w:style>
-  <w:style w:type="paragraph" w:customStyle="1" w:styleId="a2">
+  <w:style w:type="paragraph" w:customStyle="1" w:styleId="30">
     <w:name w:val="柴_正文"/>
-    <w:basedOn w:val="BodyText"/>
-    <w:link w:val="Char"/>
+    <w:basedOn w:val="12"/>
+    <w:link w:val="42"/>
     <w:qFormat/>
+    <w:uiPriority w:val="0"/>
     <w:pPr>
       <w:spacing w:line="360" w:lineRule="auto"/>
       <w:ind w:firstLine="470" w:firstLineChars="200"/>
     </w:pPr>
     <w:rPr>
-      <w:rFonts w:ascii="Arial" w:eastAsia="宋体" w:hAnsi="Arial"/>
+      <w:rFonts w:ascii="Arial" w:hAnsi="Arial" w:eastAsia="宋体"/>
       <w:sz w:val="24"/>
       <w:lang w:eastAsia="zh-CN"/>
     </w:rPr>
   </w:style>
-  <w:style w:type="paragraph" w:customStyle="1" w:styleId="2">
+  <w:style w:type="paragraph" w:customStyle="1" w:styleId="31">
     <w:name w:val="柴_标题2"/>
-    <w:basedOn w:val="Heading2"/>
-    <w:next w:val="a2"/>
-    <w:link w:val="2Char"/>
+    <w:basedOn w:val="3"/>
+    <w:next w:val="30"/>
+    <w:link w:val="45"/>
     <w:qFormat/>
+    <w:uiPriority w:val="0"/>
     <w:pPr>
       <w:spacing w:line="360" w:lineRule="auto"/>
     </w:pPr>
     <w:rPr>
-      <w:rFonts w:ascii="Arial" w:eastAsia="宋体" w:hAnsi="Arial"/>
+      <w:rFonts w:ascii="Arial" w:hAnsi="Arial" w:eastAsia="宋体"/>
       <w:sz w:val="28"/>
     </w:rPr>
   </w:style>
-  <w:style w:type="paragraph" w:customStyle="1" w:styleId="3">
+  <w:style w:type="paragraph" w:customStyle="1" w:styleId="32">
     <w:name w:val="柴_标题3"/>
-    <w:basedOn w:val="Heading3"/>
-    <w:next w:val="a2"/>
+    <w:basedOn w:val="4"/>
+    <w:next w:val="30"/>
     <w:qFormat/>
+    <w:uiPriority w:val="0"/>
     <w:pPr>
       <w:spacing w:line="360" w:lineRule="auto"/>
       <w:ind w:left="0" w:firstLine="472" w:firstLineChars="200"/>
     </w:pPr>
     <w:rPr>
-      <w:rFonts w:ascii="宋体" w:eastAsia="宋体" w:hAnsi="宋体" w:cs="宋体"/>
+      <w:rFonts w:ascii="宋体" w:hAnsi="宋体" w:eastAsia="宋体" w:cs="宋体"/>
       <w:spacing w:val="-2"/>
       <w:sz w:val="24"/>
       <w:szCs w:val="24"/>
     </w:rPr>
   </w:style>
-  <w:style w:type="paragraph" w:customStyle="1" w:styleId="a3">
+  <w:style w:type="paragraph" w:customStyle="1" w:styleId="33">
     <w:name w:val="柴_目录"/>
-    <w:basedOn w:val="Normal"/>
-    <w:next w:val="BodyText"/>
+    <w:basedOn w:val="1"/>
+    <w:next w:val="12"/>
     <w:qFormat/>
+    <w:uiPriority w:val="0"/>
     <w:pPr>
       <w:tabs>
         <w:tab w:val="right" w:leader="dot" w:pos="8442"/>
@@ -10040,59 +10169,64 @@
       <w:ind w:left="0" w:leftChars="0"/>
     </w:pPr>
     <w:rPr>
-      <w:rFonts w:ascii="Arial" w:eastAsia="Microsoft JhengHei" w:hAnsi="Arial"/>
+      <w:rFonts w:ascii="Arial" w:hAnsi="Arial" w:eastAsia="Microsoft JhengHei"/>
       <w:sz w:val="24"/>
     </w:rPr>
   </w:style>
-  <w:style w:type="paragraph" w:customStyle="1" w:styleId="WPSOffice1">
+  <w:style w:type="paragraph" w:customStyle="1" w:styleId="34">
     <w:name w:val="WPSOffice手动目录 1"/>
     <w:qFormat/>
+    <w:uiPriority w:val="0"/>
     <w:pPr>
       <w:ind w:leftChars="0"/>
     </w:pPr>
     <w:rPr>
-      <w:rFonts w:ascii="Times New Roman" w:eastAsia="宋体" w:hAnsi="Times New Roman" w:cs="Times New Roman"/>
+      <w:rFonts w:ascii="Times New Roman" w:hAnsi="Times New Roman" w:eastAsia="宋体" w:cs="Times New Roman"/>
       <w:sz w:val="20"/>
       <w:szCs w:val="20"/>
     </w:rPr>
   </w:style>
-  <w:style w:type="paragraph" w:customStyle="1" w:styleId="WPSOffice2">
+  <w:style w:type="paragraph" w:customStyle="1" w:styleId="35">
     <w:name w:val="WPSOffice手动目录 2"/>
     <w:qFormat/>
+    <w:uiPriority w:val="0"/>
     <w:pPr>
       <w:ind w:leftChars="200"/>
     </w:pPr>
     <w:rPr>
-      <w:rFonts w:ascii="Times New Roman" w:eastAsia="宋体" w:hAnsi="Times New Roman" w:cs="Times New Roman"/>
+      <w:rFonts w:ascii="Times New Roman" w:hAnsi="Times New Roman" w:eastAsia="宋体" w:cs="Times New Roman"/>
       <w:sz w:val="20"/>
       <w:szCs w:val="20"/>
     </w:rPr>
   </w:style>
-  <w:style w:type="paragraph" w:customStyle="1" w:styleId="WPSOffice3">
+  <w:style w:type="paragraph" w:customStyle="1" w:styleId="36">
     <w:name w:val="WPSOffice手动目录 3"/>
     <w:qFormat/>
+    <w:uiPriority w:val="0"/>
     <w:pPr>
       <w:ind w:leftChars="400"/>
     </w:pPr>
     <w:rPr>
-      <w:rFonts w:ascii="Times New Roman" w:eastAsia="宋体" w:hAnsi="Times New Roman" w:cs="Times New Roman"/>
+      <w:rFonts w:ascii="Times New Roman" w:hAnsi="Times New Roman" w:eastAsia="宋体" w:cs="Times New Roman"/>
       <w:sz w:val="20"/>
       <w:szCs w:val="20"/>
     </w:rPr>
   </w:style>
-  <w:style w:type="paragraph" w:customStyle="1" w:styleId="Compact">
+  <w:style w:type="paragraph" w:customStyle="1" w:styleId="37">
     <w:name w:val="Compact"/>
-    <w:basedOn w:val="BodyText"/>
+    <w:basedOn w:val="12"/>
     <w:qFormat/>
+    <w:uiPriority w:val="0"/>
     <w:pPr>
       <w:spacing w:before="36" w:after="36"/>
     </w:pPr>
   </w:style>
-  <w:style w:type="table" w:customStyle="1" w:styleId="Table">
+  <w:style w:type="table" w:customStyle="1" w:styleId="38">
     <w:name w:val="Table"/>
     <w:semiHidden/>
     <w:unhideWhenUsed/>
     <w:qFormat/>
+    <w:uiPriority w:val="0"/>
     <w:tblPr>
       <w:tblCellMar>
         <w:top w:w="0" w:type="dxa"/>
@@ -10104,26 +10238,28 @@
     <w:tblStylePr w:type="firstRow">
       <w:tcPr>
         <w:tcBorders>
-          <w:bottom w:val="single" w:sz="0" w:space="0" w:color="auto"/>
+          <w:bottom w:val="single" w:color="auto" w:sz="0" w:space="0"/>
         </w:tcBorders>
         <w:vAlign w:val="bottom"/>
       </w:tcPr>
     </w:tblStylePr>
   </w:style>
-  <w:style w:type="character" w:customStyle="1" w:styleId="1Char">
+  <w:style w:type="character" w:customStyle="1" w:styleId="39">
     <w:name w:val="柴_标题1 Char"/>
-    <w:link w:val="1"/>
+    <w:link w:val="29"/>
     <w:qFormat/>
+    <w:uiPriority w:val="0"/>
     <w:rPr>
-      <w:rFonts w:ascii="Arial" w:eastAsia="宋体" w:hAnsi="Arial"/>
+      <w:rFonts w:ascii="Arial" w:hAnsi="Arial" w:eastAsia="宋体"/>
       <w:sz w:val="32"/>
     </w:rPr>
   </w:style>
-  <w:style w:type="paragraph" w:customStyle="1" w:styleId="a4">
+  <w:style w:type="paragraph" w:customStyle="1" w:styleId="40">
     <w:name w:val="柴_正文_无缩进"/>
-    <w:basedOn w:val="Normal"/>
-    <w:link w:val="Char0"/>
+    <w:basedOn w:val="1"/>
+    <w:link w:val="44"/>
     <w:qFormat/>
+    <w:uiPriority w:val="0"/>
     <w:pPr>
       <w:ind w:firstLine="0" w:firstLineChars="0"/>
     </w:pPr>
@@ -10133,38 +10269,41 @@
       <w:lang w:eastAsia="zh-CN"/>
     </w:rPr>
   </w:style>
-  <w:style w:type="paragraph" w:customStyle="1" w:styleId="4">
+  <w:style w:type="paragraph" w:customStyle="1" w:styleId="41">
     <w:name w:val="柴_标题4"/>
-    <w:basedOn w:val="Heading4"/>
-    <w:next w:val="Normal"/>
+    <w:basedOn w:val="5"/>
+    <w:next w:val="1"/>
     <w:qFormat/>
+    <w:uiPriority w:val="0"/>
     <w:pPr>
       <w:widowControl w:val="0"/>
       <w:spacing w:before="160" w:line="360" w:lineRule="auto"/>
-      <w:ind w:left="981" w:hanging="862" w:leftChars="300"/>
+      <w:ind w:left="981" w:leftChars="300" w:hanging="862"/>
     </w:pPr>
     <w:rPr>
-      <w:rFonts w:ascii="Calibri" w:eastAsia="宋体" w:hAnsi="Calibri" w:cs="宋体" w:hint="eastAsia"/>
+      <w:rFonts w:hint="eastAsia" w:ascii="Calibri" w:hAnsi="Calibri" w:eastAsia="宋体" w:cs="宋体"/>
       <w:sz w:val="24"/>
       <w:szCs w:val="24"/>
       <w:lang w:eastAsia="zh-CN" w:bidi="zh-CN"/>
     </w:rPr>
   </w:style>
-  <w:style w:type="character" w:customStyle="1" w:styleId="Char">
+  <w:style w:type="character" w:customStyle="1" w:styleId="42">
     <w:name w:val="柴_正文 Char"/>
-    <w:link w:val="a2"/>
+    <w:link w:val="30"/>
     <w:qFormat/>
+    <w:uiPriority w:val="0"/>
     <w:rPr>
-      <w:rFonts w:ascii="Arial" w:eastAsia="宋体" w:hAnsi="Arial"/>
+      <w:rFonts w:ascii="Arial" w:hAnsi="Arial" w:eastAsia="宋体"/>
       <w:sz w:val="24"/>
       <w:lang w:eastAsia="zh-CN"/>
     </w:rPr>
   </w:style>
-  <w:style w:type="table" w:customStyle="1" w:styleId="TableNormal00">
+  <w:style w:type="table" w:customStyle="1" w:styleId="43">
     <w:name w:val="Table Normal_0_0"/>
     <w:semiHidden/>
     <w:unhideWhenUsed/>
     <w:qFormat/>
+    <w:uiPriority w:val="0"/>
     <w:tblPr>
       <w:tblCellMar>
         <w:top w:w="0" w:type="dxa"/>
@@ -10174,22 +10313,24 @@
       </w:tblCellMar>
     </w:tblPr>
   </w:style>
-  <w:style w:type="character" w:customStyle="1" w:styleId="Char0">
+  <w:style w:type="character" w:customStyle="1" w:styleId="44">
     <w:name w:val="柴_正文_无缩进 Char"/>
-    <w:link w:val="a4"/>
+    <w:link w:val="40"/>
     <w:qFormat/>
+    <w:uiPriority w:val="0"/>
     <w:rPr>
       <w:rFonts w:ascii="Arial" w:hAnsi="Arial"/>
       <w:sz w:val="24"/>
       <w:lang w:eastAsia="zh-CN"/>
     </w:rPr>
   </w:style>
-  <w:style w:type="character" w:customStyle="1" w:styleId="2Char">
+  <w:style w:type="character" w:customStyle="1" w:styleId="45">
     <w:name w:val="柴_标题2 Char"/>
-    <w:link w:val="2"/>
+    <w:link w:val="31"/>
     <w:qFormat/>
+    <w:uiPriority w:val="0"/>
     <w:rPr>
-      <w:rFonts w:ascii="Arial" w:eastAsia="宋体" w:hAnsi="Arial"/>
+      <w:rFonts w:ascii="Arial" w:hAnsi="Arial" w:eastAsia="宋体"/>
       <w:sz w:val="28"/>
     </w:rPr>
   </w:style>
